--- a/Documents/MANSAK_Competition_Report.docx
+++ b/Documents/MANSAK_Competition_Report.docx
@@ -1,35 +1,20 @@
 
 <file path=word/document.xml><?xml version="1.0" encoding="utf-8"?>
-<w:document xmlns:wpc="http://schemas.microsoft.com/office/word/2010/wordprocessingCanvas" xmlns:mc="http://schemas.openxmlformats.org/markup-compatibility/2006" xmlns:o="urn:schemas-microsoft-com:office:office" xmlns:r="http://schemas.openxmlformats.org/officeDocument/2006/relationships" xmlns:m="http://schemas.openxmlformats.org/officeDocument/2006/math" xmlns:v="urn:schemas-microsoft-com:vml" xmlns:wp14="http://schemas.microsoft.com/office/word/2010/wordprocessingDrawing" xmlns:wp="http://schemas.openxmlformats.org/drawingml/2006/wordprocessingDrawing" xmlns:w10="urn:schemas-microsoft-com:office:word" xmlns:w="http://schemas.openxmlformats.org/wordprocessingml/2006/main" xmlns:w14="http://schemas.microsoft.com/office/word/2010/wordml" xmlns:w15="http://schemas.microsoft.com/office/word/2012/wordml" xmlns:wpg="http://schemas.microsoft.com/office/word/2010/wordprocessingGroup" xmlns:wpi="http://schemas.microsoft.com/office/word/2010/wordprocessingInk" xmlns:wne="http://schemas.microsoft.com/office/word/2006/wordml" xmlns:wps="http://schemas.microsoft.com/office/word/2010/wordprocessingShape" xmlns:cx="http://schemas.microsoft.com/office/drawing/2014/chartex" xmlns:cx1="http://schemas.microsoft.com/office/drawing/2015/9/8/chartex" xmlns:cx2="http://schemas.microsoft.com/office/drawing/2015/10/21/chartex" xmlns:cx3="http://schemas.microsoft.com/office/drawing/2016/5/9/chartex" xmlns:cx4="http://schemas.microsoft.com/office/drawing/2016/5/10/chartex" xmlns:cx5="http://schemas.microsoft.com/office/drawing/2016/5/11/chartex" xmlns:cx6="http://schemas.microsoft.com/office/drawing/2016/5/12/chartex" xmlns:cx7="http://schemas.microsoft.com/office/drawing/2016/5/13/chartex" xmlns:cx8="http://schemas.microsoft.com/office/drawing/2016/5/14/chartex" xmlns:aink="http://schemas.microsoft.com/office/drawing/2016/ink" xmlns:am3d="http://schemas.microsoft.com/office/drawing/2017/model3d" xmlns:w16cex="http://schemas.microsoft.com/office/word/2018/wordml/cex" xmlns:w16cid="http://schemas.microsoft.com/office/word/2016/wordml/cid" xmlns:w16="http://schemas.microsoft.com/office/word/2018/wordml" xmlns:w16sdtdh="http://schemas.microsoft.com/office/word/2020/wordml/sdtdatahash" xmlns:w16se="http://schemas.microsoft.com/office/word/2015/wordml/symex" mc:Ignorable="w14 w15 wp14">
+<w:document xmlns:wpc="http://schemas.microsoft.com/office/word/2010/wordprocessingCanvas" xmlns:cx="http://schemas.microsoft.com/office/drawing/2014/chartex" xmlns:cx1="http://schemas.microsoft.com/office/drawing/2015/9/8/chartex" xmlns:cx2="http://schemas.microsoft.com/office/drawing/2015/10/21/chartex" xmlns:cx3="http://schemas.microsoft.com/office/drawing/2016/5/9/chartex" xmlns:cx4="http://schemas.microsoft.com/office/drawing/2016/5/10/chartex" xmlns:cx5="http://schemas.microsoft.com/office/drawing/2016/5/11/chartex" xmlns:cx6="http://schemas.microsoft.com/office/drawing/2016/5/12/chartex" xmlns:cx7="http://schemas.microsoft.com/office/drawing/2016/5/13/chartex" xmlns:cx8="http://schemas.microsoft.com/office/drawing/2016/5/14/chartex" xmlns:mc="http://schemas.openxmlformats.org/markup-compatibility/2006" xmlns:aink="http://schemas.microsoft.com/office/drawing/2016/ink" xmlns:am3d="http://schemas.microsoft.com/office/drawing/2017/model3d" xmlns:o="urn:schemas-microsoft-com:office:office" xmlns:oel="http://schemas.microsoft.com/office/2019/extlst" xmlns:r="http://schemas.openxmlformats.org/officeDocument/2006/relationships" xmlns:m="http://schemas.openxmlformats.org/officeDocument/2006/math" xmlns:v="urn:schemas-microsoft-com:vml" xmlns:wp14="http://schemas.microsoft.com/office/word/2010/wordprocessingDrawing" xmlns:wp="http://schemas.openxmlformats.org/drawingml/2006/wordprocessingDrawing" xmlns:w10="urn:schemas-microsoft-com:office:word" xmlns:w="http://schemas.openxmlformats.org/wordprocessingml/2006/main" xmlns:w14="http://schemas.microsoft.com/office/word/2010/wordml" xmlns:w15="http://schemas.microsoft.com/office/word/2012/wordml" xmlns:w16cex="http://schemas.microsoft.com/office/word/2018/wordml/cex" xmlns:w16cid="http://schemas.microsoft.com/office/word/2016/wordml/cid" xmlns:w16="http://schemas.microsoft.com/office/word/2018/wordml" xmlns:w16du="http://schemas.microsoft.com/office/word/2023/wordml/word16du" xmlns:w16sdtdh="http://schemas.microsoft.com/office/word/2020/wordml/sdtdatahash" xmlns:w16sdtfl="http://schemas.microsoft.com/office/word/2024/wordml/sdtformatlock" xmlns:w16se="http://schemas.microsoft.com/office/word/2015/wordml/symex" xmlns:wpg="http://schemas.microsoft.com/office/word/2010/wordprocessingGroup" xmlns:wpi="http://schemas.microsoft.com/office/word/2010/wordprocessingInk" xmlns:wne="http://schemas.microsoft.com/office/word/2006/wordml" xmlns:wps="http://schemas.microsoft.com/office/word/2010/wordprocessingShape" mc:Ignorable="w14 w15 w16se w16cid w16 w16cex w16sdtdh w16sdtfl w16du wp14">
   <w:body>
     <w:p>
       <w:pPr>
-        <w:spacing w:after="200" w:before="1800"/>
-      </w:pPr>
-      <w:r>
-        <w:rPr>
-          <w:color w:val="3E6A9E"/>
-          <w:spacing w:val="40"/>
-          <w:sz w:val="18"/>
-          <w:szCs w:val="18"/>
-        </w:rPr>
-        <w:t xml:space="preserve">COMPETITION SUBMISSION  ·  PROJECT REPORT</w:t>
-      </w:r>
-    </w:p>
-    <w:p>
-      <w:pPr>
         <w:spacing w:after="120"/>
       </w:pPr>
       <w:r>
         <w:rPr>
-          <w:rFonts w:ascii="Arial" w:cs="Arial" w:eastAsia="Arial" w:hAnsi="Arial"/>
           <w:b/>
           <w:bCs/>
           <w:color w:val="1F2D3D"/>
           <w:sz w:val="96"/>
           <w:szCs w:val="96"/>
         </w:rPr>
-        <w:t xml:space="preserve">MANSAK</w:t>
+        <w:t>MANSAK</w:t>
       </w:r>
     </w:p>
     <w:p>
@@ -42,15 +27,15 @@
           <w:sz w:val="40"/>
           <w:szCs w:val="40"/>
         </w:rPr>
-        <w:t xml:space="preserve">Spot crowd problems before they happen</w:t>
+        <w:t>Spot crowd problems before they happen</w:t>
       </w:r>
     </w:p>
     <w:p>
       <w:pPr>
         <w:pBdr>
-          <w:left w:val="single" w:color="3E6A9E" w:sz="24" w:space="12"/>
+          <w:left w:val="single" w:sz="24" w:space="12" w:color="3E6A9E"/>
         </w:pBdr>
-        <w:spacing w:after="1400" w:line="320"/>
+        <w:spacing w:after="1400" w:line="320" w:lineRule="auto"/>
         <w:ind w:left="240"/>
       </w:pPr>
       <w:r>
@@ -59,60 +44,117 @@
           <w:sz w:val="23"/>
           <w:szCs w:val="23"/>
         </w:rPr>
-        <w:t xml:space="preserve">An AI-powered virtual Hajj. You give MANSAK an operational plan; it tests the plan with thousands of virtual pilgrims, improves it, and tests it again until the plan is as good as it can be.</w:t>
-      </w:r>
-    </w:p>
-    <w:p>
-      <w:pPr>
-        <w:spacing w:after="60"/>
-      </w:pPr>
-      <w:r>
+        <w:t>MANSAK is a multi-agent network from simulation, analysis and knowledge-driven planning</w:t>
+      </w:r>
+      <w:r>
+        <w:rPr>
+          <w:color w:val="333333"/>
+          <w:sz w:val="23"/>
+          <w:szCs w:val="23"/>
+        </w:rPr>
+        <w:t>. You give MANSAK an operational plan; it tests the plan with thousands of virtual pilgrims, improves it, and tests it again until the plan is as good as it can be.</w:t>
+      </w:r>
+    </w:p>
+    <w:p>
+      <w:pPr>
         <w:rPr>
           <w:color w:val="3E6A9E"/>
           <w:spacing w:val="40"/>
           <w:sz w:val="17"/>
           <w:szCs w:val="17"/>
         </w:rPr>
-        <w:t xml:space="preserve">TEAM</w:t>
-      </w:r>
-    </w:p>
-    <w:p>
-      <w:pPr>
-        <w:spacing w:after="60"/>
-      </w:pPr>
-      <w:r>
-        <w:rPr>
-          <w:color w:val="1F2D3D"/>
-          <w:sz w:val="22"/>
-          <w:szCs w:val="22"/>
-        </w:rPr>
-        <w:t xml:space="preserve">Osama Abutaha  ·  Ahmad Baabod  ·  Joman Alsharbini  ·  Sara Bin Shayhun</w:t>
-      </w:r>
-    </w:p>
-    <w:p>
-      <w:pPr>
-        <w:spacing w:after="60"/>
-      </w:pPr>
+      </w:pPr>
+    </w:p>
+    <w:p>
+      <w:pPr>
+        <w:rPr>
+          <w:color w:val="3E6A9E"/>
+          <w:spacing w:val="40"/>
+          <w:sz w:val="17"/>
+          <w:szCs w:val="17"/>
+        </w:rPr>
+      </w:pPr>
+    </w:p>
+    <w:p>
+      <w:pPr>
+        <w:rPr>
+          <w:color w:val="3E6A9E"/>
+          <w:spacing w:val="40"/>
+          <w:sz w:val="17"/>
+          <w:szCs w:val="17"/>
+        </w:rPr>
+      </w:pPr>
+    </w:p>
+    <w:p>
+      <w:pPr>
+        <w:rPr>
+          <w:color w:val="3E6A9E"/>
+          <w:spacing w:val="40"/>
+          <w:sz w:val="17"/>
+          <w:szCs w:val="17"/>
+        </w:rPr>
+      </w:pPr>
+    </w:p>
+    <w:p>
+      <w:pPr>
+        <w:rPr>
+          <w:color w:val="3E6A9E"/>
+          <w:spacing w:val="40"/>
+          <w:sz w:val="17"/>
+          <w:szCs w:val="17"/>
+        </w:rPr>
+      </w:pPr>
+    </w:p>
+    <w:p>
+      <w:r>
+        <w:rPr>
+          <w:color w:val="3E6A9E"/>
+          <w:spacing w:val="40"/>
+          <w:sz w:val="17"/>
+          <w:szCs w:val="17"/>
+        </w:rPr>
+        <w:t>TEAM</w:t>
+      </w:r>
+      <w:r>
+        <w:t xml:space="preserve"> </w:t>
+      </w:r>
+      <w:r>
+        <w:t xml:space="preserve">Osama </w:t>
+      </w:r>
+      <w:proofErr w:type="spellStart"/>
+      <w:r>
+        <w:t>Abutaha</w:t>
+      </w:r>
+      <w:proofErr w:type="spellEnd"/>
+      <w:r>
+        <w:t xml:space="preserve"> </w:t>
+      </w:r>
+      <w:proofErr w:type="gramStart"/>
+      <w:r>
+        <w:t>·</w:t>
+      </w:r>
+      <w:r>
+        <w:t xml:space="preserve">  Ahmad</w:t>
+      </w:r>
+      <w:proofErr w:type="gramEnd"/>
+      <w:r>
+        <w:t xml:space="preserve"> Baabod</w:t>
+      </w:r>
+    </w:p>
+    <w:p>
       <w:r>
         <w:rPr>
           <w:color w:val="333333"/>
-          <w:sz w:val="22"/>
-          <w:szCs w:val="22"/>
-        </w:rPr>
-        <w:t xml:space="preserve">Effat University, Jeddah, Saudi Arabia</w:t>
-      </w:r>
-    </w:p>
-    <w:p>
-      <w:pPr>
-        <w:spacing w:after="60"/>
-      </w:pPr>
+        </w:rPr>
+        <w:t>Effat University, Jeddah, Saudi Arabia</w:t>
+      </w:r>
+    </w:p>
+    <w:p>
       <w:r>
         <w:rPr>
           <w:color w:val="5C6B7A"/>
-          <w:sz w:val="22"/>
-          <w:szCs w:val="22"/>
-        </w:rPr>
-        <w:t xml:space="preserve">September 2026</w:t>
+        </w:rPr>
+        <w:t>September 2026</w:t>
       </w:r>
     </w:p>
     <w:p>
@@ -125,12 +167,13 @@
         <w:pStyle w:val="Heading1"/>
       </w:pPr>
       <w:r>
-        <w:t xml:space="preserve">1. Introduction</w:t>
-      </w:r>
-    </w:p>
-    <w:p>
-      <w:pPr>
-        <w:spacing w:after="140" w:line="300"/>
+        <w:lastRenderedPageBreak/>
+        <w:t>1. Introduction</w:t>
+      </w:r>
+    </w:p>
+    <w:p>
+      <w:pPr>
+        <w:spacing w:after="140" w:line="300" w:lineRule="auto"/>
       </w:pPr>
       <w:r>
         <w:t xml:space="preserve">Every year, Hajj brings well over a million and a half pilgrims into a small set of holy sites within a few days. In Hajj 1446H (2025), the General Authority for Statistics counted </w:t>
@@ -140,7 +183,7 @@
           <w:b/>
           <w:bCs/>
         </w:rPr>
-        <w:t xml:space="preserve">1,673,230 pilgrims</w:t>
+        <w:t>1,673,230 pilgrims</w:t>
       </w:r>
       <w:r>
         <w:t xml:space="preserve"> from about 171 nationalities, of whom 1,506,576 came from outside the Kingdom, and </w:t>
@@ -150,15 +193,31 @@
           <w:b/>
           <w:bCs/>
         </w:rPr>
-        <w:t xml:space="preserve">420,070 workers</w:t>
-      </w:r>
-      <w:r>
-        <w:t xml:space="preserve"> served them inside the holy sites [1], [2]. All of these pilgrims follow the same sequence of rituals — Tawaf at Masjid al-Haram, the stay in Mina, standing at Arafat, the night at Muzdalifah, the stoning at the Jamarat and the Farewell Tawaf — at fixed places and within fixed time windows.</w:t>
-      </w:r>
-    </w:p>
-    <w:p>
-      <w:pPr>
-        <w:spacing w:after="140" w:line="300"/>
+        <w:t>420,070 workers</w:t>
+      </w:r>
+      <w:r>
+        <w:t xml:space="preserve"> served them inside the holy sites [1], [2]. </w:t>
+      </w:r>
+      <w:proofErr w:type="gramStart"/>
+      <w:r>
+        <w:t>All of</w:t>
+      </w:r>
+      <w:proofErr w:type="gramEnd"/>
+      <w:r>
+        <w:t xml:space="preserve"> these pilgrims follow the same sequence of rituals — Tawaf at Masjid al-Haram, the stay in Mina, standing at Arafat, the night at </w:t>
+      </w:r>
+      <w:proofErr w:type="spellStart"/>
+      <w:r>
+        <w:t>Muzdalifah</w:t>
+      </w:r>
+      <w:proofErr w:type="spellEnd"/>
+      <w:r>
+        <w:t>, the stoning at the Jamarat and the Farewell Tawaf — at fixed places and within fixed time windows.</w:t>
+      </w:r>
+    </w:p>
+    <w:p>
+      <w:pPr>
+        <w:spacing w:after="140" w:line="300" w:lineRule="auto"/>
       </w:pPr>
       <w:r>
         <w:t xml:space="preserve">Keeping such a crowd safe depends on the </w:t>
@@ -168,15 +227,23 @@
           <w:b/>
           <w:bCs/>
         </w:rPr>
-        <w:t xml:space="preserve">operational plan</w:t>
-      </w:r>
-      <w:r>
-        <w:t xml:space="preserve">: when each group moves, which routes it uses, how many buses run between the sites, and where police, marshals and medical teams are placed. Research shows how quickly a crowd can become dangerous. A study of the 2006 crowd disaster at the Jamarat found that the crowd changed from smooth flow to stop-and-go waves and then to turbulent pushing shortly before the disaster, and that these warning signs can be detected in advance [3]. Simulation studies have also shown how high density and panic can turn a moving crowd into a dangerous one [4].</w:t>
-      </w:r>
-    </w:p>
-    <w:p>
-      <w:pPr>
-        <w:spacing w:after="140" w:line="300"/>
+        <w:t>operational plan</w:t>
+      </w:r>
+      <w:r>
+        <w:t xml:space="preserve">: when each group moves, which routes it uses, how many buses run between the sites, and where police, marshals and medical teams are placed. Research shows how quickly a crowd can become dangerous. A study of the 2006 crowd disaster at </w:t>
+      </w:r>
+      <w:proofErr w:type="gramStart"/>
+      <w:r>
+        <w:t>the Jamarat</w:t>
+      </w:r>
+      <w:proofErr w:type="gramEnd"/>
+      <w:r>
+        <w:t xml:space="preserve"> found that the crowd changed from smooth flow to stop-and-go waves and then to turbulent pushing shortly before the disaster, and that these warning signs can be detected in advance [3]. Simulation studies have also shown how high density and panic can turn a moving crowd into a dangerous one [4].</w:t>
+      </w:r>
+    </w:p>
+    <w:p>
+      <w:pPr>
+        <w:spacing w:after="140" w:line="300" w:lineRule="auto"/>
       </w:pPr>
       <w:r>
         <w:t xml:space="preserve">The Kingdom has invested heavily in digital services for pilgrims. </w:t>
@@ -186,7 +253,7 @@
           <w:b/>
           <w:bCs/>
         </w:rPr>
-        <w:t xml:space="preserve">Nusuk</w:t>
+        <w:t>Nusuk</w:t>
       </w:r>
       <w:r>
         <w:t xml:space="preserve">, the official platform supervised by the Ministry of Hajj and Umrah, is now the gateway through which pilgrims plan and book their journey [5], [6], [7], and the </w:t>
@@ -196,7 +263,7 @@
           <w:b/>
           <w:bCs/>
         </w:rPr>
-        <w:t xml:space="preserve">Pilgrim Experience Program</w:t>
+        <w:t>Pilgrim Experience Program</w:t>
       </w:r>
       <w:r>
         <w:t xml:space="preserve"> under Saudi Vision 2030 works to improve services, digital solutions and infrastructure for pilgrims [8]. Yet an operational plan is still mostly tested on the day itself. Problems such as an overcrowded gate or a long bus queue are usually seen only when they appear on cameras — when the only option left is to react.</w:t>
@@ -204,17 +271,25 @@
     </w:p>
     <w:p>
       <w:pPr>
-        <w:spacing w:after="140" w:line="300"/>
-      </w:pPr>
-      <w:r>
-        <w:rPr>
-          <w:b/>
-          <w:bCs/>
-        </w:rPr>
-        <w:t xml:space="preserve">MANSAK changes this.</w:t>
-      </w:r>
-      <w:r>
-        <w:t xml:space="preserve"> It is a virtual Hajj — a digital twin [9] — in which AI-assisted virtual pilgrims live through the full Hajj under a proposed plan. Planners can see where and when problems would appear, fix the plan, and test it again before a single real pilgrim arrives.</w:t>
+        <w:spacing w:after="140" w:line="300" w:lineRule="auto"/>
+      </w:pPr>
+      <w:r>
+        <w:rPr>
+          <w:b/>
+          <w:bCs/>
+        </w:rPr>
+        <w:t>MANSAK changes this.</w:t>
+      </w:r>
+      <w:r>
+        <w:t xml:space="preserve"> It is a virtual Hajj — a digital twin [</w:t>
+      </w:r>
+      <w:proofErr w:type="gramStart"/>
+      <w:r>
+        <w:t>9] —</w:t>
+      </w:r>
+      <w:proofErr w:type="gramEnd"/>
+      <w:r>
+        <w:t xml:space="preserve"> in which AI-assisted virtual pilgrims live through the full Hajj under a proposed plan. Planners can see where and when problems would appear, fix the plan, and test it again before a single real pilgrim arrives.</w:t>
       </w:r>
     </w:p>
     <w:p>
@@ -222,7 +297,7 @@
         <w:pStyle w:val="Heading2"/>
       </w:pPr>
       <w:r>
-        <w:t xml:space="preserve">1.1 Objectives</w:t>
+        <w:t>1.1 Objectives</w:t>
       </w:r>
     </w:p>
     <w:p>
@@ -232,10 +307,10 @@
           <w:ilvl w:val="0"/>
           <w:numId w:val="2"/>
         </w:numPr>
-        <w:spacing w:after="80" w:line="290"/>
-      </w:pPr>
-      <w:r>
-        <w:t xml:space="preserve">Rehearse a complete Hajj operational plan in a virtual world before the season begins.</w:t>
+        <w:spacing w:after="80" w:line="290" w:lineRule="auto"/>
+      </w:pPr>
+      <w:r>
+        <w:t>Rehearse a complete Hajj operational plan in a virtual world before the season begins.</w:t>
       </w:r>
     </w:p>
     <w:p>
@@ -245,10 +320,10 @@
           <w:ilvl w:val="0"/>
           <w:numId w:val="2"/>
         </w:numPr>
-        <w:spacing w:after="80" w:line="290"/>
-      </w:pPr>
-      <w:r>
-        <w:t xml:space="preserve">Represent pilgrims as individuals with a profile, feelings, memory and a group, rather than as moving dots.</w:t>
+        <w:spacing w:after="80" w:line="290" w:lineRule="auto"/>
+      </w:pPr>
+      <w:r>
+        <w:t>Represent pilgrims as individuals with a profile, feelings, memory and a group, rather than as moving dots.</w:t>
       </w:r>
     </w:p>
     <w:p>
@@ -258,10 +333,18 @@
           <w:ilvl w:val="0"/>
           <w:numId w:val="2"/>
         </w:numPr>
-        <w:spacing w:after="80" w:line="290"/>
-      </w:pPr>
-      <w:r>
-        <w:t xml:space="preserve">Detect rising danger — crowding, heat, dehydration, exhaustion and separation from the group — early, and explain its cause.</w:t>
+        <w:spacing w:after="80" w:line="290" w:lineRule="auto"/>
+      </w:pPr>
+      <w:r>
+        <w:t xml:space="preserve">Detect rising danger — crowding, heat, dehydration, exhaustion and separation from the group — </w:t>
+      </w:r>
+      <w:proofErr w:type="gramStart"/>
+      <w:r>
+        <w:t>early, and</w:t>
+      </w:r>
+      <w:proofErr w:type="gramEnd"/>
+      <w:r>
+        <w:t xml:space="preserve"> explain its cause.</w:t>
       </w:r>
     </w:p>
     <w:p>
@@ -271,10 +354,10 @@
           <w:ilvl w:val="0"/>
           <w:numId w:val="2"/>
         </w:numPr>
-        <w:spacing w:after="80" w:line="290"/>
-      </w:pPr>
-      <w:r>
-        <w:t xml:space="preserve">Turn every run into clear, evidence-based advice, and repeat the test until the plan stops improving.</w:t>
+        <w:spacing w:after="80" w:line="290" w:lineRule="auto"/>
+      </w:pPr>
+      <w:r>
+        <w:t>Turn every run into clear, evidence-based advice, and repeat the test until the plan stops improving.</w:t>
       </w:r>
     </w:p>
     <w:p>
@@ -283,28 +366,32 @@
         <w:pageBreakBefore/>
       </w:pPr>
       <w:r>
-        <w:t xml:space="preserve">2. Methodology</w:t>
-      </w:r>
-    </w:p>
-    <w:p>
-      <w:pPr>
-        <w:spacing w:after="140" w:line="300"/>
-      </w:pPr>
-      <w:r>
-        <w:t xml:space="preserve">MANSAK takes an operational plan as its input and returns an improved plan as its output. Between the two, it runs a five-stage loop, shown in Figure 1.</w:t>
+        <w:lastRenderedPageBreak/>
+        <w:t>2. Methodology</w:t>
+      </w:r>
+    </w:p>
+    <w:p>
+      <w:pPr>
+        <w:spacing w:after="140" w:line="300" w:lineRule="auto"/>
+      </w:pPr>
+      <w:r>
+        <w:t>MANSAK takes an operational plan as its input and returns an improved plan as its output. Between the two, it runs a five-stage loop, shown in Figure 1.</w:t>
       </w:r>
     </w:p>
     <w:p>
       <w:pPr>
         <w:keepNext/>
-        <w:spacing w:after="60" w:before="120"/>
+        <w:spacing w:before="120" w:after="60"/>
         <w:jc w:val="center"/>
       </w:pPr>
       <w:r>
+        <w:rPr>
+          <w:noProof/>
+        </w:rPr>
         <w:drawing>
-          <wp:inline distT="0" distB="0" distL="0" distR="0">
+          <wp:inline distT="0" distB="0" distL="0" distR="0" wp14:anchorId="2CE6A555" wp14:editId="2761846C">
             <wp:extent cx="5715000" cy="5000625"/>
-            <wp:effectExtent t="0" r="0" b="0" l="0"/>
+            <wp:effectExtent l="0" t="0" r="0" b="0"/>
             <wp:docPr id="1" name="methodology.png" descr="Figure 1. How MANSAK works: from the operational plan (input) to the most optimized operational plan (output)." title="Figure 1. How MANSAK works: from the operational plan (input) to the most optimized operational plan (output)."/>
             <wp:cNvGraphicFramePr>
               <a:graphicFrameLocks xmlns:a="http://schemas.openxmlformats.org/drawingml/2006/main" noChangeAspect="1"/>
@@ -313,13 +400,13 @@
               <a:graphicData uri="http://schemas.openxmlformats.org/drawingml/2006/picture">
                 <pic:pic xmlns:pic="http://schemas.openxmlformats.org/drawingml/2006/picture">
                   <pic:nvPicPr>
-                    <pic:cNvPr id="0" name="" descr=""/>
+                    <pic:cNvPr id="0" name=""/>
                     <pic:cNvPicPr>
                       <a:picLocks noChangeAspect="1" noChangeArrowheads="1"/>
                     </pic:cNvPicPr>
                   </pic:nvPicPr>
                   <pic:blipFill>
-                    <a:blip r:embed="rId11" cstate="none"/>
+                    <a:blip r:embed="rId7"/>
                     <a:srcRect/>
                     <a:stretch>
                       <a:fillRect/>
@@ -354,19 +441,19 @@
           <w:sz w:val="18"/>
           <w:szCs w:val="18"/>
         </w:rPr>
-        <w:t xml:space="preserve">Figure 1. How MANSAK works: from the operational plan (input) to the most optimized operational plan (output).</w:t>
-      </w:r>
-    </w:p>
-    <w:p>
-      <w:pPr>
-        <w:spacing w:after="140" w:line="300"/>
-      </w:pPr>
-      <w:r>
-        <w:rPr>
-          <w:b/>
-          <w:bCs/>
-        </w:rPr>
-        <w:t xml:space="preserve">Input — the operational plan.</w:t>
+        <w:t>Figure 1. How MANSAK works: from the operational plan (input) to the most optimized operational plan (output).</w:t>
+      </w:r>
+    </w:p>
+    <w:p>
+      <w:pPr>
+        <w:spacing w:after="140" w:line="300" w:lineRule="auto"/>
+      </w:pPr>
+      <w:r>
+        <w:rPr>
+          <w:b/>
+          <w:bCs/>
+        </w:rPr>
+        <w:t>Input — the operational plan.</w:t>
       </w:r>
       <w:r>
         <w:t xml:space="preserve"> The plan describes the crowd schedules, routes, buses and staff placement for each ritual day. This is the plan that MANSAK tests and improves.</w:t>
@@ -377,15 +464,15 @@
         <w:pStyle w:val="Heading2"/>
       </w:pPr>
       <w:r>
-        <w:t xml:space="preserve">2.1 Step 1 — Build the world</w:t>
-      </w:r>
-    </w:p>
-    <w:p>
-      <w:pPr>
-        <w:spacing w:after="140" w:line="300"/>
-      </w:pPr>
-      <w:r>
-        <w:t xml:space="preserve">MANSAK first builds a virtual version of Hajj from four parts:</w:t>
+        <w:t>2.1 Step 1 — Build the world</w:t>
+      </w:r>
+    </w:p>
+    <w:p>
+      <w:pPr>
+        <w:spacing w:after="140" w:line="300" w:lineRule="auto"/>
+      </w:pPr>
+      <w:r>
+        <w:t>MANSAK first builds a virtual version of Hajj from four parts:</w:t>
       </w:r>
     </w:p>
     <w:p>
@@ -395,14 +482,14 @@
           <w:ilvl w:val="0"/>
           <w:numId w:val="2"/>
         </w:numPr>
-        <w:spacing w:after="80" w:line="290"/>
-      </w:pPr>
-      <w:r>
-        <w:rPr>
-          <w:b/>
-          <w:bCs/>
-        </w:rPr>
-        <w:t xml:space="preserve">Pilgrims</w:t>
+        <w:spacing w:after="80" w:line="290" w:lineRule="auto"/>
+      </w:pPr>
+      <w:r>
+        <w:rPr>
+          <w:b/>
+          <w:bCs/>
+        </w:rPr>
+        <w:t>Pilgrims</w:t>
       </w:r>
       <w:r>
         <w:t xml:space="preserve"> — a population with realistic age, nationality, language, health and mobility, including elderly pilgrims and pilgrims with chronic conditions.</w:t>
@@ -415,17 +502,25 @@
           <w:ilvl w:val="0"/>
           <w:numId w:val="2"/>
         </w:numPr>
-        <w:spacing w:after="80" w:line="290"/>
-      </w:pPr>
-      <w:r>
-        <w:rPr>
-          <w:b/>
-          <w:bCs/>
-        </w:rPr>
-        <w:t xml:space="preserve">Groups and hotels</w:t>
-      </w:r>
-      <w:r>
-        <w:t xml:space="preserve"> — every pilgrim belongs to a Hajj group (Hamlah) of the same nationality, and each group has a hotel that acts as its base.</w:t>
+        <w:spacing w:after="80" w:line="290" w:lineRule="auto"/>
+      </w:pPr>
+      <w:r>
+        <w:rPr>
+          <w:b/>
+          <w:bCs/>
+        </w:rPr>
+        <w:t>Groups and hotels</w:t>
+      </w:r>
+      <w:r>
+        <w:t xml:space="preserve"> — every pilgrim belongs to a Hajj group (</w:t>
+      </w:r>
+      <w:proofErr w:type="spellStart"/>
+      <w:r>
+        <w:t>Hamlah</w:t>
+      </w:r>
+      <w:proofErr w:type="spellEnd"/>
+      <w:r>
+        <w:t>) of the same nationality, and each group has a hotel that acts as its base.</w:t>
       </w:r>
     </w:p>
     <w:p>
@@ -435,17 +530,33 @@
           <w:ilvl w:val="0"/>
           <w:numId w:val="2"/>
         </w:numPr>
-        <w:spacing w:after="80" w:line="290"/>
-      </w:pPr>
-      <w:r>
-        <w:rPr>
-          <w:b/>
-          <w:bCs/>
-        </w:rPr>
-        <w:t xml:space="preserve">Map of the holy sites</w:t>
-      </w:r>
-      <w:r>
-        <w:t xml:space="preserve"> — the arrival airport, Masjid al-Haram, Aziziyah, the Mina camps, Arafat, Muzdalifah, the Jamarat and the sacrifice area, placed on a real map. Each place has a capacity, so the system knows when it becomes overcrowded.</w:t>
+        <w:spacing w:after="80" w:line="290" w:lineRule="auto"/>
+      </w:pPr>
+      <w:r>
+        <w:rPr>
+          <w:b/>
+          <w:bCs/>
+        </w:rPr>
+        <w:t>Map of the holy sites</w:t>
+      </w:r>
+      <w:r>
+        <w:t xml:space="preserve"> — the arrival airport, Masjid al-Haram, </w:t>
+      </w:r>
+      <w:proofErr w:type="spellStart"/>
+      <w:r>
+        <w:t>Aziziyah</w:t>
+      </w:r>
+      <w:proofErr w:type="spellEnd"/>
+      <w:r>
+        <w:t xml:space="preserve">, the Mina camps, Arafat, </w:t>
+      </w:r>
+      <w:proofErr w:type="spellStart"/>
+      <w:r>
+        <w:t>Muzdalifah</w:t>
+      </w:r>
+      <w:proofErr w:type="spellEnd"/>
+      <w:r>
+        <w:t>, the Jamarat and the sacrifice area, placed on a real map. Each place has a capacity, so the system knows when it becomes overcrowded.</w:t>
       </w:r>
     </w:p>
     <w:p>
@@ -455,17 +566,34 @@
           <w:ilvl w:val="0"/>
           <w:numId w:val="2"/>
         </w:numPr>
-        <w:spacing w:after="80" w:line="290"/>
-      </w:pPr>
-      <w:r>
-        <w:rPr>
-          <w:b/>
-          <w:bCs/>
-        </w:rPr>
-        <w:t xml:space="preserve">Ritual timetable</w:t>
-      </w:r>
-      <w:r>
-        <w:t xml:space="preserve"> — the full Hajj sequence from Tawaf al-Qudoum to Tawaf al-Wadaa, each ritual with its own day and time window.</w:t>
+        <w:spacing w:after="80" w:line="290" w:lineRule="auto"/>
+      </w:pPr>
+      <w:r>
+        <w:rPr>
+          <w:b/>
+          <w:bCs/>
+        </w:rPr>
+        <w:lastRenderedPageBreak/>
+        <w:t>Ritual timetable</w:t>
+      </w:r>
+      <w:r>
+        <w:t xml:space="preserve"> — the full Hajj sequence from Tawaf al-</w:t>
+      </w:r>
+      <w:proofErr w:type="spellStart"/>
+      <w:r>
+        <w:t>Qudoum</w:t>
+      </w:r>
+      <w:proofErr w:type="spellEnd"/>
+      <w:r>
+        <w:t xml:space="preserve"> to Tawaf al-</w:t>
+      </w:r>
+      <w:proofErr w:type="spellStart"/>
+      <w:r>
+        <w:t>Wadaa</w:t>
+      </w:r>
+      <w:proofErr w:type="spellEnd"/>
+      <w:r>
+        <w:t>, each ritual with its own day and time window.</w:t>
       </w:r>
     </w:p>
     <w:p>
@@ -473,21 +601,45 @@
         <w:pStyle w:val="Heading2"/>
       </w:pPr>
       <w:r>
-        <w:t xml:space="preserve">2.2 Step 2 — Create the agents</w:t>
-      </w:r>
-    </w:p>
-    <w:p>
-      <w:pPr>
-        <w:spacing w:after="140" w:line="300"/>
-      </w:pPr>
-      <w:r>
-        <w:t xml:space="preserve">An agent is a virtual person or vehicle that makes its own choices. This approach, known as agent-based modelling, lets crowd behaviour emerge from many individual decisions instead of being scripted in advance [10], [11]. Research has shown that simple individual choices are enough to produce crowd-level effects, including crowd disasters [12]. MANSAK uses five types of agent (Table 1).</w:t>
+        <w:t>2.2 Step 2 — Create the agents</w:t>
+      </w:r>
+    </w:p>
+    <w:p>
+      <w:pPr>
+        <w:spacing w:after="140" w:line="300" w:lineRule="auto"/>
+      </w:pPr>
+      <w:r>
+        <w:t xml:space="preserve">An agent is a virtual person or vehicle that makes its own choices. This approach, known as agent-based modelling, </w:t>
+      </w:r>
+      <w:proofErr w:type="gramStart"/>
+      <w:r>
+        <w:t>lets</w:t>
+      </w:r>
+      <w:proofErr w:type="gramEnd"/>
+      <w:r>
+        <w:t xml:space="preserve"> crowd </w:t>
+      </w:r>
+      <w:proofErr w:type="spellStart"/>
+      <w:r>
+        <w:t>behaviour</w:t>
+      </w:r>
+      <w:proofErr w:type="spellEnd"/>
+      <w:r>
+        <w:t xml:space="preserve"> emerge from many individual decisions instead of being scripted in advance [10], [11]. Research has shown that simple individual choices are enough to produce crowd-level effects, including crowd disasters [12]. MANSAK uses five types of </w:t>
+      </w:r>
+      <w:proofErr w:type="gramStart"/>
+      <w:r>
+        <w:t>agent</w:t>
+      </w:r>
+      <w:proofErr w:type="gramEnd"/>
+      <w:r>
+        <w:t xml:space="preserve"> (Table 1).</w:t>
       </w:r>
     </w:p>
     <w:p>
       <w:pPr>
         <w:keepNext/>
-        <w:spacing w:after="80" w:before="160"/>
+        <w:spacing w:before="160" w:after="80"/>
       </w:pPr>
       <w:r>
         <w:rPr>
@@ -497,20 +649,25 @@
           <w:sz w:val="19"/>
           <w:szCs w:val="19"/>
         </w:rPr>
-        <w:t xml:space="preserve">Table 1. The agents in MANSAK</w:t>
+        <w:t>Table 1. The agents in MANSAK</w:t>
       </w:r>
     </w:p>
     <w:tbl>
       <w:tblPr>
-        <w:tblW w:type="dxa" w:w="9026"/>
+        <w:tblW w:w="9026" w:type="dxa"/>
         <w:tblBorders>
-          <w:top w:val="single" w:color="auto" w:sz="4"/>
-          <w:left w:val="single" w:color="auto" w:sz="4"/>
-          <w:bottom w:val="single" w:color="auto" w:sz="4"/>
-          <w:right w:val="single" w:color="auto" w:sz="4"/>
-          <w:insideH w:val="single" w:color="auto" w:sz="4"/>
-          <w:insideV w:val="single" w:color="auto" w:sz="4"/>
+          <w:top w:val="single" w:sz="4" w:space="0" w:color="auto"/>
+          <w:left w:val="single" w:sz="4" w:space="0" w:color="auto"/>
+          <w:bottom w:val="single" w:sz="4" w:space="0" w:color="auto"/>
+          <w:right w:val="single" w:sz="4" w:space="0" w:color="auto"/>
+          <w:insideH w:val="single" w:sz="4" w:space="0" w:color="auto"/>
+          <w:insideV w:val="single" w:sz="4" w:space="0" w:color="auto"/>
         </w:tblBorders>
+        <w:tblCellMar>
+          <w:left w:w="10" w:type="dxa"/>
+          <w:right w:w="10" w:type="dxa"/>
+        </w:tblCellMar>
+        <w:tblLook w:val="04A0" w:firstRow="1" w:lastRow="0" w:firstColumn="1" w:lastColumn="0" w:noHBand="0" w:noVBand="1"/>
       </w:tblPr>
       <w:tblGrid>
         <w:gridCol w:w="1700"/>
@@ -518,31 +675,36 @@
         <w:gridCol w:w="4726"/>
       </w:tblGrid>
       <w:tr>
+        <w:tblPrEx>
+          <w:tblCellMar>
+            <w:top w:w="0" w:type="dxa"/>
+            <w:bottom w:w="0" w:type="dxa"/>
+          </w:tblCellMar>
+        </w:tblPrEx>
         <w:trPr>
           <w:tblHeader/>
         </w:trPr>
         <w:tc>
           <w:tcPr>
-            <w:tcW w:type="dxa" w:w="1700"/>
-            <w:tcBorders>
-              <w:top w:val="single" w:color="C5D0DC" w:sz="4"/>
-              <w:left w:val="single" w:color="C5D0DC" w:sz="4"/>
-              <w:bottom w:val="single" w:color="C5D0DC" w:sz="4"/>
-              <w:right w:val="single" w:color="C5D0DC" w:sz="4"/>
-            </w:tcBorders>
-            <w:shd w:fill="1F2D3D" w:color="auto" w:val="clear"/>
-            <w:tcMar>
-              <w:top w:type="dxa" w:w="70"/>
-              <w:left w:type="dxa" w:w="110"/>
-              <w:bottom w:type="dxa" w:w="70"/>
-              <w:right w:type="dxa" w:w="110"/>
+            <w:tcW w:w="1700" w:type="dxa"/>
+            <w:tcBorders>
+              <w:top w:val="single" w:sz="4" w:space="0" w:color="C5D0DC"/>
+              <w:left w:val="single" w:sz="4" w:space="0" w:color="C5D0DC"/>
+              <w:bottom w:val="single" w:sz="4" w:space="0" w:color="C5D0DC"/>
+              <w:right w:val="single" w:sz="4" w:space="0" w:color="C5D0DC"/>
+            </w:tcBorders>
+            <w:shd w:val="clear" w:color="auto" w:fill="1F2D3D"/>
+            <w:tcMar>
+              <w:top w:w="70" w:type="dxa"/>
+              <w:left w:w="110" w:type="dxa"/>
+              <w:bottom w:w="70" w:type="dxa"/>
+              <w:right w:w="110" w:type="dxa"/>
             </w:tcMar>
             <w:vAlign w:val="center"/>
           </w:tcPr>
           <w:p>
             <w:pPr>
               <w:keepNext/>
-              <w:jc w:val="left"/>
             </w:pPr>
             <w:r>
               <w:rPr>
@@ -552,32 +714,31 @@
                 <w:sz w:val="18"/>
                 <w:szCs w:val="18"/>
               </w:rPr>
-              <w:t xml:space="preserve">Agent</w:t>
-            </w:r>
-          </w:p>
-        </w:tc>
-        <w:tc>
-          <w:tcPr>
-            <w:tcW w:type="dxa" w:w="2600"/>
-            <w:tcBorders>
-              <w:top w:val="single" w:color="C5D0DC" w:sz="4"/>
-              <w:left w:val="single" w:color="C5D0DC" w:sz="4"/>
-              <w:bottom w:val="single" w:color="C5D0DC" w:sz="4"/>
-              <w:right w:val="single" w:color="C5D0DC" w:sz="4"/>
-            </w:tcBorders>
-            <w:shd w:fill="1F2D3D" w:color="auto" w:val="clear"/>
-            <w:tcMar>
-              <w:top w:type="dxa" w:w="70"/>
-              <w:left w:type="dxa" w:w="110"/>
-              <w:bottom w:type="dxa" w:w="70"/>
-              <w:right w:type="dxa" w:w="110"/>
+              <w:t>Agent</w:t>
+            </w:r>
+          </w:p>
+        </w:tc>
+        <w:tc>
+          <w:tcPr>
+            <w:tcW w:w="2600" w:type="dxa"/>
+            <w:tcBorders>
+              <w:top w:val="single" w:sz="4" w:space="0" w:color="C5D0DC"/>
+              <w:left w:val="single" w:sz="4" w:space="0" w:color="C5D0DC"/>
+              <w:bottom w:val="single" w:sz="4" w:space="0" w:color="C5D0DC"/>
+              <w:right w:val="single" w:sz="4" w:space="0" w:color="C5D0DC"/>
+            </w:tcBorders>
+            <w:shd w:val="clear" w:color="auto" w:fill="1F2D3D"/>
+            <w:tcMar>
+              <w:top w:w="70" w:type="dxa"/>
+              <w:left w:w="110" w:type="dxa"/>
+              <w:bottom w:w="70" w:type="dxa"/>
+              <w:right w:w="110" w:type="dxa"/>
             </w:tcMar>
             <w:vAlign w:val="center"/>
           </w:tcPr>
           <w:p>
             <w:pPr>
               <w:keepNext/>
-              <w:jc w:val="left"/>
             </w:pPr>
             <w:r>
               <w:rPr>
@@ -587,32 +748,31 @@
                 <w:sz w:val="18"/>
                 <w:szCs w:val="18"/>
               </w:rPr>
-              <w:t xml:space="preserve">Represents</w:t>
-            </w:r>
-          </w:p>
-        </w:tc>
-        <w:tc>
-          <w:tcPr>
-            <w:tcW w:type="dxa" w:w="4726"/>
-            <w:tcBorders>
-              <w:top w:val="single" w:color="C5D0DC" w:sz="4"/>
-              <w:left w:val="single" w:color="C5D0DC" w:sz="4"/>
-              <w:bottom w:val="single" w:color="C5D0DC" w:sz="4"/>
-              <w:right w:val="single" w:color="C5D0DC" w:sz="4"/>
-            </w:tcBorders>
-            <w:shd w:fill="1F2D3D" w:color="auto" w:val="clear"/>
-            <w:tcMar>
-              <w:top w:type="dxa" w:w="70"/>
-              <w:left w:type="dxa" w:w="110"/>
-              <w:bottom w:type="dxa" w:w="70"/>
-              <w:right w:type="dxa" w:w="110"/>
+              <w:t>Represents</w:t>
+            </w:r>
+          </w:p>
+        </w:tc>
+        <w:tc>
+          <w:tcPr>
+            <w:tcW w:w="4726" w:type="dxa"/>
+            <w:tcBorders>
+              <w:top w:val="single" w:sz="4" w:space="0" w:color="C5D0DC"/>
+              <w:left w:val="single" w:sz="4" w:space="0" w:color="C5D0DC"/>
+              <w:bottom w:val="single" w:sz="4" w:space="0" w:color="C5D0DC"/>
+              <w:right w:val="single" w:sz="4" w:space="0" w:color="C5D0DC"/>
+            </w:tcBorders>
+            <w:shd w:val="clear" w:color="auto" w:fill="1F2D3D"/>
+            <w:tcMar>
+              <w:top w:w="70" w:type="dxa"/>
+              <w:left w:w="110" w:type="dxa"/>
+              <w:bottom w:w="70" w:type="dxa"/>
+              <w:right w:w="110" w:type="dxa"/>
             </w:tcMar>
             <w:vAlign w:val="center"/>
           </w:tcPr>
           <w:p>
             <w:pPr>
               <w:keepNext/>
-              <w:jc w:val="left"/>
             </w:pPr>
             <w:r>
               <w:rPr>
@@ -622,528 +782,519 @@
                 <w:sz w:val="18"/>
                 <w:szCs w:val="18"/>
               </w:rPr>
-              <w:t xml:space="preserve">How it behaves</w:t>
+              <w:t>How it behaves</w:t>
             </w:r>
           </w:p>
         </w:tc>
       </w:tr>
       <w:tr>
+        <w:tblPrEx>
+          <w:tblCellMar>
+            <w:top w:w="0" w:type="dxa"/>
+            <w:bottom w:w="0" w:type="dxa"/>
+          </w:tblCellMar>
+        </w:tblPrEx>
         <w:trPr>
           <w:cantSplit/>
         </w:trPr>
         <w:tc>
           <w:tcPr>
-            <w:tcW w:type="dxa" w:w="1700"/>
-            <w:tcBorders>
-              <w:top w:val="single" w:color="C5D0DC" w:sz="4"/>
-              <w:left w:val="single" w:color="C5D0DC" w:sz="4"/>
-              <w:bottom w:val="single" w:color="C5D0DC" w:sz="4"/>
-              <w:right w:val="single" w:color="C5D0DC" w:sz="4"/>
-            </w:tcBorders>
-            <w:tcMar>
-              <w:top w:type="dxa" w:w="70"/>
-              <w:left w:type="dxa" w:w="110"/>
-              <w:bottom w:type="dxa" w:w="70"/>
-              <w:right w:type="dxa" w:w="110"/>
+            <w:tcW w:w="1700" w:type="dxa"/>
+            <w:tcBorders>
+              <w:top w:val="single" w:sz="4" w:space="0" w:color="C5D0DC"/>
+              <w:left w:val="single" w:sz="4" w:space="0" w:color="C5D0DC"/>
+              <w:bottom w:val="single" w:sz="4" w:space="0" w:color="C5D0DC"/>
+              <w:right w:val="single" w:sz="4" w:space="0" w:color="C5D0DC"/>
+            </w:tcBorders>
+            <w:tcMar>
+              <w:top w:w="70" w:type="dxa"/>
+              <w:left w:w="110" w:type="dxa"/>
+              <w:bottom w:w="70" w:type="dxa"/>
+              <w:right w:w="110" w:type="dxa"/>
             </w:tcMar>
             <w:vAlign w:val="center"/>
           </w:tcPr>
           <w:p>
             <w:pPr>
               <w:keepNext/>
-              <w:jc w:val="left"/>
             </w:pPr>
             <w:r>
               <w:rPr>
                 <w:b/>
                 <w:bCs/>
-                <w:color w:val="222222"/>
-                <w:sz w:val="18"/>
-                <w:szCs w:val="18"/>
-              </w:rPr>
-              <w:t xml:space="preserve">Pilgrim</w:t>
-            </w:r>
-          </w:p>
-        </w:tc>
-        <w:tc>
-          <w:tcPr>
-            <w:tcW w:type="dxa" w:w="2600"/>
-            <w:tcBorders>
-              <w:top w:val="single" w:color="C5D0DC" w:sz="4"/>
-              <w:left w:val="single" w:color="C5D0DC" w:sz="4"/>
-              <w:bottom w:val="single" w:color="C5D0DC" w:sz="4"/>
-              <w:right w:val="single" w:color="C5D0DC" w:sz="4"/>
-            </w:tcBorders>
-            <w:tcMar>
-              <w:top w:type="dxa" w:w="70"/>
-              <w:left w:type="dxa" w:w="110"/>
-              <w:bottom w:type="dxa" w:w="70"/>
-              <w:right w:type="dxa" w:w="110"/>
+                <w:sz w:val="18"/>
+                <w:szCs w:val="18"/>
+              </w:rPr>
+              <w:t>Pilgrim</w:t>
+            </w:r>
+          </w:p>
+        </w:tc>
+        <w:tc>
+          <w:tcPr>
+            <w:tcW w:w="2600" w:type="dxa"/>
+            <w:tcBorders>
+              <w:top w:val="single" w:sz="4" w:space="0" w:color="C5D0DC"/>
+              <w:left w:val="single" w:sz="4" w:space="0" w:color="C5D0DC"/>
+              <w:bottom w:val="single" w:sz="4" w:space="0" w:color="C5D0DC"/>
+              <w:right w:val="single" w:sz="4" w:space="0" w:color="C5D0DC"/>
+            </w:tcBorders>
+            <w:tcMar>
+              <w:top w:w="70" w:type="dxa"/>
+              <w:left w:w="110" w:type="dxa"/>
+              <w:bottom w:w="70" w:type="dxa"/>
+              <w:right w:w="110" w:type="dxa"/>
             </w:tcMar>
             <w:vAlign w:val="center"/>
           </w:tcPr>
           <w:p>
             <w:pPr>
               <w:keepNext/>
-              <w:jc w:val="left"/>
             </w:pPr>
             <w:r>
               <w:rPr>
-                <w:color w:val="222222"/>
-                <w:sz w:val="18"/>
-                <w:szCs w:val="18"/>
-              </w:rPr>
-              <w:t xml:space="preserve">An individual pilgrim</w:t>
-            </w:r>
-          </w:p>
-        </w:tc>
-        <w:tc>
-          <w:tcPr>
-            <w:tcW w:type="dxa" w:w="4726"/>
-            <w:tcBorders>
-              <w:top w:val="single" w:color="C5D0DC" w:sz="4"/>
-              <w:left w:val="single" w:color="C5D0DC" w:sz="4"/>
-              <w:bottom w:val="single" w:color="C5D0DC" w:sz="4"/>
-              <w:right w:val="single" w:color="C5D0DC" w:sz="4"/>
-            </w:tcBorders>
-            <w:tcMar>
-              <w:top w:type="dxa" w:w="70"/>
-              <w:left w:type="dxa" w:w="110"/>
-              <w:bottom w:type="dxa" w:w="70"/>
-              <w:right w:type="dxa" w:w="110"/>
+                <w:sz w:val="18"/>
+                <w:szCs w:val="18"/>
+              </w:rPr>
+              <w:t>An individual pilgrim</w:t>
+            </w:r>
+          </w:p>
+        </w:tc>
+        <w:tc>
+          <w:tcPr>
+            <w:tcW w:w="4726" w:type="dxa"/>
+            <w:tcBorders>
+              <w:top w:val="single" w:sz="4" w:space="0" w:color="C5D0DC"/>
+              <w:left w:val="single" w:sz="4" w:space="0" w:color="C5D0DC"/>
+              <w:bottom w:val="single" w:sz="4" w:space="0" w:color="C5D0DC"/>
+              <w:right w:val="single" w:sz="4" w:space="0" w:color="C5D0DC"/>
+            </w:tcBorders>
+            <w:tcMar>
+              <w:top w:w="70" w:type="dxa"/>
+              <w:left w:w="110" w:type="dxa"/>
+              <w:bottom w:w="70" w:type="dxa"/>
+              <w:right w:w="110" w:type="dxa"/>
             </w:tcMar>
             <w:vAlign w:val="center"/>
           </w:tcPr>
           <w:p>
             <w:pPr>
               <w:keepNext/>
-              <w:jc w:val="left"/>
             </w:pPr>
             <w:r>
               <w:rPr>
-                <w:color w:val="222222"/>
-                <w:sz w:val="18"/>
-                <w:szCs w:val="18"/>
-              </w:rPr>
-              <w:t xml:space="preserve">Follows the ritual timetable with its group and reacts to crowding, heat, tiredness and danger.</w:t>
+                <w:sz w:val="18"/>
+                <w:szCs w:val="18"/>
+              </w:rPr>
+              <w:t>Follows the ritual timetable with its group and reacts to crowding, heat, tiredness and danger.</w:t>
             </w:r>
           </w:p>
         </w:tc>
       </w:tr>
       <w:tr>
+        <w:tblPrEx>
+          <w:tblCellMar>
+            <w:top w:w="0" w:type="dxa"/>
+            <w:bottom w:w="0" w:type="dxa"/>
+          </w:tblCellMar>
+        </w:tblPrEx>
         <w:trPr>
           <w:cantSplit/>
         </w:trPr>
         <w:tc>
           <w:tcPr>
-            <w:tcW w:type="dxa" w:w="1700"/>
-            <w:tcBorders>
-              <w:top w:val="single" w:color="C5D0DC" w:sz="4"/>
-              <w:left w:val="single" w:color="C5D0DC" w:sz="4"/>
-              <w:bottom w:val="single" w:color="C5D0DC" w:sz="4"/>
-              <w:right w:val="single" w:color="C5D0DC" w:sz="4"/>
-            </w:tcBorders>
-            <w:shd w:fill="EEF2F7" w:color="auto" w:val="clear"/>
-            <w:tcMar>
-              <w:top w:type="dxa" w:w="70"/>
-              <w:left w:type="dxa" w:w="110"/>
-              <w:bottom w:type="dxa" w:w="70"/>
-              <w:right w:type="dxa" w:w="110"/>
+            <w:tcW w:w="1700" w:type="dxa"/>
+            <w:tcBorders>
+              <w:top w:val="single" w:sz="4" w:space="0" w:color="C5D0DC"/>
+              <w:left w:val="single" w:sz="4" w:space="0" w:color="C5D0DC"/>
+              <w:bottom w:val="single" w:sz="4" w:space="0" w:color="C5D0DC"/>
+              <w:right w:val="single" w:sz="4" w:space="0" w:color="C5D0DC"/>
+            </w:tcBorders>
+            <w:shd w:val="clear" w:color="auto" w:fill="EEF2F7"/>
+            <w:tcMar>
+              <w:top w:w="70" w:type="dxa"/>
+              <w:left w:w="110" w:type="dxa"/>
+              <w:bottom w:w="70" w:type="dxa"/>
+              <w:right w:w="110" w:type="dxa"/>
             </w:tcMar>
             <w:vAlign w:val="center"/>
           </w:tcPr>
           <w:p>
             <w:pPr>
               <w:keepNext/>
-              <w:jc w:val="left"/>
             </w:pPr>
             <w:r>
               <w:rPr>
                 <w:b/>
                 <w:bCs/>
-                <w:color w:val="222222"/>
-                <w:sz w:val="18"/>
-                <w:szCs w:val="18"/>
-              </w:rPr>
-              <w:t xml:space="preserve">Bus</w:t>
-            </w:r>
-          </w:p>
-        </w:tc>
-        <w:tc>
-          <w:tcPr>
-            <w:tcW w:type="dxa" w:w="2600"/>
-            <w:tcBorders>
-              <w:top w:val="single" w:color="C5D0DC" w:sz="4"/>
-              <w:left w:val="single" w:color="C5D0DC" w:sz="4"/>
-              <w:bottom w:val="single" w:color="C5D0DC" w:sz="4"/>
-              <w:right w:val="single" w:color="C5D0DC" w:sz="4"/>
-            </w:tcBorders>
-            <w:shd w:fill="EEF2F7" w:color="auto" w:val="clear"/>
-            <w:tcMar>
-              <w:top w:type="dxa" w:w="70"/>
-              <w:left w:type="dxa" w:w="110"/>
-              <w:bottom w:type="dxa" w:w="70"/>
-              <w:right w:type="dxa" w:w="110"/>
+                <w:sz w:val="18"/>
+                <w:szCs w:val="18"/>
+              </w:rPr>
+              <w:t>Bus</w:t>
+            </w:r>
+          </w:p>
+        </w:tc>
+        <w:tc>
+          <w:tcPr>
+            <w:tcW w:w="2600" w:type="dxa"/>
+            <w:tcBorders>
+              <w:top w:val="single" w:sz="4" w:space="0" w:color="C5D0DC"/>
+              <w:left w:val="single" w:sz="4" w:space="0" w:color="C5D0DC"/>
+              <w:bottom w:val="single" w:sz="4" w:space="0" w:color="C5D0DC"/>
+              <w:right w:val="single" w:sz="4" w:space="0" w:color="C5D0DC"/>
+            </w:tcBorders>
+            <w:shd w:val="clear" w:color="auto" w:fill="EEF2F7"/>
+            <w:tcMar>
+              <w:top w:w="70" w:type="dxa"/>
+              <w:left w:w="110" w:type="dxa"/>
+              <w:bottom w:w="70" w:type="dxa"/>
+              <w:right w:w="110" w:type="dxa"/>
             </w:tcMar>
             <w:vAlign w:val="center"/>
           </w:tcPr>
           <w:p>
             <w:pPr>
               <w:keepNext/>
-              <w:jc w:val="left"/>
             </w:pPr>
             <w:r>
               <w:rPr>
-                <w:color w:val="222222"/>
-                <w:sz w:val="18"/>
-                <w:szCs w:val="18"/>
-              </w:rPr>
-              <w:t xml:space="preserve">Shared buses between the holy sites</w:t>
-            </w:r>
-          </w:p>
-        </w:tc>
-        <w:tc>
-          <w:tcPr>
-            <w:tcW w:type="dxa" w:w="4726"/>
-            <w:tcBorders>
-              <w:top w:val="single" w:color="C5D0DC" w:sz="4"/>
-              <w:left w:val="single" w:color="C5D0DC" w:sz="4"/>
-              <w:bottom w:val="single" w:color="C5D0DC" w:sz="4"/>
-              <w:right w:val="single" w:color="C5D0DC" w:sz="4"/>
-            </w:tcBorders>
-            <w:shd w:fill="EEF2F7" w:color="auto" w:val="clear"/>
-            <w:tcMar>
-              <w:top w:type="dxa" w:w="70"/>
-              <w:left w:type="dxa" w:w="110"/>
-              <w:bottom w:type="dxa" w:w="70"/>
-              <w:right w:type="dxa" w:w="110"/>
+                <w:sz w:val="18"/>
+                <w:szCs w:val="18"/>
+              </w:rPr>
+              <w:t>Shared buses between the holy sites</w:t>
+            </w:r>
+          </w:p>
+        </w:tc>
+        <w:tc>
+          <w:tcPr>
+            <w:tcW w:w="4726" w:type="dxa"/>
+            <w:tcBorders>
+              <w:top w:val="single" w:sz="4" w:space="0" w:color="C5D0DC"/>
+              <w:left w:val="single" w:sz="4" w:space="0" w:color="C5D0DC"/>
+              <w:bottom w:val="single" w:sz="4" w:space="0" w:color="C5D0DC"/>
+              <w:right w:val="single" w:sz="4" w:space="0" w:color="C5D0DC"/>
+            </w:tcBorders>
+            <w:shd w:val="clear" w:color="auto" w:fill="EEF2F7"/>
+            <w:tcMar>
+              <w:top w:w="70" w:type="dxa"/>
+              <w:left w:w="110" w:type="dxa"/>
+              <w:bottom w:w="70" w:type="dxa"/>
+              <w:right w:w="110" w:type="dxa"/>
             </w:tcMar>
             <w:vAlign w:val="center"/>
           </w:tcPr>
           <w:p>
             <w:pPr>
               <w:keepNext/>
-              <w:jc w:val="left"/>
             </w:pPr>
             <w:r>
               <w:rPr>
-                <w:color w:val="222222"/>
-                <w:sz w:val="18"/>
-                <w:szCs w:val="18"/>
-              </w:rPr>
-              <w:t xml:space="preserve">Leaves only when enough riders have boarded, never exceeds its seats, and drives only along real roads on its own route.</w:t>
+                <w:sz w:val="18"/>
+                <w:szCs w:val="18"/>
+              </w:rPr>
+              <w:t>Leaves only when enough riders have boarded, never exceeds its seats, and drives only along real roads on its own route.</w:t>
             </w:r>
           </w:p>
         </w:tc>
       </w:tr>
       <w:tr>
+        <w:tblPrEx>
+          <w:tblCellMar>
+            <w:top w:w="0" w:type="dxa"/>
+            <w:bottom w:w="0" w:type="dxa"/>
+          </w:tblCellMar>
+        </w:tblPrEx>
         <w:trPr>
           <w:cantSplit/>
         </w:trPr>
         <w:tc>
           <w:tcPr>
-            <w:tcW w:type="dxa" w:w="1700"/>
-            <w:tcBorders>
-              <w:top w:val="single" w:color="C5D0DC" w:sz="4"/>
-              <w:left w:val="single" w:color="C5D0DC" w:sz="4"/>
-              <w:bottom w:val="single" w:color="C5D0DC" w:sz="4"/>
-              <w:right w:val="single" w:color="C5D0DC" w:sz="4"/>
-            </w:tcBorders>
-            <w:tcMar>
-              <w:top w:type="dxa" w:w="70"/>
-              <w:left w:type="dxa" w:w="110"/>
-              <w:bottom w:type="dxa" w:w="70"/>
-              <w:right w:type="dxa" w:w="110"/>
+            <w:tcW w:w="1700" w:type="dxa"/>
+            <w:tcBorders>
+              <w:top w:val="single" w:sz="4" w:space="0" w:color="C5D0DC"/>
+              <w:left w:val="single" w:sz="4" w:space="0" w:color="C5D0DC"/>
+              <w:bottom w:val="single" w:sz="4" w:space="0" w:color="C5D0DC"/>
+              <w:right w:val="single" w:sz="4" w:space="0" w:color="C5D0DC"/>
+            </w:tcBorders>
+            <w:tcMar>
+              <w:top w:w="70" w:type="dxa"/>
+              <w:left w:w="110" w:type="dxa"/>
+              <w:bottom w:w="70" w:type="dxa"/>
+              <w:right w:w="110" w:type="dxa"/>
             </w:tcMar>
             <w:vAlign w:val="center"/>
           </w:tcPr>
           <w:p>
             <w:pPr>
               <w:keepNext/>
-              <w:jc w:val="left"/>
             </w:pPr>
             <w:r>
               <w:rPr>
                 <w:b/>
                 <w:bCs/>
-                <w:color w:val="222222"/>
-                <w:sz w:val="18"/>
-                <w:szCs w:val="18"/>
-              </w:rPr>
-              <w:t xml:space="preserve">Police</w:t>
-            </w:r>
-          </w:p>
-        </w:tc>
-        <w:tc>
-          <w:tcPr>
-            <w:tcW w:type="dxa" w:w="2600"/>
-            <w:tcBorders>
-              <w:top w:val="single" w:color="C5D0DC" w:sz="4"/>
-              <w:left w:val="single" w:color="C5D0DC" w:sz="4"/>
-              <w:bottom w:val="single" w:color="C5D0DC" w:sz="4"/>
-              <w:right w:val="single" w:color="C5D0DC" w:sz="4"/>
-            </w:tcBorders>
-            <w:tcMar>
-              <w:top w:type="dxa" w:w="70"/>
-              <w:left w:type="dxa" w:w="110"/>
-              <w:bottom w:type="dxa" w:w="70"/>
-              <w:right w:type="dxa" w:w="110"/>
+                <w:sz w:val="18"/>
+                <w:szCs w:val="18"/>
+              </w:rPr>
+              <w:t>Police</w:t>
+            </w:r>
+          </w:p>
+        </w:tc>
+        <w:tc>
+          <w:tcPr>
+            <w:tcW w:w="2600" w:type="dxa"/>
+            <w:tcBorders>
+              <w:top w:val="single" w:sz="4" w:space="0" w:color="C5D0DC"/>
+              <w:left w:val="single" w:sz="4" w:space="0" w:color="C5D0DC"/>
+              <w:bottom w:val="single" w:sz="4" w:space="0" w:color="C5D0DC"/>
+              <w:right w:val="single" w:sz="4" w:space="0" w:color="C5D0DC"/>
+            </w:tcBorders>
+            <w:tcMar>
+              <w:top w:w="70" w:type="dxa"/>
+              <w:left w:w="110" w:type="dxa"/>
+              <w:bottom w:w="70" w:type="dxa"/>
+              <w:right w:w="110" w:type="dxa"/>
             </w:tcMar>
             <w:vAlign w:val="center"/>
           </w:tcPr>
           <w:p>
             <w:pPr>
               <w:keepNext/>
-              <w:jc w:val="left"/>
             </w:pPr>
             <w:r>
               <w:rPr>
-                <w:color w:val="222222"/>
-                <w:sz w:val="18"/>
-                <w:szCs w:val="18"/>
-              </w:rPr>
-              <w:t xml:space="preserve">Security at checkpoints</w:t>
-            </w:r>
-          </w:p>
-        </w:tc>
-        <w:tc>
-          <w:tcPr>
-            <w:tcW w:type="dxa" w:w="4726"/>
-            <w:tcBorders>
-              <w:top w:val="single" w:color="C5D0DC" w:sz="4"/>
-              <w:left w:val="single" w:color="C5D0DC" w:sz="4"/>
-              <w:bottom w:val="single" w:color="C5D0DC" w:sz="4"/>
-              <w:right w:val="single" w:color="C5D0DC" w:sz="4"/>
-            </w:tcBorders>
-            <w:tcMar>
-              <w:top w:type="dxa" w:w="70"/>
-              <w:left w:type="dxa" w:w="110"/>
-              <w:bottom w:type="dxa" w:w="70"/>
-              <w:right w:type="dxa" w:w="110"/>
+                <w:sz w:val="18"/>
+                <w:szCs w:val="18"/>
+              </w:rPr>
+              <w:t>Security at checkpoints</w:t>
+            </w:r>
+          </w:p>
+        </w:tc>
+        <w:tc>
+          <w:tcPr>
+            <w:tcW w:w="4726" w:type="dxa"/>
+            <w:tcBorders>
+              <w:top w:val="single" w:sz="4" w:space="0" w:color="C5D0DC"/>
+              <w:left w:val="single" w:sz="4" w:space="0" w:color="C5D0DC"/>
+              <w:bottom w:val="single" w:sz="4" w:space="0" w:color="C5D0DC"/>
+              <w:right w:val="single" w:sz="4" w:space="0" w:color="C5D0DC"/>
+            </w:tcBorders>
+            <w:tcMar>
+              <w:top w:w="70" w:type="dxa"/>
+              <w:left w:w="110" w:type="dxa"/>
+              <w:bottom w:w="70" w:type="dxa"/>
+              <w:right w:w="110" w:type="dxa"/>
             </w:tcMar>
             <w:vAlign w:val="center"/>
           </w:tcPr>
           <w:p>
             <w:pPr>
               <w:keepNext/>
-              <w:jc w:val="left"/>
             </w:pPr>
             <w:r>
               <w:rPr>
-                <w:color w:val="222222"/>
-                <w:sz w:val="18"/>
-                <w:szCs w:val="18"/>
-              </w:rPr>
-              <w:t xml:space="preserve">Patrols its zone and switches to crowd-control mode when a hazard appears.</w:t>
+                <w:sz w:val="18"/>
+                <w:szCs w:val="18"/>
+              </w:rPr>
+              <w:t>Patrols its zone and switches to crowd-control mode when a hazard appears.</w:t>
             </w:r>
           </w:p>
         </w:tc>
       </w:tr>
       <w:tr>
+        <w:tblPrEx>
+          <w:tblCellMar>
+            <w:top w:w="0" w:type="dxa"/>
+            <w:bottom w:w="0" w:type="dxa"/>
+          </w:tblCellMar>
+        </w:tblPrEx>
         <w:trPr>
           <w:cantSplit/>
         </w:trPr>
         <w:tc>
           <w:tcPr>
-            <w:tcW w:type="dxa" w:w="1700"/>
-            <w:tcBorders>
-              <w:top w:val="single" w:color="C5D0DC" w:sz="4"/>
-              <w:left w:val="single" w:color="C5D0DC" w:sz="4"/>
-              <w:bottom w:val="single" w:color="C5D0DC" w:sz="4"/>
-              <w:right w:val="single" w:color="C5D0DC" w:sz="4"/>
-            </w:tcBorders>
-            <w:shd w:fill="EEF2F7" w:color="auto" w:val="clear"/>
-            <w:tcMar>
-              <w:top w:type="dxa" w:w="70"/>
-              <w:left w:type="dxa" w:w="110"/>
-              <w:bottom w:type="dxa" w:w="70"/>
-              <w:right w:type="dxa" w:w="110"/>
+            <w:tcW w:w="1700" w:type="dxa"/>
+            <w:tcBorders>
+              <w:top w:val="single" w:sz="4" w:space="0" w:color="C5D0DC"/>
+              <w:left w:val="single" w:sz="4" w:space="0" w:color="C5D0DC"/>
+              <w:bottom w:val="single" w:sz="4" w:space="0" w:color="C5D0DC"/>
+              <w:right w:val="single" w:sz="4" w:space="0" w:color="C5D0DC"/>
+            </w:tcBorders>
+            <w:shd w:val="clear" w:color="auto" w:fill="EEF2F7"/>
+            <w:tcMar>
+              <w:top w:w="70" w:type="dxa"/>
+              <w:left w:w="110" w:type="dxa"/>
+              <w:bottom w:w="70" w:type="dxa"/>
+              <w:right w:w="110" w:type="dxa"/>
             </w:tcMar>
             <w:vAlign w:val="center"/>
           </w:tcPr>
           <w:p>
             <w:pPr>
               <w:keepNext/>
-              <w:jc w:val="left"/>
             </w:pPr>
             <w:r>
               <w:rPr>
                 <w:b/>
                 <w:bCs/>
-                <w:color w:val="222222"/>
-                <w:sz w:val="18"/>
-                <w:szCs w:val="18"/>
-              </w:rPr>
-              <w:t xml:space="preserve">Marshal</w:t>
-            </w:r>
-          </w:p>
-        </w:tc>
-        <w:tc>
-          <w:tcPr>
-            <w:tcW w:type="dxa" w:w="2600"/>
-            <w:tcBorders>
-              <w:top w:val="single" w:color="C5D0DC" w:sz="4"/>
-              <w:left w:val="single" w:color="C5D0DC" w:sz="4"/>
-              <w:bottom w:val="single" w:color="C5D0DC" w:sz="4"/>
-              <w:right w:val="single" w:color="C5D0DC" w:sz="4"/>
-            </w:tcBorders>
-            <w:shd w:fill="EEF2F7" w:color="auto" w:val="clear"/>
-            <w:tcMar>
-              <w:top w:type="dxa" w:w="70"/>
-              <w:left w:type="dxa" w:w="110"/>
-              <w:bottom w:type="dxa" w:w="70"/>
-              <w:right w:type="dxa" w:w="110"/>
+                <w:sz w:val="18"/>
+                <w:szCs w:val="18"/>
+              </w:rPr>
+              <w:t>Marshal</w:t>
+            </w:r>
+          </w:p>
+        </w:tc>
+        <w:tc>
+          <w:tcPr>
+            <w:tcW w:w="2600" w:type="dxa"/>
+            <w:tcBorders>
+              <w:top w:val="single" w:sz="4" w:space="0" w:color="C5D0DC"/>
+              <w:left w:val="single" w:sz="4" w:space="0" w:color="C5D0DC"/>
+              <w:bottom w:val="single" w:sz="4" w:space="0" w:color="C5D0DC"/>
+              <w:right w:val="single" w:sz="4" w:space="0" w:color="C5D0DC"/>
+            </w:tcBorders>
+            <w:shd w:val="clear" w:color="auto" w:fill="EEF2F7"/>
+            <w:tcMar>
+              <w:top w:w="70" w:type="dxa"/>
+              <w:left w:w="110" w:type="dxa"/>
+              <w:bottom w:w="70" w:type="dxa"/>
+              <w:right w:w="110" w:type="dxa"/>
             </w:tcMar>
             <w:vAlign w:val="center"/>
           </w:tcPr>
           <w:p>
             <w:pPr>
               <w:keepNext/>
-              <w:jc w:val="left"/>
             </w:pPr>
             <w:r>
               <w:rPr>
-                <w:color w:val="222222"/>
-                <w:sz w:val="18"/>
-                <w:szCs w:val="18"/>
-              </w:rPr>
-              <w:t xml:space="preserve">Crowd guides</w:t>
-            </w:r>
-          </w:p>
-        </w:tc>
-        <w:tc>
-          <w:tcPr>
-            <w:tcW w:type="dxa" w:w="4726"/>
-            <w:tcBorders>
-              <w:top w:val="single" w:color="C5D0DC" w:sz="4"/>
-              <w:left w:val="single" w:color="C5D0DC" w:sz="4"/>
-              <w:bottom w:val="single" w:color="C5D0DC" w:sz="4"/>
-              <w:right w:val="single" w:color="C5D0DC" w:sz="4"/>
-            </w:tcBorders>
-            <w:shd w:fill="EEF2F7" w:color="auto" w:val="clear"/>
-            <w:tcMar>
-              <w:top w:type="dxa" w:w="70"/>
-              <w:left w:type="dxa" w:w="110"/>
-              <w:bottom w:type="dxa" w:w="70"/>
-              <w:right w:type="dxa" w:w="110"/>
+                <w:sz w:val="18"/>
+                <w:szCs w:val="18"/>
+              </w:rPr>
+              <w:t>Crowd guides</w:t>
+            </w:r>
+          </w:p>
+        </w:tc>
+        <w:tc>
+          <w:tcPr>
+            <w:tcW w:w="4726" w:type="dxa"/>
+            <w:tcBorders>
+              <w:top w:val="single" w:sz="4" w:space="0" w:color="C5D0DC"/>
+              <w:left w:val="single" w:sz="4" w:space="0" w:color="C5D0DC"/>
+              <w:bottom w:val="single" w:sz="4" w:space="0" w:color="C5D0DC"/>
+              <w:right w:val="single" w:sz="4" w:space="0" w:color="C5D0DC"/>
+            </w:tcBorders>
+            <w:shd w:val="clear" w:color="auto" w:fill="EEF2F7"/>
+            <w:tcMar>
+              <w:top w:w="70" w:type="dxa"/>
+              <w:left w:w="110" w:type="dxa"/>
+              <w:bottom w:w="70" w:type="dxa"/>
+              <w:right w:w="110" w:type="dxa"/>
             </w:tcMar>
             <w:vAlign w:val="center"/>
           </w:tcPr>
           <w:p>
             <w:pPr>
               <w:keepNext/>
-              <w:jc w:val="left"/>
             </w:pPr>
             <w:r>
               <w:rPr>
-                <w:color w:val="222222"/>
-                <w:sz w:val="18"/>
-                <w:szCs w:val="18"/>
-              </w:rPr>
-              <w:t xml:space="preserve">Patrols a zone and moves to the place where a hazard occurs.</w:t>
+                <w:sz w:val="18"/>
+                <w:szCs w:val="18"/>
+              </w:rPr>
+              <w:t>Patrols a zone and moves to the place where a hazard occurs.</w:t>
             </w:r>
           </w:p>
         </w:tc>
       </w:tr>
       <w:tr>
+        <w:tblPrEx>
+          <w:tblCellMar>
+            <w:top w:w="0" w:type="dxa"/>
+            <w:bottom w:w="0" w:type="dxa"/>
+          </w:tblCellMar>
+        </w:tblPrEx>
         <w:trPr>
           <w:cantSplit/>
         </w:trPr>
         <w:tc>
           <w:tcPr>
-            <w:tcW w:type="dxa" w:w="1700"/>
-            <w:tcBorders>
-              <w:top w:val="single" w:color="C5D0DC" w:sz="4"/>
-              <w:left w:val="single" w:color="C5D0DC" w:sz="4"/>
-              <w:bottom w:val="single" w:color="C5D0DC" w:sz="4"/>
-              <w:right w:val="single" w:color="C5D0DC" w:sz="4"/>
-            </w:tcBorders>
-            <w:tcMar>
-              <w:top w:type="dxa" w:w="70"/>
-              <w:left w:type="dxa" w:w="110"/>
-              <w:bottom w:type="dxa" w:w="70"/>
-              <w:right w:type="dxa" w:w="110"/>
-            </w:tcMar>
-            <w:vAlign w:val="center"/>
-          </w:tcPr>
-          <w:p>
-            <w:pPr>
-              <w:keepNext w:val="false"/>
-              <w:jc w:val="left"/>
-            </w:pPr>
+            <w:tcW w:w="1700" w:type="dxa"/>
+            <w:tcBorders>
+              <w:top w:val="single" w:sz="4" w:space="0" w:color="C5D0DC"/>
+              <w:left w:val="single" w:sz="4" w:space="0" w:color="C5D0DC"/>
+              <w:bottom w:val="single" w:sz="4" w:space="0" w:color="C5D0DC"/>
+              <w:right w:val="single" w:sz="4" w:space="0" w:color="C5D0DC"/>
+            </w:tcBorders>
+            <w:tcMar>
+              <w:top w:w="70" w:type="dxa"/>
+              <w:left w:w="110" w:type="dxa"/>
+              <w:bottom w:w="70" w:type="dxa"/>
+              <w:right w:w="110" w:type="dxa"/>
+            </w:tcMar>
+            <w:vAlign w:val="center"/>
+          </w:tcPr>
+          <w:p>
             <w:r>
               <w:rPr>
                 <w:b/>
                 <w:bCs/>
-                <w:color w:val="222222"/>
-                <w:sz w:val="18"/>
-                <w:szCs w:val="18"/>
-              </w:rPr>
-              <w:t xml:space="preserve">Ambulance</w:t>
-            </w:r>
-          </w:p>
-        </w:tc>
-        <w:tc>
-          <w:tcPr>
-            <w:tcW w:type="dxa" w:w="2600"/>
-            <w:tcBorders>
-              <w:top w:val="single" w:color="C5D0DC" w:sz="4"/>
-              <w:left w:val="single" w:color="C5D0DC" w:sz="4"/>
-              <w:bottom w:val="single" w:color="C5D0DC" w:sz="4"/>
-              <w:right w:val="single" w:color="C5D0DC" w:sz="4"/>
-            </w:tcBorders>
-            <w:tcMar>
-              <w:top w:type="dxa" w:w="70"/>
-              <w:left w:type="dxa" w:w="110"/>
-              <w:bottom w:type="dxa" w:w="70"/>
-              <w:right w:type="dxa" w:w="110"/>
-            </w:tcMar>
-            <w:vAlign w:val="center"/>
-          </w:tcPr>
-          <w:p>
-            <w:pPr>
-              <w:keepNext w:val="false"/>
-              <w:jc w:val="left"/>
-            </w:pPr>
-            <w:r>
-              <w:rPr>
-                <w:color w:val="222222"/>
-                <w:sz w:val="18"/>
-                <w:szCs w:val="18"/>
-              </w:rPr>
-              <w:t xml:space="preserve">Medical response</w:t>
-            </w:r>
-          </w:p>
-        </w:tc>
-        <w:tc>
-          <w:tcPr>
-            <w:tcW w:type="dxa" w:w="4726"/>
-            <w:tcBorders>
-              <w:top w:val="single" w:color="C5D0DC" w:sz="4"/>
-              <w:left w:val="single" w:color="C5D0DC" w:sz="4"/>
-              <w:bottom w:val="single" w:color="C5D0DC" w:sz="4"/>
-              <w:right w:val="single" w:color="C5D0DC" w:sz="4"/>
-            </w:tcBorders>
-            <w:tcMar>
-              <w:top w:type="dxa" w:w="70"/>
-              <w:left w:type="dxa" w:w="110"/>
-              <w:bottom w:type="dxa" w:w="70"/>
-              <w:right w:type="dxa" w:w="110"/>
-            </w:tcMar>
-            <w:vAlign w:val="center"/>
-          </w:tcPr>
-          <w:p>
-            <w:pPr>
-              <w:keepNext w:val="false"/>
-              <w:jc w:val="left"/>
-            </w:pPr>
-            <w:r>
-              <w:rPr>
-                <w:color w:val="222222"/>
-                <w:sz w:val="18"/>
-                <w:szCs w:val="18"/>
-              </w:rPr>
-              <w:t xml:space="preserve">Goes to the pilgrim in the most danger, then returns to its base.</w:t>
+                <w:sz w:val="18"/>
+                <w:szCs w:val="18"/>
+              </w:rPr>
+              <w:t>Ambulance</w:t>
+            </w:r>
+          </w:p>
+        </w:tc>
+        <w:tc>
+          <w:tcPr>
+            <w:tcW w:w="2600" w:type="dxa"/>
+            <w:tcBorders>
+              <w:top w:val="single" w:sz="4" w:space="0" w:color="C5D0DC"/>
+              <w:left w:val="single" w:sz="4" w:space="0" w:color="C5D0DC"/>
+              <w:bottom w:val="single" w:sz="4" w:space="0" w:color="C5D0DC"/>
+              <w:right w:val="single" w:sz="4" w:space="0" w:color="C5D0DC"/>
+            </w:tcBorders>
+            <w:tcMar>
+              <w:top w:w="70" w:type="dxa"/>
+              <w:left w:w="110" w:type="dxa"/>
+              <w:bottom w:w="70" w:type="dxa"/>
+              <w:right w:w="110" w:type="dxa"/>
+            </w:tcMar>
+            <w:vAlign w:val="center"/>
+          </w:tcPr>
+          <w:p>
+            <w:r>
+              <w:rPr>
+                <w:sz w:val="18"/>
+                <w:szCs w:val="18"/>
+              </w:rPr>
+              <w:t>Medical response</w:t>
+            </w:r>
+          </w:p>
+        </w:tc>
+        <w:tc>
+          <w:tcPr>
+            <w:tcW w:w="4726" w:type="dxa"/>
+            <w:tcBorders>
+              <w:top w:val="single" w:sz="4" w:space="0" w:color="C5D0DC"/>
+              <w:left w:val="single" w:sz="4" w:space="0" w:color="C5D0DC"/>
+              <w:bottom w:val="single" w:sz="4" w:space="0" w:color="C5D0DC"/>
+              <w:right w:val="single" w:sz="4" w:space="0" w:color="C5D0DC"/>
+            </w:tcBorders>
+            <w:tcMar>
+              <w:top w:w="70" w:type="dxa"/>
+              <w:left w:w="110" w:type="dxa"/>
+              <w:bottom w:w="70" w:type="dxa"/>
+              <w:right w:w="110" w:type="dxa"/>
+            </w:tcMar>
+            <w:vAlign w:val="center"/>
+          </w:tcPr>
+          <w:p>
+            <w:r>
+              <w:rPr>
+                <w:sz w:val="18"/>
+                <w:szCs w:val="18"/>
+              </w:rPr>
+              <w:t>Goes to the pilgrim in the most danger, then returns to its base.</w:t>
             </w:r>
           </w:p>
         </w:tc>
@@ -1156,10 +1307,18 @@
     </w:p>
     <w:p>
       <w:pPr>
-        <w:spacing w:after="140" w:line="300"/>
-      </w:pPr>
-      <w:r>
-        <w:t xml:space="preserve">Each pilgrim is built in four layers:</w:t>
+        <w:spacing w:after="140" w:line="300" w:lineRule="auto"/>
+      </w:pPr>
+      <w:r>
+        <w:t xml:space="preserve">Each pilgrim is built </w:t>
+      </w:r>
+      <w:proofErr w:type="gramStart"/>
+      <w:r>
+        <w:t>in</w:t>
+      </w:r>
+      <w:proofErr w:type="gramEnd"/>
+      <w:r>
+        <w:t xml:space="preserve"> four layers:</w:t>
       </w:r>
     </w:p>
     <w:p>
@@ -1169,14 +1328,14 @@
           <w:ilvl w:val="0"/>
           <w:numId w:val="2"/>
         </w:numPr>
-        <w:spacing w:after="80" w:line="290"/>
-      </w:pPr>
-      <w:r>
-        <w:rPr>
-          <w:b/>
-          <w:bCs/>
-        </w:rPr>
-        <w:t xml:space="preserve">Profile</w:t>
+        <w:spacing w:after="80" w:line="290" w:lineRule="auto"/>
+      </w:pPr>
+      <w:r>
+        <w:rPr>
+          <w:b/>
+          <w:bCs/>
+        </w:rPr>
+        <w:t>Profile</w:t>
       </w:r>
       <w:r>
         <w:t xml:space="preserve"> — who the pilgrim is: age, nationality, language, health, mobility and group.</w:t>
@@ -1189,14 +1348,14 @@
           <w:ilvl w:val="0"/>
           <w:numId w:val="2"/>
         </w:numPr>
-        <w:spacing w:after="80" w:line="290"/>
-      </w:pPr>
-      <w:r>
-        <w:rPr>
-          <w:b/>
-          <w:bCs/>
-        </w:rPr>
-        <w:t xml:space="preserve">Feelings</w:t>
+        <w:spacing w:after="80" w:line="290" w:lineRule="auto"/>
+      </w:pPr>
+      <w:r>
+        <w:rPr>
+          <w:b/>
+          <w:bCs/>
+        </w:rPr>
+        <w:t>Feelings</w:t>
       </w:r>
       <w:r>
         <w:t xml:space="preserve"> — how the pilgrim is right now: stress, tiredness, hydration and panic, which change with heat, crowding and effort.</w:t>
@@ -1209,14 +1368,14 @@
           <w:ilvl w:val="0"/>
           <w:numId w:val="2"/>
         </w:numPr>
-        <w:spacing w:after="80" w:line="290"/>
-      </w:pPr>
-      <w:r>
-        <w:rPr>
-          <w:b/>
-          <w:bCs/>
-        </w:rPr>
-        <w:t xml:space="preserve">Memory</w:t>
+        <w:spacing w:after="80" w:line="290" w:lineRule="auto"/>
+      </w:pPr>
+      <w:r>
+        <w:rPr>
+          <w:b/>
+          <w:bCs/>
+        </w:rPr>
+        <w:t>Memory</w:t>
       </w:r>
       <w:r>
         <w:t xml:space="preserve"> — what the pilgrim remembers: places visited, where its group is, and hazards it has seen.</w:t>
@@ -1229,14 +1388,14 @@
           <w:ilvl w:val="0"/>
           <w:numId w:val="2"/>
         </w:numPr>
-        <w:spacing w:after="80" w:line="290"/>
-      </w:pPr>
-      <w:r>
-        <w:rPr>
-          <w:b/>
-          <w:bCs/>
-        </w:rPr>
-        <w:t xml:space="preserve">Decision-making</w:t>
+        <w:spacing w:after="80" w:line="290" w:lineRule="auto"/>
+      </w:pPr>
+      <w:r>
+        <w:rPr>
+          <w:b/>
+          <w:bCs/>
+        </w:rPr>
+        <w:t>Decision-making</w:t>
       </w:r>
       <w:r>
         <w:t xml:space="preserve"> — how the pilgrim chooses what to do next.</w:t>
@@ -1244,25 +1403,49 @@
     </w:p>
     <w:p>
       <w:pPr>
-        <w:spacing w:after="140" w:line="300"/>
-      </w:pPr>
-      <w:r>
-        <w:rPr>
-          <w:b/>
-          <w:bCs/>
-        </w:rPr>
-        <w:t xml:space="preserve">AI helps the pilgrims decide.</w:t>
-      </w:r>
-      <w:r>
-        <w:t xml:space="preserve"> At each decision, the pilgrim's situation is described in plain words to a large language model: where it is, how crowded each nearby place is, how far each destination is, any hazard, how it feels, and whether it is with its group. The AI chooses one action from a list of actions that are actually possible at that moment, and gives a one-sentence reason. This builds on recent research showing that AI-driven agents with memory can behave in believable, human-like ways [13].</w:t>
-      </w:r>
-    </w:p>
-    <w:p>
-      <w:pPr>
-        <w:spacing w:after="140" w:line="300"/>
-      </w:pPr>
-      <w:r>
-        <w:t xml:space="preserve">Two safeguards keep this reliable. First, the AI can never choose an impossible action. Second, if the AI is unavailable or gives an unusable answer, a built-in safety rule makes the decision instead, so the simulation never stops. To stay fast and affordable, a pilgrim only asks the AI when something changes for it — a ritual window opens, a hazard appears, its danger level changes, or it loses its group.</w:t>
+        <w:spacing w:after="140" w:line="300" w:lineRule="auto"/>
+      </w:pPr>
+      <w:r>
+        <w:rPr>
+          <w:b/>
+          <w:bCs/>
+        </w:rPr>
+        <w:t>AI helps the pilgrims decide.</w:t>
+      </w:r>
+      <w:r>
+        <w:t xml:space="preserve"> At each decision, the pilgrim's situation is described in plain words to a large language model: where it is, how crowded each nearby place is, how far each destination is, any hazard, how it feels, and whether it is with its group. The AI chooses one action from a list of actions that are </w:t>
+      </w:r>
+      <w:proofErr w:type="gramStart"/>
+      <w:r>
+        <w:t>actually possible</w:t>
+      </w:r>
+      <w:proofErr w:type="gramEnd"/>
+      <w:r>
+        <w:t xml:space="preserve"> at that </w:t>
+      </w:r>
+      <w:proofErr w:type="gramStart"/>
+      <w:r>
+        <w:t>moment, and</w:t>
+      </w:r>
+      <w:proofErr w:type="gramEnd"/>
+      <w:r>
+        <w:t xml:space="preserve"> gives a one-sentence reason. This builds on recent research showing that AI-driven agents with memory can behave in believable, human-like ways [13].</w:t>
+      </w:r>
+    </w:p>
+    <w:p>
+      <w:pPr>
+        <w:spacing w:after="140" w:line="300" w:lineRule="auto"/>
+      </w:pPr>
+      <w:r>
+        <w:t xml:space="preserve">Two safeguards keep this reliable. First, </w:t>
+      </w:r>
+      <w:proofErr w:type="gramStart"/>
+      <w:r>
+        <w:t>the AI</w:t>
+      </w:r>
+      <w:proofErr w:type="gramEnd"/>
+      <w:r>
+        <w:t xml:space="preserve"> can never choose an impossible action. Second, if the AI is unavailable or gives an unusable answer, a built-in safety rule makes the decision instead, so the simulation never stops. To stay fast and affordable, a pilgrim only asks the AI when something changes for it — a ritual window opens, a hazard appears, its danger level changes, or it loses its group.</w:t>
       </w:r>
     </w:p>
     <w:p>
@@ -1270,15 +1453,16 @@
         <w:pStyle w:val="Heading2"/>
       </w:pPr>
       <w:r>
-        <w:t xml:space="preserve">2.3 Step 3 — Run it hour by hour</w:t>
-      </w:r>
-    </w:p>
-    <w:p>
-      <w:pPr>
-        <w:spacing w:after="140" w:line="300"/>
-      </w:pPr>
-      <w:r>
-        <w:t xml:space="preserve">The virtual Hajj then moves forward in time. At every step, each pilgrim goes through the same five-part cycle:</w:t>
+        <w:lastRenderedPageBreak/>
+        <w:t>2.3 Step 3 — Run it hour by hour</w:t>
+      </w:r>
+    </w:p>
+    <w:p>
+      <w:pPr>
+        <w:spacing w:after="140" w:line="300" w:lineRule="auto"/>
+      </w:pPr>
+      <w:r>
+        <w:t>The virtual Hajj then moves forward in time. At every step, each pilgrim goes through the same five-part cycle:</w:t>
       </w:r>
     </w:p>
     <w:p>
@@ -1288,14 +1472,14 @@
           <w:ilvl w:val="0"/>
           <w:numId w:val="3"/>
         </w:numPr>
-        <w:spacing w:after="80" w:line="290"/>
-      </w:pPr>
-      <w:r>
-        <w:rPr>
-          <w:b/>
-          <w:bCs/>
-        </w:rPr>
-        <w:t xml:space="preserve">Looks around</w:t>
+        <w:spacing w:after="80" w:line="290" w:lineRule="auto"/>
+      </w:pPr>
+      <w:r>
+        <w:rPr>
+          <w:b/>
+          <w:bCs/>
+        </w:rPr>
+        <w:t>Looks around</w:t>
       </w:r>
       <w:r>
         <w:t xml:space="preserve"> — sees its location, nearby crowds, the weather and any hazard.</w:t>
@@ -1308,14 +1492,14 @@
           <w:ilvl w:val="0"/>
           <w:numId w:val="3"/>
         </w:numPr>
-        <w:spacing w:after="80" w:line="290"/>
-      </w:pPr>
-      <w:r>
-        <w:rPr>
-          <w:b/>
-          <w:bCs/>
-        </w:rPr>
-        <w:t xml:space="preserve">Checks for danger</w:t>
+        <w:spacing w:after="80" w:line="290" w:lineRule="auto"/>
+      </w:pPr>
+      <w:r>
+        <w:rPr>
+          <w:b/>
+          <w:bCs/>
+        </w:rPr>
+        <w:t>Checks for danger</w:t>
       </w:r>
       <w:r>
         <w:t xml:space="preserve"> — calculates a danger score from 0 to 100 and names the reasons, such as an overcrowded place, severe dehydration, critical stress, exhaustion, separation from its group or a high-risk health profile.</w:t>
@@ -1328,14 +1512,14 @@
           <w:ilvl w:val="0"/>
           <w:numId w:val="3"/>
         </w:numPr>
-        <w:spacing w:after="80" w:line="290"/>
-      </w:pPr>
-      <w:r>
-        <w:rPr>
-          <w:b/>
-          <w:bCs/>
-        </w:rPr>
-        <w:t xml:space="preserve">Decides what to do</w:t>
+        <w:spacing w:after="80" w:line="290" w:lineRule="auto"/>
+      </w:pPr>
+      <w:r>
+        <w:rPr>
+          <w:b/>
+          <w:bCs/>
+        </w:rPr>
+        <w:t>Decides what to do</w:t>
       </w:r>
       <w:r>
         <w:t xml:space="preserve"> — continue to the next ritual, wait for the ritual window, rest, avoid the crowd, rejoin its group or, in real danger, leave for an emergency point.</w:t>
@@ -1348,14 +1532,14 @@
           <w:ilvl w:val="0"/>
           <w:numId w:val="3"/>
         </w:numPr>
-        <w:spacing w:after="80" w:line="290"/>
-      </w:pPr>
-      <w:r>
-        <w:rPr>
-          <w:b/>
-          <w:bCs/>
-        </w:rPr>
-        <w:t xml:space="preserve">Moves</w:t>
+        <w:spacing w:after="80" w:line="290" w:lineRule="auto"/>
+      </w:pPr>
+      <w:r>
+        <w:rPr>
+          <w:b/>
+          <w:bCs/>
+        </w:rPr>
+        <w:t>Moves</w:t>
       </w:r>
       <w:r>
         <w:t xml:space="preserve"> — walks within an area, or queues for a bus to travel between areas.</w:t>
@@ -1368,14 +1552,14 @@
           <w:ilvl w:val="0"/>
           <w:numId w:val="3"/>
         </w:numPr>
-        <w:spacing w:after="80" w:line="290"/>
-      </w:pPr>
-      <w:r>
-        <w:rPr>
-          <w:b/>
-          <w:bCs/>
-        </w:rPr>
-        <w:t xml:space="preserve">Writes it down</w:t>
+        <w:spacing w:after="80" w:line="290" w:lineRule="auto"/>
+      </w:pPr>
+      <w:r>
+        <w:rPr>
+          <w:b/>
+          <w:bCs/>
+        </w:rPr>
+        <w:t>Writes it down</w:t>
       </w:r>
       <w:r>
         <w:t xml:space="preserve"> — records what it saw, what it chose, why, and what happened next.</w:t>
@@ -1383,10 +1567,10 @@
     </w:p>
     <w:p>
       <w:pPr>
-        <w:spacing w:after="140" w:before="100" w:line="300"/>
-      </w:pPr>
-      <w:r>
-        <w:t xml:space="preserve">Then the next step begins. The length of a step can be adjusted: one-hour steps give fine detail on a busy day, while half-day steps rehearse the whole Hajj quickly. Planners can also test the plan under pressure by adding hazards — such as a blocked gate, dropped luggage, a crowd bottleneck or extreme heat — at any place and time.</w:t>
+        <w:spacing w:before="100" w:after="140" w:line="300" w:lineRule="auto"/>
+      </w:pPr>
+      <w:r>
+        <w:t>Then the next step begins. The length of a step can be adjusted: one-hour steps give fine detail on a busy day, while half-day steps rehearse the whole Hajj quickly. Planners can also test the plan under pressure by adding hazards — such as a blocked gate, dropped luggage, a crowd bottleneck or extreme heat — at any place and time.</w:t>
       </w:r>
     </w:p>
     <w:p>
@@ -1394,22 +1578,30 @@
         <w:pStyle w:val="Heading2"/>
       </w:pPr>
       <w:r>
-        <w:t xml:space="preserve">2.4 Step 4 — Watch and learn</w:t>
-      </w:r>
-    </w:p>
-    <w:p>
-      <w:pPr>
-        <w:spacing w:after="140" w:line="300"/>
-      </w:pPr>
-      <w:r>
-        <w:t xml:space="preserve">Planners watch the crowd move on a live map (Figure 2). Each pilgrim appears as an icon coloured by its status — stable, needs support, high risk or panicking — and a heatmap shows where pressure is building. A </w:t>
-      </w:r>
-      <w:r>
-        <w:rPr>
-          <w:b/>
-          <w:bCs/>
-        </w:rPr>
-        <w:t xml:space="preserve">severity index</w:t>
+        <w:t>2.4 Step 4 — Watch and learn</w:t>
+      </w:r>
+    </w:p>
+    <w:p>
+      <w:pPr>
+        <w:spacing w:after="140" w:line="300" w:lineRule="auto"/>
+      </w:pPr>
+      <w:r>
+        <w:t xml:space="preserve">Planners watch the crowd move on a live map (Figure 2). Each pilgrim appears as an icon </w:t>
+      </w:r>
+      <w:proofErr w:type="spellStart"/>
+      <w:r>
+        <w:t>coloured</w:t>
+      </w:r>
+      <w:proofErr w:type="spellEnd"/>
+      <w:r>
+        <w:t xml:space="preserve"> by its status — stable, needs support, high risk or panicking — and a heatmap shows where pressure is building. A </w:t>
+      </w:r>
+      <w:r>
+        <w:rPr>
+          <w:b/>
+          <w:bCs/>
+        </w:rPr>
+        <w:t>severity index</w:t>
       </w:r>
       <w:r>
         <w:t xml:space="preserve"> sums up the condition of the whole crowd in one number from 0 to 100. A </w:t>
@@ -1419,7 +1611,7 @@
           <w:b/>
           <w:bCs/>
         </w:rPr>
-        <w:t xml:space="preserve">danger alert</w:t>
+        <w:t>danger alert</w:t>
       </w:r>
       <w:r>
         <w:t xml:space="preserve"> opens when a pilgrim enters a high-risk state and closes with a verdict: avoided, reduced, unchanged or worsened.</w:t>
@@ -1428,14 +1620,18 @@
     <w:p>
       <w:pPr>
         <w:keepNext/>
-        <w:spacing w:after="60" w:before="120"/>
+        <w:spacing w:before="120" w:after="60"/>
         <w:jc w:val="center"/>
       </w:pPr>
       <w:r>
+        <w:rPr>
+          <w:noProof/>
+        </w:rPr>
+        <w:lastRenderedPageBreak/>
         <w:drawing>
-          <wp:inline distT="0" distB="0" distL="0" distR="0">
+          <wp:inline distT="0" distB="0" distL="0" distR="0" wp14:anchorId="6321F534" wp14:editId="28C8C128">
             <wp:extent cx="5143500" cy="4467225"/>
-            <wp:effectExtent t="0" r="0" b="0" l="0"/>
+            <wp:effectExtent l="0" t="0" r="0" b="0"/>
             <wp:docPr id="2" name="dashboard.png" descr="Figure 2. The MANSAK dashboard on the 9th of Dhul-Hijjah: crowd summary (top) and the live map of Mina with pilgrims coloured by status." title="Figure 2. The MANSAK dashboard on the 9th of Dhul-Hijjah: crowd summary (top) and the live map of Mina with pilgrims coloured by status."/>
             <wp:cNvGraphicFramePr>
               <a:graphicFrameLocks xmlns:a="http://schemas.openxmlformats.org/drawingml/2006/main" noChangeAspect="1"/>
@@ -1444,13 +1640,13 @@
               <a:graphicData uri="http://schemas.openxmlformats.org/drawingml/2006/picture">
                 <pic:pic xmlns:pic="http://schemas.openxmlformats.org/drawingml/2006/picture">
                   <pic:nvPicPr>
-                    <pic:cNvPr id="0" name="" descr=""/>
+                    <pic:cNvPr id="0" name=""/>
                     <pic:cNvPicPr>
                       <a:picLocks noChangeAspect="1" noChangeArrowheads="1"/>
                     </pic:cNvPicPr>
                   </pic:nvPicPr>
                   <pic:blipFill>
-                    <a:blip r:embed="rId12" cstate="none"/>
+                    <a:blip r:embed="rId8"/>
                     <a:srcRect/>
                     <a:stretch>
                       <a:fillRect/>
@@ -1485,12 +1681,56 @@
           <w:sz w:val="18"/>
           <w:szCs w:val="18"/>
         </w:rPr>
-        <w:t xml:space="preserve">Figure 2. The MANSAK dashboard on the 9th of Dhul-Hijjah: crowd summary (top) and the live map of Mina with pilgrims coloured by status.</w:t>
-      </w:r>
-    </w:p>
-    <w:p>
-      <w:pPr>
-        <w:spacing w:after="140" w:line="300"/>
+        <w:t>Figure 2. The MANSAK dashboard on the 9th of Dhul-</w:t>
+      </w:r>
+      <w:proofErr w:type="spellStart"/>
+      <w:r>
+        <w:rPr>
+          <w:i/>
+          <w:iCs/>
+          <w:color w:val="5C6B7A"/>
+          <w:sz w:val="18"/>
+          <w:szCs w:val="18"/>
+        </w:rPr>
+        <w:t>Hijjah</w:t>
+      </w:r>
+      <w:proofErr w:type="spellEnd"/>
+      <w:r>
+        <w:rPr>
+          <w:i/>
+          <w:iCs/>
+          <w:color w:val="5C6B7A"/>
+          <w:sz w:val="18"/>
+          <w:szCs w:val="18"/>
+        </w:rPr>
+        <w:t xml:space="preserve">: crowd summary (top) and the live map of Mina with pilgrims </w:t>
+      </w:r>
+      <w:proofErr w:type="spellStart"/>
+      <w:r>
+        <w:rPr>
+          <w:i/>
+          <w:iCs/>
+          <w:color w:val="5C6B7A"/>
+          <w:sz w:val="18"/>
+          <w:szCs w:val="18"/>
+        </w:rPr>
+        <w:t>coloured</w:t>
+      </w:r>
+      <w:proofErr w:type="spellEnd"/>
+      <w:r>
+        <w:rPr>
+          <w:i/>
+          <w:iCs/>
+          <w:color w:val="5C6B7A"/>
+          <w:sz w:val="18"/>
+          <w:szCs w:val="18"/>
+        </w:rPr>
+        <w:t xml:space="preserve"> by status.</w:t>
+      </w:r>
+    </w:p>
+    <w:p>
+      <w:pPr>
+        <w:spacing w:after="140" w:line="300" w:lineRule="auto"/>
       </w:pPr>
       <w:r>
         <w:t xml:space="preserve">At the end of each run, MANSAK writes a </w:t>
@@ -1500,7 +1740,7 @@
           <w:b/>
           <w:bCs/>
         </w:rPr>
-        <w:t xml:space="preserve">final report</w:t>
+        <w:t>final report</w:t>
       </w:r>
       <w:r>
         <w:t xml:space="preserve"> in six parts: an overview, the decisions taken, every danger event (when, where, why and what happened next), how well the agents performed, suggested improvements with the evidence behind each one, and a final summary.</w:t>
@@ -1511,27 +1751,27 @@
         <w:pStyle w:val="Heading2"/>
       </w:pPr>
       <w:r>
-        <w:t xml:space="preserve">2.5 Step 5 — Improve the plan and test again</w:t>
-      </w:r>
-    </w:p>
-    <w:p>
-      <w:pPr>
-        <w:spacing w:after="140" w:line="300"/>
-      </w:pPr>
-      <w:r>
-        <w:t xml:space="preserve">The report points to the weak spots in the plan — for example a route where pilgrims wait too long for buses, or a day when dehydration peaks. The planner changes the plan (adds buses, moves staff or changes when groups leave) and runs the virtual Hajj again with the same pilgrims, so that the two rounds can be compared fairly. This repeats until a new round brings no more improvement.</w:t>
-      </w:r>
-    </w:p>
-    <w:p>
-      <w:pPr>
-        <w:spacing w:after="140" w:line="300"/>
-      </w:pPr>
-      <w:r>
-        <w:rPr>
-          <w:b/>
-          <w:bCs/>
-        </w:rPr>
-        <w:t xml:space="preserve">Output — the most optimized operational plan.</w:t>
+        <w:t>2.5 Step 5 — Improve the plan and test again</w:t>
+      </w:r>
+    </w:p>
+    <w:p>
+      <w:pPr>
+        <w:spacing w:after="140" w:line="300" w:lineRule="auto"/>
+      </w:pPr>
+      <w:r>
+        <w:t>The report points to the weak spots in the plan — for example a route where pilgrims wait too long for buses, or a day when dehydration peaks. The planner changes the plan (adds buses, moves staff or changes when groups leave) and runs the virtual Hajj again with the same pilgrims, so that the two rounds can be compared fairly. This repeats until a new round brings no more improvement.</w:t>
+      </w:r>
+    </w:p>
+    <w:p>
+      <w:pPr>
+        <w:spacing w:after="140" w:line="300" w:lineRule="auto"/>
+      </w:pPr>
+      <w:r>
+        <w:rPr>
+          <w:b/>
+          <w:bCs/>
+        </w:rPr>
+        <w:t>Output — the most optimized operational plan.</w:t>
       </w:r>
       <w:r>
         <w:t xml:space="preserve"> The final plan is the one that performed best across all tested rounds, reached when a new round brings no further improvement.</w:t>
@@ -1543,15 +1783,16 @@
         <w:pageBreakBefore/>
       </w:pPr>
       <w:r>
-        <w:t xml:space="preserve">3. Results</w:t>
-      </w:r>
-    </w:p>
-    <w:p>
-      <w:pPr>
-        <w:spacing w:after="140" w:line="300"/>
-      </w:pPr>
-      <w:r>
-        <w:t xml:space="preserve">We tested the MANSAK prototype in four ways. All numbers in this section come from actual runs of the system.</w:t>
+        <w:lastRenderedPageBreak/>
+        <w:t>3. Results</w:t>
+      </w:r>
+    </w:p>
+    <w:p>
+      <w:pPr>
+        <w:spacing w:after="140" w:line="300" w:lineRule="auto"/>
+      </w:pPr>
+      <w:r>
+        <w:t>We tested the MANSAK prototype in four ways. All numbers in this section come from actual runs of the system.</w:t>
       </w:r>
     </w:p>
     <w:p>
@@ -1559,19 +1800,19 @@
         <w:pStyle w:val="Heading2"/>
       </w:pPr>
       <w:r>
-        <w:t xml:space="preserve">3.1 A full Hajj rehearsal</w:t>
-      </w:r>
-    </w:p>
-    <w:p>
-      <w:pPr>
-        <w:spacing w:after="140" w:line="300"/>
-      </w:pPr>
-      <w:r>
-        <w:rPr>
-          <w:b/>
-          <w:bCs/>
-        </w:rPr>
-        <w:t xml:space="preserve">Setup.</w:t>
+        <w:t>3.1 A full Hajj rehearsal</w:t>
+      </w:r>
+    </w:p>
+    <w:p>
+      <w:pPr>
+        <w:spacing w:after="140" w:line="300" w:lineRule="auto"/>
+      </w:pPr>
+      <w:r>
+        <w:rPr>
+          <w:b/>
+          <w:bCs/>
+        </w:rPr>
+        <w:t>Setup.</w:t>
       </w:r>
       <w:r>
         <w:t xml:space="preserve"> 303 virtual pilgrims from ten nationalities, each in its Hajj group, lived through the full timetable from arrival to the Farewell Tawaf — 10.5 simulated days in 21 half-day steps — at 37 °C under the original plan.</w:t>
@@ -1584,27 +1825,52 @@
           <w:ilvl w:val="0"/>
           <w:numId w:val="2"/>
         </w:numPr>
-        <w:spacing w:after="80" w:line="290"/>
-      </w:pPr>
-      <w:r>
-        <w:rPr>
-          <w:b/>
-          <w:bCs/>
-        </w:rPr>
-        <w:t xml:space="preserve">Danger builds in a predictable pattern (Figure 3).</w:t>
-      </w:r>
-      <w:r>
-        <w:t xml:space="preserve"> The severity index stayed at zero on arrival and on the 8th, rose to about 25 on the Day of Arafah as groups queued for buses from Mina, held at 40 through the night at Muzdalifah, and peaked at </w:t>
-      </w:r>
-      <w:r>
-        <w:rPr>
-          <w:b/>
-          <w:bCs/>
-        </w:rPr>
-        <w:t xml:space="preserve">69.4 on the 10th of Dhul-Hijjah</w:t>
-      </w:r>
-      <w:r>
-        <w:t xml:space="preserve"> — the day when stoning, sacrifice and Tawaf al-Ifadhah follow one another.</w:t>
+        <w:spacing w:after="80" w:line="290" w:lineRule="auto"/>
+      </w:pPr>
+      <w:r>
+        <w:rPr>
+          <w:b/>
+          <w:bCs/>
+        </w:rPr>
+        <w:t>Danger builds in a predictable pattern (Figure 3).</w:t>
+      </w:r>
+      <w:r>
+        <w:t xml:space="preserve"> The severity index stayed at zero on arrival and on the 8th, rose to about 25 on the Day of Arafah as groups queued for buses from Mina, held at 40 through the night at </w:t>
+      </w:r>
+      <w:proofErr w:type="spellStart"/>
+      <w:r>
+        <w:t>Muzdalifah</w:t>
+      </w:r>
+      <w:proofErr w:type="spellEnd"/>
+      <w:r>
+        <w:t xml:space="preserve">, and peaked at </w:t>
+      </w:r>
+      <w:r>
+        <w:rPr>
+          <w:b/>
+          <w:bCs/>
+        </w:rPr>
+        <w:t>69.4 on the 10th of Dhul-</w:t>
+      </w:r>
+      <w:proofErr w:type="spellStart"/>
+      <w:r>
+        <w:rPr>
+          <w:b/>
+          <w:bCs/>
+        </w:rPr>
+        <w:t>Hijjah</w:t>
+      </w:r>
+      <w:proofErr w:type="spellEnd"/>
+      <w:r>
+        <w:t xml:space="preserve"> — the day when stoning, sacrifice and Tawaf al-</w:t>
+      </w:r>
+      <w:proofErr w:type="spellStart"/>
+      <w:r>
+        <w:t>Ifadhah</w:t>
+      </w:r>
+      <w:proofErr w:type="spellEnd"/>
+      <w:r>
+        <w:t xml:space="preserve"> follow one another.</w:t>
       </w:r>
     </w:p>
     <w:p>
@@ -1614,14 +1880,14 @@
           <w:ilvl w:val="0"/>
           <w:numId w:val="2"/>
         </w:numPr>
-        <w:spacing w:after="80" w:line="290"/>
-      </w:pPr>
-      <w:r>
-        <w:rPr>
-          <w:b/>
-          <w:bCs/>
-        </w:rPr>
-        <w:t xml:space="preserve">The hidden danger was thirst and tiredness, not panic.</w:t>
+        <w:spacing w:after="80" w:line="290" w:lineRule="auto"/>
+      </w:pPr>
+      <w:r>
+        <w:rPr>
+          <w:b/>
+          <w:bCs/>
+        </w:rPr>
+        <w:t>The hidden danger was thirst and tiredness, not panic.</w:t>
       </w:r>
       <w:r>
         <w:t xml:space="preserve"> Average hydration fell from 92 to 22 out of 100 by the 10th, while average stress stayed below 30 and no pilgrim panicked. At the peak, 297 of the 303 pilgrims (98%) were in the high-risk group — the kind of silent build-up that cameras cannot see.</w:t>
@@ -1634,17 +1900,17 @@
           <w:ilvl w:val="0"/>
           <w:numId w:val="2"/>
         </w:numPr>
-        <w:spacing w:after="80" w:line="290"/>
-      </w:pPr>
-      <w:r>
-        <w:rPr>
-          <w:b/>
-          <w:bCs/>
-        </w:rPr>
-        <w:t xml:space="preserve">The first transport bottleneck appeared on the 9th</w:t>
-      </w:r>
-      <w:r>
-        <w:t xml:space="preserve">, when 108 pilgrims were waiting at the same time for buses from Mina to Arafat.</w:t>
+        <w:spacing w:after="80" w:line="290" w:lineRule="auto"/>
+      </w:pPr>
+      <w:r>
+        <w:rPr>
+          <w:b/>
+          <w:bCs/>
+        </w:rPr>
+        <w:t>The first transport bottleneck appeared on the 9th</w:t>
+      </w:r>
+      <w:r>
+        <w:t>, when 108 pilgrims were waiting at the same time for buses from Mina to Arafat.</w:t>
       </w:r>
     </w:p>
     <w:p>
@@ -1654,23 +1920,26 @@
           <w:ilvl w:val="0"/>
           <w:numId w:val="2"/>
         </w:numPr>
-        <w:spacing w:after="80" w:line="290"/>
-      </w:pPr>
-      <w:r>
-        <w:t xml:space="preserve">By the end of the run, 91.6% of all ritual steps had been completed.</w:t>
+        <w:spacing w:after="80" w:line="290" w:lineRule="auto"/>
+      </w:pPr>
+      <w:r>
+        <w:t>By the end of the run, 91.6% of all ritual steps had been completed.</w:t>
       </w:r>
     </w:p>
     <w:p>
       <w:pPr>
         <w:keepNext/>
-        <w:spacing w:after="60" w:before="120"/>
+        <w:spacing w:before="120" w:after="60"/>
         <w:jc w:val="center"/>
       </w:pPr>
       <w:r>
+        <w:rPr>
+          <w:noProof/>
+        </w:rPr>
         <w:drawing>
-          <wp:inline distT="0" distB="0" distL="0" distR="0">
+          <wp:inline distT="0" distB="0" distL="0" distR="0" wp14:anchorId="38A6D946" wp14:editId="73EA1FAE">
             <wp:extent cx="5715000" cy="2781300"/>
-            <wp:effectExtent t="0" r="0" b="0" l="0"/>
+            <wp:effectExtent l="0" t="0" r="0" b="0"/>
             <wp:docPr id="3" name="results_chart.png" descr="Figure 3. Crowd severity index and average pilgrim hydration across the full Hajj (303 pilgrims, original plan)." title="Figure 3. Crowd severity index and average pilgrim hydration across the full Hajj (303 pilgrims, original plan)."/>
             <wp:cNvGraphicFramePr>
               <a:graphicFrameLocks xmlns:a="http://schemas.openxmlformats.org/drawingml/2006/main" noChangeAspect="1"/>
@@ -1679,13 +1948,13 @@
               <a:graphicData uri="http://schemas.openxmlformats.org/drawingml/2006/picture">
                 <pic:pic xmlns:pic="http://schemas.openxmlformats.org/drawingml/2006/picture">
                   <pic:nvPicPr>
-                    <pic:cNvPr id="0" name="" descr=""/>
+                    <pic:cNvPr id="0" name=""/>
                     <pic:cNvPicPr>
                       <a:picLocks noChangeAspect="1" noChangeArrowheads="1"/>
                     </pic:cNvPicPr>
                   </pic:nvPicPr>
                   <pic:blipFill>
-                    <a:blip r:embed="rId13" cstate="none"/>
+                    <a:blip r:embed="rId9"/>
                     <a:srcRect/>
                     <a:stretch>
                       <a:fillRect/>
@@ -1720,7 +1989,7 @@
           <w:sz w:val="18"/>
           <w:szCs w:val="18"/>
         </w:rPr>
-        <w:t xml:space="preserve">Figure 3. Crowd severity index and average pilgrim hydration across the full Hajj (303 pilgrims, original plan).</w:t>
+        <w:t>Figure 3. Crowd severity index and average pilgrim hydration across the full Hajj (303 pilgrims, original plan).</w:t>
       </w:r>
     </w:p>
     <w:p>
@@ -1728,21 +1997,21 @@
         <w:pStyle w:val="Heading2"/>
       </w:pPr>
       <w:r>
-        <w:t xml:space="preserve">3.2 Improving the plan and testing again</w:t>
-      </w:r>
-    </w:p>
-    <w:p>
-      <w:pPr>
-        <w:spacing w:after="140" w:line="300"/>
-      </w:pPr>
-      <w:r>
-        <w:t xml:space="preserve">Using the findings from the first run, we changed the plan and ran the same Hajj again with the same pilgrims. Table 2 compares five versions of the plan.</w:t>
+        <w:t>3.2 Improving the plan and testing again</w:t>
+      </w:r>
+    </w:p>
+    <w:p>
+      <w:pPr>
+        <w:spacing w:after="140" w:line="300" w:lineRule="auto"/>
+      </w:pPr>
+      <w:r>
+        <w:t>Using the findings from the first run, we changed the plan and ran the same Hajj again with the same pilgrims. Table 2 compares five versions of the plan.</w:t>
       </w:r>
     </w:p>
     <w:p>
       <w:pPr>
         <w:keepNext/>
-        <w:spacing w:after="80" w:before="160"/>
+        <w:spacing w:before="160" w:after="80"/>
       </w:pPr>
       <w:r>
         <w:rPr>
@@ -1752,20 +2021,26 @@
           <w:sz w:val="19"/>
           <w:szCs w:val="19"/>
         </w:rPr>
-        <w:t xml:space="preserve">Table 2. Five versions of the operational plan tested on the same virtual Hajj</w:t>
+        <w:lastRenderedPageBreak/>
+        <w:t>Table 2. Five versions of the operational plan tested on the same virtual Hajj</w:t>
       </w:r>
     </w:p>
     <w:tbl>
       <w:tblPr>
-        <w:tblW w:type="dxa" w:w="9026"/>
+        <w:tblW w:w="9026" w:type="dxa"/>
         <w:tblBorders>
-          <w:top w:val="single" w:color="auto" w:sz="4"/>
-          <w:left w:val="single" w:color="auto" w:sz="4"/>
-          <w:bottom w:val="single" w:color="auto" w:sz="4"/>
-          <w:right w:val="single" w:color="auto" w:sz="4"/>
-          <w:insideH w:val="single" w:color="auto" w:sz="4"/>
-          <w:insideV w:val="single" w:color="auto" w:sz="4"/>
+          <w:top w:val="single" w:sz="4" w:space="0" w:color="auto"/>
+          <w:left w:val="single" w:sz="4" w:space="0" w:color="auto"/>
+          <w:bottom w:val="single" w:sz="4" w:space="0" w:color="auto"/>
+          <w:right w:val="single" w:sz="4" w:space="0" w:color="auto"/>
+          <w:insideH w:val="single" w:sz="4" w:space="0" w:color="auto"/>
+          <w:insideV w:val="single" w:sz="4" w:space="0" w:color="auto"/>
         </w:tblBorders>
+        <w:tblCellMar>
+          <w:left w:w="10" w:type="dxa"/>
+          <w:right w:w="10" w:type="dxa"/>
+        </w:tblCellMar>
+        <w:tblLook w:val="04A0" w:firstRow="1" w:lastRow="0" w:firstColumn="1" w:lastColumn="0" w:noHBand="0" w:noVBand="1"/>
       </w:tblPr>
       <w:tblGrid>
         <w:gridCol w:w="2826"/>
@@ -1776,31 +2051,36 @@
         <w:gridCol w:w="1250"/>
       </w:tblGrid>
       <w:tr>
+        <w:tblPrEx>
+          <w:tblCellMar>
+            <w:top w:w="0" w:type="dxa"/>
+            <w:bottom w:w="0" w:type="dxa"/>
+          </w:tblCellMar>
+        </w:tblPrEx>
         <w:trPr>
           <w:tblHeader/>
         </w:trPr>
         <w:tc>
           <w:tcPr>
-            <w:tcW w:type="dxa" w:w="2826"/>
-            <w:tcBorders>
-              <w:top w:val="single" w:color="C5D0DC" w:sz="4"/>
-              <w:left w:val="single" w:color="C5D0DC" w:sz="4"/>
-              <w:bottom w:val="single" w:color="C5D0DC" w:sz="4"/>
-              <w:right w:val="single" w:color="C5D0DC" w:sz="4"/>
-            </w:tcBorders>
-            <w:shd w:fill="1F2D3D" w:color="auto" w:val="clear"/>
-            <w:tcMar>
-              <w:top w:type="dxa" w:w="70"/>
-              <w:left w:type="dxa" w:w="110"/>
-              <w:bottom w:type="dxa" w:w="70"/>
-              <w:right w:type="dxa" w:w="110"/>
+            <w:tcW w:w="2826" w:type="dxa"/>
+            <w:tcBorders>
+              <w:top w:val="single" w:sz="4" w:space="0" w:color="C5D0DC"/>
+              <w:left w:val="single" w:sz="4" w:space="0" w:color="C5D0DC"/>
+              <w:bottom w:val="single" w:sz="4" w:space="0" w:color="C5D0DC"/>
+              <w:right w:val="single" w:sz="4" w:space="0" w:color="C5D0DC"/>
+            </w:tcBorders>
+            <w:shd w:val="clear" w:color="auto" w:fill="1F2D3D"/>
+            <w:tcMar>
+              <w:top w:w="70" w:type="dxa"/>
+              <w:left w:w="110" w:type="dxa"/>
+              <w:bottom w:w="70" w:type="dxa"/>
+              <w:right w:w="110" w:type="dxa"/>
             </w:tcMar>
             <w:vAlign w:val="center"/>
           </w:tcPr>
           <w:p>
             <w:pPr>
               <w:keepNext/>
-              <w:jc w:val="left"/>
             </w:pPr>
             <w:r>
               <w:rPr>
@@ -1810,25 +2090,25 @@
                 <w:sz w:val="18"/>
                 <w:szCs w:val="18"/>
               </w:rPr>
-              <w:t xml:space="preserve">Plan</w:t>
-            </w:r>
-          </w:p>
-        </w:tc>
-        <w:tc>
-          <w:tcPr>
-            <w:tcW w:type="dxa" w:w="900"/>
-            <w:tcBorders>
-              <w:top w:val="single" w:color="C5D0DC" w:sz="4"/>
-              <w:left w:val="single" w:color="C5D0DC" w:sz="4"/>
-              <w:bottom w:val="single" w:color="C5D0DC" w:sz="4"/>
-              <w:right w:val="single" w:color="C5D0DC" w:sz="4"/>
-            </w:tcBorders>
-            <w:shd w:fill="1F2D3D" w:color="auto" w:val="clear"/>
-            <w:tcMar>
-              <w:top w:type="dxa" w:w="70"/>
-              <w:left w:type="dxa" w:w="110"/>
-              <w:bottom w:type="dxa" w:w="70"/>
-              <w:right w:type="dxa" w:w="110"/>
+              <w:t>Plan</w:t>
+            </w:r>
+          </w:p>
+        </w:tc>
+        <w:tc>
+          <w:tcPr>
+            <w:tcW w:w="900" w:type="dxa"/>
+            <w:tcBorders>
+              <w:top w:val="single" w:sz="4" w:space="0" w:color="C5D0DC"/>
+              <w:left w:val="single" w:sz="4" w:space="0" w:color="C5D0DC"/>
+              <w:bottom w:val="single" w:sz="4" w:space="0" w:color="C5D0DC"/>
+              <w:right w:val="single" w:sz="4" w:space="0" w:color="C5D0DC"/>
+            </w:tcBorders>
+            <w:shd w:val="clear" w:color="auto" w:fill="1F2D3D"/>
+            <w:tcMar>
+              <w:top w:w="70" w:type="dxa"/>
+              <w:left w:w="110" w:type="dxa"/>
+              <w:bottom w:w="70" w:type="dxa"/>
+              <w:right w:w="110" w:type="dxa"/>
             </w:tcMar>
             <w:vAlign w:val="center"/>
           </w:tcPr>
@@ -1845,25 +2125,25 @@
                 <w:sz w:val="18"/>
                 <w:szCs w:val="18"/>
               </w:rPr>
-              <w:t xml:space="preserve">Buses</w:t>
-            </w:r>
-          </w:p>
-        </w:tc>
-        <w:tc>
-          <w:tcPr>
-            <w:tcW w:type="dxa" w:w="1400"/>
-            <w:tcBorders>
-              <w:top w:val="single" w:color="C5D0DC" w:sz="4"/>
-              <w:left w:val="single" w:color="C5D0DC" w:sz="4"/>
-              <w:bottom w:val="single" w:color="C5D0DC" w:sz="4"/>
-              <w:right w:val="single" w:color="C5D0DC" w:sz="4"/>
-            </w:tcBorders>
-            <w:shd w:fill="1F2D3D" w:color="auto" w:val="clear"/>
-            <w:tcMar>
-              <w:top w:type="dxa" w:w="70"/>
-              <w:left w:type="dxa" w:w="110"/>
-              <w:bottom w:type="dxa" w:w="70"/>
-              <w:right w:type="dxa" w:w="110"/>
+              <w:t>Buses</w:t>
+            </w:r>
+          </w:p>
+        </w:tc>
+        <w:tc>
+          <w:tcPr>
+            <w:tcW w:w="1400" w:type="dxa"/>
+            <w:tcBorders>
+              <w:top w:val="single" w:sz="4" w:space="0" w:color="C5D0DC"/>
+              <w:left w:val="single" w:sz="4" w:space="0" w:color="C5D0DC"/>
+              <w:bottom w:val="single" w:sz="4" w:space="0" w:color="C5D0DC"/>
+              <w:right w:val="single" w:sz="4" w:space="0" w:color="C5D0DC"/>
+            </w:tcBorders>
+            <w:shd w:val="clear" w:color="auto" w:fill="1F2D3D"/>
+            <w:tcMar>
+              <w:top w:w="70" w:type="dxa"/>
+              <w:left w:w="110" w:type="dxa"/>
+              <w:bottom w:w="70" w:type="dxa"/>
+              <w:right w:w="110" w:type="dxa"/>
             </w:tcMar>
             <w:vAlign w:val="center"/>
           </w:tcPr>
@@ -1880,25 +2160,25 @@
                 <w:sz w:val="18"/>
                 <w:szCs w:val="18"/>
               </w:rPr>
-              <w:t xml:space="preserve">Longest bus queue (pilgrims)</w:t>
-            </w:r>
-          </w:p>
-        </w:tc>
-        <w:tc>
-          <w:tcPr>
-            <w:tcW w:type="dxa" w:w="1400"/>
-            <w:tcBorders>
-              <w:top w:val="single" w:color="C5D0DC" w:sz="4"/>
-              <w:left w:val="single" w:color="C5D0DC" w:sz="4"/>
-              <w:bottom w:val="single" w:color="C5D0DC" w:sz="4"/>
-              <w:right w:val="single" w:color="C5D0DC" w:sz="4"/>
-            </w:tcBorders>
-            <w:shd w:fill="1F2D3D" w:color="auto" w:val="clear"/>
-            <w:tcMar>
-              <w:top w:type="dxa" w:w="70"/>
-              <w:left w:type="dxa" w:w="110"/>
-              <w:bottom w:type="dxa" w:w="70"/>
-              <w:right w:type="dxa" w:w="110"/>
+              <w:t>Longest bus queue (pilgrims)</w:t>
+            </w:r>
+          </w:p>
+        </w:tc>
+        <w:tc>
+          <w:tcPr>
+            <w:tcW w:w="1400" w:type="dxa"/>
+            <w:tcBorders>
+              <w:top w:val="single" w:sz="4" w:space="0" w:color="C5D0DC"/>
+              <w:left w:val="single" w:sz="4" w:space="0" w:color="C5D0DC"/>
+              <w:bottom w:val="single" w:sz="4" w:space="0" w:color="C5D0DC"/>
+              <w:right w:val="single" w:sz="4" w:space="0" w:color="C5D0DC"/>
+            </w:tcBorders>
+            <w:shd w:val="clear" w:color="auto" w:fill="1F2D3D"/>
+            <w:tcMar>
+              <w:top w:w="70" w:type="dxa"/>
+              <w:left w:w="110" w:type="dxa"/>
+              <w:bottom w:w="70" w:type="dxa"/>
+              <w:right w:w="110" w:type="dxa"/>
             </w:tcMar>
             <w:vAlign w:val="center"/>
           </w:tcPr>
@@ -1915,25 +2195,25 @@
                 <w:sz w:val="18"/>
                 <w:szCs w:val="18"/>
               </w:rPr>
-              <w:t xml:space="preserve">Total bus waiting (pilgrim-steps)</w:t>
-            </w:r>
-          </w:p>
-        </w:tc>
-        <w:tc>
-          <w:tcPr>
-            <w:tcW w:type="dxa" w:w="1250"/>
-            <w:tcBorders>
-              <w:top w:val="single" w:color="C5D0DC" w:sz="4"/>
-              <w:left w:val="single" w:color="C5D0DC" w:sz="4"/>
-              <w:bottom w:val="single" w:color="C5D0DC" w:sz="4"/>
-              <w:right w:val="single" w:color="C5D0DC" w:sz="4"/>
-            </w:tcBorders>
-            <w:shd w:fill="1F2D3D" w:color="auto" w:val="clear"/>
-            <w:tcMar>
-              <w:top w:type="dxa" w:w="70"/>
-              <w:left w:type="dxa" w:w="110"/>
-              <w:bottom w:type="dxa" w:w="70"/>
-              <w:right w:type="dxa" w:w="110"/>
+              <w:t>Total bus waiting (pilgrim-steps)</w:t>
+            </w:r>
+          </w:p>
+        </w:tc>
+        <w:tc>
+          <w:tcPr>
+            <w:tcW w:w="1250" w:type="dxa"/>
+            <w:tcBorders>
+              <w:top w:val="single" w:sz="4" w:space="0" w:color="C5D0DC"/>
+              <w:left w:val="single" w:sz="4" w:space="0" w:color="C5D0DC"/>
+              <w:bottom w:val="single" w:sz="4" w:space="0" w:color="C5D0DC"/>
+              <w:right w:val="single" w:sz="4" w:space="0" w:color="C5D0DC"/>
+            </w:tcBorders>
+            <w:shd w:val="clear" w:color="auto" w:fill="1F2D3D"/>
+            <w:tcMar>
+              <w:top w:w="70" w:type="dxa"/>
+              <w:left w:w="110" w:type="dxa"/>
+              <w:bottom w:w="70" w:type="dxa"/>
+              <w:right w:w="110" w:type="dxa"/>
             </w:tcMar>
             <w:vAlign w:val="center"/>
           </w:tcPr>
@@ -1950,25 +2230,25 @@
                 <w:sz w:val="18"/>
                 <w:szCs w:val="18"/>
               </w:rPr>
-              <w:t xml:space="preserve">Peak severity index</w:t>
-            </w:r>
-          </w:p>
-        </w:tc>
-        <w:tc>
-          <w:tcPr>
-            <w:tcW w:type="dxa" w:w="1250"/>
-            <w:tcBorders>
-              <w:top w:val="single" w:color="C5D0DC" w:sz="4"/>
-              <w:left w:val="single" w:color="C5D0DC" w:sz="4"/>
-              <w:bottom w:val="single" w:color="C5D0DC" w:sz="4"/>
-              <w:right w:val="single" w:color="C5D0DC" w:sz="4"/>
-            </w:tcBorders>
-            <w:shd w:fill="1F2D3D" w:color="auto" w:val="clear"/>
-            <w:tcMar>
-              <w:top w:type="dxa" w:w="70"/>
-              <w:left w:type="dxa" w:w="110"/>
-              <w:bottom w:type="dxa" w:w="70"/>
-              <w:right w:type="dxa" w:w="110"/>
+              <w:t>Peak severity index</w:t>
+            </w:r>
+          </w:p>
+        </w:tc>
+        <w:tc>
+          <w:tcPr>
+            <w:tcW w:w="1250" w:type="dxa"/>
+            <w:tcBorders>
+              <w:top w:val="single" w:sz="4" w:space="0" w:color="C5D0DC"/>
+              <w:left w:val="single" w:sz="4" w:space="0" w:color="C5D0DC"/>
+              <w:bottom w:val="single" w:sz="4" w:space="0" w:color="C5D0DC"/>
+              <w:right w:val="single" w:sz="4" w:space="0" w:color="C5D0DC"/>
+            </w:tcBorders>
+            <w:shd w:val="clear" w:color="auto" w:fill="1F2D3D"/>
+            <w:tcMar>
+              <w:top w:w="70" w:type="dxa"/>
+              <w:left w:w="110" w:type="dxa"/>
+              <w:bottom w:w="70" w:type="dxa"/>
+              <w:right w:w="110" w:type="dxa"/>
             </w:tcMar>
             <w:vAlign w:val="center"/>
           </w:tcPr>
@@ -1985,50 +2265,53 @@
                 <w:sz w:val="18"/>
                 <w:szCs w:val="18"/>
               </w:rPr>
-              <w:t xml:space="preserve">Ritual steps completed</w:t>
+              <w:t>Ritual steps completed</w:t>
             </w:r>
           </w:p>
         </w:tc>
       </w:tr>
       <w:tr>
+        <w:tblPrEx>
+          <w:tblCellMar>
+            <w:top w:w="0" w:type="dxa"/>
+            <w:bottom w:w="0" w:type="dxa"/>
+          </w:tblCellMar>
+        </w:tblPrEx>
         <w:trPr>
           <w:cantSplit/>
         </w:trPr>
         <w:tc>
           <w:tcPr>
-            <w:tcW w:type="dxa" w:w="2826"/>
-            <w:tcBorders>
-              <w:top w:val="single" w:color="C5D0DC" w:sz="4"/>
-              <w:left w:val="single" w:color="C5D0DC" w:sz="4"/>
-              <w:bottom w:val="single" w:color="C5D0DC" w:sz="4"/>
-              <w:right w:val="single" w:color="C5D0DC" w:sz="4"/>
-            </w:tcBorders>
-            <w:tcMar>
-              <w:top w:type="dxa" w:w="70"/>
-              <w:left w:type="dxa" w:w="110"/>
-              <w:bottom w:type="dxa" w:w="70"/>
-              <w:right w:type="dxa" w:w="110"/>
+            <w:tcW w:w="2826" w:type="dxa"/>
+            <w:tcBorders>
+              <w:top w:val="single" w:sz="4" w:space="0" w:color="C5D0DC"/>
+              <w:left w:val="single" w:sz="4" w:space="0" w:color="C5D0DC"/>
+              <w:bottom w:val="single" w:sz="4" w:space="0" w:color="C5D0DC"/>
+              <w:right w:val="single" w:sz="4" w:space="0" w:color="C5D0DC"/>
+            </w:tcBorders>
+            <w:tcMar>
+              <w:top w:w="70" w:type="dxa"/>
+              <w:left w:w="110" w:type="dxa"/>
+              <w:bottom w:w="70" w:type="dxa"/>
+              <w:right w:w="110" w:type="dxa"/>
             </w:tcMar>
             <w:vAlign w:val="center"/>
           </w:tcPr>
           <w:p>
             <w:pPr>
               <w:keepNext/>
-              <w:jc w:val="left"/>
             </w:pPr>
             <w:r>
               <w:rPr>
                 <w:b/>
                 <w:bCs/>
-                <w:color w:val="222222"/>
-                <w:sz w:val="18"/>
-                <w:szCs w:val="18"/>
-              </w:rPr>
-              <w:t xml:space="preserve">A.</w:t>
-            </w:r>
-            <w:r>
-              <w:rPr>
-                <w:color w:val="222222"/>
+                <w:sz w:val="18"/>
+                <w:szCs w:val="18"/>
+              </w:rPr>
+              <w:t>A.</w:t>
+            </w:r>
+            <w:r>
+              <w:rPr>
                 <w:sz w:val="18"/>
                 <w:szCs w:val="18"/>
               </w:rPr>
@@ -2038,18 +2321,18 @@
         </w:tc>
         <w:tc>
           <w:tcPr>
-            <w:tcW w:type="dxa" w:w="900"/>
-            <w:tcBorders>
-              <w:top w:val="single" w:color="C5D0DC" w:sz="4"/>
-              <w:left w:val="single" w:color="C5D0DC" w:sz="4"/>
-              <w:bottom w:val="single" w:color="C5D0DC" w:sz="4"/>
-              <w:right w:val="single" w:color="C5D0DC" w:sz="4"/>
-            </w:tcBorders>
-            <w:tcMar>
-              <w:top w:type="dxa" w:w="70"/>
-              <w:left w:type="dxa" w:w="110"/>
-              <w:bottom w:type="dxa" w:w="70"/>
-              <w:right w:type="dxa" w:w="110"/>
+            <w:tcW w:w="900" w:type="dxa"/>
+            <w:tcBorders>
+              <w:top w:val="single" w:sz="4" w:space="0" w:color="C5D0DC"/>
+              <w:left w:val="single" w:sz="4" w:space="0" w:color="C5D0DC"/>
+              <w:bottom w:val="single" w:sz="4" w:space="0" w:color="C5D0DC"/>
+              <w:right w:val="single" w:sz="4" w:space="0" w:color="C5D0DC"/>
+            </w:tcBorders>
+            <w:tcMar>
+              <w:top w:w="70" w:type="dxa"/>
+              <w:left w:w="110" w:type="dxa"/>
+              <w:bottom w:w="70" w:type="dxa"/>
+              <w:right w:w="110" w:type="dxa"/>
             </w:tcMar>
             <w:vAlign w:val="center"/>
           </w:tcPr>
@@ -2060,28 +2343,27 @@
             </w:pPr>
             <w:r>
               <w:rPr>
-                <w:color w:val="222222"/>
-                <w:sz w:val="18"/>
-                <w:szCs w:val="18"/>
-              </w:rPr>
-              <w:t xml:space="preserve">9</w:t>
-            </w:r>
-          </w:p>
-        </w:tc>
-        <w:tc>
-          <w:tcPr>
-            <w:tcW w:type="dxa" w:w="1400"/>
-            <w:tcBorders>
-              <w:top w:val="single" w:color="C5D0DC" w:sz="4"/>
-              <w:left w:val="single" w:color="C5D0DC" w:sz="4"/>
-              <w:bottom w:val="single" w:color="C5D0DC" w:sz="4"/>
-              <w:right w:val="single" w:color="C5D0DC" w:sz="4"/>
-            </w:tcBorders>
-            <w:tcMar>
-              <w:top w:type="dxa" w:w="70"/>
-              <w:left w:type="dxa" w:w="110"/>
-              <w:bottom w:type="dxa" w:w="70"/>
-              <w:right w:type="dxa" w:w="110"/>
+                <w:sz w:val="18"/>
+                <w:szCs w:val="18"/>
+              </w:rPr>
+              <w:t>9</w:t>
+            </w:r>
+          </w:p>
+        </w:tc>
+        <w:tc>
+          <w:tcPr>
+            <w:tcW w:w="1400" w:type="dxa"/>
+            <w:tcBorders>
+              <w:top w:val="single" w:sz="4" w:space="0" w:color="C5D0DC"/>
+              <w:left w:val="single" w:sz="4" w:space="0" w:color="C5D0DC"/>
+              <w:bottom w:val="single" w:sz="4" w:space="0" w:color="C5D0DC"/>
+              <w:right w:val="single" w:sz="4" w:space="0" w:color="C5D0DC"/>
+            </w:tcBorders>
+            <w:tcMar>
+              <w:top w:w="70" w:type="dxa"/>
+              <w:left w:w="110" w:type="dxa"/>
+              <w:bottom w:w="70" w:type="dxa"/>
+              <w:right w:w="110" w:type="dxa"/>
             </w:tcMar>
             <w:vAlign w:val="center"/>
           </w:tcPr>
@@ -2092,28 +2374,27 @@
             </w:pPr>
             <w:r>
               <w:rPr>
-                <w:color w:val="222222"/>
-                <w:sz w:val="18"/>
-                <w:szCs w:val="18"/>
-              </w:rPr>
-              <w:t xml:space="preserve">108</w:t>
-            </w:r>
-          </w:p>
-        </w:tc>
-        <w:tc>
-          <w:tcPr>
-            <w:tcW w:type="dxa" w:w="1400"/>
-            <w:tcBorders>
-              <w:top w:val="single" w:color="C5D0DC" w:sz="4"/>
-              <w:left w:val="single" w:color="C5D0DC" w:sz="4"/>
-              <w:bottom w:val="single" w:color="C5D0DC" w:sz="4"/>
-              <w:right w:val="single" w:color="C5D0DC" w:sz="4"/>
-            </w:tcBorders>
-            <w:tcMar>
-              <w:top w:type="dxa" w:w="70"/>
-              <w:left w:type="dxa" w:w="110"/>
-              <w:bottom w:type="dxa" w:w="70"/>
-              <w:right w:type="dxa" w:w="110"/>
+                <w:sz w:val="18"/>
+                <w:szCs w:val="18"/>
+              </w:rPr>
+              <w:t>108</w:t>
+            </w:r>
+          </w:p>
+        </w:tc>
+        <w:tc>
+          <w:tcPr>
+            <w:tcW w:w="1400" w:type="dxa"/>
+            <w:tcBorders>
+              <w:top w:val="single" w:sz="4" w:space="0" w:color="C5D0DC"/>
+              <w:left w:val="single" w:sz="4" w:space="0" w:color="C5D0DC"/>
+              <w:bottom w:val="single" w:sz="4" w:space="0" w:color="C5D0DC"/>
+              <w:right w:val="single" w:sz="4" w:space="0" w:color="C5D0DC"/>
+            </w:tcBorders>
+            <w:tcMar>
+              <w:top w:w="70" w:type="dxa"/>
+              <w:left w:w="110" w:type="dxa"/>
+              <w:bottom w:w="70" w:type="dxa"/>
+              <w:right w:w="110" w:type="dxa"/>
             </w:tcMar>
             <w:vAlign w:val="center"/>
           </w:tcPr>
@@ -2124,28 +2405,27 @@
             </w:pPr>
             <w:r>
               <w:rPr>
-                <w:color w:val="222222"/>
-                <w:sz w:val="18"/>
-                <w:szCs w:val="18"/>
-              </w:rPr>
-              <w:t xml:space="preserve">294</w:t>
-            </w:r>
-          </w:p>
-        </w:tc>
-        <w:tc>
-          <w:tcPr>
-            <w:tcW w:type="dxa" w:w="1250"/>
-            <w:tcBorders>
-              <w:top w:val="single" w:color="C5D0DC" w:sz="4"/>
-              <w:left w:val="single" w:color="C5D0DC" w:sz="4"/>
-              <w:bottom w:val="single" w:color="C5D0DC" w:sz="4"/>
-              <w:right w:val="single" w:color="C5D0DC" w:sz="4"/>
-            </w:tcBorders>
-            <w:tcMar>
-              <w:top w:type="dxa" w:w="70"/>
-              <w:left w:type="dxa" w:w="110"/>
-              <w:bottom w:type="dxa" w:w="70"/>
-              <w:right w:type="dxa" w:w="110"/>
+                <w:sz w:val="18"/>
+                <w:szCs w:val="18"/>
+              </w:rPr>
+              <w:t>294</w:t>
+            </w:r>
+          </w:p>
+        </w:tc>
+        <w:tc>
+          <w:tcPr>
+            <w:tcW w:w="1250" w:type="dxa"/>
+            <w:tcBorders>
+              <w:top w:val="single" w:sz="4" w:space="0" w:color="C5D0DC"/>
+              <w:left w:val="single" w:sz="4" w:space="0" w:color="C5D0DC"/>
+              <w:bottom w:val="single" w:sz="4" w:space="0" w:color="C5D0DC"/>
+              <w:right w:val="single" w:sz="4" w:space="0" w:color="C5D0DC"/>
+            </w:tcBorders>
+            <w:tcMar>
+              <w:top w:w="70" w:type="dxa"/>
+              <w:left w:w="110" w:type="dxa"/>
+              <w:bottom w:w="70" w:type="dxa"/>
+              <w:right w:w="110" w:type="dxa"/>
             </w:tcMar>
             <w:vAlign w:val="center"/>
           </w:tcPr>
@@ -2156,28 +2436,27 @@
             </w:pPr>
             <w:r>
               <w:rPr>
-                <w:color w:val="222222"/>
-                <w:sz w:val="18"/>
-                <w:szCs w:val="18"/>
-              </w:rPr>
-              <w:t xml:space="preserve">69.4</w:t>
-            </w:r>
-          </w:p>
-        </w:tc>
-        <w:tc>
-          <w:tcPr>
-            <w:tcW w:type="dxa" w:w="1250"/>
-            <w:tcBorders>
-              <w:top w:val="single" w:color="C5D0DC" w:sz="4"/>
-              <w:left w:val="single" w:color="C5D0DC" w:sz="4"/>
-              <w:bottom w:val="single" w:color="C5D0DC" w:sz="4"/>
-              <w:right w:val="single" w:color="C5D0DC" w:sz="4"/>
-            </w:tcBorders>
-            <w:tcMar>
-              <w:top w:type="dxa" w:w="70"/>
-              <w:left w:type="dxa" w:w="110"/>
-              <w:bottom w:type="dxa" w:w="70"/>
-              <w:right w:type="dxa" w:w="110"/>
+                <w:sz w:val="18"/>
+                <w:szCs w:val="18"/>
+              </w:rPr>
+              <w:t>69.4</w:t>
+            </w:r>
+          </w:p>
+        </w:tc>
+        <w:tc>
+          <w:tcPr>
+            <w:tcW w:w="1250" w:type="dxa"/>
+            <w:tcBorders>
+              <w:top w:val="single" w:sz="4" w:space="0" w:color="C5D0DC"/>
+              <w:left w:val="single" w:sz="4" w:space="0" w:color="C5D0DC"/>
+              <w:bottom w:val="single" w:sz="4" w:space="0" w:color="C5D0DC"/>
+              <w:right w:val="single" w:sz="4" w:space="0" w:color="C5D0DC"/>
+            </w:tcBorders>
+            <w:tcMar>
+              <w:top w:w="70" w:type="dxa"/>
+              <w:left w:w="110" w:type="dxa"/>
+              <w:bottom w:w="70" w:type="dxa"/>
+              <w:right w:w="110" w:type="dxa"/>
             </w:tcMar>
             <w:vAlign w:val="center"/>
           </w:tcPr>
@@ -2188,55 +2467,57 @@
             </w:pPr>
             <w:r>
               <w:rPr>
-                <w:color w:val="222222"/>
-                <w:sz w:val="18"/>
-                <w:szCs w:val="18"/>
-              </w:rPr>
-              <w:t xml:space="preserve">91.6%</w:t>
+                <w:sz w:val="18"/>
+                <w:szCs w:val="18"/>
+              </w:rPr>
+              <w:t>91.6%</w:t>
             </w:r>
           </w:p>
         </w:tc>
       </w:tr>
       <w:tr>
+        <w:tblPrEx>
+          <w:tblCellMar>
+            <w:top w:w="0" w:type="dxa"/>
+            <w:bottom w:w="0" w:type="dxa"/>
+          </w:tblCellMar>
+        </w:tblPrEx>
         <w:trPr>
           <w:cantSplit/>
         </w:trPr>
         <w:tc>
           <w:tcPr>
-            <w:tcW w:type="dxa" w:w="2826"/>
-            <w:tcBorders>
-              <w:top w:val="single" w:color="C5D0DC" w:sz="4"/>
-              <w:left w:val="single" w:color="C5D0DC" w:sz="4"/>
-              <w:bottom w:val="single" w:color="C5D0DC" w:sz="4"/>
-              <w:right w:val="single" w:color="C5D0DC" w:sz="4"/>
-            </w:tcBorders>
-            <w:shd w:fill="EEF2F7" w:color="auto" w:val="clear"/>
-            <w:tcMar>
-              <w:top w:type="dxa" w:w="70"/>
-              <w:left w:type="dxa" w:w="110"/>
-              <w:bottom w:type="dxa" w:w="70"/>
-              <w:right w:type="dxa" w:w="110"/>
+            <w:tcW w:w="2826" w:type="dxa"/>
+            <w:tcBorders>
+              <w:top w:val="single" w:sz="4" w:space="0" w:color="C5D0DC"/>
+              <w:left w:val="single" w:sz="4" w:space="0" w:color="C5D0DC"/>
+              <w:bottom w:val="single" w:sz="4" w:space="0" w:color="C5D0DC"/>
+              <w:right w:val="single" w:sz="4" w:space="0" w:color="C5D0DC"/>
+            </w:tcBorders>
+            <w:shd w:val="clear" w:color="auto" w:fill="EEF2F7"/>
+            <w:tcMar>
+              <w:top w:w="70" w:type="dxa"/>
+              <w:left w:w="110" w:type="dxa"/>
+              <w:bottom w:w="70" w:type="dxa"/>
+              <w:right w:w="110" w:type="dxa"/>
             </w:tcMar>
             <w:vAlign w:val="center"/>
           </w:tcPr>
           <w:p>
             <w:pPr>
               <w:keepNext/>
-              <w:jc w:val="left"/>
             </w:pPr>
             <w:r>
               <w:rPr>
                 <w:b/>
                 <w:bCs/>
-                <w:color w:val="222222"/>
-                <w:sz w:val="18"/>
-                <w:szCs w:val="18"/>
-              </w:rPr>
-              <w:t xml:space="preserve">B.</w:t>
-            </w:r>
-            <w:r>
-              <w:rPr>
-                <w:color w:val="222222"/>
+                <w:sz w:val="18"/>
+                <w:szCs w:val="18"/>
+              </w:rPr>
+              <w:t>B.</w:t>
+            </w:r>
+            <w:r>
+              <w:rPr>
                 <w:sz w:val="18"/>
                 <w:szCs w:val="18"/>
               </w:rPr>
@@ -2246,19 +2527,19 @@
         </w:tc>
         <w:tc>
           <w:tcPr>
-            <w:tcW w:type="dxa" w:w="900"/>
-            <w:tcBorders>
-              <w:top w:val="single" w:color="C5D0DC" w:sz="4"/>
-              <w:left w:val="single" w:color="C5D0DC" w:sz="4"/>
-              <w:bottom w:val="single" w:color="C5D0DC" w:sz="4"/>
-              <w:right w:val="single" w:color="C5D0DC" w:sz="4"/>
-            </w:tcBorders>
-            <w:shd w:fill="EEF2F7" w:color="auto" w:val="clear"/>
-            <w:tcMar>
-              <w:top w:type="dxa" w:w="70"/>
-              <w:left w:type="dxa" w:w="110"/>
-              <w:bottom w:type="dxa" w:w="70"/>
-              <w:right w:type="dxa" w:w="110"/>
+            <w:tcW w:w="900" w:type="dxa"/>
+            <w:tcBorders>
+              <w:top w:val="single" w:sz="4" w:space="0" w:color="C5D0DC"/>
+              <w:left w:val="single" w:sz="4" w:space="0" w:color="C5D0DC"/>
+              <w:bottom w:val="single" w:sz="4" w:space="0" w:color="C5D0DC"/>
+              <w:right w:val="single" w:sz="4" w:space="0" w:color="C5D0DC"/>
+            </w:tcBorders>
+            <w:shd w:val="clear" w:color="auto" w:fill="EEF2F7"/>
+            <w:tcMar>
+              <w:top w:w="70" w:type="dxa"/>
+              <w:left w:w="110" w:type="dxa"/>
+              <w:bottom w:w="70" w:type="dxa"/>
+              <w:right w:w="110" w:type="dxa"/>
             </w:tcMar>
             <w:vAlign w:val="center"/>
           </w:tcPr>
@@ -2269,29 +2550,28 @@
             </w:pPr>
             <w:r>
               <w:rPr>
-                <w:color w:val="222222"/>
-                <w:sz w:val="18"/>
-                <w:szCs w:val="18"/>
-              </w:rPr>
-              <w:t xml:space="preserve">13</w:t>
-            </w:r>
-          </w:p>
-        </w:tc>
-        <w:tc>
-          <w:tcPr>
-            <w:tcW w:type="dxa" w:w="1400"/>
-            <w:tcBorders>
-              <w:top w:val="single" w:color="C5D0DC" w:sz="4"/>
-              <w:left w:val="single" w:color="C5D0DC" w:sz="4"/>
-              <w:bottom w:val="single" w:color="C5D0DC" w:sz="4"/>
-              <w:right w:val="single" w:color="C5D0DC" w:sz="4"/>
-            </w:tcBorders>
-            <w:shd w:fill="EEF2F7" w:color="auto" w:val="clear"/>
-            <w:tcMar>
-              <w:top w:type="dxa" w:w="70"/>
-              <w:left w:type="dxa" w:w="110"/>
-              <w:bottom w:type="dxa" w:w="70"/>
-              <w:right w:type="dxa" w:w="110"/>
+                <w:sz w:val="18"/>
+                <w:szCs w:val="18"/>
+              </w:rPr>
+              <w:t>13</w:t>
+            </w:r>
+          </w:p>
+        </w:tc>
+        <w:tc>
+          <w:tcPr>
+            <w:tcW w:w="1400" w:type="dxa"/>
+            <w:tcBorders>
+              <w:top w:val="single" w:sz="4" w:space="0" w:color="C5D0DC"/>
+              <w:left w:val="single" w:sz="4" w:space="0" w:color="C5D0DC"/>
+              <w:bottom w:val="single" w:sz="4" w:space="0" w:color="C5D0DC"/>
+              <w:right w:val="single" w:sz="4" w:space="0" w:color="C5D0DC"/>
+            </w:tcBorders>
+            <w:shd w:val="clear" w:color="auto" w:fill="EEF2F7"/>
+            <w:tcMar>
+              <w:top w:w="70" w:type="dxa"/>
+              <w:left w:w="110" w:type="dxa"/>
+              <w:bottom w:w="70" w:type="dxa"/>
+              <w:right w:w="110" w:type="dxa"/>
             </w:tcMar>
             <w:vAlign w:val="center"/>
           </w:tcPr>
@@ -2302,29 +2582,28 @@
             </w:pPr>
             <w:r>
               <w:rPr>
-                <w:color w:val="222222"/>
-                <w:sz w:val="18"/>
-                <w:szCs w:val="18"/>
-              </w:rPr>
-              <w:t xml:space="preserve">113</w:t>
-            </w:r>
-          </w:p>
-        </w:tc>
-        <w:tc>
-          <w:tcPr>
-            <w:tcW w:type="dxa" w:w="1400"/>
-            <w:tcBorders>
-              <w:top w:val="single" w:color="C5D0DC" w:sz="4"/>
-              <w:left w:val="single" w:color="C5D0DC" w:sz="4"/>
-              <w:bottom w:val="single" w:color="C5D0DC" w:sz="4"/>
-              <w:right w:val="single" w:color="C5D0DC" w:sz="4"/>
-            </w:tcBorders>
-            <w:shd w:fill="EEF2F7" w:color="auto" w:val="clear"/>
-            <w:tcMar>
-              <w:top w:type="dxa" w:w="70"/>
-              <w:left w:type="dxa" w:w="110"/>
-              <w:bottom w:type="dxa" w:w="70"/>
-              <w:right w:type="dxa" w:w="110"/>
+                <w:sz w:val="18"/>
+                <w:szCs w:val="18"/>
+              </w:rPr>
+              <w:t>113</w:t>
+            </w:r>
+          </w:p>
+        </w:tc>
+        <w:tc>
+          <w:tcPr>
+            <w:tcW w:w="1400" w:type="dxa"/>
+            <w:tcBorders>
+              <w:top w:val="single" w:sz="4" w:space="0" w:color="C5D0DC"/>
+              <w:left w:val="single" w:sz="4" w:space="0" w:color="C5D0DC"/>
+              <w:bottom w:val="single" w:sz="4" w:space="0" w:color="C5D0DC"/>
+              <w:right w:val="single" w:sz="4" w:space="0" w:color="C5D0DC"/>
+            </w:tcBorders>
+            <w:shd w:val="clear" w:color="auto" w:fill="EEF2F7"/>
+            <w:tcMar>
+              <w:top w:w="70" w:type="dxa"/>
+              <w:left w:w="110" w:type="dxa"/>
+              <w:bottom w:w="70" w:type="dxa"/>
+              <w:right w:w="110" w:type="dxa"/>
             </w:tcMar>
             <w:vAlign w:val="center"/>
           </w:tcPr>
@@ -2335,29 +2614,28 @@
             </w:pPr>
             <w:r>
               <w:rPr>
-                <w:color w:val="222222"/>
-                <w:sz w:val="18"/>
-                <w:szCs w:val="18"/>
-              </w:rPr>
-              <w:t xml:space="preserve">179</w:t>
-            </w:r>
-          </w:p>
-        </w:tc>
-        <w:tc>
-          <w:tcPr>
-            <w:tcW w:type="dxa" w:w="1250"/>
-            <w:tcBorders>
-              <w:top w:val="single" w:color="C5D0DC" w:sz="4"/>
-              <w:left w:val="single" w:color="C5D0DC" w:sz="4"/>
-              <w:bottom w:val="single" w:color="C5D0DC" w:sz="4"/>
-              <w:right w:val="single" w:color="C5D0DC" w:sz="4"/>
-            </w:tcBorders>
-            <w:shd w:fill="EEF2F7" w:color="auto" w:val="clear"/>
-            <w:tcMar>
-              <w:top w:type="dxa" w:w="70"/>
-              <w:left w:type="dxa" w:w="110"/>
-              <w:bottom w:type="dxa" w:w="70"/>
-              <w:right w:type="dxa" w:w="110"/>
+                <w:sz w:val="18"/>
+                <w:szCs w:val="18"/>
+              </w:rPr>
+              <w:t>179</w:t>
+            </w:r>
+          </w:p>
+        </w:tc>
+        <w:tc>
+          <w:tcPr>
+            <w:tcW w:w="1250" w:type="dxa"/>
+            <w:tcBorders>
+              <w:top w:val="single" w:sz="4" w:space="0" w:color="C5D0DC"/>
+              <w:left w:val="single" w:sz="4" w:space="0" w:color="C5D0DC"/>
+              <w:bottom w:val="single" w:sz="4" w:space="0" w:color="C5D0DC"/>
+              <w:right w:val="single" w:sz="4" w:space="0" w:color="C5D0DC"/>
+            </w:tcBorders>
+            <w:shd w:val="clear" w:color="auto" w:fill="EEF2F7"/>
+            <w:tcMar>
+              <w:top w:w="70" w:type="dxa"/>
+              <w:left w:w="110" w:type="dxa"/>
+              <w:bottom w:w="70" w:type="dxa"/>
+              <w:right w:w="110" w:type="dxa"/>
             </w:tcMar>
             <w:vAlign w:val="center"/>
           </w:tcPr>
@@ -2368,29 +2646,28 @@
             </w:pPr>
             <w:r>
               <w:rPr>
-                <w:color w:val="222222"/>
-                <w:sz w:val="18"/>
-                <w:szCs w:val="18"/>
-              </w:rPr>
-              <w:t xml:space="preserve">69.5</w:t>
-            </w:r>
-          </w:p>
-        </w:tc>
-        <w:tc>
-          <w:tcPr>
-            <w:tcW w:type="dxa" w:w="1250"/>
-            <w:tcBorders>
-              <w:top w:val="single" w:color="C5D0DC" w:sz="4"/>
-              <w:left w:val="single" w:color="C5D0DC" w:sz="4"/>
-              <w:bottom w:val="single" w:color="C5D0DC" w:sz="4"/>
-              <w:right w:val="single" w:color="C5D0DC" w:sz="4"/>
-            </w:tcBorders>
-            <w:shd w:fill="EEF2F7" w:color="auto" w:val="clear"/>
-            <w:tcMar>
-              <w:top w:type="dxa" w:w="70"/>
-              <w:left w:type="dxa" w:w="110"/>
-              <w:bottom w:type="dxa" w:w="70"/>
-              <w:right w:type="dxa" w:w="110"/>
+                <w:sz w:val="18"/>
+                <w:szCs w:val="18"/>
+              </w:rPr>
+              <w:t>69.5</w:t>
+            </w:r>
+          </w:p>
+        </w:tc>
+        <w:tc>
+          <w:tcPr>
+            <w:tcW w:w="1250" w:type="dxa"/>
+            <w:tcBorders>
+              <w:top w:val="single" w:sz="4" w:space="0" w:color="C5D0DC"/>
+              <w:left w:val="single" w:sz="4" w:space="0" w:color="C5D0DC"/>
+              <w:bottom w:val="single" w:sz="4" w:space="0" w:color="C5D0DC"/>
+              <w:right w:val="single" w:sz="4" w:space="0" w:color="C5D0DC"/>
+            </w:tcBorders>
+            <w:shd w:val="clear" w:color="auto" w:fill="EEF2F7"/>
+            <w:tcMar>
+              <w:top w:w="70" w:type="dxa"/>
+              <w:left w:w="110" w:type="dxa"/>
+              <w:bottom w:w="70" w:type="dxa"/>
+              <w:right w:w="110" w:type="dxa"/>
             </w:tcMar>
             <w:vAlign w:val="center"/>
           </w:tcPr>
@@ -2401,54 +2678,56 @@
             </w:pPr>
             <w:r>
               <w:rPr>
-                <w:color w:val="222222"/>
-                <w:sz w:val="18"/>
-                <w:szCs w:val="18"/>
-              </w:rPr>
-              <w:t xml:space="preserve">91.5%</w:t>
+                <w:sz w:val="18"/>
+                <w:szCs w:val="18"/>
+              </w:rPr>
+              <w:t>91.5%</w:t>
             </w:r>
           </w:p>
         </w:tc>
       </w:tr>
       <w:tr>
+        <w:tblPrEx>
+          <w:tblCellMar>
+            <w:top w:w="0" w:type="dxa"/>
+            <w:bottom w:w="0" w:type="dxa"/>
+          </w:tblCellMar>
+        </w:tblPrEx>
         <w:trPr>
           <w:cantSplit/>
         </w:trPr>
         <w:tc>
           <w:tcPr>
-            <w:tcW w:type="dxa" w:w="2826"/>
-            <w:tcBorders>
-              <w:top w:val="single" w:color="C5D0DC" w:sz="4"/>
-              <w:left w:val="single" w:color="C5D0DC" w:sz="4"/>
-              <w:bottom w:val="single" w:color="C5D0DC" w:sz="4"/>
-              <w:right w:val="single" w:color="C5D0DC" w:sz="4"/>
-            </w:tcBorders>
-            <w:tcMar>
-              <w:top w:type="dxa" w:w="70"/>
-              <w:left w:type="dxa" w:w="110"/>
-              <w:bottom w:type="dxa" w:w="70"/>
-              <w:right w:type="dxa" w:w="110"/>
+            <w:tcW w:w="2826" w:type="dxa"/>
+            <w:tcBorders>
+              <w:top w:val="single" w:sz="4" w:space="0" w:color="C5D0DC"/>
+              <w:left w:val="single" w:sz="4" w:space="0" w:color="C5D0DC"/>
+              <w:bottom w:val="single" w:sz="4" w:space="0" w:color="C5D0DC"/>
+              <w:right w:val="single" w:sz="4" w:space="0" w:color="C5D0DC"/>
+            </w:tcBorders>
+            <w:tcMar>
+              <w:top w:w="70" w:type="dxa"/>
+              <w:left w:w="110" w:type="dxa"/>
+              <w:bottom w:w="70" w:type="dxa"/>
+              <w:right w:w="110" w:type="dxa"/>
             </w:tcMar>
             <w:vAlign w:val="center"/>
           </w:tcPr>
           <w:p>
             <w:pPr>
               <w:keepNext/>
-              <w:jc w:val="left"/>
             </w:pPr>
             <w:r>
               <w:rPr>
                 <w:b/>
                 <w:bCs/>
-                <w:color w:val="222222"/>
-                <w:sz w:val="18"/>
-                <w:szCs w:val="18"/>
-              </w:rPr>
-              <w:t xml:space="preserve">C.</w:t>
-            </w:r>
-            <w:r>
-              <w:rPr>
-                <w:color w:val="222222"/>
+                <w:sz w:val="18"/>
+                <w:szCs w:val="18"/>
+              </w:rPr>
+              <w:t>C.</w:t>
+            </w:r>
+            <w:r>
+              <w:rPr>
                 <w:sz w:val="18"/>
                 <w:szCs w:val="18"/>
               </w:rPr>
@@ -2458,18 +2737,18 @@
         </w:tc>
         <w:tc>
           <w:tcPr>
-            <w:tcW w:type="dxa" w:w="900"/>
-            <w:tcBorders>
-              <w:top w:val="single" w:color="C5D0DC" w:sz="4"/>
-              <w:left w:val="single" w:color="C5D0DC" w:sz="4"/>
-              <w:bottom w:val="single" w:color="C5D0DC" w:sz="4"/>
-              <w:right w:val="single" w:color="C5D0DC" w:sz="4"/>
-            </w:tcBorders>
-            <w:tcMar>
-              <w:top w:type="dxa" w:w="70"/>
-              <w:left w:type="dxa" w:w="110"/>
-              <w:bottom w:type="dxa" w:w="70"/>
-              <w:right w:type="dxa" w:w="110"/>
+            <w:tcW w:w="900" w:type="dxa"/>
+            <w:tcBorders>
+              <w:top w:val="single" w:sz="4" w:space="0" w:color="C5D0DC"/>
+              <w:left w:val="single" w:sz="4" w:space="0" w:color="C5D0DC"/>
+              <w:bottom w:val="single" w:sz="4" w:space="0" w:color="C5D0DC"/>
+              <w:right w:val="single" w:sz="4" w:space="0" w:color="C5D0DC"/>
+            </w:tcBorders>
+            <w:tcMar>
+              <w:top w:w="70" w:type="dxa"/>
+              <w:left w:w="110" w:type="dxa"/>
+              <w:bottom w:w="70" w:type="dxa"/>
+              <w:right w:w="110" w:type="dxa"/>
             </w:tcMar>
             <w:vAlign w:val="center"/>
           </w:tcPr>
@@ -2480,28 +2759,27 @@
             </w:pPr>
             <w:r>
               <w:rPr>
-                <w:color w:val="222222"/>
-                <w:sz w:val="18"/>
-                <w:szCs w:val="18"/>
-              </w:rPr>
-              <w:t xml:space="preserve">17</w:t>
-            </w:r>
-          </w:p>
-        </w:tc>
-        <w:tc>
-          <w:tcPr>
-            <w:tcW w:type="dxa" w:w="1400"/>
-            <w:tcBorders>
-              <w:top w:val="single" w:color="C5D0DC" w:sz="4"/>
-              <w:left w:val="single" w:color="C5D0DC" w:sz="4"/>
-              <w:bottom w:val="single" w:color="C5D0DC" w:sz="4"/>
-              <w:right w:val="single" w:color="C5D0DC" w:sz="4"/>
-            </w:tcBorders>
-            <w:tcMar>
-              <w:top w:type="dxa" w:w="70"/>
-              <w:left w:type="dxa" w:w="110"/>
-              <w:bottom w:type="dxa" w:w="70"/>
-              <w:right w:type="dxa" w:w="110"/>
+                <w:sz w:val="18"/>
+                <w:szCs w:val="18"/>
+              </w:rPr>
+              <w:t>17</w:t>
+            </w:r>
+          </w:p>
+        </w:tc>
+        <w:tc>
+          <w:tcPr>
+            <w:tcW w:w="1400" w:type="dxa"/>
+            <w:tcBorders>
+              <w:top w:val="single" w:sz="4" w:space="0" w:color="C5D0DC"/>
+              <w:left w:val="single" w:sz="4" w:space="0" w:color="C5D0DC"/>
+              <w:bottom w:val="single" w:sz="4" w:space="0" w:color="C5D0DC"/>
+              <w:right w:val="single" w:sz="4" w:space="0" w:color="C5D0DC"/>
+            </w:tcBorders>
+            <w:tcMar>
+              <w:top w:w="70" w:type="dxa"/>
+              <w:left w:w="110" w:type="dxa"/>
+              <w:bottom w:w="70" w:type="dxa"/>
+              <w:right w:w="110" w:type="dxa"/>
             </w:tcMar>
             <w:vAlign w:val="center"/>
           </w:tcPr>
@@ -2514,28 +2792,27 @@
               <w:rPr>
                 <w:b/>
                 <w:bCs/>
-                <w:color w:val="222222"/>
-                <w:sz w:val="18"/>
-                <w:szCs w:val="18"/>
-              </w:rPr>
-              <w:t xml:space="preserve">36</w:t>
-            </w:r>
-          </w:p>
-        </w:tc>
-        <w:tc>
-          <w:tcPr>
-            <w:tcW w:type="dxa" w:w="1400"/>
-            <w:tcBorders>
-              <w:top w:val="single" w:color="C5D0DC" w:sz="4"/>
-              <w:left w:val="single" w:color="C5D0DC" w:sz="4"/>
-              <w:bottom w:val="single" w:color="C5D0DC" w:sz="4"/>
-              <w:right w:val="single" w:color="C5D0DC" w:sz="4"/>
-            </w:tcBorders>
-            <w:tcMar>
-              <w:top w:type="dxa" w:w="70"/>
-              <w:left w:type="dxa" w:w="110"/>
-              <w:bottom w:type="dxa" w:w="70"/>
-              <w:right w:type="dxa" w:w="110"/>
+                <w:sz w:val="18"/>
+                <w:szCs w:val="18"/>
+              </w:rPr>
+              <w:t>36</w:t>
+            </w:r>
+          </w:p>
+        </w:tc>
+        <w:tc>
+          <w:tcPr>
+            <w:tcW w:w="1400" w:type="dxa"/>
+            <w:tcBorders>
+              <w:top w:val="single" w:sz="4" w:space="0" w:color="C5D0DC"/>
+              <w:left w:val="single" w:sz="4" w:space="0" w:color="C5D0DC"/>
+              <w:bottom w:val="single" w:sz="4" w:space="0" w:color="C5D0DC"/>
+              <w:right w:val="single" w:sz="4" w:space="0" w:color="C5D0DC"/>
+            </w:tcBorders>
+            <w:tcMar>
+              <w:top w:w="70" w:type="dxa"/>
+              <w:left w:w="110" w:type="dxa"/>
+              <w:bottom w:w="70" w:type="dxa"/>
+              <w:right w:w="110" w:type="dxa"/>
             </w:tcMar>
             <w:vAlign w:val="center"/>
           </w:tcPr>
@@ -2548,28 +2825,27 @@
               <w:rPr>
                 <w:b/>
                 <w:bCs/>
-                <w:color w:val="222222"/>
-                <w:sz w:val="18"/>
-                <w:szCs w:val="18"/>
-              </w:rPr>
-              <w:t xml:space="preserve">82</w:t>
-            </w:r>
-          </w:p>
-        </w:tc>
-        <w:tc>
-          <w:tcPr>
-            <w:tcW w:type="dxa" w:w="1250"/>
-            <w:tcBorders>
-              <w:top w:val="single" w:color="C5D0DC" w:sz="4"/>
-              <w:left w:val="single" w:color="C5D0DC" w:sz="4"/>
-              <w:bottom w:val="single" w:color="C5D0DC" w:sz="4"/>
-              <w:right w:val="single" w:color="C5D0DC" w:sz="4"/>
-            </w:tcBorders>
-            <w:tcMar>
-              <w:top w:type="dxa" w:w="70"/>
-              <w:left w:type="dxa" w:w="110"/>
-              <w:bottom w:type="dxa" w:w="70"/>
-              <w:right w:type="dxa" w:w="110"/>
+                <w:sz w:val="18"/>
+                <w:szCs w:val="18"/>
+              </w:rPr>
+              <w:t>82</w:t>
+            </w:r>
+          </w:p>
+        </w:tc>
+        <w:tc>
+          <w:tcPr>
+            <w:tcW w:w="1250" w:type="dxa"/>
+            <w:tcBorders>
+              <w:top w:val="single" w:sz="4" w:space="0" w:color="C5D0DC"/>
+              <w:left w:val="single" w:sz="4" w:space="0" w:color="C5D0DC"/>
+              <w:bottom w:val="single" w:sz="4" w:space="0" w:color="C5D0DC"/>
+              <w:right w:val="single" w:sz="4" w:space="0" w:color="C5D0DC"/>
+            </w:tcBorders>
+            <w:tcMar>
+              <w:top w:w="70" w:type="dxa"/>
+              <w:left w:w="110" w:type="dxa"/>
+              <w:bottom w:w="70" w:type="dxa"/>
+              <w:right w:w="110" w:type="dxa"/>
             </w:tcMar>
             <w:vAlign w:val="center"/>
           </w:tcPr>
@@ -2580,28 +2856,27 @@
             </w:pPr>
             <w:r>
               <w:rPr>
-                <w:color w:val="222222"/>
-                <w:sz w:val="18"/>
-                <w:szCs w:val="18"/>
-              </w:rPr>
-              <w:t xml:space="preserve">69.4</w:t>
-            </w:r>
-          </w:p>
-        </w:tc>
-        <w:tc>
-          <w:tcPr>
-            <w:tcW w:type="dxa" w:w="1250"/>
-            <w:tcBorders>
-              <w:top w:val="single" w:color="C5D0DC" w:sz="4"/>
-              <w:left w:val="single" w:color="C5D0DC" w:sz="4"/>
-              <w:bottom w:val="single" w:color="C5D0DC" w:sz="4"/>
-              <w:right w:val="single" w:color="C5D0DC" w:sz="4"/>
-            </w:tcBorders>
-            <w:tcMar>
-              <w:top w:type="dxa" w:w="70"/>
-              <w:left w:type="dxa" w:w="110"/>
-              <w:bottom w:type="dxa" w:w="70"/>
-              <w:right w:type="dxa" w:w="110"/>
+                <w:sz w:val="18"/>
+                <w:szCs w:val="18"/>
+              </w:rPr>
+              <w:t>69.4</w:t>
+            </w:r>
+          </w:p>
+        </w:tc>
+        <w:tc>
+          <w:tcPr>
+            <w:tcW w:w="1250" w:type="dxa"/>
+            <w:tcBorders>
+              <w:top w:val="single" w:sz="4" w:space="0" w:color="C5D0DC"/>
+              <w:left w:val="single" w:sz="4" w:space="0" w:color="C5D0DC"/>
+              <w:bottom w:val="single" w:sz="4" w:space="0" w:color="C5D0DC"/>
+              <w:right w:val="single" w:sz="4" w:space="0" w:color="C5D0DC"/>
+            </w:tcBorders>
+            <w:tcMar>
+              <w:top w:w="70" w:type="dxa"/>
+              <w:left w:w="110" w:type="dxa"/>
+              <w:bottom w:w="70" w:type="dxa"/>
+              <w:right w:w="110" w:type="dxa"/>
             </w:tcMar>
             <w:vAlign w:val="center"/>
           </w:tcPr>
@@ -2612,55 +2887,57 @@
             </w:pPr>
             <w:r>
               <w:rPr>
-                <w:color w:val="222222"/>
-                <w:sz w:val="18"/>
-                <w:szCs w:val="18"/>
-              </w:rPr>
-              <w:t xml:space="preserve">91.5%</w:t>
+                <w:sz w:val="18"/>
+                <w:szCs w:val="18"/>
+              </w:rPr>
+              <w:t>91.5%</w:t>
             </w:r>
           </w:p>
         </w:tc>
       </w:tr>
       <w:tr>
+        <w:tblPrEx>
+          <w:tblCellMar>
+            <w:top w:w="0" w:type="dxa"/>
+            <w:bottom w:w="0" w:type="dxa"/>
+          </w:tblCellMar>
+        </w:tblPrEx>
         <w:trPr>
           <w:cantSplit/>
         </w:trPr>
         <w:tc>
           <w:tcPr>
-            <w:tcW w:type="dxa" w:w="2826"/>
-            <w:tcBorders>
-              <w:top w:val="single" w:color="C5D0DC" w:sz="4"/>
-              <w:left w:val="single" w:color="C5D0DC" w:sz="4"/>
-              <w:bottom w:val="single" w:color="C5D0DC" w:sz="4"/>
-              <w:right w:val="single" w:color="C5D0DC" w:sz="4"/>
-            </w:tcBorders>
-            <w:shd w:fill="EEF2F7" w:color="auto" w:val="clear"/>
-            <w:tcMar>
-              <w:top w:type="dxa" w:w="70"/>
-              <w:left w:type="dxa" w:w="110"/>
-              <w:bottom w:type="dxa" w:w="70"/>
-              <w:right w:type="dxa" w:w="110"/>
+            <w:tcW w:w="2826" w:type="dxa"/>
+            <w:tcBorders>
+              <w:top w:val="single" w:sz="4" w:space="0" w:color="C5D0DC"/>
+              <w:left w:val="single" w:sz="4" w:space="0" w:color="C5D0DC"/>
+              <w:bottom w:val="single" w:sz="4" w:space="0" w:color="C5D0DC"/>
+              <w:right w:val="single" w:sz="4" w:space="0" w:color="C5D0DC"/>
+            </w:tcBorders>
+            <w:shd w:val="clear" w:color="auto" w:fill="EEF2F7"/>
+            <w:tcMar>
+              <w:top w:w="70" w:type="dxa"/>
+              <w:left w:w="110" w:type="dxa"/>
+              <w:bottom w:w="70" w:type="dxa"/>
+              <w:right w:w="110" w:type="dxa"/>
             </w:tcMar>
             <w:vAlign w:val="center"/>
           </w:tcPr>
           <w:p>
             <w:pPr>
               <w:keepNext/>
-              <w:jc w:val="left"/>
             </w:pPr>
             <w:r>
               <w:rPr>
                 <w:b/>
                 <w:bCs/>
-                <w:color w:val="222222"/>
-                <w:sz w:val="18"/>
-                <w:szCs w:val="18"/>
-              </w:rPr>
-              <w:t xml:space="preserve">D.</w:t>
-            </w:r>
-            <w:r>
-              <w:rPr>
-                <w:color w:val="222222"/>
+                <w:sz w:val="18"/>
+                <w:szCs w:val="18"/>
+              </w:rPr>
+              <w:t>D.</w:t>
+            </w:r>
+            <w:r>
+              <w:rPr>
                 <w:sz w:val="18"/>
                 <w:szCs w:val="18"/>
               </w:rPr>
@@ -2670,19 +2947,19 @@
         </w:tc>
         <w:tc>
           <w:tcPr>
-            <w:tcW w:type="dxa" w:w="900"/>
-            <w:tcBorders>
-              <w:top w:val="single" w:color="C5D0DC" w:sz="4"/>
-              <w:left w:val="single" w:color="C5D0DC" w:sz="4"/>
-              <w:bottom w:val="single" w:color="C5D0DC" w:sz="4"/>
-              <w:right w:val="single" w:color="C5D0DC" w:sz="4"/>
-            </w:tcBorders>
-            <w:shd w:fill="EEF2F7" w:color="auto" w:val="clear"/>
-            <w:tcMar>
-              <w:top w:type="dxa" w:w="70"/>
-              <w:left w:type="dxa" w:w="110"/>
-              <w:bottom w:type="dxa" w:w="70"/>
-              <w:right w:type="dxa" w:w="110"/>
+            <w:tcW w:w="900" w:type="dxa"/>
+            <w:tcBorders>
+              <w:top w:val="single" w:sz="4" w:space="0" w:color="C5D0DC"/>
+              <w:left w:val="single" w:sz="4" w:space="0" w:color="C5D0DC"/>
+              <w:bottom w:val="single" w:sz="4" w:space="0" w:color="C5D0DC"/>
+              <w:right w:val="single" w:sz="4" w:space="0" w:color="C5D0DC"/>
+            </w:tcBorders>
+            <w:shd w:val="clear" w:color="auto" w:fill="EEF2F7"/>
+            <w:tcMar>
+              <w:top w:w="70" w:type="dxa"/>
+              <w:left w:w="110" w:type="dxa"/>
+              <w:bottom w:w="70" w:type="dxa"/>
+              <w:right w:w="110" w:type="dxa"/>
             </w:tcMar>
             <w:vAlign w:val="center"/>
           </w:tcPr>
@@ -2693,29 +2970,28 @@
             </w:pPr>
             <w:r>
               <w:rPr>
-                <w:color w:val="222222"/>
-                <w:sz w:val="18"/>
-                <w:szCs w:val="18"/>
-              </w:rPr>
-              <w:t xml:space="preserve">9</w:t>
-            </w:r>
-          </w:p>
-        </w:tc>
-        <w:tc>
-          <w:tcPr>
-            <w:tcW w:type="dxa" w:w="1400"/>
-            <w:tcBorders>
-              <w:top w:val="single" w:color="C5D0DC" w:sz="4"/>
-              <w:left w:val="single" w:color="C5D0DC" w:sz="4"/>
-              <w:bottom w:val="single" w:color="C5D0DC" w:sz="4"/>
-              <w:right w:val="single" w:color="C5D0DC" w:sz="4"/>
-            </w:tcBorders>
-            <w:shd w:fill="EEF2F7" w:color="auto" w:val="clear"/>
-            <w:tcMar>
-              <w:top w:type="dxa" w:w="70"/>
-              <w:left w:type="dxa" w:w="110"/>
-              <w:bottom w:type="dxa" w:w="70"/>
-              <w:right w:type="dxa" w:w="110"/>
+                <w:sz w:val="18"/>
+                <w:szCs w:val="18"/>
+              </w:rPr>
+              <w:t>9</w:t>
+            </w:r>
+          </w:p>
+        </w:tc>
+        <w:tc>
+          <w:tcPr>
+            <w:tcW w:w="1400" w:type="dxa"/>
+            <w:tcBorders>
+              <w:top w:val="single" w:sz="4" w:space="0" w:color="C5D0DC"/>
+              <w:left w:val="single" w:sz="4" w:space="0" w:color="C5D0DC"/>
+              <w:bottom w:val="single" w:sz="4" w:space="0" w:color="C5D0DC"/>
+              <w:right w:val="single" w:sz="4" w:space="0" w:color="C5D0DC"/>
+            </w:tcBorders>
+            <w:shd w:val="clear" w:color="auto" w:fill="EEF2F7"/>
+            <w:tcMar>
+              <w:top w:w="70" w:type="dxa"/>
+              <w:left w:w="110" w:type="dxa"/>
+              <w:bottom w:w="70" w:type="dxa"/>
+              <w:right w:w="110" w:type="dxa"/>
             </w:tcMar>
             <w:vAlign w:val="center"/>
           </w:tcPr>
@@ -2726,29 +3002,28 @@
             </w:pPr>
             <w:r>
               <w:rPr>
-                <w:color w:val="222222"/>
-                <w:sz w:val="18"/>
-                <w:szCs w:val="18"/>
-              </w:rPr>
-              <w:t xml:space="preserve">143</w:t>
-            </w:r>
-          </w:p>
-        </w:tc>
-        <w:tc>
-          <w:tcPr>
-            <w:tcW w:type="dxa" w:w="1400"/>
-            <w:tcBorders>
-              <w:top w:val="single" w:color="C5D0DC" w:sz="4"/>
-              <w:left w:val="single" w:color="C5D0DC" w:sz="4"/>
-              <w:bottom w:val="single" w:color="C5D0DC" w:sz="4"/>
-              <w:right w:val="single" w:color="C5D0DC" w:sz="4"/>
-            </w:tcBorders>
-            <w:shd w:fill="EEF2F7" w:color="auto" w:val="clear"/>
-            <w:tcMar>
-              <w:top w:type="dxa" w:w="70"/>
-              <w:left w:type="dxa" w:w="110"/>
-              <w:bottom w:type="dxa" w:w="70"/>
-              <w:right w:type="dxa" w:w="110"/>
+                <w:sz w:val="18"/>
+                <w:szCs w:val="18"/>
+              </w:rPr>
+              <w:t>143</w:t>
+            </w:r>
+          </w:p>
+        </w:tc>
+        <w:tc>
+          <w:tcPr>
+            <w:tcW w:w="1400" w:type="dxa"/>
+            <w:tcBorders>
+              <w:top w:val="single" w:sz="4" w:space="0" w:color="C5D0DC"/>
+              <w:left w:val="single" w:sz="4" w:space="0" w:color="C5D0DC"/>
+              <w:bottom w:val="single" w:sz="4" w:space="0" w:color="C5D0DC"/>
+              <w:right w:val="single" w:sz="4" w:space="0" w:color="C5D0DC"/>
+            </w:tcBorders>
+            <w:shd w:val="clear" w:color="auto" w:fill="EEF2F7"/>
+            <w:tcMar>
+              <w:top w:w="70" w:type="dxa"/>
+              <w:left w:w="110" w:type="dxa"/>
+              <w:bottom w:w="70" w:type="dxa"/>
+              <w:right w:w="110" w:type="dxa"/>
             </w:tcMar>
             <w:vAlign w:val="center"/>
           </w:tcPr>
@@ -2759,29 +3034,28 @@
             </w:pPr>
             <w:r>
               <w:rPr>
-                <w:color w:val="222222"/>
-                <w:sz w:val="18"/>
-                <w:szCs w:val="18"/>
-              </w:rPr>
-              <w:t xml:space="preserve">524</w:t>
-            </w:r>
-          </w:p>
-        </w:tc>
-        <w:tc>
-          <w:tcPr>
-            <w:tcW w:type="dxa" w:w="1250"/>
-            <w:tcBorders>
-              <w:top w:val="single" w:color="C5D0DC" w:sz="4"/>
-              <w:left w:val="single" w:color="C5D0DC" w:sz="4"/>
-              <w:bottom w:val="single" w:color="C5D0DC" w:sz="4"/>
-              <w:right w:val="single" w:color="C5D0DC" w:sz="4"/>
-            </w:tcBorders>
-            <w:shd w:fill="EEF2F7" w:color="auto" w:val="clear"/>
-            <w:tcMar>
-              <w:top w:type="dxa" w:w="70"/>
-              <w:left w:type="dxa" w:w="110"/>
-              <w:bottom w:type="dxa" w:w="70"/>
-              <w:right w:type="dxa" w:w="110"/>
+                <w:sz w:val="18"/>
+                <w:szCs w:val="18"/>
+              </w:rPr>
+              <w:t>524</w:t>
+            </w:r>
+          </w:p>
+        </w:tc>
+        <w:tc>
+          <w:tcPr>
+            <w:tcW w:w="1250" w:type="dxa"/>
+            <w:tcBorders>
+              <w:top w:val="single" w:sz="4" w:space="0" w:color="C5D0DC"/>
+              <w:left w:val="single" w:sz="4" w:space="0" w:color="C5D0DC"/>
+              <w:bottom w:val="single" w:sz="4" w:space="0" w:color="C5D0DC"/>
+              <w:right w:val="single" w:sz="4" w:space="0" w:color="C5D0DC"/>
+            </w:tcBorders>
+            <w:shd w:val="clear" w:color="auto" w:fill="EEF2F7"/>
+            <w:tcMar>
+              <w:top w:w="70" w:type="dxa"/>
+              <w:left w:w="110" w:type="dxa"/>
+              <w:bottom w:w="70" w:type="dxa"/>
+              <w:right w:w="110" w:type="dxa"/>
             </w:tcMar>
             <w:vAlign w:val="center"/>
           </w:tcPr>
@@ -2792,29 +3066,28 @@
             </w:pPr>
             <w:r>
               <w:rPr>
-                <w:color w:val="222222"/>
-                <w:sz w:val="18"/>
-                <w:szCs w:val="18"/>
-              </w:rPr>
-              <w:t xml:space="preserve">69.8</w:t>
-            </w:r>
-          </w:p>
-        </w:tc>
-        <w:tc>
-          <w:tcPr>
-            <w:tcW w:type="dxa" w:w="1250"/>
-            <w:tcBorders>
-              <w:top w:val="single" w:color="C5D0DC" w:sz="4"/>
-              <w:left w:val="single" w:color="C5D0DC" w:sz="4"/>
-              <w:bottom w:val="single" w:color="C5D0DC" w:sz="4"/>
-              <w:right w:val="single" w:color="C5D0DC" w:sz="4"/>
-            </w:tcBorders>
-            <w:shd w:fill="EEF2F7" w:color="auto" w:val="clear"/>
-            <w:tcMar>
-              <w:top w:type="dxa" w:w="70"/>
-              <w:left w:type="dxa" w:w="110"/>
-              <w:bottom w:type="dxa" w:w="70"/>
-              <w:right w:type="dxa" w:w="110"/>
+                <w:sz w:val="18"/>
+                <w:szCs w:val="18"/>
+              </w:rPr>
+              <w:t>69.8</w:t>
+            </w:r>
+          </w:p>
+        </w:tc>
+        <w:tc>
+          <w:tcPr>
+            <w:tcW w:w="1250" w:type="dxa"/>
+            <w:tcBorders>
+              <w:top w:val="single" w:sz="4" w:space="0" w:color="C5D0DC"/>
+              <w:left w:val="single" w:sz="4" w:space="0" w:color="C5D0DC"/>
+              <w:bottom w:val="single" w:sz="4" w:space="0" w:color="C5D0DC"/>
+              <w:right w:val="single" w:sz="4" w:space="0" w:color="C5D0DC"/>
+            </w:tcBorders>
+            <w:shd w:val="clear" w:color="auto" w:fill="EEF2F7"/>
+            <w:tcMar>
+              <w:top w:w="70" w:type="dxa"/>
+              <w:left w:w="110" w:type="dxa"/>
+              <w:bottom w:w="70" w:type="dxa"/>
+              <w:right w:w="110" w:type="dxa"/>
             </w:tcMar>
             <w:vAlign w:val="center"/>
           </w:tcPr>
@@ -2827,54 +3100,53 @@
               <w:rPr>
                 <w:b/>
                 <w:bCs/>
-                <w:color w:val="222222"/>
-                <w:sz w:val="18"/>
-                <w:szCs w:val="18"/>
-              </w:rPr>
-              <w:t xml:space="preserve">95.0%</w:t>
+                <w:sz w:val="18"/>
+                <w:szCs w:val="18"/>
+              </w:rPr>
+              <w:t>95.0%</w:t>
             </w:r>
           </w:p>
         </w:tc>
       </w:tr>
       <w:tr>
+        <w:tblPrEx>
+          <w:tblCellMar>
+            <w:top w:w="0" w:type="dxa"/>
+            <w:bottom w:w="0" w:type="dxa"/>
+          </w:tblCellMar>
+        </w:tblPrEx>
         <w:trPr>
           <w:cantSplit/>
         </w:trPr>
         <w:tc>
           <w:tcPr>
-            <w:tcW w:type="dxa" w:w="2826"/>
-            <w:tcBorders>
-              <w:top w:val="single" w:color="C5D0DC" w:sz="4"/>
-              <w:left w:val="single" w:color="C5D0DC" w:sz="4"/>
-              <w:bottom w:val="single" w:color="C5D0DC" w:sz="4"/>
-              <w:right w:val="single" w:color="C5D0DC" w:sz="4"/>
-            </w:tcBorders>
-            <w:tcMar>
-              <w:top w:type="dxa" w:w="70"/>
-              <w:left w:type="dxa" w:w="110"/>
-              <w:bottom w:type="dxa" w:w="70"/>
-              <w:right w:type="dxa" w:w="110"/>
-            </w:tcMar>
-            <w:vAlign w:val="center"/>
-          </w:tcPr>
-          <w:p>
-            <w:pPr>
-              <w:keepNext w:val="false"/>
-              <w:jc w:val="left"/>
-            </w:pPr>
+            <w:tcW w:w="2826" w:type="dxa"/>
+            <w:tcBorders>
+              <w:top w:val="single" w:sz="4" w:space="0" w:color="C5D0DC"/>
+              <w:left w:val="single" w:sz="4" w:space="0" w:color="C5D0DC"/>
+              <w:bottom w:val="single" w:sz="4" w:space="0" w:color="C5D0DC"/>
+              <w:right w:val="single" w:sz="4" w:space="0" w:color="C5D0DC"/>
+            </w:tcBorders>
+            <w:tcMar>
+              <w:top w:w="70" w:type="dxa"/>
+              <w:left w:w="110" w:type="dxa"/>
+              <w:bottom w:w="70" w:type="dxa"/>
+              <w:right w:w="110" w:type="dxa"/>
+            </w:tcMar>
+            <w:vAlign w:val="center"/>
+          </w:tcPr>
+          <w:p>
             <w:r>
               <w:rPr>
                 <w:b/>
                 <w:bCs/>
-                <w:color w:val="222222"/>
-                <w:sz w:val="18"/>
-                <w:szCs w:val="18"/>
-              </w:rPr>
-              <w:t xml:space="preserve">E.</w:t>
-            </w:r>
-            <w:r>
-              <w:rPr>
-                <w:color w:val="222222"/>
+                <w:sz w:val="18"/>
+                <w:szCs w:val="18"/>
+              </w:rPr>
+              <w:t>E.</w:t>
+            </w:r>
+            <w:r>
+              <w:rPr>
                 <w:sz w:val="18"/>
                 <w:szCs w:val="18"/>
               </w:rPr>
@@ -2884,163 +3156,153 @@
         </w:tc>
         <w:tc>
           <w:tcPr>
-            <w:tcW w:type="dxa" w:w="900"/>
-            <w:tcBorders>
-              <w:top w:val="single" w:color="C5D0DC" w:sz="4"/>
-              <w:left w:val="single" w:color="C5D0DC" w:sz="4"/>
-              <w:bottom w:val="single" w:color="C5D0DC" w:sz="4"/>
-              <w:right w:val="single" w:color="C5D0DC" w:sz="4"/>
-            </w:tcBorders>
-            <w:tcMar>
-              <w:top w:type="dxa" w:w="70"/>
-              <w:left w:type="dxa" w:w="110"/>
-              <w:bottom w:type="dxa" w:w="70"/>
-              <w:right w:type="dxa" w:w="110"/>
+            <w:tcW w:w="900" w:type="dxa"/>
+            <w:tcBorders>
+              <w:top w:val="single" w:sz="4" w:space="0" w:color="C5D0DC"/>
+              <w:left w:val="single" w:sz="4" w:space="0" w:color="C5D0DC"/>
+              <w:bottom w:val="single" w:sz="4" w:space="0" w:color="C5D0DC"/>
+              <w:right w:val="single" w:sz="4" w:space="0" w:color="C5D0DC"/>
+            </w:tcBorders>
+            <w:tcMar>
+              <w:top w:w="70" w:type="dxa"/>
+              <w:left w:w="110" w:type="dxa"/>
+              <w:bottom w:w="70" w:type="dxa"/>
+              <w:right w:w="110" w:type="dxa"/>
             </w:tcMar>
             <w:vAlign w:val="center"/>
           </w:tcPr>
           <w:p>
             <w:pPr>
-              <w:keepNext w:val="false"/>
               <w:jc w:val="center"/>
             </w:pPr>
             <w:r>
               <w:rPr>
-                <w:color w:val="222222"/>
-                <w:sz w:val="18"/>
-                <w:szCs w:val="18"/>
-              </w:rPr>
-              <w:t xml:space="preserve">9</w:t>
-            </w:r>
-          </w:p>
-        </w:tc>
-        <w:tc>
-          <w:tcPr>
-            <w:tcW w:type="dxa" w:w="1400"/>
-            <w:tcBorders>
-              <w:top w:val="single" w:color="C5D0DC" w:sz="4"/>
-              <w:left w:val="single" w:color="C5D0DC" w:sz="4"/>
-              <w:bottom w:val="single" w:color="C5D0DC" w:sz="4"/>
-              <w:right w:val="single" w:color="C5D0DC" w:sz="4"/>
-            </w:tcBorders>
-            <w:tcMar>
-              <w:top w:type="dxa" w:w="70"/>
-              <w:left w:type="dxa" w:w="110"/>
-              <w:bottom w:type="dxa" w:w="70"/>
-              <w:right w:type="dxa" w:w="110"/>
+                <w:sz w:val="18"/>
+                <w:szCs w:val="18"/>
+              </w:rPr>
+              <w:t>9</w:t>
+            </w:r>
+          </w:p>
+        </w:tc>
+        <w:tc>
+          <w:tcPr>
+            <w:tcW w:w="1400" w:type="dxa"/>
+            <w:tcBorders>
+              <w:top w:val="single" w:sz="4" w:space="0" w:color="C5D0DC"/>
+              <w:left w:val="single" w:sz="4" w:space="0" w:color="C5D0DC"/>
+              <w:bottom w:val="single" w:sz="4" w:space="0" w:color="C5D0DC"/>
+              <w:right w:val="single" w:sz="4" w:space="0" w:color="C5D0DC"/>
+            </w:tcBorders>
+            <w:tcMar>
+              <w:top w:w="70" w:type="dxa"/>
+              <w:left w:w="110" w:type="dxa"/>
+              <w:bottom w:w="70" w:type="dxa"/>
+              <w:right w:w="110" w:type="dxa"/>
             </w:tcMar>
             <w:vAlign w:val="center"/>
           </w:tcPr>
           <w:p>
             <w:pPr>
-              <w:keepNext w:val="false"/>
               <w:jc w:val="center"/>
             </w:pPr>
             <w:r>
               <w:rPr>
-                <w:color w:val="222222"/>
-                <w:sz w:val="18"/>
-                <w:szCs w:val="18"/>
-              </w:rPr>
-              <w:t xml:space="preserve">103</w:t>
-            </w:r>
-          </w:p>
-        </w:tc>
-        <w:tc>
-          <w:tcPr>
-            <w:tcW w:type="dxa" w:w="1400"/>
-            <w:tcBorders>
-              <w:top w:val="single" w:color="C5D0DC" w:sz="4"/>
-              <w:left w:val="single" w:color="C5D0DC" w:sz="4"/>
-              <w:bottom w:val="single" w:color="C5D0DC" w:sz="4"/>
-              <w:right w:val="single" w:color="C5D0DC" w:sz="4"/>
-            </w:tcBorders>
-            <w:tcMar>
-              <w:top w:type="dxa" w:w="70"/>
-              <w:left w:type="dxa" w:w="110"/>
-              <w:bottom w:type="dxa" w:w="70"/>
-              <w:right w:type="dxa" w:w="110"/>
+                <w:sz w:val="18"/>
+                <w:szCs w:val="18"/>
+              </w:rPr>
+              <w:t>103</w:t>
+            </w:r>
+          </w:p>
+        </w:tc>
+        <w:tc>
+          <w:tcPr>
+            <w:tcW w:w="1400" w:type="dxa"/>
+            <w:tcBorders>
+              <w:top w:val="single" w:sz="4" w:space="0" w:color="C5D0DC"/>
+              <w:left w:val="single" w:sz="4" w:space="0" w:color="C5D0DC"/>
+              <w:bottom w:val="single" w:sz="4" w:space="0" w:color="C5D0DC"/>
+              <w:right w:val="single" w:sz="4" w:space="0" w:color="C5D0DC"/>
+            </w:tcBorders>
+            <w:tcMar>
+              <w:top w:w="70" w:type="dxa"/>
+              <w:left w:w="110" w:type="dxa"/>
+              <w:bottom w:w="70" w:type="dxa"/>
+              <w:right w:w="110" w:type="dxa"/>
             </w:tcMar>
             <w:vAlign w:val="center"/>
           </w:tcPr>
           <w:p>
             <w:pPr>
-              <w:keepNext w:val="false"/>
               <w:jc w:val="center"/>
             </w:pPr>
             <w:r>
               <w:rPr>
-                <w:color w:val="222222"/>
-                <w:sz w:val="18"/>
-                <w:szCs w:val="18"/>
-              </w:rPr>
-              <w:t xml:space="preserve">188</w:t>
-            </w:r>
-          </w:p>
-        </w:tc>
-        <w:tc>
-          <w:tcPr>
-            <w:tcW w:type="dxa" w:w="1250"/>
-            <w:tcBorders>
-              <w:top w:val="single" w:color="C5D0DC" w:sz="4"/>
-              <w:left w:val="single" w:color="C5D0DC" w:sz="4"/>
-              <w:bottom w:val="single" w:color="C5D0DC" w:sz="4"/>
-              <w:right w:val="single" w:color="C5D0DC" w:sz="4"/>
-            </w:tcBorders>
-            <w:tcMar>
-              <w:top w:type="dxa" w:w="70"/>
-              <w:left w:type="dxa" w:w="110"/>
-              <w:bottom w:type="dxa" w:w="70"/>
-              <w:right w:type="dxa" w:w="110"/>
+                <w:sz w:val="18"/>
+                <w:szCs w:val="18"/>
+              </w:rPr>
+              <w:t>188</w:t>
+            </w:r>
+          </w:p>
+        </w:tc>
+        <w:tc>
+          <w:tcPr>
+            <w:tcW w:w="1250" w:type="dxa"/>
+            <w:tcBorders>
+              <w:top w:val="single" w:sz="4" w:space="0" w:color="C5D0DC"/>
+              <w:left w:val="single" w:sz="4" w:space="0" w:color="C5D0DC"/>
+              <w:bottom w:val="single" w:sz="4" w:space="0" w:color="C5D0DC"/>
+              <w:right w:val="single" w:sz="4" w:space="0" w:color="C5D0DC"/>
+            </w:tcBorders>
+            <w:tcMar>
+              <w:top w:w="70" w:type="dxa"/>
+              <w:left w:w="110" w:type="dxa"/>
+              <w:bottom w:w="70" w:type="dxa"/>
+              <w:right w:w="110" w:type="dxa"/>
             </w:tcMar>
             <w:vAlign w:val="center"/>
           </w:tcPr>
           <w:p>
             <w:pPr>
-              <w:keepNext w:val="false"/>
               <w:jc w:val="center"/>
             </w:pPr>
             <w:r>
               <w:rPr>
                 <w:b/>
                 <w:bCs/>
-                <w:color w:val="222222"/>
-                <w:sz w:val="18"/>
-                <w:szCs w:val="18"/>
-              </w:rPr>
-              <w:t xml:space="preserve">66.5</w:t>
-            </w:r>
-          </w:p>
-        </w:tc>
-        <w:tc>
-          <w:tcPr>
-            <w:tcW w:type="dxa" w:w="1250"/>
-            <w:tcBorders>
-              <w:top w:val="single" w:color="C5D0DC" w:sz="4"/>
-              <w:left w:val="single" w:color="C5D0DC" w:sz="4"/>
-              <w:bottom w:val="single" w:color="C5D0DC" w:sz="4"/>
-              <w:right w:val="single" w:color="C5D0DC" w:sz="4"/>
-            </w:tcBorders>
-            <w:tcMar>
-              <w:top w:type="dxa" w:w="70"/>
-              <w:left w:type="dxa" w:w="110"/>
-              <w:bottom w:type="dxa" w:w="70"/>
-              <w:right w:type="dxa" w:w="110"/>
+                <w:sz w:val="18"/>
+                <w:szCs w:val="18"/>
+              </w:rPr>
+              <w:t>66.5</w:t>
+            </w:r>
+          </w:p>
+        </w:tc>
+        <w:tc>
+          <w:tcPr>
+            <w:tcW w:w="1250" w:type="dxa"/>
+            <w:tcBorders>
+              <w:top w:val="single" w:sz="4" w:space="0" w:color="C5D0DC"/>
+              <w:left w:val="single" w:sz="4" w:space="0" w:color="C5D0DC"/>
+              <w:bottom w:val="single" w:sz="4" w:space="0" w:color="C5D0DC"/>
+              <w:right w:val="single" w:sz="4" w:space="0" w:color="C5D0DC"/>
+            </w:tcBorders>
+            <w:tcMar>
+              <w:top w:w="70" w:type="dxa"/>
+              <w:left w:w="110" w:type="dxa"/>
+              <w:bottom w:w="70" w:type="dxa"/>
+              <w:right w:w="110" w:type="dxa"/>
             </w:tcMar>
             <w:vAlign w:val="center"/>
           </w:tcPr>
           <w:p>
             <w:pPr>
-              <w:keepNext w:val="false"/>
               <w:jc w:val="center"/>
             </w:pPr>
             <w:r>
               <w:rPr>
-                <w:color w:val="222222"/>
-                <w:sz w:val="18"/>
-                <w:szCs w:val="18"/>
-              </w:rPr>
-              <w:t xml:space="preserve">89.4%</w:t>
+                <w:sz w:val="18"/>
+                <w:szCs w:val="18"/>
+              </w:rPr>
+              <w:t>89.4%</w:t>
             </w:r>
           </w:p>
         </w:tc>
@@ -3058,14 +3320,14 @@
           <w:ilvl w:val="0"/>
           <w:numId w:val="2"/>
         </w:numPr>
-        <w:spacing w:after="80" w:line="290"/>
-      </w:pPr>
-      <w:r>
-        <w:rPr>
-          <w:b/>
-          <w:bCs/>
-        </w:rPr>
-        <w:t xml:space="preserve">Doubling the buses on every route (Plan C) cut total bus waiting by 72% and the longest queue by 67%.</w:t>
+        <w:spacing w:after="80" w:line="290" w:lineRule="auto"/>
+      </w:pPr>
+      <w:r>
+        <w:rPr>
+          <w:b/>
+          <w:bCs/>
+        </w:rPr>
+        <w:t>Doubling the buses on every route (Plan C) cut total bus waiting by 72% and the longest queue by 67%.</w:t>
       </w:r>
     </w:p>
     <w:p>
@@ -3075,14 +3337,14 @@
           <w:ilvl w:val="0"/>
           <w:numId w:val="2"/>
         </w:numPr>
-        <w:spacing w:after="80" w:line="290"/>
-      </w:pPr>
-      <w:r>
-        <w:rPr>
-          <w:b/>
-          <w:bCs/>
-        </w:rPr>
-        <w:t xml:space="preserve">Adding buses only where the queues were longest (Plan B)</w:t>
+        <w:spacing w:after="80" w:line="290" w:lineRule="auto"/>
+      </w:pPr>
+      <w:r>
+        <w:rPr>
+          <w:b/>
+          <w:bCs/>
+        </w:rPr>
+        <w:t>Adding buses only where the queues were longest (Plan B)</w:t>
       </w:r>
       <w:r>
         <w:t xml:space="preserve"> cut total waiting by 39% but did not shorten the longest queue — the queue simply moved to another route. This shows why the whole plan must be tested together, not one part at a time.</w:t>
@@ -3095,14 +3357,14 @@
           <w:ilvl w:val="0"/>
           <w:numId w:val="2"/>
         </w:numPr>
-        <w:spacing w:after="80" w:line="290"/>
-      </w:pPr>
-      <w:r>
-        <w:rPr>
-          <w:b/>
-          <w:bCs/>
-        </w:rPr>
-        <w:t xml:space="preserve">Group schedules involve trade-offs.</w:t>
+        <w:spacing w:after="80" w:line="290" w:lineRule="auto"/>
+      </w:pPr>
+      <w:r>
+        <w:rPr>
+          <w:b/>
+          <w:bCs/>
+        </w:rPr>
+        <w:t>Group schedules involve trade-offs.</w:t>
       </w:r>
       <w:r>
         <w:t xml:space="preserve"> Sending all groups at once (Plan D) let more pilgrims complete their rituals (95.0%) but nearly doubled bus waiting. Spacing groups three hours apart (Plan E) lowered the peak severity to 66.5 but reduced ritual completion to 89.4%. MANSAK makes these trade-offs visible before the season, so planners can choose on evidence.</w:t>
@@ -3115,17 +3377,17 @@
           <w:ilvl w:val="0"/>
           <w:numId w:val="2"/>
         </w:numPr>
-        <w:spacing w:after="80" w:line="290"/>
-      </w:pPr>
-      <w:r>
-        <w:rPr>
-          <w:b/>
-          <w:bCs/>
-        </w:rPr>
-        <w:t xml:space="preserve">Buses alone did not lower the peak severity</w:t>
-      </w:r>
-      <w:r>
-        <w:t xml:space="preserve">, because its main cause was dehydration on the 10th. The next round of improvement should therefore focus on water and rest points on that day rather than on more buses.</w:t>
+        <w:spacing w:after="80" w:line="290" w:lineRule="auto"/>
+      </w:pPr>
+      <w:r>
+        <w:rPr>
+          <w:b/>
+          <w:bCs/>
+        </w:rPr>
+        <w:t>Buses alone did not lower the peak severity</w:t>
+      </w:r>
+      <w:r>
+        <w:t>, because its main cause was dehydration on the 10th. The next round of improvement should therefore focus on water and rest points on that day rather than on more buses.</w:t>
       </w:r>
     </w:p>
     <w:p>
@@ -3133,12 +3395,12 @@
         <w:pStyle w:val="Heading2"/>
       </w:pPr>
       <w:r>
-        <w:t xml:space="preserve">3.3 A larger crowd and the response to danger</w:t>
-      </w:r>
-    </w:p>
-    <w:p>
-      <w:pPr>
-        <w:spacing w:after="140" w:line="300"/>
+        <w:t>3.3 A larger crowd and the response to danger</w:t>
+      </w:r>
+    </w:p>
+    <w:p>
+      <w:pPr>
+        <w:spacing w:after="140" w:line="300" w:lineRule="auto"/>
       </w:pPr>
       <w:r>
         <w:t xml:space="preserve">In a longer run with </w:t>
@@ -3148,7 +3410,7 @@
           <w:b/>
           <w:bCs/>
         </w:rPr>
-        <w:t xml:space="preserve">529 virtual pilgrims</w:t>
+        <w:t>529 virtual pilgrims</w:t>
       </w:r>
       <w:r>
         <w:t xml:space="preserve"> and one-hour steps (77 simulated hours and about 20,000 individual decisions), MANSAK:</w:t>
@@ -3161,7 +3423,7 @@
           <w:ilvl w:val="0"/>
           <w:numId w:val="2"/>
         </w:numPr>
-        <w:spacing w:after="80" w:line="290"/>
+        <w:spacing w:after="80" w:line="290" w:lineRule="auto"/>
       </w:pPr>
       <w:r>
         <w:t xml:space="preserve">detected </w:t>
@@ -3171,10 +3433,10 @@
           <w:b/>
           <w:bCs/>
         </w:rPr>
-        <w:t xml:space="preserve">365 danger events</w:t>
-      </w:r>
-      <w:r>
-        <w:t xml:space="preserve">, all linked to dehydration in 37 °C heat; the most severe occurred where places were far above their capacity, such as the Masjid al-Haram perimeter and the Mina West Gate;</w:t>
+        <w:t>365 danger events</w:t>
+      </w:r>
+      <w:r>
+        <w:t>, all linked to dehydration in 37 °C heat; the most severe occurred where places were far above their capacity, such as the Masjid al-Haram perimeter and the Mina West Gate;</w:t>
       </w:r>
     </w:p>
     <w:p>
@@ -3184,17 +3446,34 @@
           <w:ilvl w:val="0"/>
           <w:numId w:val="2"/>
         </w:numPr>
-        <w:spacing w:after="80" w:line="290"/>
-      </w:pPr>
-      <w:r>
-        <w:t xml:space="preserve">saw the affected pilgrims take a protective action, usually resting, </w:t>
-      </w:r>
-      <w:r>
-        <w:rPr>
-          <w:b/>
-          <w:bCs/>
-        </w:rPr>
-        <w:t xml:space="preserve">in the same hour</w:t>
+        <w:spacing w:after="80" w:line="290" w:lineRule="auto"/>
+      </w:pPr>
+      <w:r>
+        <w:t xml:space="preserve">saw the affected pilgrims take </w:t>
+      </w:r>
+      <w:proofErr w:type="gramStart"/>
+      <w:r>
+        <w:t>a protective</w:t>
+      </w:r>
+      <w:proofErr w:type="gramEnd"/>
+      <w:r>
+        <w:t xml:space="preserve"> action, usually resting, </w:t>
+      </w:r>
+      <w:proofErr w:type="gramStart"/>
+      <w:r>
+        <w:rPr>
+          <w:b/>
+          <w:bCs/>
+        </w:rPr>
+        <w:t>in</w:t>
+      </w:r>
+      <w:proofErr w:type="gramEnd"/>
+      <w:r>
+        <w:rPr>
+          <w:b/>
+          <w:bCs/>
+        </w:rPr>
+        <w:t xml:space="preserve"> the same hour</w:t>
       </w:r>
       <w:r>
         <w:t xml:space="preserve"> the danger was detected;</w:t>
@@ -3207,7 +3486,7 @@
           <w:ilvl w:val="0"/>
           <w:numId w:val="2"/>
         </w:numPr>
-        <w:spacing w:after="80" w:line="290"/>
+        <w:spacing w:after="80" w:line="290" w:lineRule="auto"/>
       </w:pPr>
       <w:r>
         <w:t xml:space="preserve">recorded that </w:t>
@@ -3217,7 +3496,7 @@
           <w:b/>
           <w:bCs/>
         </w:rPr>
-        <w:t xml:space="preserve">97% of the danger events were reduced</w:t>
+        <w:t>97% of the danger events were reduced</w:t>
       </w:r>
       <w:r>
         <w:t xml:space="preserve"> after the pilgrims acted; the remaining 3% were still open when the run ended.</w:t>
@@ -3225,10 +3504,10 @@
     </w:p>
     <w:p>
       <w:pPr>
-        <w:spacing w:after="140" w:line="300"/>
-      </w:pPr>
-      <w:r>
-        <w:t xml:space="preserve">During this run, the free allowance of the AI service ran out, so the built-in safety rules made the decisions. The simulation continued without interruption, confirming that MANSAK keeps working even when the AI is unavailable.</w:t>
+        <w:spacing w:after="140" w:line="300" w:lineRule="auto"/>
+      </w:pPr>
+      <w:r>
+        <w:t>During this run, the free allowance of the AI service ran out, so the built-in safety rules made the decisions. The simulation continued without interruption, confirming that MANSAK keeps working even when the AI is unavailable.</w:t>
       </w:r>
     </w:p>
     <w:p>
@@ -3236,7 +3515,8 @@
         <w:pStyle w:val="Heading2"/>
       </w:pPr>
       <w:r>
-        <w:t xml:space="preserve">3.4 AI speed, cost and bus reliability</w:t>
+        <w:lastRenderedPageBreak/>
+        <w:t>3.4 AI speed, cost and bus reliability</w:t>
       </w:r>
     </w:p>
     <w:p>
@@ -3246,7 +3526,7 @@
           <w:ilvl w:val="0"/>
           <w:numId w:val="2"/>
         </w:numPr>
-        <w:spacing w:after="80" w:line="290"/>
+        <w:spacing w:after="80" w:line="290" w:lineRule="auto"/>
       </w:pPr>
       <w:r>
         <w:t xml:space="preserve">With 12 pilgrims fully driven by a live AI model (Google Gemini), </w:t>
@@ -3256,7 +3536,7 @@
           <w:b/>
           <w:bCs/>
         </w:rPr>
-        <w:t xml:space="preserve">100% of decisions came from the AI</w:t>
+        <w:t>100% of decisions came from the AI</w:t>
       </w:r>
       <w:r>
         <w:t xml:space="preserve"> and each step took </w:t>
@@ -3266,10 +3546,18 @@
           <w:b/>
           <w:bCs/>
         </w:rPr>
-        <w:t xml:space="preserve">1.86 seconds</w:t>
-      </w:r>
-      <w:r>
-        <w:t xml:space="preserve">, because all pilgrims decide at the same time. Deciding one by one would have taken about 20 seconds per step.</w:t>
+        <w:t>1.86 seconds</w:t>
+      </w:r>
+      <w:r>
+        <w:t xml:space="preserve">, because all pilgrims </w:t>
+      </w:r>
+      <w:proofErr w:type="gramStart"/>
+      <w:r>
+        <w:t>decide</w:t>
+      </w:r>
+      <w:proofErr w:type="gramEnd"/>
+      <w:r>
+        <w:t xml:space="preserve"> at the same time. Deciding one by one would have taken about 20 seconds per step.</w:t>
       </w:r>
     </w:p>
     <w:p>
@@ -3279,10 +3567,18 @@
           <w:ilvl w:val="0"/>
           <w:numId w:val="2"/>
         </w:numPr>
-        <w:spacing w:after="80" w:line="290"/>
-      </w:pPr>
-      <w:r>
-        <w:t xml:space="preserve">Asking the AI only when something changes cut the number of AI requests for a full Hajj by about a third — for example, from about 900 to about 610 requests for 43 pilgrims.</w:t>
+        <w:spacing w:after="80" w:line="290" w:lineRule="auto"/>
+      </w:pPr>
+      <w:r>
+        <w:t xml:space="preserve">Asking </w:t>
+      </w:r>
+      <w:proofErr w:type="gramStart"/>
+      <w:r>
+        <w:t>the AI</w:t>
+      </w:r>
+      <w:proofErr w:type="gramEnd"/>
+      <w:r>
+        <w:t xml:space="preserve"> only when something changes cut the number of AI requests for a full Hajj by about a third — for example, from about 900 to about 610 requests for 43 pilgrims.</w:t>
       </w:r>
     </w:p>
     <w:p>
@@ -3292,7 +3588,7 @@
           <w:ilvl w:val="0"/>
           <w:numId w:val="2"/>
         </w:numPr>
-        <w:spacing w:after="80" w:line="290"/>
+        <w:spacing w:after="80" w:line="290" w:lineRule="auto"/>
       </w:pPr>
       <w:r>
         <w:t xml:space="preserve">Across a full run, </w:t>
@@ -3302,10 +3598,10 @@
           <w:b/>
           <w:bCs/>
         </w:rPr>
-        <w:t xml:space="preserve">no bus ever left its own route</w:t>
-      </w:r>
-      <w:r>
-        <w:t xml:space="preserve">, and every bus that departed with fewer than five riders did so for one of two deliberate reasons: its riders had waited too long, or it was moving to where other pilgrims were waiting.</w:t>
+        <w:t>no bus ever left its own route</w:t>
+      </w:r>
+      <w:r>
+        <w:t>, and every bus that departed with fewer than five riders did so for one of two deliberate reasons: its riders had waited too long, or it was moving to where other pilgrims were waiting.</w:t>
       </w:r>
     </w:p>
     <w:p>
@@ -3313,21 +3609,21 @@
         <w:pStyle w:val="Heading1"/>
       </w:pPr>
       <w:r>
-        <w:t xml:space="preserve">4. Innovation</w:t>
-      </w:r>
-    </w:p>
-    <w:p>
-      <w:pPr>
-        <w:spacing w:after="140" w:line="300"/>
-      </w:pPr>
-      <w:r>
-        <w:t xml:space="preserve">MANSAK brings together several ideas that, to our knowledge, have not been combined for Hajj planning before. Table 3 compares it with the traditional approach.</w:t>
+        <w:t>4. Innovation</w:t>
+      </w:r>
+    </w:p>
+    <w:p>
+      <w:pPr>
+        <w:spacing w:after="140" w:line="300" w:lineRule="auto"/>
+      </w:pPr>
+      <w:r>
+        <w:t>MANSAK brings together several ideas that, to our knowledge, have not been combined for Hajj planning before. Table 3 compares it with the traditional approach.</w:t>
       </w:r>
     </w:p>
     <w:p>
       <w:pPr>
         <w:keepNext/>
-        <w:spacing w:after="80" w:before="160"/>
+        <w:spacing w:before="160" w:after="80"/>
       </w:pPr>
       <w:r>
         <w:rPr>
@@ -3337,20 +3633,25 @@
           <w:sz w:val="19"/>
           <w:szCs w:val="19"/>
         </w:rPr>
-        <w:t xml:space="preserve">Table 3. MANSAK compared with the traditional approach</w:t>
+        <w:t>Table 3. MANSAK compared with the traditional approach</w:t>
       </w:r>
     </w:p>
     <w:tbl>
       <w:tblPr>
-        <w:tblW w:type="dxa" w:w="9026"/>
+        <w:tblW w:w="9026" w:type="dxa"/>
         <w:tblBorders>
-          <w:top w:val="single" w:color="auto" w:sz="4"/>
-          <w:left w:val="single" w:color="auto" w:sz="4"/>
-          <w:bottom w:val="single" w:color="auto" w:sz="4"/>
-          <w:right w:val="single" w:color="auto" w:sz="4"/>
-          <w:insideH w:val="single" w:color="auto" w:sz="4"/>
-          <w:insideV w:val="single" w:color="auto" w:sz="4"/>
+          <w:top w:val="single" w:sz="4" w:space="0" w:color="auto"/>
+          <w:left w:val="single" w:sz="4" w:space="0" w:color="auto"/>
+          <w:bottom w:val="single" w:sz="4" w:space="0" w:color="auto"/>
+          <w:right w:val="single" w:sz="4" w:space="0" w:color="auto"/>
+          <w:insideH w:val="single" w:sz="4" w:space="0" w:color="auto"/>
+          <w:insideV w:val="single" w:sz="4" w:space="0" w:color="auto"/>
         </w:tblBorders>
+        <w:tblCellMar>
+          <w:left w:w="10" w:type="dxa"/>
+          <w:right w:w="10" w:type="dxa"/>
+        </w:tblCellMar>
+        <w:tblLook w:val="04A0" w:firstRow="1" w:lastRow="0" w:firstColumn="1" w:lastColumn="0" w:noHBand="0" w:noVBand="1"/>
       </w:tblPr>
       <w:tblGrid>
         <w:gridCol w:w="2200"/>
@@ -3358,56 +3659,60 @@
         <w:gridCol w:w="3626"/>
       </w:tblGrid>
       <w:tr>
+        <w:tblPrEx>
+          <w:tblCellMar>
+            <w:top w:w="0" w:type="dxa"/>
+            <w:bottom w:w="0" w:type="dxa"/>
+          </w:tblCellMar>
+        </w:tblPrEx>
         <w:trPr>
           <w:tblHeader/>
         </w:trPr>
         <w:tc>
           <w:tcPr>
-            <w:tcW w:type="dxa" w:w="2200"/>
-            <w:tcBorders>
-              <w:top w:val="single" w:color="C5D0DC" w:sz="4"/>
-              <w:left w:val="single" w:color="C5D0DC" w:sz="4"/>
-              <w:bottom w:val="single" w:color="C5D0DC" w:sz="4"/>
-              <w:right w:val="single" w:color="C5D0DC" w:sz="4"/>
-            </w:tcBorders>
-            <w:shd w:fill="1F2D3D" w:color="auto" w:val="clear"/>
-            <w:tcMar>
-              <w:top w:type="dxa" w:w="70"/>
-              <w:left w:type="dxa" w:w="110"/>
-              <w:bottom w:type="dxa" w:w="70"/>
-              <w:right w:type="dxa" w:w="110"/>
+            <w:tcW w:w="2200" w:type="dxa"/>
+            <w:tcBorders>
+              <w:top w:val="single" w:sz="4" w:space="0" w:color="C5D0DC"/>
+              <w:left w:val="single" w:sz="4" w:space="0" w:color="C5D0DC"/>
+              <w:bottom w:val="single" w:sz="4" w:space="0" w:color="C5D0DC"/>
+              <w:right w:val="single" w:sz="4" w:space="0" w:color="C5D0DC"/>
+            </w:tcBorders>
+            <w:shd w:val="clear" w:color="auto" w:fill="1F2D3D"/>
+            <w:tcMar>
+              <w:top w:w="70" w:type="dxa"/>
+              <w:left w:w="110" w:type="dxa"/>
+              <w:bottom w:w="70" w:type="dxa"/>
+              <w:right w:w="110" w:type="dxa"/>
             </w:tcMar>
             <w:vAlign w:val="center"/>
           </w:tcPr>
           <w:p>
             <w:pPr>
               <w:keepNext/>
-              <w:jc w:val="left"/>
             </w:pPr>
           </w:p>
         </w:tc>
         <w:tc>
           <w:tcPr>
-            <w:tcW w:type="dxa" w:w="3200"/>
-            <w:tcBorders>
-              <w:top w:val="single" w:color="C5D0DC" w:sz="4"/>
-              <w:left w:val="single" w:color="C5D0DC" w:sz="4"/>
-              <w:bottom w:val="single" w:color="C5D0DC" w:sz="4"/>
-              <w:right w:val="single" w:color="C5D0DC" w:sz="4"/>
-            </w:tcBorders>
-            <w:shd w:fill="1F2D3D" w:color="auto" w:val="clear"/>
-            <w:tcMar>
-              <w:top w:type="dxa" w:w="70"/>
-              <w:left w:type="dxa" w:w="110"/>
-              <w:bottom w:type="dxa" w:w="70"/>
-              <w:right w:type="dxa" w:w="110"/>
+            <w:tcW w:w="3200" w:type="dxa"/>
+            <w:tcBorders>
+              <w:top w:val="single" w:sz="4" w:space="0" w:color="C5D0DC"/>
+              <w:left w:val="single" w:sz="4" w:space="0" w:color="C5D0DC"/>
+              <w:bottom w:val="single" w:sz="4" w:space="0" w:color="C5D0DC"/>
+              <w:right w:val="single" w:sz="4" w:space="0" w:color="C5D0DC"/>
+            </w:tcBorders>
+            <w:shd w:val="clear" w:color="auto" w:fill="1F2D3D"/>
+            <w:tcMar>
+              <w:top w:w="70" w:type="dxa"/>
+              <w:left w:w="110" w:type="dxa"/>
+              <w:bottom w:w="70" w:type="dxa"/>
+              <w:right w:w="110" w:type="dxa"/>
             </w:tcMar>
             <w:vAlign w:val="center"/>
           </w:tcPr>
           <w:p>
             <w:pPr>
               <w:keepNext/>
-              <w:jc w:val="left"/>
             </w:pPr>
             <w:r>
               <w:rPr>
@@ -3417,32 +3722,31 @@
                 <w:sz w:val="18"/>
                 <w:szCs w:val="18"/>
               </w:rPr>
-              <w:t xml:space="preserve">Traditional approach</w:t>
-            </w:r>
-          </w:p>
-        </w:tc>
-        <w:tc>
-          <w:tcPr>
-            <w:tcW w:type="dxa" w:w="3626"/>
-            <w:tcBorders>
-              <w:top w:val="single" w:color="C5D0DC" w:sz="4"/>
-              <w:left w:val="single" w:color="C5D0DC" w:sz="4"/>
-              <w:bottom w:val="single" w:color="C5D0DC" w:sz="4"/>
-              <w:right w:val="single" w:color="C5D0DC" w:sz="4"/>
-            </w:tcBorders>
-            <w:shd w:fill="1F2D3D" w:color="auto" w:val="clear"/>
-            <w:tcMar>
-              <w:top w:type="dxa" w:w="70"/>
-              <w:left w:type="dxa" w:w="110"/>
-              <w:bottom w:type="dxa" w:w="70"/>
-              <w:right w:type="dxa" w:w="110"/>
+              <w:t>Traditional approach</w:t>
+            </w:r>
+          </w:p>
+        </w:tc>
+        <w:tc>
+          <w:tcPr>
+            <w:tcW w:w="3626" w:type="dxa"/>
+            <w:tcBorders>
+              <w:top w:val="single" w:sz="4" w:space="0" w:color="C5D0DC"/>
+              <w:left w:val="single" w:sz="4" w:space="0" w:color="C5D0DC"/>
+              <w:bottom w:val="single" w:sz="4" w:space="0" w:color="C5D0DC"/>
+              <w:right w:val="single" w:sz="4" w:space="0" w:color="C5D0DC"/>
+            </w:tcBorders>
+            <w:shd w:val="clear" w:color="auto" w:fill="1F2D3D"/>
+            <w:tcMar>
+              <w:top w:w="70" w:type="dxa"/>
+              <w:left w:w="110" w:type="dxa"/>
+              <w:bottom w:w="70" w:type="dxa"/>
+              <w:right w:w="110" w:type="dxa"/>
             </w:tcMar>
             <w:vAlign w:val="center"/>
           </w:tcPr>
           <w:p>
             <w:pPr>
               <w:keepNext/>
-              <w:jc w:val="left"/>
             </w:pPr>
             <w:r>
               <w:rPr>
@@ -3452,634 +3756,625 @@
                 <w:sz w:val="18"/>
                 <w:szCs w:val="18"/>
               </w:rPr>
-              <w:t xml:space="preserve">MANSAK</w:t>
+              <w:t>MANSAK</w:t>
             </w:r>
           </w:p>
         </w:tc>
       </w:tr>
       <w:tr>
+        <w:tblPrEx>
+          <w:tblCellMar>
+            <w:top w:w="0" w:type="dxa"/>
+            <w:bottom w:w="0" w:type="dxa"/>
+          </w:tblCellMar>
+        </w:tblPrEx>
         <w:trPr>
           <w:cantSplit/>
         </w:trPr>
         <w:tc>
           <w:tcPr>
-            <w:tcW w:type="dxa" w:w="2200"/>
-            <w:tcBorders>
-              <w:top w:val="single" w:color="C5D0DC" w:sz="4"/>
-              <w:left w:val="single" w:color="C5D0DC" w:sz="4"/>
-              <w:bottom w:val="single" w:color="C5D0DC" w:sz="4"/>
-              <w:right w:val="single" w:color="C5D0DC" w:sz="4"/>
-            </w:tcBorders>
-            <w:tcMar>
-              <w:top w:type="dxa" w:w="70"/>
-              <w:left w:type="dxa" w:w="110"/>
-              <w:bottom w:type="dxa" w:w="70"/>
-              <w:right w:type="dxa" w:w="110"/>
+            <w:tcW w:w="2200" w:type="dxa"/>
+            <w:tcBorders>
+              <w:top w:val="single" w:sz="4" w:space="0" w:color="C5D0DC"/>
+              <w:left w:val="single" w:sz="4" w:space="0" w:color="C5D0DC"/>
+              <w:bottom w:val="single" w:sz="4" w:space="0" w:color="C5D0DC"/>
+              <w:right w:val="single" w:sz="4" w:space="0" w:color="C5D0DC"/>
+            </w:tcBorders>
+            <w:tcMar>
+              <w:top w:w="70" w:type="dxa"/>
+              <w:left w:w="110" w:type="dxa"/>
+              <w:bottom w:w="70" w:type="dxa"/>
+              <w:right w:w="110" w:type="dxa"/>
             </w:tcMar>
             <w:vAlign w:val="center"/>
           </w:tcPr>
           <w:p>
             <w:pPr>
               <w:keepNext/>
-              <w:jc w:val="left"/>
             </w:pPr>
             <w:r>
               <w:rPr>
                 <w:b/>
                 <w:bCs/>
-                <w:color w:val="222222"/>
-                <w:sz w:val="18"/>
-                <w:szCs w:val="18"/>
-              </w:rPr>
-              <w:t xml:space="preserve">When problems are found</w:t>
-            </w:r>
-          </w:p>
-        </w:tc>
-        <w:tc>
-          <w:tcPr>
-            <w:tcW w:type="dxa" w:w="3200"/>
-            <w:tcBorders>
-              <w:top w:val="single" w:color="C5D0DC" w:sz="4"/>
-              <w:left w:val="single" w:color="C5D0DC" w:sz="4"/>
-              <w:bottom w:val="single" w:color="C5D0DC" w:sz="4"/>
-              <w:right w:val="single" w:color="C5D0DC" w:sz="4"/>
-            </w:tcBorders>
-            <w:tcMar>
-              <w:top w:type="dxa" w:w="70"/>
-              <w:left w:type="dxa" w:w="110"/>
-              <w:bottom w:type="dxa" w:w="70"/>
-              <w:right w:type="dxa" w:w="110"/>
+                <w:sz w:val="18"/>
+                <w:szCs w:val="18"/>
+              </w:rPr>
+              <w:t>When problems are found</w:t>
+            </w:r>
+          </w:p>
+        </w:tc>
+        <w:tc>
+          <w:tcPr>
+            <w:tcW w:w="3200" w:type="dxa"/>
+            <w:tcBorders>
+              <w:top w:val="single" w:sz="4" w:space="0" w:color="C5D0DC"/>
+              <w:left w:val="single" w:sz="4" w:space="0" w:color="C5D0DC"/>
+              <w:bottom w:val="single" w:sz="4" w:space="0" w:color="C5D0DC"/>
+              <w:right w:val="single" w:sz="4" w:space="0" w:color="C5D0DC"/>
+            </w:tcBorders>
+            <w:tcMar>
+              <w:top w:w="70" w:type="dxa"/>
+              <w:left w:w="110" w:type="dxa"/>
+              <w:bottom w:w="70" w:type="dxa"/>
+              <w:right w:w="110" w:type="dxa"/>
             </w:tcMar>
             <w:vAlign w:val="center"/>
           </w:tcPr>
           <w:p>
             <w:pPr>
               <w:keepNext/>
-              <w:jc w:val="left"/>
             </w:pPr>
             <w:r>
               <w:rPr>
-                <w:color w:val="222222"/>
-                <w:sz w:val="18"/>
-                <w:szCs w:val="18"/>
-              </w:rPr>
-              <w:t xml:space="preserve">During the season, once they appear</w:t>
-            </w:r>
-          </w:p>
-        </w:tc>
-        <w:tc>
-          <w:tcPr>
-            <w:tcW w:type="dxa" w:w="3626"/>
-            <w:tcBorders>
-              <w:top w:val="single" w:color="C5D0DC" w:sz="4"/>
-              <w:left w:val="single" w:color="C5D0DC" w:sz="4"/>
-              <w:bottom w:val="single" w:color="C5D0DC" w:sz="4"/>
-              <w:right w:val="single" w:color="C5D0DC" w:sz="4"/>
-            </w:tcBorders>
-            <w:tcMar>
-              <w:top w:type="dxa" w:w="70"/>
-              <w:left w:type="dxa" w:w="110"/>
-              <w:bottom w:type="dxa" w:w="70"/>
-              <w:right w:type="dxa" w:w="110"/>
+                <w:sz w:val="18"/>
+                <w:szCs w:val="18"/>
+              </w:rPr>
+              <w:t>During the season, once they appear</w:t>
+            </w:r>
+          </w:p>
+        </w:tc>
+        <w:tc>
+          <w:tcPr>
+            <w:tcW w:w="3626" w:type="dxa"/>
+            <w:tcBorders>
+              <w:top w:val="single" w:sz="4" w:space="0" w:color="C5D0DC"/>
+              <w:left w:val="single" w:sz="4" w:space="0" w:color="C5D0DC"/>
+              <w:bottom w:val="single" w:sz="4" w:space="0" w:color="C5D0DC"/>
+              <w:right w:val="single" w:sz="4" w:space="0" w:color="C5D0DC"/>
+            </w:tcBorders>
+            <w:tcMar>
+              <w:top w:w="70" w:type="dxa"/>
+              <w:left w:w="110" w:type="dxa"/>
+              <w:bottom w:w="70" w:type="dxa"/>
+              <w:right w:w="110" w:type="dxa"/>
             </w:tcMar>
             <w:vAlign w:val="center"/>
           </w:tcPr>
           <w:p>
             <w:pPr>
               <w:keepNext/>
-              <w:jc w:val="left"/>
             </w:pPr>
             <w:r>
               <w:rPr>
-                <w:color w:val="222222"/>
-                <w:sz w:val="18"/>
-                <w:szCs w:val="18"/>
-              </w:rPr>
-              <w:t xml:space="preserve">Before the season, in a virtual rehearsal</w:t>
+                <w:sz w:val="18"/>
+                <w:szCs w:val="18"/>
+              </w:rPr>
+              <w:t>Before the season, in a virtual rehearsal</w:t>
             </w:r>
           </w:p>
         </w:tc>
       </w:tr>
       <w:tr>
+        <w:tblPrEx>
+          <w:tblCellMar>
+            <w:top w:w="0" w:type="dxa"/>
+            <w:bottom w:w="0" w:type="dxa"/>
+          </w:tblCellMar>
+        </w:tblPrEx>
         <w:trPr>
           <w:cantSplit/>
         </w:trPr>
         <w:tc>
           <w:tcPr>
-            <w:tcW w:type="dxa" w:w="2200"/>
-            <w:tcBorders>
-              <w:top w:val="single" w:color="C5D0DC" w:sz="4"/>
-              <w:left w:val="single" w:color="C5D0DC" w:sz="4"/>
-              <w:bottom w:val="single" w:color="C5D0DC" w:sz="4"/>
-              <w:right w:val="single" w:color="C5D0DC" w:sz="4"/>
-            </w:tcBorders>
-            <w:shd w:fill="EEF2F7" w:color="auto" w:val="clear"/>
-            <w:tcMar>
-              <w:top w:type="dxa" w:w="70"/>
-              <w:left w:type="dxa" w:w="110"/>
-              <w:bottom w:type="dxa" w:w="70"/>
-              <w:right w:type="dxa" w:w="110"/>
+            <w:tcW w:w="2200" w:type="dxa"/>
+            <w:tcBorders>
+              <w:top w:val="single" w:sz="4" w:space="0" w:color="C5D0DC"/>
+              <w:left w:val="single" w:sz="4" w:space="0" w:color="C5D0DC"/>
+              <w:bottom w:val="single" w:sz="4" w:space="0" w:color="C5D0DC"/>
+              <w:right w:val="single" w:sz="4" w:space="0" w:color="C5D0DC"/>
+            </w:tcBorders>
+            <w:shd w:val="clear" w:color="auto" w:fill="EEF2F7"/>
+            <w:tcMar>
+              <w:top w:w="70" w:type="dxa"/>
+              <w:left w:w="110" w:type="dxa"/>
+              <w:bottom w:w="70" w:type="dxa"/>
+              <w:right w:w="110" w:type="dxa"/>
             </w:tcMar>
             <w:vAlign w:val="center"/>
           </w:tcPr>
           <w:p>
             <w:pPr>
               <w:keepNext/>
-              <w:jc w:val="left"/>
             </w:pPr>
             <w:r>
               <w:rPr>
                 <w:b/>
                 <w:bCs/>
-                <w:color w:val="222222"/>
-                <w:sz w:val="18"/>
-                <w:szCs w:val="18"/>
-              </w:rPr>
-              <w:t xml:space="preserve">What is tested</w:t>
-            </w:r>
-          </w:p>
-        </w:tc>
-        <w:tc>
-          <w:tcPr>
-            <w:tcW w:type="dxa" w:w="3200"/>
-            <w:tcBorders>
-              <w:top w:val="single" w:color="C5D0DC" w:sz="4"/>
-              <w:left w:val="single" w:color="C5D0DC" w:sz="4"/>
-              <w:bottom w:val="single" w:color="C5D0DC" w:sz="4"/>
-              <w:right w:val="single" w:color="C5D0DC" w:sz="4"/>
-            </w:tcBorders>
-            <w:shd w:fill="EEF2F7" w:color="auto" w:val="clear"/>
-            <w:tcMar>
-              <w:top w:type="dxa" w:w="70"/>
-              <w:left w:type="dxa" w:w="110"/>
-              <w:bottom w:type="dxa" w:w="70"/>
-              <w:right w:type="dxa" w:w="110"/>
+                <w:sz w:val="18"/>
+                <w:szCs w:val="18"/>
+              </w:rPr>
+              <w:t>What is tested</w:t>
+            </w:r>
+          </w:p>
+        </w:tc>
+        <w:tc>
+          <w:tcPr>
+            <w:tcW w:w="3200" w:type="dxa"/>
+            <w:tcBorders>
+              <w:top w:val="single" w:sz="4" w:space="0" w:color="C5D0DC"/>
+              <w:left w:val="single" w:sz="4" w:space="0" w:color="C5D0DC"/>
+              <w:bottom w:val="single" w:sz="4" w:space="0" w:color="C5D0DC"/>
+              <w:right w:val="single" w:sz="4" w:space="0" w:color="C5D0DC"/>
+            </w:tcBorders>
+            <w:shd w:val="clear" w:color="auto" w:fill="EEF2F7"/>
+            <w:tcMar>
+              <w:top w:w="70" w:type="dxa"/>
+              <w:left w:w="110" w:type="dxa"/>
+              <w:bottom w:w="70" w:type="dxa"/>
+              <w:right w:w="110" w:type="dxa"/>
             </w:tcMar>
             <w:vAlign w:val="center"/>
           </w:tcPr>
           <w:p>
             <w:pPr>
               <w:keepNext/>
-              <w:jc w:val="left"/>
             </w:pPr>
             <w:r>
               <w:rPr>
-                <w:color w:val="222222"/>
-                <w:sz w:val="18"/>
-                <w:szCs w:val="18"/>
-              </w:rPr>
-              <w:t xml:space="preserve">Separate parts, such as one gate or one road</w:t>
-            </w:r>
-          </w:p>
-        </w:tc>
-        <w:tc>
-          <w:tcPr>
-            <w:tcW w:type="dxa" w:w="3626"/>
-            <w:tcBorders>
-              <w:top w:val="single" w:color="C5D0DC" w:sz="4"/>
-              <w:left w:val="single" w:color="C5D0DC" w:sz="4"/>
-              <w:bottom w:val="single" w:color="C5D0DC" w:sz="4"/>
-              <w:right w:val="single" w:color="C5D0DC" w:sz="4"/>
-            </w:tcBorders>
-            <w:shd w:fill="EEF2F7" w:color="auto" w:val="clear"/>
-            <w:tcMar>
-              <w:top w:type="dxa" w:w="70"/>
-              <w:left w:type="dxa" w:w="110"/>
-              <w:bottom w:type="dxa" w:w="70"/>
-              <w:right w:type="dxa" w:w="110"/>
+                <w:sz w:val="18"/>
+                <w:szCs w:val="18"/>
+              </w:rPr>
+              <w:t>Separate parts, such as one gate or one road</w:t>
+            </w:r>
+          </w:p>
+        </w:tc>
+        <w:tc>
+          <w:tcPr>
+            <w:tcW w:w="3626" w:type="dxa"/>
+            <w:tcBorders>
+              <w:top w:val="single" w:sz="4" w:space="0" w:color="C5D0DC"/>
+              <w:left w:val="single" w:sz="4" w:space="0" w:color="C5D0DC"/>
+              <w:bottom w:val="single" w:sz="4" w:space="0" w:color="C5D0DC"/>
+              <w:right w:val="single" w:sz="4" w:space="0" w:color="C5D0DC"/>
+            </w:tcBorders>
+            <w:shd w:val="clear" w:color="auto" w:fill="EEF2F7"/>
+            <w:tcMar>
+              <w:top w:w="70" w:type="dxa"/>
+              <w:left w:w="110" w:type="dxa"/>
+              <w:bottom w:w="70" w:type="dxa"/>
+              <w:right w:w="110" w:type="dxa"/>
             </w:tcMar>
             <w:vAlign w:val="center"/>
           </w:tcPr>
           <w:p>
             <w:pPr>
               <w:keepNext/>
-              <w:jc w:val="left"/>
             </w:pPr>
             <w:r>
               <w:rPr>
-                <w:color w:val="222222"/>
-                <w:sz w:val="18"/>
-                <w:szCs w:val="18"/>
-              </w:rPr>
-              <w:t xml:space="preserve">The whole operational plan, across every ritual day</w:t>
+                <w:sz w:val="18"/>
+                <w:szCs w:val="18"/>
+              </w:rPr>
+              <w:t>The whole operational plan, across every ritual day</w:t>
             </w:r>
           </w:p>
         </w:tc>
       </w:tr>
       <w:tr>
+        <w:tblPrEx>
+          <w:tblCellMar>
+            <w:top w:w="0" w:type="dxa"/>
+            <w:bottom w:w="0" w:type="dxa"/>
+          </w:tblCellMar>
+        </w:tblPrEx>
         <w:trPr>
           <w:cantSplit/>
         </w:trPr>
         <w:tc>
           <w:tcPr>
-            <w:tcW w:type="dxa" w:w="2200"/>
-            <w:tcBorders>
-              <w:top w:val="single" w:color="C5D0DC" w:sz="4"/>
-              <w:left w:val="single" w:color="C5D0DC" w:sz="4"/>
-              <w:bottom w:val="single" w:color="C5D0DC" w:sz="4"/>
-              <w:right w:val="single" w:color="C5D0DC" w:sz="4"/>
-            </w:tcBorders>
-            <w:tcMar>
-              <w:top w:type="dxa" w:w="70"/>
-              <w:left w:type="dxa" w:w="110"/>
-              <w:bottom w:type="dxa" w:w="70"/>
-              <w:right w:type="dxa" w:w="110"/>
+            <w:tcW w:w="2200" w:type="dxa"/>
+            <w:tcBorders>
+              <w:top w:val="single" w:sz="4" w:space="0" w:color="C5D0DC"/>
+              <w:left w:val="single" w:sz="4" w:space="0" w:color="C5D0DC"/>
+              <w:bottom w:val="single" w:sz="4" w:space="0" w:color="C5D0DC"/>
+              <w:right w:val="single" w:sz="4" w:space="0" w:color="C5D0DC"/>
+            </w:tcBorders>
+            <w:tcMar>
+              <w:top w:w="70" w:type="dxa"/>
+              <w:left w:w="110" w:type="dxa"/>
+              <w:bottom w:w="70" w:type="dxa"/>
+              <w:right w:w="110" w:type="dxa"/>
             </w:tcMar>
             <w:vAlign w:val="center"/>
           </w:tcPr>
           <w:p>
             <w:pPr>
               <w:keepNext/>
-              <w:jc w:val="left"/>
             </w:pPr>
             <w:r>
               <w:rPr>
                 <w:b/>
                 <w:bCs/>
-                <w:color w:val="222222"/>
-                <w:sz w:val="18"/>
-                <w:szCs w:val="18"/>
-              </w:rPr>
-              <w:t xml:space="preserve">How people are modelled</w:t>
-            </w:r>
-          </w:p>
-        </w:tc>
-        <w:tc>
-          <w:tcPr>
-            <w:tcW w:type="dxa" w:w="3200"/>
-            <w:tcBorders>
-              <w:top w:val="single" w:color="C5D0DC" w:sz="4"/>
-              <w:left w:val="single" w:color="C5D0DC" w:sz="4"/>
-              <w:bottom w:val="single" w:color="C5D0DC" w:sz="4"/>
-              <w:right w:val="single" w:color="C5D0DC" w:sz="4"/>
-            </w:tcBorders>
-            <w:tcMar>
-              <w:top w:type="dxa" w:w="70"/>
-              <w:left w:type="dxa" w:w="110"/>
-              <w:bottom w:type="dxa" w:w="70"/>
-              <w:right w:type="dxa" w:w="110"/>
+                <w:sz w:val="18"/>
+                <w:szCs w:val="18"/>
+              </w:rPr>
+              <w:t>How people are modelled</w:t>
+            </w:r>
+          </w:p>
+        </w:tc>
+        <w:tc>
+          <w:tcPr>
+            <w:tcW w:w="3200" w:type="dxa"/>
+            <w:tcBorders>
+              <w:top w:val="single" w:sz="4" w:space="0" w:color="C5D0DC"/>
+              <w:left w:val="single" w:sz="4" w:space="0" w:color="C5D0DC"/>
+              <w:bottom w:val="single" w:sz="4" w:space="0" w:color="C5D0DC"/>
+              <w:right w:val="single" w:sz="4" w:space="0" w:color="C5D0DC"/>
+            </w:tcBorders>
+            <w:tcMar>
+              <w:top w:w="70" w:type="dxa"/>
+              <w:left w:w="110" w:type="dxa"/>
+              <w:bottom w:w="70" w:type="dxa"/>
+              <w:right w:w="110" w:type="dxa"/>
             </w:tcMar>
             <w:vAlign w:val="center"/>
           </w:tcPr>
           <w:p>
             <w:pPr>
               <w:keepNext/>
-              <w:jc w:val="left"/>
             </w:pPr>
             <w:r>
               <w:rPr>
-                <w:color w:val="222222"/>
-                <w:sz w:val="18"/>
-                <w:szCs w:val="18"/>
-              </w:rPr>
-              <w:t xml:space="preserve">Particles pushed by physical forces [14]</w:t>
-            </w:r>
-          </w:p>
-        </w:tc>
-        <w:tc>
-          <w:tcPr>
-            <w:tcW w:type="dxa" w:w="3626"/>
-            <w:tcBorders>
-              <w:top w:val="single" w:color="C5D0DC" w:sz="4"/>
-              <w:left w:val="single" w:color="C5D0DC" w:sz="4"/>
-              <w:bottom w:val="single" w:color="C5D0DC" w:sz="4"/>
-              <w:right w:val="single" w:color="C5D0DC" w:sz="4"/>
-            </w:tcBorders>
-            <w:tcMar>
-              <w:top w:type="dxa" w:w="70"/>
-              <w:left w:type="dxa" w:w="110"/>
-              <w:bottom w:type="dxa" w:w="70"/>
-              <w:right w:type="dxa" w:w="110"/>
+                <w:sz w:val="18"/>
+                <w:szCs w:val="18"/>
+              </w:rPr>
+              <w:t>Particles pushed by physical forces [14]</w:t>
+            </w:r>
+          </w:p>
+        </w:tc>
+        <w:tc>
+          <w:tcPr>
+            <w:tcW w:w="3626" w:type="dxa"/>
+            <w:tcBorders>
+              <w:top w:val="single" w:sz="4" w:space="0" w:color="C5D0DC"/>
+              <w:left w:val="single" w:sz="4" w:space="0" w:color="C5D0DC"/>
+              <w:bottom w:val="single" w:sz="4" w:space="0" w:color="C5D0DC"/>
+              <w:right w:val="single" w:sz="4" w:space="0" w:color="C5D0DC"/>
+            </w:tcBorders>
+            <w:tcMar>
+              <w:top w:w="70" w:type="dxa"/>
+              <w:left w:w="110" w:type="dxa"/>
+              <w:bottom w:w="70" w:type="dxa"/>
+              <w:right w:w="110" w:type="dxa"/>
             </w:tcMar>
             <w:vAlign w:val="center"/>
           </w:tcPr>
           <w:p>
             <w:pPr>
               <w:keepNext/>
-              <w:jc w:val="left"/>
             </w:pPr>
             <w:r>
               <w:rPr>
-                <w:color w:val="222222"/>
-                <w:sz w:val="18"/>
-                <w:szCs w:val="18"/>
-              </w:rPr>
-              <w:t xml:space="preserve">Individuals with a profile, feelings, memory, a group and a timetable</w:t>
+                <w:sz w:val="18"/>
+                <w:szCs w:val="18"/>
+              </w:rPr>
+              <w:t>Individuals with a profile, feelings, memory, a group and a timetable</w:t>
             </w:r>
           </w:p>
         </w:tc>
       </w:tr>
       <w:tr>
+        <w:tblPrEx>
+          <w:tblCellMar>
+            <w:top w:w="0" w:type="dxa"/>
+            <w:bottom w:w="0" w:type="dxa"/>
+          </w:tblCellMar>
+        </w:tblPrEx>
         <w:trPr>
           <w:cantSplit/>
         </w:trPr>
         <w:tc>
           <w:tcPr>
-            <w:tcW w:type="dxa" w:w="2200"/>
-            <w:tcBorders>
-              <w:top w:val="single" w:color="C5D0DC" w:sz="4"/>
-              <w:left w:val="single" w:color="C5D0DC" w:sz="4"/>
-              <w:bottom w:val="single" w:color="C5D0DC" w:sz="4"/>
-              <w:right w:val="single" w:color="C5D0DC" w:sz="4"/>
-            </w:tcBorders>
-            <w:shd w:fill="EEF2F7" w:color="auto" w:val="clear"/>
-            <w:tcMar>
-              <w:top w:type="dxa" w:w="70"/>
-              <w:left w:type="dxa" w:w="110"/>
-              <w:bottom w:type="dxa" w:w="70"/>
-              <w:right w:type="dxa" w:w="110"/>
+            <w:tcW w:w="2200" w:type="dxa"/>
+            <w:tcBorders>
+              <w:top w:val="single" w:sz="4" w:space="0" w:color="C5D0DC"/>
+              <w:left w:val="single" w:sz="4" w:space="0" w:color="C5D0DC"/>
+              <w:bottom w:val="single" w:sz="4" w:space="0" w:color="C5D0DC"/>
+              <w:right w:val="single" w:sz="4" w:space="0" w:color="C5D0DC"/>
+            </w:tcBorders>
+            <w:shd w:val="clear" w:color="auto" w:fill="EEF2F7"/>
+            <w:tcMar>
+              <w:top w:w="70" w:type="dxa"/>
+              <w:left w:w="110" w:type="dxa"/>
+              <w:bottom w:w="70" w:type="dxa"/>
+              <w:right w:w="110" w:type="dxa"/>
             </w:tcMar>
             <w:vAlign w:val="center"/>
           </w:tcPr>
           <w:p>
             <w:pPr>
               <w:keepNext/>
-              <w:jc w:val="left"/>
             </w:pPr>
             <w:r>
               <w:rPr>
                 <w:b/>
                 <w:bCs/>
-                <w:color w:val="222222"/>
-                <w:sz w:val="18"/>
-                <w:szCs w:val="18"/>
-              </w:rPr>
-              <w:t xml:space="preserve">How decisions are made</w:t>
-            </w:r>
-          </w:p>
-        </w:tc>
-        <w:tc>
-          <w:tcPr>
-            <w:tcW w:type="dxa" w:w="3200"/>
-            <w:tcBorders>
-              <w:top w:val="single" w:color="C5D0DC" w:sz="4"/>
-              <w:left w:val="single" w:color="C5D0DC" w:sz="4"/>
-              <w:bottom w:val="single" w:color="C5D0DC" w:sz="4"/>
-              <w:right w:val="single" w:color="C5D0DC" w:sz="4"/>
-            </w:tcBorders>
-            <w:shd w:fill="EEF2F7" w:color="auto" w:val="clear"/>
-            <w:tcMar>
-              <w:top w:type="dxa" w:w="70"/>
-              <w:left w:type="dxa" w:w="110"/>
-              <w:bottom w:type="dxa" w:w="70"/>
-              <w:right w:type="dxa" w:w="110"/>
+                <w:sz w:val="18"/>
+                <w:szCs w:val="18"/>
+              </w:rPr>
+              <w:t>How decisions are made</w:t>
+            </w:r>
+          </w:p>
+        </w:tc>
+        <w:tc>
+          <w:tcPr>
+            <w:tcW w:w="3200" w:type="dxa"/>
+            <w:tcBorders>
+              <w:top w:val="single" w:sz="4" w:space="0" w:color="C5D0DC"/>
+              <w:left w:val="single" w:sz="4" w:space="0" w:color="C5D0DC"/>
+              <w:bottom w:val="single" w:sz="4" w:space="0" w:color="C5D0DC"/>
+              <w:right w:val="single" w:sz="4" w:space="0" w:color="C5D0DC"/>
+            </w:tcBorders>
+            <w:shd w:val="clear" w:color="auto" w:fill="EEF2F7"/>
+            <w:tcMar>
+              <w:top w:w="70" w:type="dxa"/>
+              <w:left w:w="110" w:type="dxa"/>
+              <w:bottom w:w="70" w:type="dxa"/>
+              <w:right w:w="110" w:type="dxa"/>
             </w:tcMar>
             <w:vAlign w:val="center"/>
           </w:tcPr>
           <w:p>
             <w:pPr>
               <w:keepNext/>
-              <w:jc w:val="left"/>
             </w:pPr>
             <w:r>
               <w:rPr>
-                <w:color w:val="222222"/>
-                <w:sz w:val="18"/>
-                <w:szCs w:val="18"/>
-              </w:rPr>
-              <w:t xml:space="preserve">Fixed rules</w:t>
-            </w:r>
-          </w:p>
-        </w:tc>
-        <w:tc>
-          <w:tcPr>
-            <w:tcW w:type="dxa" w:w="3626"/>
-            <w:tcBorders>
-              <w:top w:val="single" w:color="C5D0DC" w:sz="4"/>
-              <w:left w:val="single" w:color="C5D0DC" w:sz="4"/>
-              <w:bottom w:val="single" w:color="C5D0DC" w:sz="4"/>
-              <w:right w:val="single" w:color="C5D0DC" w:sz="4"/>
-            </w:tcBorders>
-            <w:shd w:fill="EEF2F7" w:color="auto" w:val="clear"/>
-            <w:tcMar>
-              <w:top w:type="dxa" w:w="70"/>
-              <w:left w:type="dxa" w:w="110"/>
-              <w:bottom w:type="dxa" w:w="70"/>
-              <w:right w:type="dxa" w:w="110"/>
+                <w:sz w:val="18"/>
+                <w:szCs w:val="18"/>
+              </w:rPr>
+              <w:t>Fixed rules</w:t>
+            </w:r>
+          </w:p>
+        </w:tc>
+        <w:tc>
+          <w:tcPr>
+            <w:tcW w:w="3626" w:type="dxa"/>
+            <w:tcBorders>
+              <w:top w:val="single" w:sz="4" w:space="0" w:color="C5D0DC"/>
+              <w:left w:val="single" w:sz="4" w:space="0" w:color="C5D0DC"/>
+              <w:bottom w:val="single" w:sz="4" w:space="0" w:color="C5D0DC"/>
+              <w:right w:val="single" w:sz="4" w:space="0" w:color="C5D0DC"/>
+            </w:tcBorders>
+            <w:shd w:val="clear" w:color="auto" w:fill="EEF2F7"/>
+            <w:tcMar>
+              <w:top w:w="70" w:type="dxa"/>
+              <w:left w:w="110" w:type="dxa"/>
+              <w:bottom w:w="70" w:type="dxa"/>
+              <w:right w:w="110" w:type="dxa"/>
             </w:tcMar>
             <w:vAlign w:val="center"/>
           </w:tcPr>
           <w:p>
             <w:pPr>
               <w:keepNext/>
-              <w:jc w:val="left"/>
             </w:pPr>
             <w:r>
               <w:rPr>
-                <w:color w:val="222222"/>
-                <w:sz w:val="18"/>
-                <w:szCs w:val="18"/>
-              </w:rPr>
-              <w:t xml:space="preserve">AI-assisted choices with a plain-language reason, with safety rules as backup</w:t>
+                <w:sz w:val="18"/>
+                <w:szCs w:val="18"/>
+              </w:rPr>
+              <w:t>AI-assisted choices with a plain-language reason, with safety rules as backup</w:t>
             </w:r>
           </w:p>
         </w:tc>
       </w:tr>
       <w:tr>
+        <w:tblPrEx>
+          <w:tblCellMar>
+            <w:top w:w="0" w:type="dxa"/>
+            <w:bottom w:w="0" w:type="dxa"/>
+          </w:tblCellMar>
+        </w:tblPrEx>
         <w:trPr>
           <w:cantSplit/>
         </w:trPr>
         <w:tc>
           <w:tcPr>
-            <w:tcW w:type="dxa" w:w="2200"/>
-            <w:tcBorders>
-              <w:top w:val="single" w:color="C5D0DC" w:sz="4"/>
-              <w:left w:val="single" w:color="C5D0DC" w:sz="4"/>
-              <w:bottom w:val="single" w:color="C5D0DC" w:sz="4"/>
-              <w:right w:val="single" w:color="C5D0DC" w:sz="4"/>
-            </w:tcBorders>
-            <w:tcMar>
-              <w:top w:type="dxa" w:w="70"/>
-              <w:left w:type="dxa" w:w="110"/>
-              <w:bottom w:type="dxa" w:w="70"/>
-              <w:right w:type="dxa" w:w="110"/>
+            <w:tcW w:w="2200" w:type="dxa"/>
+            <w:tcBorders>
+              <w:top w:val="single" w:sz="4" w:space="0" w:color="C5D0DC"/>
+              <w:left w:val="single" w:sz="4" w:space="0" w:color="C5D0DC"/>
+              <w:bottom w:val="single" w:sz="4" w:space="0" w:color="C5D0DC"/>
+              <w:right w:val="single" w:sz="4" w:space="0" w:color="C5D0DC"/>
+            </w:tcBorders>
+            <w:tcMar>
+              <w:top w:w="70" w:type="dxa"/>
+              <w:left w:w="110" w:type="dxa"/>
+              <w:bottom w:w="70" w:type="dxa"/>
+              <w:right w:w="110" w:type="dxa"/>
             </w:tcMar>
             <w:vAlign w:val="center"/>
           </w:tcPr>
           <w:p>
             <w:pPr>
               <w:keepNext/>
-              <w:jc w:val="left"/>
             </w:pPr>
             <w:r>
               <w:rPr>
                 <w:b/>
                 <w:bCs/>
-                <w:color w:val="222222"/>
-                <w:sz w:val="18"/>
-                <w:szCs w:val="18"/>
-              </w:rPr>
-              <w:t xml:space="preserve">What planners receive</w:t>
-            </w:r>
-          </w:p>
-        </w:tc>
-        <w:tc>
-          <w:tcPr>
-            <w:tcW w:type="dxa" w:w="3200"/>
-            <w:tcBorders>
-              <w:top w:val="single" w:color="C5D0DC" w:sz="4"/>
-              <w:left w:val="single" w:color="C5D0DC" w:sz="4"/>
-              <w:bottom w:val="single" w:color="C5D0DC" w:sz="4"/>
-              <w:right w:val="single" w:color="C5D0DC" w:sz="4"/>
-            </w:tcBorders>
-            <w:tcMar>
-              <w:top w:type="dxa" w:w="70"/>
-              <w:left w:type="dxa" w:w="110"/>
-              <w:bottom w:type="dxa" w:w="70"/>
-              <w:right w:type="dxa" w:w="110"/>
+                <w:sz w:val="18"/>
+                <w:szCs w:val="18"/>
+              </w:rPr>
+              <w:t>What planners receive</w:t>
+            </w:r>
+          </w:p>
+        </w:tc>
+        <w:tc>
+          <w:tcPr>
+            <w:tcW w:w="3200" w:type="dxa"/>
+            <w:tcBorders>
+              <w:top w:val="single" w:sz="4" w:space="0" w:color="C5D0DC"/>
+              <w:left w:val="single" w:sz="4" w:space="0" w:color="C5D0DC"/>
+              <w:bottom w:val="single" w:sz="4" w:space="0" w:color="C5D0DC"/>
+              <w:right w:val="single" w:sz="4" w:space="0" w:color="C5D0DC"/>
+            </w:tcBorders>
+            <w:tcMar>
+              <w:top w:w="70" w:type="dxa"/>
+              <w:left w:w="110" w:type="dxa"/>
+              <w:bottom w:w="70" w:type="dxa"/>
+              <w:right w:w="110" w:type="dxa"/>
             </w:tcMar>
             <w:vAlign w:val="center"/>
           </w:tcPr>
           <w:p>
             <w:pPr>
               <w:keepNext/>
-              <w:jc w:val="left"/>
             </w:pPr>
             <w:r>
               <w:rPr>
-                <w:color w:val="222222"/>
-                <w:sz w:val="18"/>
-                <w:szCs w:val="18"/>
-              </w:rPr>
-              <w:t xml:space="preserve">Counts and camera views</w:t>
-            </w:r>
-          </w:p>
-        </w:tc>
-        <w:tc>
-          <w:tcPr>
-            <w:tcW w:type="dxa" w:w="3626"/>
-            <w:tcBorders>
-              <w:top w:val="single" w:color="C5D0DC" w:sz="4"/>
-              <w:left w:val="single" w:color="C5D0DC" w:sz="4"/>
-              <w:bottom w:val="single" w:color="C5D0DC" w:sz="4"/>
-              <w:right w:val="single" w:color="C5D0DC" w:sz="4"/>
-            </w:tcBorders>
-            <w:tcMar>
-              <w:top w:type="dxa" w:w="70"/>
-              <w:left w:type="dxa" w:w="110"/>
-              <w:bottom w:type="dxa" w:w="70"/>
-              <w:right w:type="dxa" w:w="110"/>
+                <w:sz w:val="18"/>
+                <w:szCs w:val="18"/>
+              </w:rPr>
+              <w:t>Counts and camera views</w:t>
+            </w:r>
+          </w:p>
+        </w:tc>
+        <w:tc>
+          <w:tcPr>
+            <w:tcW w:w="3626" w:type="dxa"/>
+            <w:tcBorders>
+              <w:top w:val="single" w:sz="4" w:space="0" w:color="C5D0DC"/>
+              <w:left w:val="single" w:sz="4" w:space="0" w:color="C5D0DC"/>
+              <w:bottom w:val="single" w:sz="4" w:space="0" w:color="C5D0DC"/>
+              <w:right w:val="single" w:sz="4" w:space="0" w:color="C5D0DC"/>
+            </w:tcBorders>
+            <w:tcMar>
+              <w:top w:w="70" w:type="dxa"/>
+              <w:left w:w="110" w:type="dxa"/>
+              <w:bottom w:w="70" w:type="dxa"/>
+              <w:right w:w="110" w:type="dxa"/>
             </w:tcMar>
             <w:vAlign w:val="center"/>
           </w:tcPr>
           <w:p>
             <w:pPr>
               <w:keepNext/>
-              <w:jc w:val="left"/>
             </w:pPr>
             <w:r>
               <w:rPr>
-                <w:color w:val="222222"/>
-                <w:sz w:val="18"/>
-                <w:szCs w:val="18"/>
-              </w:rPr>
-              <w:t xml:space="preserve">Danger alerts with causes, a full report and evidence-based suggestions</w:t>
+                <w:sz w:val="18"/>
+                <w:szCs w:val="18"/>
+              </w:rPr>
+              <w:t>Danger alerts with causes, a full report and evidence-based suggestions</w:t>
             </w:r>
           </w:p>
         </w:tc>
       </w:tr>
       <w:tr>
+        <w:tblPrEx>
+          <w:tblCellMar>
+            <w:top w:w="0" w:type="dxa"/>
+            <w:bottom w:w="0" w:type="dxa"/>
+          </w:tblCellMar>
+        </w:tblPrEx>
         <w:trPr>
           <w:cantSplit/>
         </w:trPr>
         <w:tc>
           <w:tcPr>
-            <w:tcW w:type="dxa" w:w="2200"/>
-            <w:tcBorders>
-              <w:top w:val="single" w:color="C5D0DC" w:sz="4"/>
-              <w:left w:val="single" w:color="C5D0DC" w:sz="4"/>
-              <w:bottom w:val="single" w:color="C5D0DC" w:sz="4"/>
-              <w:right w:val="single" w:color="C5D0DC" w:sz="4"/>
-            </w:tcBorders>
-            <w:shd w:fill="EEF2F7" w:color="auto" w:val="clear"/>
-            <w:tcMar>
-              <w:top w:type="dxa" w:w="70"/>
-              <w:left w:type="dxa" w:w="110"/>
-              <w:bottom w:type="dxa" w:w="70"/>
-              <w:right w:type="dxa" w:w="110"/>
-            </w:tcMar>
-            <w:vAlign w:val="center"/>
-          </w:tcPr>
-          <w:p>
-            <w:pPr>
-              <w:keepNext w:val="false"/>
-              <w:jc w:val="left"/>
-            </w:pPr>
+            <w:tcW w:w="2200" w:type="dxa"/>
+            <w:tcBorders>
+              <w:top w:val="single" w:sz="4" w:space="0" w:color="C5D0DC"/>
+              <w:left w:val="single" w:sz="4" w:space="0" w:color="C5D0DC"/>
+              <w:bottom w:val="single" w:sz="4" w:space="0" w:color="C5D0DC"/>
+              <w:right w:val="single" w:sz="4" w:space="0" w:color="C5D0DC"/>
+            </w:tcBorders>
+            <w:shd w:val="clear" w:color="auto" w:fill="EEF2F7"/>
+            <w:tcMar>
+              <w:top w:w="70" w:type="dxa"/>
+              <w:left w:w="110" w:type="dxa"/>
+              <w:bottom w:w="70" w:type="dxa"/>
+              <w:right w:w="110" w:type="dxa"/>
+            </w:tcMar>
+            <w:vAlign w:val="center"/>
+          </w:tcPr>
+          <w:p>
             <w:r>
               <w:rPr>
                 <w:b/>
                 <w:bCs/>
-                <w:color w:val="222222"/>
-                <w:sz w:val="18"/>
-                <w:szCs w:val="18"/>
-              </w:rPr>
-              <w:t xml:space="preserve">How the plan improves</w:t>
-            </w:r>
-          </w:p>
-        </w:tc>
-        <w:tc>
-          <w:tcPr>
-            <w:tcW w:type="dxa" w:w="3200"/>
-            <w:tcBorders>
-              <w:top w:val="single" w:color="C5D0DC" w:sz="4"/>
-              <w:left w:val="single" w:color="C5D0DC" w:sz="4"/>
-              <w:bottom w:val="single" w:color="C5D0DC" w:sz="4"/>
-              <w:right w:val="single" w:color="C5D0DC" w:sz="4"/>
-            </w:tcBorders>
-            <w:shd w:fill="EEF2F7" w:color="auto" w:val="clear"/>
-            <w:tcMar>
-              <w:top w:type="dxa" w:w="70"/>
-              <w:left w:type="dxa" w:w="110"/>
-              <w:bottom w:type="dxa" w:w="70"/>
-              <w:right w:type="dxa" w:w="110"/>
-            </w:tcMar>
-            <w:vAlign w:val="center"/>
-          </w:tcPr>
-          <w:p>
-            <w:pPr>
-              <w:keepNext w:val="false"/>
-              <w:jc w:val="left"/>
-            </w:pPr>
-            <w:r>
-              <w:rPr>
-                <w:color w:val="222222"/>
-                <w:sz w:val="18"/>
-                <w:szCs w:val="18"/>
-              </w:rPr>
-              <w:t xml:space="preserve">Lessons learned after the season</w:t>
-            </w:r>
-          </w:p>
-        </w:tc>
-        <w:tc>
-          <w:tcPr>
-            <w:tcW w:type="dxa" w:w="3626"/>
-            <w:tcBorders>
-              <w:top w:val="single" w:color="C5D0DC" w:sz="4"/>
-              <w:left w:val="single" w:color="C5D0DC" w:sz="4"/>
-              <w:bottom w:val="single" w:color="C5D0DC" w:sz="4"/>
-              <w:right w:val="single" w:color="C5D0DC" w:sz="4"/>
-            </w:tcBorders>
-            <w:shd w:fill="EEF2F7" w:color="auto" w:val="clear"/>
-            <w:tcMar>
-              <w:top w:type="dxa" w:w="70"/>
-              <w:left w:type="dxa" w:w="110"/>
-              <w:bottom w:type="dxa" w:w="70"/>
-              <w:right w:type="dxa" w:w="110"/>
-            </w:tcMar>
-            <w:vAlign w:val="center"/>
-          </w:tcPr>
-          <w:p>
-            <w:pPr>
-              <w:keepNext w:val="false"/>
-              <w:jc w:val="left"/>
-            </w:pPr>
-            <w:r>
-              <w:rPr>
-                <w:color w:val="222222"/>
-                <w:sz w:val="18"/>
-                <w:szCs w:val="18"/>
-              </w:rPr>
-              <w:t xml:space="preserve">A test–improve–retest loop until no further gain</w:t>
+                <w:sz w:val="18"/>
+                <w:szCs w:val="18"/>
+              </w:rPr>
+              <w:t>How the plan improves</w:t>
+            </w:r>
+          </w:p>
+        </w:tc>
+        <w:tc>
+          <w:tcPr>
+            <w:tcW w:w="3200" w:type="dxa"/>
+            <w:tcBorders>
+              <w:top w:val="single" w:sz="4" w:space="0" w:color="C5D0DC"/>
+              <w:left w:val="single" w:sz="4" w:space="0" w:color="C5D0DC"/>
+              <w:bottom w:val="single" w:sz="4" w:space="0" w:color="C5D0DC"/>
+              <w:right w:val="single" w:sz="4" w:space="0" w:color="C5D0DC"/>
+            </w:tcBorders>
+            <w:shd w:val="clear" w:color="auto" w:fill="EEF2F7"/>
+            <w:tcMar>
+              <w:top w:w="70" w:type="dxa"/>
+              <w:left w:w="110" w:type="dxa"/>
+              <w:bottom w:w="70" w:type="dxa"/>
+              <w:right w:w="110" w:type="dxa"/>
+            </w:tcMar>
+            <w:vAlign w:val="center"/>
+          </w:tcPr>
+          <w:p>
+            <w:r>
+              <w:rPr>
+                <w:sz w:val="18"/>
+                <w:szCs w:val="18"/>
+              </w:rPr>
+              <w:t>Lessons learned after the season</w:t>
+            </w:r>
+          </w:p>
+        </w:tc>
+        <w:tc>
+          <w:tcPr>
+            <w:tcW w:w="3626" w:type="dxa"/>
+            <w:tcBorders>
+              <w:top w:val="single" w:sz="4" w:space="0" w:color="C5D0DC"/>
+              <w:left w:val="single" w:sz="4" w:space="0" w:color="C5D0DC"/>
+              <w:bottom w:val="single" w:sz="4" w:space="0" w:color="C5D0DC"/>
+              <w:right w:val="single" w:sz="4" w:space="0" w:color="C5D0DC"/>
+            </w:tcBorders>
+            <w:shd w:val="clear" w:color="auto" w:fill="EEF2F7"/>
+            <w:tcMar>
+              <w:top w:w="70" w:type="dxa"/>
+              <w:left w:w="110" w:type="dxa"/>
+              <w:bottom w:w="70" w:type="dxa"/>
+              <w:right w:w="110" w:type="dxa"/>
+            </w:tcMar>
+            <w:vAlign w:val="center"/>
+          </w:tcPr>
+          <w:p>
+            <w:r>
+              <w:rPr>
+                <w:sz w:val="18"/>
+                <w:szCs w:val="18"/>
+              </w:rPr>
+              <w:t>A test–improve–retest loop until no further gain</w:t>
             </w:r>
           </w:p>
         </w:tc>
@@ -4097,14 +4392,14 @@
           <w:ilvl w:val="0"/>
           <w:numId w:val="2"/>
         </w:numPr>
-        <w:spacing w:after="80" w:line="290"/>
-      </w:pPr>
-      <w:r>
-        <w:rPr>
-          <w:b/>
-          <w:bCs/>
-        </w:rPr>
-        <w:t xml:space="preserve">A plan-first digital twin.</w:t>
+        <w:spacing w:after="80" w:line="290" w:lineRule="auto"/>
+      </w:pPr>
+      <w:r>
+        <w:rPr>
+          <w:b/>
+          <w:bCs/>
+        </w:rPr>
+        <w:t>A plan-first digital twin.</w:t>
       </w:r>
       <w:r>
         <w:t xml:space="preserve"> MANSAK tests the operational plan itself — schedules, routes, buses and staff — instead of only simulating crowd flow, and it closes the loop by improving and re-testing the plan.</w:t>
@@ -4117,14 +4412,23 @@
           <w:ilvl w:val="0"/>
           <w:numId w:val="2"/>
         </w:numPr>
-        <w:spacing w:after="80" w:line="290"/>
-      </w:pPr>
-      <w:r>
-        <w:rPr>
-          <w:b/>
-          <w:bCs/>
-        </w:rPr>
-        <w:t xml:space="preserve">Thinking pilgrims instead of particles.</w:t>
+        <w:spacing w:after="80" w:line="290" w:lineRule="auto"/>
+      </w:pPr>
+      <w:proofErr w:type="gramStart"/>
+      <w:r>
+        <w:rPr>
+          <w:b/>
+          <w:bCs/>
+        </w:rPr>
+        <w:t>Thinking</w:t>
+      </w:r>
+      <w:proofErr w:type="gramEnd"/>
+      <w:r>
+        <w:rPr>
+          <w:b/>
+          <w:bCs/>
+        </w:rPr>
+        <w:t xml:space="preserve"> pilgrims instead of particles.</w:t>
       </w:r>
       <w:r>
         <w:t xml:space="preserve"> Classic crowd models treat people as particles pushed by forces [14]. They are excellent for collisions but cannot feel tired, follow a five-day timetable or remember where their group is. MANSAK's pilgrims can.</w:t>
@@ -4137,17 +4441,25 @@
           <w:ilvl w:val="0"/>
           <w:numId w:val="2"/>
         </w:numPr>
-        <w:spacing w:after="80" w:line="290"/>
-      </w:pPr>
-      <w:r>
-        <w:rPr>
-          <w:b/>
-          <w:bCs/>
-        </w:rPr>
-        <w:t xml:space="preserve">AI with guardrails.</w:t>
-      </w:r>
-      <w:r>
-        <w:t xml:space="preserve"> The AI can only choose actions that are physically possible, every choice comes with a reason in plain language, and safety rules take over whenever the AI fails. This makes the system explainable and trustworthy for decision-makers.</w:t>
+        <w:spacing w:after="80" w:line="290" w:lineRule="auto"/>
+      </w:pPr>
+      <w:r>
+        <w:rPr>
+          <w:b/>
+          <w:bCs/>
+        </w:rPr>
+        <w:t>AI with guardrails.</w:t>
+      </w:r>
+      <w:r>
+        <w:t xml:space="preserve"> </w:t>
+      </w:r>
+      <w:proofErr w:type="gramStart"/>
+      <w:r>
+        <w:t>The AI</w:t>
+      </w:r>
+      <w:proofErr w:type="gramEnd"/>
+      <w:r>
+        <w:t xml:space="preserve"> can only choose actions that are physically possible, every choice comes with a reason in plain language, and safety rules take over whenever the AI fails. This makes the system explainable and trustworthy for decision-makers.</w:t>
       </w:r>
     </w:p>
     <w:p>
@@ -4157,14 +4469,14 @@
           <w:ilvl w:val="0"/>
           <w:numId w:val="2"/>
         </w:numPr>
-        <w:spacing w:after="80" w:line="290"/>
-      </w:pPr>
-      <w:r>
-        <w:rPr>
-          <w:b/>
-          <w:bCs/>
-        </w:rPr>
-        <w:t xml:space="preserve">Thinking only when needed.</w:t>
+        <w:spacing w:after="80" w:line="290" w:lineRule="auto"/>
+      </w:pPr>
+      <w:r>
+        <w:rPr>
+          <w:b/>
+          <w:bCs/>
+        </w:rPr>
+        <w:t>Thinking only when needed.</w:t>
       </w:r>
       <w:r>
         <w:t xml:space="preserve"> Pilgrims consult the AI only when their situation changes, and all pilgrims decide at the same time. This makes AI-driven crowds fast and affordable.</w:t>
@@ -4177,14 +4489,14 @@
           <w:ilvl w:val="0"/>
           <w:numId w:val="2"/>
         </w:numPr>
-        <w:spacing w:after="80" w:line="290"/>
-      </w:pPr>
-      <w:r>
-        <w:rPr>
-          <w:b/>
-          <w:bCs/>
-        </w:rPr>
-        <w:t xml:space="preserve">Built for Hajj.</w:t>
+        <w:spacing w:after="80" w:line="290" w:lineRule="auto"/>
+      </w:pPr>
+      <w:r>
+        <w:rPr>
+          <w:b/>
+          <w:bCs/>
+        </w:rPr>
+        <w:t>Built for Hajj.</w:t>
       </w:r>
       <w:r>
         <w:t xml:space="preserve"> The virtual world follows the real ritual timetable and time windows, links every pilgrim to a Hajj group and its hotel, and models the shared buses between the holy sites and the field staff.</w:t>
@@ -4197,14 +4509,15 @@
           <w:ilvl w:val="0"/>
           <w:numId w:val="2"/>
         </w:numPr>
-        <w:spacing w:after="80" w:line="290"/>
-      </w:pPr>
-      <w:r>
-        <w:rPr>
-          <w:b/>
-          <w:bCs/>
-        </w:rPr>
-        <w:t xml:space="preserve">Early warning of silent danger.</w:t>
+        <w:spacing w:after="80" w:line="290" w:lineRule="auto"/>
+      </w:pPr>
+      <w:r>
+        <w:rPr>
+          <w:b/>
+          <w:bCs/>
+        </w:rPr>
+        <w:lastRenderedPageBreak/>
+        <w:t>Early warning of silent danger.</w:t>
       </w:r>
       <w:r>
         <w:t xml:space="preserve"> Danger is scored from named causes, so MANSAK can reveal slow build-ups such as dehydration long before they become visible — in line with research showing that the warning signs of crowd disasters can be detected in advance [3].</w:t>
@@ -4217,17 +4530,33 @@
           <w:ilvl w:val="0"/>
           <w:numId w:val="2"/>
         </w:numPr>
-        <w:spacing w:after="80" w:line="290"/>
-      </w:pPr>
-      <w:r>
-        <w:rPr>
-          <w:b/>
-          <w:bCs/>
-        </w:rPr>
-        <w:t xml:space="preserve">Ready for national platforms.</w:t>
-      </w:r>
-      <w:r>
-        <w:t xml:space="preserve"> MANSAK is designed so that planning data of the kind already organised through Nusuk — groups, hotels and schedules — could feed it in the future, supporting the goals of the Pilgrim Experience Program [5], [8].</w:t>
+        <w:spacing w:after="80" w:line="290" w:lineRule="auto"/>
+      </w:pPr>
+      <w:r>
+        <w:rPr>
+          <w:b/>
+          <w:bCs/>
+        </w:rPr>
+        <w:t>Ready for national platforms.</w:t>
+      </w:r>
+      <w:r>
+        <w:t xml:space="preserve"> MANSAK is designed so that planning data of the kind already </w:t>
+      </w:r>
+      <w:proofErr w:type="spellStart"/>
+      <w:r>
+        <w:t>organised</w:t>
+      </w:r>
+      <w:proofErr w:type="spellEnd"/>
+      <w:r>
+        <w:t xml:space="preserve"> through </w:t>
+      </w:r>
+      <w:proofErr w:type="spellStart"/>
+      <w:r>
+        <w:t>Nusuk</w:t>
+      </w:r>
+      <w:proofErr w:type="spellEnd"/>
+      <w:r>
+        <w:t xml:space="preserve"> — groups, hotels and schedules — could feed it in the future, supporting the goals of the Pilgrim Experience Program [5], [8].</w:t>
       </w:r>
     </w:p>
     <w:p>
@@ -4235,35 +4564,43 @@
         <w:pStyle w:val="Heading1"/>
       </w:pPr>
       <w:r>
-        <w:t xml:space="preserve">5. Conclusion</w:t>
-      </w:r>
-    </w:p>
-    <w:p>
-      <w:pPr>
-        <w:spacing w:after="140" w:line="300"/>
-      </w:pPr>
-      <w:r>
-        <w:t xml:space="preserve">MANSAK turns Hajj planning from reacting to problems into preventing them. By letting AI-assisted virtual pilgrims live through the full Hajj under a proposed plan, it shows where and when crowding, long queues and silent dangers such as dehydration would appear, explains why, and helps planners fix the plan and test it again until it stops improving.</w:t>
-      </w:r>
-    </w:p>
-    <w:p>
-      <w:pPr>
-        <w:spacing w:after="140" w:line="300"/>
-      </w:pPr>
-      <w:r>
-        <w:t xml:space="preserve">The prototype results show the value of this loop. MANSAK identified the transfer on the Day of Arafah and the 10th of Dhul-Hijjah as the most demanding points of the Hajj, cut bus waiting by 72% in a re-tested plan, revealed the trade-offs between group schedules and crowd pressure, and kept running even when the AI service was unavailable.</w:t>
-      </w:r>
-    </w:p>
-    <w:p>
-      <w:pPr>
-        <w:spacing w:after="140" w:line="300"/>
-      </w:pPr>
-      <w:r>
-        <w:rPr>
-          <w:b/>
-          <w:bCs/>
-        </w:rPr>
-        <w:t xml:space="preserve">Limitations.</w:t>
+        <w:t>5. Conclusion</w:t>
+      </w:r>
+    </w:p>
+    <w:p>
+      <w:pPr>
+        <w:spacing w:after="140" w:line="300" w:lineRule="auto"/>
+      </w:pPr>
+      <w:r>
+        <w:t>MANSAK turns Hajj planning from reacting to problems into preventing them. By letting AI-assisted virtual pilgrims live through the full Hajj under a proposed plan, it shows where and when crowding, long queues and silent dangers such as dehydration would appear, explains why, and helps planners fix the plan and test it again until it stops improving.</w:t>
+      </w:r>
+    </w:p>
+    <w:p>
+      <w:pPr>
+        <w:spacing w:after="140" w:line="300" w:lineRule="auto"/>
+      </w:pPr>
+      <w:r>
+        <w:t>The prototype results show the value of this loop. MANSAK identified the transfer on the Day of Arafah and the 10th of Dhul-</w:t>
+      </w:r>
+      <w:proofErr w:type="spellStart"/>
+      <w:r>
+        <w:t>Hijjah</w:t>
+      </w:r>
+      <w:proofErr w:type="spellEnd"/>
+      <w:r>
+        <w:t xml:space="preserve"> as the most demanding points of the Hajj, cut bus waiting by 72% in a re-tested plan, revealed the trade-offs between group schedules and crowd pressure, and kept running even when the AI service was unavailable.</w:t>
+      </w:r>
+    </w:p>
+    <w:p>
+      <w:pPr>
+        <w:spacing w:after="140" w:line="300" w:lineRule="auto"/>
+      </w:pPr>
+      <w:r>
+        <w:rPr>
+          <w:b/>
+          <w:bCs/>
+        </w:rPr>
+        <w:t>Limitations.</w:t>
       </w:r>
       <w:r>
         <w:t xml:space="preserve"> MANSAK is still a prototype. It has been tested with hundreds of virtual pilgrims, not millions; its danger thresholds are based on published research and reasonable assumptions rather than live field measurements; and in the current version the planner applies the improvements between rounds.</w:t>
@@ -4278,7 +4615,7 @@
           <w:b/>
           <w:bCs/>
         </w:rPr>
-        <w:t xml:space="preserve">Future work.</w:t>
+        <w:t>Future work.</w:t>
       </w:r>
     </w:p>
     <w:p>
@@ -4288,14 +4625,14 @@
           <w:ilvl w:val="0"/>
           <w:numId w:val="2"/>
         </w:numPr>
-        <w:spacing w:after="80" w:line="290"/>
-      </w:pPr>
-      <w:r>
-        <w:rPr>
-          <w:b/>
-          <w:bCs/>
-        </w:rPr>
-        <w:t xml:space="preserve">Automatic plan search</w:t>
+        <w:spacing w:after="80" w:line="290" w:lineRule="auto"/>
+      </w:pPr>
+      <w:r>
+        <w:rPr>
+          <w:b/>
+          <w:bCs/>
+        </w:rPr>
+        <w:t>Automatic plan search</w:t>
       </w:r>
       <w:r>
         <w:t xml:space="preserve"> — let MANSAK propose and test plan changes by itself.</w:t>
@@ -4308,14 +4645,14 @@
           <w:ilvl w:val="0"/>
           <w:numId w:val="2"/>
         </w:numPr>
-        <w:spacing w:after="80" w:line="290"/>
-      </w:pPr>
-      <w:r>
-        <w:rPr>
-          <w:b/>
-          <w:bCs/>
-        </w:rPr>
-        <w:t xml:space="preserve">Larger crowds</w:t>
+        <w:spacing w:after="80" w:line="290" w:lineRule="auto"/>
+      </w:pPr>
+      <w:r>
+        <w:rPr>
+          <w:b/>
+          <w:bCs/>
+        </w:rPr>
+        <w:t>Larger crowds</w:t>
       </w:r>
       <w:r>
         <w:t xml:space="preserve"> — scale from hundreds to hundreds of thousands of virtual pilgrims.</w:t>
@@ -4328,14 +4665,14 @@
           <w:ilvl w:val="0"/>
           <w:numId w:val="2"/>
         </w:numPr>
-        <w:spacing w:after="80" w:line="290"/>
-      </w:pPr>
-      <w:r>
-        <w:rPr>
-          <w:b/>
-          <w:bCs/>
-        </w:rPr>
-        <w:t xml:space="preserve">Group leaders and communication</w:t>
+        <w:spacing w:after="80" w:line="290" w:lineRule="auto"/>
+      </w:pPr>
+      <w:r>
+        <w:rPr>
+          <w:b/>
+          <w:bCs/>
+        </w:rPr>
+        <w:t>Group leaders and communication</w:t>
       </w:r>
       <w:r>
         <w:t xml:space="preserve"> — pilgrims who guide their group and share warnings with each other.</w:t>
@@ -4348,25 +4685,33 @@
           <w:ilvl w:val="0"/>
           <w:numId w:val="2"/>
         </w:numPr>
-        <w:spacing w:after="80" w:line="290"/>
-      </w:pPr>
-      <w:r>
-        <w:rPr>
-          <w:b/>
-          <w:bCs/>
-        </w:rPr>
-        <w:t xml:space="preserve">Real data</w:t>
-      </w:r>
-      <w:r>
-        <w:t xml:space="preserve"> — calibrate the model with official statistics and historical crowd counts, and connect it to planning data from national platforms.</w:t>
-      </w:r>
-    </w:p>
-    <w:p>
-      <w:pPr>
-        <w:spacing w:after="140" w:before="120" w:line="300"/>
-      </w:pPr>
-      <w:r>
-        <w:t xml:space="preserve">With these steps, MANSAK can become a practical tool for making every Hajj season safer and smoother for the Guests of Al-Rahman.</w:t>
+        <w:spacing w:after="80" w:line="290" w:lineRule="auto"/>
+      </w:pPr>
+      <w:r>
+        <w:rPr>
+          <w:b/>
+          <w:bCs/>
+        </w:rPr>
+        <w:t>Real data</w:t>
+      </w:r>
+      <w:r>
+        <w:t xml:space="preserve"> — calibrate the model with official statistics and historical crowd </w:t>
+      </w:r>
+      <w:proofErr w:type="gramStart"/>
+      <w:r>
+        <w:t>counts, and</w:t>
+      </w:r>
+      <w:proofErr w:type="gramEnd"/>
+      <w:r>
+        <w:t xml:space="preserve"> connect it to planning data from national platforms.</w:t>
+      </w:r>
+    </w:p>
+    <w:p>
+      <w:pPr>
+        <w:spacing w:before="120" w:after="140" w:line="300" w:lineRule="auto"/>
+      </w:pPr>
+      <w:r>
+        <w:t>With these steps, MANSAK can become a practical tool for making every Hajj season safer and smoother for the Guests of Al-Rahman.</w:t>
       </w:r>
     </w:p>
     <w:p>
@@ -4374,7 +4719,7 @@
         <w:pStyle w:val="Heading1"/>
       </w:pPr>
       <w:r>
-        <w:t xml:space="preserve">6. References</w:t>
+        <w:t>6. References</w:t>
       </w:r>
     </w:p>
     <w:p>
@@ -4382,7 +4727,7 @@
         <w:tabs>
           <w:tab w:val="left" w:pos="567"/>
         </w:tabs>
-        <w:spacing w:after="120" w:line="276"/>
+        <w:spacing w:after="120" w:line="276" w:lineRule="auto"/>
         <w:ind w:left="567" w:hanging="567"/>
       </w:pPr>
       <w:r>
@@ -4393,7 +4738,17 @@
           <w:sz w:val="19"/>
           <w:szCs w:val="19"/>
         </w:rPr>
-        <w:t xml:space="preserve">[1]	</w:t>
+        <w:t>[1]</w:t>
+      </w:r>
+      <w:r>
+        <w:rPr>
+          <w:b/>
+          <w:bCs/>
+          <w:color w:val="1F2D3D"/>
+          <w:sz w:val="19"/>
+          <w:szCs w:val="19"/>
+        </w:rPr>
+        <w:tab/>
       </w:r>
       <w:r>
         <w:rPr>
@@ -4409,7 +4764,7 @@
           <w:sz w:val="19"/>
           <w:szCs w:val="19"/>
         </w:rPr>
-        <w:t xml:space="preserve">GASTAT: Total number of pilgrims performing Hajj 1446H (2025) reaches (1,673,230)</w:t>
+        <w:t>GASTAT: Total number of pilgrims performing Hajj 1446H (2025) reaches (1,673,230)</w:t>
       </w:r>
       <w:r>
         <w:rPr>
@@ -4418,14 +4773,14 @@
         </w:rPr>
         <w:t xml:space="preserve">. </w:t>
       </w:r>
-      <w:hyperlink w:history="1" r:id="rIdn9axra6ma6ruzm95b-dg7">
+      <w:hyperlink r:id="rId10" w:history="1">
         <w:r>
           <w:rPr>
             <w:rStyle w:val="Hyperlink"/>
             <w:sz w:val="19"/>
             <w:szCs w:val="19"/>
           </w:rPr>
-          <w:t xml:space="preserve">https://www.stats.gov.sa/en/w/news/49</w:t>
+          <w:t>https://www.stats.gov.sa/en/w/news/49</w:t>
         </w:r>
       </w:hyperlink>
     </w:p>
@@ -4434,7 +4789,7 @@
         <w:tabs>
           <w:tab w:val="left" w:pos="567"/>
         </w:tabs>
-        <w:spacing w:after="120" w:line="276"/>
+        <w:spacing w:after="120" w:line="276" w:lineRule="auto"/>
         <w:ind w:left="567" w:hanging="567"/>
       </w:pPr>
       <w:r>
@@ -4445,7 +4800,17 @@
           <w:sz w:val="19"/>
           <w:szCs w:val="19"/>
         </w:rPr>
-        <w:t xml:space="preserve">[2]	</w:t>
+        <w:t>[2]</w:t>
+      </w:r>
+      <w:r>
+        <w:rPr>
+          <w:b/>
+          <w:bCs/>
+          <w:color w:val="1F2D3D"/>
+          <w:sz w:val="19"/>
+          <w:szCs w:val="19"/>
+        </w:rPr>
+        <w:tab/>
       </w:r>
       <w:r>
         <w:rPr>
@@ -4461,7 +4826,7 @@
           <w:sz w:val="19"/>
           <w:szCs w:val="19"/>
         </w:rPr>
-        <w:t xml:space="preserve">Hajj statistics publication 2025</w:t>
+        <w:t>Hajj statistics publication 2025</w:t>
       </w:r>
       <w:r>
         <w:rPr>
@@ -4470,14 +4835,14 @@
         </w:rPr>
         <w:t xml:space="preserve">. </w:t>
       </w:r>
-      <w:hyperlink w:history="1" r:id="rIdrlomyx7dspbxatrhg_7tv">
+      <w:hyperlink r:id="rId11" w:history="1">
         <w:r>
           <w:rPr>
             <w:rStyle w:val="Hyperlink"/>
             <w:sz w:val="19"/>
             <w:szCs w:val="19"/>
           </w:rPr>
-          <w:t xml:space="preserve">https://www.stats.gov.sa/documents/d/guest/hajj-statistics-publication-2025en-1-pdf</w:t>
+          <w:t>https://www.stats.gov.sa/documents/d/guest/hajj-statistics-publication-2025en-1-pdf</w:t>
         </w:r>
       </w:hyperlink>
     </w:p>
@@ -4486,7 +4851,7 @@
         <w:tabs>
           <w:tab w:val="left" w:pos="567"/>
         </w:tabs>
-        <w:spacing w:after="120" w:line="276"/>
+        <w:spacing w:after="120" w:line="276" w:lineRule="auto"/>
         <w:ind w:left="567" w:hanging="567"/>
       </w:pPr>
       <w:r>
@@ -4497,7 +4862,17 @@
           <w:sz w:val="19"/>
           <w:szCs w:val="19"/>
         </w:rPr>
-        <w:t xml:space="preserve">[3]	</w:t>
+        <w:t>[3]</w:t>
+      </w:r>
+      <w:r>
+        <w:rPr>
+          <w:b/>
+          <w:bCs/>
+          <w:color w:val="1F2D3D"/>
+          <w:sz w:val="19"/>
+          <w:szCs w:val="19"/>
+        </w:rPr>
+        <w:tab/>
       </w:r>
       <w:r>
         <w:rPr>
@@ -4513,7 +4888,7 @@
           <w:sz w:val="19"/>
           <w:szCs w:val="19"/>
         </w:rPr>
-        <w:t xml:space="preserve">Physical Review E, 75</w:t>
+        <w:t>Physical Review E, 75</w:t>
       </w:r>
       <w:r>
         <w:rPr>
@@ -4522,14 +4897,14 @@
         </w:rPr>
         <w:t xml:space="preserve">(4), 046109. </w:t>
       </w:r>
-      <w:hyperlink w:history="1" r:id="rIdjfmgveo4fnzomtdi-tzyp">
+      <w:hyperlink r:id="rId12" w:history="1">
         <w:r>
           <w:rPr>
             <w:rStyle w:val="Hyperlink"/>
             <w:sz w:val="19"/>
             <w:szCs w:val="19"/>
           </w:rPr>
-          <w:t xml:space="preserve">https://doi.org/10.1103/PhysRevE.75.046109</w:t>
+          <w:t>https://doi.org/10.1103/PhysRevE.75.046109</w:t>
         </w:r>
       </w:hyperlink>
     </w:p>
@@ -4538,7 +4913,7 @@
         <w:tabs>
           <w:tab w:val="left" w:pos="567"/>
         </w:tabs>
-        <w:spacing w:after="120" w:line="276"/>
+        <w:spacing w:after="120" w:line="276" w:lineRule="auto"/>
         <w:ind w:left="567" w:hanging="567"/>
       </w:pPr>
       <w:r>
@@ -4549,7 +4924,17 @@
           <w:sz w:val="19"/>
           <w:szCs w:val="19"/>
         </w:rPr>
-        <w:t xml:space="preserve">[4]	</w:t>
+        <w:t>[4]</w:t>
+      </w:r>
+      <w:r>
+        <w:rPr>
+          <w:b/>
+          <w:bCs/>
+          <w:color w:val="1F2D3D"/>
+          <w:sz w:val="19"/>
+          <w:szCs w:val="19"/>
+        </w:rPr>
+        <w:tab/>
       </w:r>
       <w:r>
         <w:rPr>
@@ -4565,7 +4950,7 @@
           <w:sz w:val="19"/>
           <w:szCs w:val="19"/>
         </w:rPr>
-        <w:t xml:space="preserve">Nature, 407</w:t>
+        <w:t>Nature, 407</w:t>
       </w:r>
       <w:r>
         <w:rPr>
@@ -4574,14 +4959,14 @@
         </w:rPr>
         <w:t xml:space="preserve">(6803), 487–490. </w:t>
       </w:r>
-      <w:hyperlink w:history="1" r:id="rIdkkt6ko7ditfonqe7vhsy9">
+      <w:hyperlink r:id="rId13" w:history="1">
         <w:r>
           <w:rPr>
             <w:rStyle w:val="Hyperlink"/>
             <w:sz w:val="19"/>
             <w:szCs w:val="19"/>
           </w:rPr>
-          <w:t xml:space="preserve">https://doi.org/10.1038/35035023</w:t>
+          <w:t>https://doi.org/10.1038/35035023</w:t>
         </w:r>
       </w:hyperlink>
     </w:p>
@@ -4590,7 +4975,7 @@
         <w:tabs>
           <w:tab w:val="left" w:pos="567"/>
         </w:tabs>
-        <w:spacing w:after="120" w:line="276"/>
+        <w:spacing w:after="120" w:line="276" w:lineRule="auto"/>
         <w:ind w:left="567" w:hanging="567"/>
       </w:pPr>
       <w:r>
@@ -4601,15 +4986,35 @@
           <w:sz w:val="19"/>
           <w:szCs w:val="19"/>
         </w:rPr>
-        <w:t xml:space="preserve">[5]	</w:t>
-      </w:r>
-      <w:r>
-        <w:rPr>
-          <w:sz w:val="19"/>
-          <w:szCs w:val="19"/>
-        </w:rPr>
-        <w:t xml:space="preserve">Nusuk. (n.d.). </w:t>
-      </w:r>
+        <w:t>[5]</w:t>
+      </w:r>
+      <w:r>
+        <w:rPr>
+          <w:b/>
+          <w:bCs/>
+          <w:color w:val="1F2D3D"/>
+          <w:sz w:val="19"/>
+          <w:szCs w:val="19"/>
+        </w:rPr>
+        <w:tab/>
+      </w:r>
+      <w:proofErr w:type="spellStart"/>
+      <w:r>
+        <w:rPr>
+          <w:sz w:val="19"/>
+          <w:szCs w:val="19"/>
+        </w:rPr>
+        <w:t>Nusuk</w:t>
+      </w:r>
+      <w:proofErr w:type="spellEnd"/>
+      <w:r>
+        <w:rPr>
+          <w:sz w:val="19"/>
+          <w:szCs w:val="19"/>
+        </w:rPr>
+        <w:t xml:space="preserve">. (n.d.). </w:t>
+      </w:r>
+      <w:proofErr w:type="spellStart"/>
       <w:r>
         <w:rPr>
           <w:i/>
@@ -4617,7 +5022,17 @@
           <w:sz w:val="19"/>
           <w:szCs w:val="19"/>
         </w:rPr>
-        <w:t xml:space="preserve">Nusuk: The official platform supervised by the Ministry of Hajj and Umrah</w:t>
+        <w:t>Nusuk</w:t>
+      </w:r>
+      <w:proofErr w:type="spellEnd"/>
+      <w:r>
+        <w:rPr>
+          <w:i/>
+          <w:iCs/>
+          <w:sz w:val="19"/>
+          <w:szCs w:val="19"/>
+        </w:rPr>
+        <w:t>: The official platform supervised by the Ministry of Hajj and Umrah</w:t>
       </w:r>
       <w:r>
         <w:rPr>
@@ -4626,14 +5041,14 @@
         </w:rPr>
         <w:t xml:space="preserve">. Retrieved September 28, 2026, from </w:t>
       </w:r>
-      <w:hyperlink w:history="1" r:id="rId1d6wddjeyg3h25bewpipj">
+      <w:hyperlink r:id="rId14" w:history="1">
         <w:r>
           <w:rPr>
             <w:rStyle w:val="Hyperlink"/>
             <w:sz w:val="19"/>
             <w:szCs w:val="19"/>
           </w:rPr>
-          <w:t xml:space="preserve">https://www.nusuk.sa/</w:t>
+          <w:t>https://www.nusuk.sa/</w:t>
         </w:r>
       </w:hyperlink>
     </w:p>
@@ -4642,7 +5057,7 @@
         <w:tabs>
           <w:tab w:val="left" w:pos="567"/>
         </w:tabs>
-        <w:spacing w:after="120" w:line="276"/>
+        <w:spacing w:after="120" w:line="276" w:lineRule="auto"/>
         <w:ind w:left="567" w:hanging="567"/>
       </w:pPr>
       <w:r>
@@ -4653,15 +5068,36 @@
           <w:sz w:val="19"/>
           <w:szCs w:val="19"/>
         </w:rPr>
-        <w:t xml:space="preserve">[6]	</w:t>
-      </w:r>
-      <w:r>
-        <w:rPr>
-          <w:sz w:val="19"/>
-          <w:szCs w:val="19"/>
-        </w:rPr>
-        <w:t xml:space="preserve">Nusuk. (n.d.). </w:t>
-      </w:r>
+        <w:lastRenderedPageBreak/>
+        <w:t>[6]</w:t>
+      </w:r>
+      <w:r>
+        <w:rPr>
+          <w:b/>
+          <w:bCs/>
+          <w:color w:val="1F2D3D"/>
+          <w:sz w:val="19"/>
+          <w:szCs w:val="19"/>
+        </w:rPr>
+        <w:tab/>
+      </w:r>
+      <w:proofErr w:type="spellStart"/>
+      <w:r>
+        <w:rPr>
+          <w:sz w:val="19"/>
+          <w:szCs w:val="19"/>
+        </w:rPr>
+        <w:t>Nusuk</w:t>
+      </w:r>
+      <w:proofErr w:type="spellEnd"/>
+      <w:r>
+        <w:rPr>
+          <w:sz w:val="19"/>
+          <w:szCs w:val="19"/>
+        </w:rPr>
+        <w:t xml:space="preserve">. (n.d.). </w:t>
+      </w:r>
+      <w:proofErr w:type="spellStart"/>
       <w:r>
         <w:rPr>
           <w:i/>
@@ -4669,7 +5105,17 @@
           <w:sz w:val="19"/>
           <w:szCs w:val="19"/>
         </w:rPr>
-        <w:t xml:space="preserve">Nusuk Hajj platform</w:t>
+        <w:t>Nusuk</w:t>
+      </w:r>
+      <w:proofErr w:type="spellEnd"/>
+      <w:r>
+        <w:rPr>
+          <w:i/>
+          <w:iCs/>
+          <w:sz w:val="19"/>
+          <w:szCs w:val="19"/>
+        </w:rPr>
+        <w:t xml:space="preserve"> Hajj platform</w:t>
       </w:r>
       <w:r>
         <w:rPr>
@@ -4678,14 +5124,14 @@
         </w:rPr>
         <w:t xml:space="preserve">. Retrieved September 28, 2026, from </w:t>
       </w:r>
-      <w:hyperlink w:history="1" r:id="rIdwtbex4gv7vgeckbq9m_f-">
+      <w:hyperlink r:id="rId15" w:history="1">
         <w:r>
           <w:rPr>
             <w:rStyle w:val="Hyperlink"/>
             <w:sz w:val="19"/>
             <w:szCs w:val="19"/>
           </w:rPr>
-          <w:t xml:space="preserve">https://hajj.nusuk.sa/</w:t>
+          <w:t>https://hajj.nusuk.sa/</w:t>
         </w:r>
       </w:hyperlink>
     </w:p>
@@ -4694,7 +5140,7 @@
         <w:tabs>
           <w:tab w:val="left" w:pos="567"/>
         </w:tabs>
-        <w:spacing w:after="120" w:line="276"/>
+        <w:spacing w:after="120" w:line="276" w:lineRule="auto"/>
         <w:ind w:left="567" w:hanging="567"/>
       </w:pPr>
       <w:r>
@@ -4705,7 +5151,17 @@
           <w:sz w:val="19"/>
           <w:szCs w:val="19"/>
         </w:rPr>
-        <w:t xml:space="preserve">[7]	</w:t>
+        <w:t>[7]</w:t>
+      </w:r>
+      <w:r>
+        <w:rPr>
+          <w:b/>
+          <w:bCs/>
+          <w:color w:val="1F2D3D"/>
+          <w:sz w:val="19"/>
+          <w:szCs w:val="19"/>
+        </w:rPr>
+        <w:tab/>
       </w:r>
       <w:r>
         <w:rPr>
@@ -4721,7 +5177,7 @@
           <w:sz w:val="19"/>
           <w:szCs w:val="19"/>
         </w:rPr>
-        <w:t xml:space="preserve">Official portal of the Ministry of Hajj and Umrah</w:t>
+        <w:t>Official portal of the Ministry of Hajj and Umrah</w:t>
       </w:r>
       <w:r>
         <w:rPr>
@@ -4730,14 +5186,14 @@
         </w:rPr>
         <w:t xml:space="preserve">. Retrieved September 28, 2026, from </w:t>
       </w:r>
-      <w:hyperlink w:history="1" r:id="rId9bkj6kqxu4dcbghn2ud-n">
+      <w:hyperlink r:id="rId16" w:history="1">
         <w:r>
           <w:rPr>
             <w:rStyle w:val="Hyperlink"/>
             <w:sz w:val="19"/>
             <w:szCs w:val="19"/>
           </w:rPr>
-          <w:t xml:space="preserve">https://www.haj.gov.sa/</w:t>
+          <w:t>https://www.haj.gov.sa/</w:t>
         </w:r>
       </w:hyperlink>
     </w:p>
@@ -4746,7 +5202,7 @@
         <w:tabs>
           <w:tab w:val="left" w:pos="567"/>
         </w:tabs>
-        <w:spacing w:after="120" w:line="276"/>
+        <w:spacing w:after="120" w:line="276" w:lineRule="auto"/>
         <w:ind w:left="567" w:hanging="567"/>
       </w:pPr>
       <w:r>
@@ -4757,7 +5213,17 @@
           <w:sz w:val="19"/>
           <w:szCs w:val="19"/>
         </w:rPr>
-        <w:t xml:space="preserve">[8]	</w:t>
+        <w:t>[8]</w:t>
+      </w:r>
+      <w:r>
+        <w:rPr>
+          <w:b/>
+          <w:bCs/>
+          <w:color w:val="1F2D3D"/>
+          <w:sz w:val="19"/>
+          <w:szCs w:val="19"/>
+        </w:rPr>
+        <w:tab/>
       </w:r>
       <w:r>
         <w:rPr>
@@ -4773,7 +5239,7 @@
           <w:sz w:val="19"/>
           <w:szCs w:val="19"/>
         </w:rPr>
-        <w:t xml:space="preserve">Pilgrim Experience Program</w:t>
+        <w:t>Pilgrim Experience Program</w:t>
       </w:r>
       <w:r>
         <w:rPr>
@@ -4782,14 +5248,14 @@
         </w:rPr>
         <w:t xml:space="preserve">. Retrieved September 28, 2026, from </w:t>
       </w:r>
-      <w:hyperlink w:history="1" r:id="rIdihzjjhlcwvsghnebtb9jo">
+      <w:hyperlink r:id="rId17" w:history="1">
         <w:r>
           <w:rPr>
             <w:rStyle w:val="Hyperlink"/>
             <w:sz w:val="19"/>
             <w:szCs w:val="19"/>
           </w:rPr>
-          <w:t xml:space="preserve">https://www.vision2030.gov.sa/en/explore/programs/pilgrim-experience-program</w:t>
+          <w:t>https://www.vision2030.gov.sa/en/explore/programs/pilgrim-experience-program</w:t>
         </w:r>
       </w:hyperlink>
     </w:p>
@@ -4798,7 +5264,7 @@
         <w:tabs>
           <w:tab w:val="left" w:pos="567"/>
         </w:tabs>
-        <w:spacing w:after="120" w:line="276"/>
+        <w:spacing w:after="120" w:line="276" w:lineRule="auto"/>
         <w:ind w:left="567" w:hanging="567"/>
       </w:pPr>
       <w:r>
@@ -4809,7 +5275,17 @@
           <w:sz w:val="19"/>
           <w:szCs w:val="19"/>
         </w:rPr>
-        <w:t xml:space="preserve">[9]	</w:t>
+        <w:t>[9]</w:t>
+      </w:r>
+      <w:r>
+        <w:rPr>
+          <w:b/>
+          <w:bCs/>
+          <w:color w:val="1F2D3D"/>
+          <w:sz w:val="19"/>
+          <w:szCs w:val="19"/>
+        </w:rPr>
+        <w:tab/>
       </w:r>
       <w:r>
         <w:rPr>
@@ -4825,7 +5301,7 @@
           <w:sz w:val="19"/>
           <w:szCs w:val="19"/>
         </w:rPr>
-        <w:t xml:space="preserve">Transdisciplinary perspectives on complex systems</w:t>
+        <w:t>Transdisciplinary perspectives on complex systems</w:t>
       </w:r>
       <w:r>
         <w:rPr>
@@ -4834,14 +5310,14 @@
         </w:rPr>
         <w:t xml:space="preserve"> (pp. 85–113). Springer. </w:t>
       </w:r>
-      <w:hyperlink w:history="1" r:id="rIddsyfdkebw88p2ryms5b2l">
+      <w:hyperlink r:id="rId18" w:history="1">
         <w:r>
           <w:rPr>
             <w:rStyle w:val="Hyperlink"/>
             <w:sz w:val="19"/>
             <w:szCs w:val="19"/>
           </w:rPr>
-          <w:t xml:space="preserve">https://doi.org/10.1007/978-3-319-38756-7_4</w:t>
+          <w:t>https://doi.org/10.1007/978-3-319-38756-7_4</w:t>
         </w:r>
       </w:hyperlink>
     </w:p>
@@ -4850,7 +5326,7 @@
         <w:tabs>
           <w:tab w:val="left" w:pos="567"/>
         </w:tabs>
-        <w:spacing w:after="120" w:line="276"/>
+        <w:spacing w:after="120" w:line="276" w:lineRule="auto"/>
         <w:ind w:left="567" w:hanging="567"/>
       </w:pPr>
       <w:r>
@@ -4861,14 +5337,33 @@
           <w:sz w:val="19"/>
           <w:szCs w:val="19"/>
         </w:rPr>
-        <w:t xml:space="preserve">[10]	</w:t>
-      </w:r>
-      <w:r>
-        <w:rPr>
-          <w:sz w:val="19"/>
-          <w:szCs w:val="19"/>
-        </w:rPr>
-        <w:t xml:space="preserve">Bonabeau, E. (2002). Agent-based modeling: Methods and techniques for simulating human systems. </w:t>
+        <w:t>[10]</w:t>
+      </w:r>
+      <w:r>
+        <w:rPr>
+          <w:b/>
+          <w:bCs/>
+          <w:color w:val="1F2D3D"/>
+          <w:sz w:val="19"/>
+          <w:szCs w:val="19"/>
+        </w:rPr>
+        <w:tab/>
+      </w:r>
+      <w:proofErr w:type="spellStart"/>
+      <w:r>
+        <w:rPr>
+          <w:sz w:val="19"/>
+          <w:szCs w:val="19"/>
+        </w:rPr>
+        <w:t>Bonabeau</w:t>
+      </w:r>
+      <w:proofErr w:type="spellEnd"/>
+      <w:r>
+        <w:rPr>
+          <w:sz w:val="19"/>
+          <w:szCs w:val="19"/>
+        </w:rPr>
+        <w:t xml:space="preserve">, E. (2002). Agent-based modeling: Methods and techniques for simulating human systems. </w:t>
       </w:r>
       <w:r>
         <w:rPr>
@@ -4877,7 +5372,7 @@
           <w:sz w:val="19"/>
           <w:szCs w:val="19"/>
         </w:rPr>
-        <w:t xml:space="preserve">Proceedings of the National Academy of Sciences, 99</w:t>
+        <w:t>Proceedings of the National Academy of Sciences, 99</w:t>
       </w:r>
       <w:r>
         <w:rPr>
@@ -4886,14 +5381,14 @@
         </w:rPr>
         <w:t xml:space="preserve">(suppl. 3), 7280–7287. </w:t>
       </w:r>
-      <w:hyperlink w:history="1" r:id="rIdz4h53p5bkxtgt-wi44fjf">
+      <w:hyperlink r:id="rId19" w:history="1">
         <w:r>
           <w:rPr>
             <w:rStyle w:val="Hyperlink"/>
             <w:sz w:val="19"/>
             <w:szCs w:val="19"/>
           </w:rPr>
-          <w:t xml:space="preserve">https://doi.org/10.1073/pnas.082080899</w:t>
+          <w:t>https://doi.org/10.1073/pnas.082080899</w:t>
         </w:r>
       </w:hyperlink>
     </w:p>
@@ -4902,7 +5397,7 @@
         <w:tabs>
           <w:tab w:val="left" w:pos="567"/>
         </w:tabs>
-        <w:spacing w:after="120" w:line="276"/>
+        <w:spacing w:after="120" w:line="276" w:lineRule="auto"/>
         <w:ind w:left="567" w:hanging="567"/>
       </w:pPr>
       <w:r>
@@ -4913,7 +5408,17 @@
           <w:sz w:val="19"/>
           <w:szCs w:val="19"/>
         </w:rPr>
-        <w:t xml:space="preserve">[11]	</w:t>
+        <w:t>[11]</w:t>
+      </w:r>
+      <w:r>
+        <w:rPr>
+          <w:b/>
+          <w:bCs/>
+          <w:color w:val="1F2D3D"/>
+          <w:sz w:val="19"/>
+          <w:szCs w:val="19"/>
+        </w:rPr>
+        <w:tab/>
       </w:r>
       <w:r>
         <w:rPr>
@@ -4929,7 +5434,7 @@
           <w:sz w:val="19"/>
           <w:szCs w:val="19"/>
         </w:rPr>
-        <w:t xml:space="preserve">Journal of Simulation, 4</w:t>
+        <w:t>Journal of Simulation, 4</w:t>
       </w:r>
       <w:r>
         <w:rPr>
@@ -4938,14 +5443,14 @@
         </w:rPr>
         <w:t xml:space="preserve">(3), 151–162. </w:t>
       </w:r>
-      <w:hyperlink w:history="1" r:id="rIdmm9zyymyyehp8fxuxlbi_">
+      <w:hyperlink r:id="rId20" w:history="1">
         <w:r>
           <w:rPr>
             <w:rStyle w:val="Hyperlink"/>
             <w:sz w:val="19"/>
             <w:szCs w:val="19"/>
           </w:rPr>
-          <w:t xml:space="preserve">https://doi.org/10.1057/jos.2010.3</w:t>
+          <w:t>https://doi.org/10.1057/jos.2010.3</w:t>
         </w:r>
       </w:hyperlink>
     </w:p>
@@ -4954,7 +5459,7 @@
         <w:tabs>
           <w:tab w:val="left" w:pos="567"/>
         </w:tabs>
-        <w:spacing w:after="120" w:line="276"/>
+        <w:spacing w:after="120" w:line="276" w:lineRule="auto"/>
         <w:ind w:left="567" w:hanging="567"/>
       </w:pPr>
       <w:r>
@@ -4965,14 +5470,49 @@
           <w:sz w:val="19"/>
           <w:szCs w:val="19"/>
         </w:rPr>
-        <w:t xml:space="preserve">[12]	</w:t>
-      </w:r>
-      <w:r>
-        <w:rPr>
-          <w:sz w:val="19"/>
-          <w:szCs w:val="19"/>
-        </w:rPr>
-        <w:t xml:space="preserve">Moussaïd, M., Helbing, D., &amp; Theraulaz, G. (2011). How simple rules determine pedestrian behavior and crowd disasters. </w:t>
+        <w:t>[12]</w:t>
+      </w:r>
+      <w:r>
+        <w:rPr>
+          <w:b/>
+          <w:bCs/>
+          <w:color w:val="1F2D3D"/>
+          <w:sz w:val="19"/>
+          <w:szCs w:val="19"/>
+        </w:rPr>
+        <w:tab/>
+      </w:r>
+      <w:proofErr w:type="spellStart"/>
+      <w:r>
+        <w:rPr>
+          <w:sz w:val="19"/>
+          <w:szCs w:val="19"/>
+        </w:rPr>
+        <w:t>Moussaïd</w:t>
+      </w:r>
+      <w:proofErr w:type="spellEnd"/>
+      <w:r>
+        <w:rPr>
+          <w:sz w:val="19"/>
+          <w:szCs w:val="19"/>
+        </w:rPr>
+        <w:t xml:space="preserve">, M., Helbing, D., &amp; </w:t>
+      </w:r>
+      <w:proofErr w:type="spellStart"/>
+      <w:r>
+        <w:rPr>
+          <w:sz w:val="19"/>
+          <w:szCs w:val="19"/>
+        </w:rPr>
+        <w:t>Theraulaz</w:t>
+      </w:r>
+      <w:proofErr w:type="spellEnd"/>
+      <w:r>
+        <w:rPr>
+          <w:sz w:val="19"/>
+          <w:szCs w:val="19"/>
+        </w:rPr>
+        <w:t xml:space="preserve">, G. (2011). How simple rules determine pedestrian behavior and crowd disasters. </w:t>
       </w:r>
       <w:r>
         <w:rPr>
@@ -4981,7 +5521,7 @@
           <w:sz w:val="19"/>
           <w:szCs w:val="19"/>
         </w:rPr>
-        <w:t xml:space="preserve">Proceedings of the National Academy of Sciences, 108</w:t>
+        <w:t>Proceedings of the National Academy of Sciences, 108</w:t>
       </w:r>
       <w:r>
         <w:rPr>
@@ -4990,14 +5530,14 @@
         </w:rPr>
         <w:t xml:space="preserve">(17), 6884–6888. </w:t>
       </w:r>
-      <w:hyperlink w:history="1" r:id="rId0__vfw18dqi5atvzqdpfx">
+      <w:hyperlink r:id="rId21" w:history="1">
         <w:r>
           <w:rPr>
             <w:rStyle w:val="Hyperlink"/>
             <w:sz w:val="19"/>
             <w:szCs w:val="19"/>
           </w:rPr>
-          <w:t xml:space="preserve">https://doi.org/10.1073/pnas.1016507108</w:t>
+          <w:t>https://doi.org/10.1073/pnas.1016507108</w:t>
         </w:r>
       </w:hyperlink>
     </w:p>
@@ -5006,7 +5546,7 @@
         <w:tabs>
           <w:tab w:val="left" w:pos="567"/>
         </w:tabs>
-        <w:spacing w:after="120" w:line="276"/>
+        <w:spacing w:after="120" w:line="276" w:lineRule="auto"/>
         <w:ind w:left="567" w:hanging="567"/>
       </w:pPr>
       <w:r>
@@ -5017,7 +5557,17 @@
           <w:sz w:val="19"/>
           <w:szCs w:val="19"/>
         </w:rPr>
-        <w:t xml:space="preserve">[13]	</w:t>
+        <w:t>[13]</w:t>
+      </w:r>
+      <w:r>
+        <w:rPr>
+          <w:b/>
+          <w:bCs/>
+          <w:color w:val="1F2D3D"/>
+          <w:sz w:val="19"/>
+          <w:szCs w:val="19"/>
+        </w:rPr>
+        <w:tab/>
       </w:r>
       <w:r>
         <w:rPr>
@@ -5033,7 +5583,7 @@
           <w:sz w:val="19"/>
           <w:szCs w:val="19"/>
         </w:rPr>
-        <w:t xml:space="preserve">Proceedings of the 36th Annual ACM Symposium on User Interface Software and Technology (UIST '23)</w:t>
+        <w:t>Proceedings of the 36th Annual ACM Symposium on User Interface Software and Technology (UIST '23)</w:t>
       </w:r>
       <w:r>
         <w:rPr>
@@ -5042,14 +5592,14 @@
         </w:rPr>
         <w:t xml:space="preserve"> (pp. 1–22). ACM. </w:t>
       </w:r>
-      <w:hyperlink w:history="1" r:id="rIdq-3sxtgo3oklpyl1rpllg">
+      <w:hyperlink r:id="rId22" w:history="1">
         <w:r>
           <w:rPr>
             <w:rStyle w:val="Hyperlink"/>
             <w:sz w:val="19"/>
             <w:szCs w:val="19"/>
           </w:rPr>
-          <w:t xml:space="preserve">https://doi.org/10.1145/3586183.3606763</w:t>
+          <w:t>https://doi.org/10.1145/3586183.3606763</w:t>
         </w:r>
       </w:hyperlink>
     </w:p>
@@ -5058,7 +5608,7 @@
         <w:tabs>
           <w:tab w:val="left" w:pos="567"/>
         </w:tabs>
-        <w:spacing w:after="120" w:line="276"/>
+        <w:spacing w:after="120" w:line="276" w:lineRule="auto"/>
         <w:ind w:left="567" w:hanging="567"/>
       </w:pPr>
       <w:r>
@@ -5069,7 +5619,17 @@
           <w:sz w:val="19"/>
           <w:szCs w:val="19"/>
         </w:rPr>
-        <w:t xml:space="preserve">[14]	</w:t>
+        <w:t>[14]</w:t>
+      </w:r>
+      <w:r>
+        <w:rPr>
+          <w:b/>
+          <w:bCs/>
+          <w:color w:val="1F2D3D"/>
+          <w:sz w:val="19"/>
+          <w:szCs w:val="19"/>
+        </w:rPr>
+        <w:tab/>
       </w:r>
       <w:r>
         <w:rPr>
@@ -5085,7 +5645,7 @@
           <w:sz w:val="19"/>
           <w:szCs w:val="19"/>
         </w:rPr>
-        <w:t xml:space="preserve">Physical Review E, 51</w:t>
+        <w:t>Physical Review E, 51</w:t>
       </w:r>
       <w:r>
         <w:rPr>
@@ -5094,25 +5654,25 @@
         </w:rPr>
         <w:t xml:space="preserve">(5), 4282–4286. </w:t>
       </w:r>
-      <w:hyperlink w:history="1" r:id="rIdlga37kdox7untlpty08r8">
+      <w:hyperlink r:id="rId23" w:history="1">
         <w:r>
           <w:rPr>
             <w:rStyle w:val="Hyperlink"/>
             <w:sz w:val="19"/>
             <w:szCs w:val="19"/>
           </w:rPr>
-          <w:t xml:space="preserve">https://doi.org/10.1103/PhysRevE.51.4282</w:t>
+          <w:t>https://doi.org/10.1103/PhysRevE.51.4282</w:t>
         </w:r>
       </w:hyperlink>
     </w:p>
     <w:sectPr>
-      <w:headerReference w:type="default" r:id="rId6"/>
-      <w:headerReference w:type="first" r:id="rId7"/>
-      <w:footerReference w:type="default" r:id="rId8"/>
-      <w:footerReference w:type="first" r:id="rId9"/>
-      <w:pgSz w:w="11906" w:h="16838" w:orient="portrait"/>
+      <w:headerReference w:type="default" r:id="rId24"/>
+      <w:footerReference w:type="default" r:id="rId25"/>
+      <w:headerReference w:type="first" r:id="rId26"/>
+      <w:footerReference w:type="first" r:id="rId27"/>
+      <w:pgSz w:w="11906" w:h="16838"/>
       <w:pgMar w:top="1440" w:right="1440" w:bottom="1300" w:left="1440" w:header="708" w:footer="708" w:gutter="0"/>
-      <w:pgNumType/>
+      <w:cols w:space="720"/>
       <w:titlePg/>
       <w:docGrid w:linePitch="360"/>
     </w:sectPr>
@@ -5121,18 +5681,9 @@
 </file>
 
 <file path=word/endnotes.xml><?xml version="1.0" encoding="utf-8"?>
-<w:endnotes xmlns:wpc="http://schemas.microsoft.com/office/word/2010/wordprocessingCanvas" xmlns:mc="http://schemas.openxmlformats.org/markup-compatibility/2006" xmlns:o="urn:schemas-microsoft-com:office:office" xmlns:r="http://schemas.openxmlformats.org/officeDocument/2006/relationships" xmlns:m="http://schemas.openxmlformats.org/officeDocument/2006/math" xmlns:v="urn:schemas-microsoft-com:vml" xmlns:wp14="http://schemas.microsoft.com/office/word/2010/wordprocessingDrawing" xmlns:wp="http://schemas.openxmlformats.org/drawingml/2006/wordprocessingDrawing" xmlns:w10="urn:schemas-microsoft-com:office:word" xmlns:w="http://schemas.openxmlformats.org/wordprocessingml/2006/main" xmlns:w14="http://schemas.microsoft.com/office/word/2010/wordml" xmlns:w15="http://schemas.microsoft.com/office/word/2012/wordml" xmlns:wpg="http://schemas.microsoft.com/office/word/2010/wordprocessingGroup" xmlns:wpi="http://schemas.microsoft.com/office/word/2010/wordprocessingInk" xmlns:wne="http://schemas.microsoft.com/office/word/2006/wordml" xmlns:wps="http://schemas.microsoft.com/office/word/2010/wordprocessingShape" mc:Ignorable="w14 w15 wp14">
+<w:endnotes xmlns:wpc="http://schemas.microsoft.com/office/word/2010/wordprocessingCanvas" xmlns:cx="http://schemas.microsoft.com/office/drawing/2014/chartex" xmlns:cx1="http://schemas.microsoft.com/office/drawing/2015/9/8/chartex" xmlns:cx2="http://schemas.microsoft.com/office/drawing/2015/10/21/chartex" xmlns:cx3="http://schemas.microsoft.com/office/drawing/2016/5/9/chartex" xmlns:cx4="http://schemas.microsoft.com/office/drawing/2016/5/10/chartex" xmlns:cx5="http://schemas.microsoft.com/office/drawing/2016/5/11/chartex" xmlns:cx6="http://schemas.microsoft.com/office/drawing/2016/5/12/chartex" xmlns:cx7="http://schemas.microsoft.com/office/drawing/2016/5/13/chartex" xmlns:cx8="http://schemas.microsoft.com/office/drawing/2016/5/14/chartex" xmlns:mc="http://schemas.openxmlformats.org/markup-compatibility/2006" xmlns:aink="http://schemas.microsoft.com/office/drawing/2016/ink" xmlns:am3d="http://schemas.microsoft.com/office/drawing/2017/model3d" xmlns:o="urn:schemas-microsoft-com:office:office" xmlns:oel="http://schemas.microsoft.com/office/2019/extlst" xmlns:r="http://schemas.openxmlformats.org/officeDocument/2006/relationships" xmlns:m="http://schemas.openxmlformats.org/officeDocument/2006/math" xmlns:v="urn:schemas-microsoft-com:vml" xmlns:wp14="http://schemas.microsoft.com/office/word/2010/wordprocessingDrawing" xmlns:wp="http://schemas.openxmlformats.org/drawingml/2006/wordprocessingDrawing" xmlns:w10="urn:schemas-microsoft-com:office:word" xmlns:w="http://schemas.openxmlformats.org/wordprocessingml/2006/main" xmlns:w14="http://schemas.microsoft.com/office/word/2010/wordml" xmlns:w15="http://schemas.microsoft.com/office/word/2012/wordml" xmlns:w16cex="http://schemas.microsoft.com/office/word/2018/wordml/cex" xmlns:w16cid="http://schemas.microsoft.com/office/word/2016/wordml/cid" xmlns:w16="http://schemas.microsoft.com/office/word/2018/wordml" xmlns:w16du="http://schemas.microsoft.com/office/word/2023/wordml/word16du" xmlns:w16sdtdh="http://schemas.microsoft.com/office/word/2020/wordml/sdtdatahash" xmlns:w16sdtfl="http://schemas.microsoft.com/office/word/2024/wordml/sdtformatlock" xmlns:w16se="http://schemas.microsoft.com/office/word/2015/wordml/symex" xmlns:wpg="http://schemas.microsoft.com/office/word/2010/wordprocessingGroup" xmlns:wpi="http://schemas.microsoft.com/office/word/2010/wordprocessingInk" xmlns:wne="http://schemas.microsoft.com/office/word/2006/wordml" xmlns:wps="http://schemas.microsoft.com/office/word/2010/wordprocessingShape" mc:Ignorable="w14 w15 w16se w16cid w16 w16cex w16sdtdh w16sdtfl w16du wp14">
   <w:endnote w:type="separator" w:id="-1">
     <w:p>
-      <w:pPr>
-        <w:spacing w:after="0" w:line="240" w:lineRule="auto"/>
-      </w:pPr>
-      <w:r>
-        <w:rPr>
-          <w:rStyle w:val="EndnoteReference"/>
-        </w:rPr>
-        <w:endnoteRef/>
-      </w:r>
       <w:r>
         <w:separator/>
       </w:r>
@@ -5140,15 +5691,6 @@
   </w:endnote>
   <w:endnote w:type="continuationSeparator" w:id="0">
     <w:p>
-      <w:pPr>
-        <w:spacing w:after="0" w:line="240" w:lineRule="auto"/>
-      </w:pPr>
-      <w:r>
-        <w:rPr>
-          <w:rStyle w:val="EndnoteReference"/>
-        </w:rPr>
-        <w:endnoteRef/>
-      </w:r>
       <w:r>
         <w:continuationSeparator/>
       </w:r>
@@ -5158,7 +5700,7 @@
 </file>
 
 <file path=word/footer1.xml><?xml version="1.0" encoding="utf-8"?>
-<w:ftr xmlns:wpc="http://schemas.microsoft.com/office/word/2010/wordprocessingCanvas" xmlns:mc="http://schemas.openxmlformats.org/markup-compatibility/2006" xmlns:o="urn:schemas-microsoft-com:office:office" xmlns:r="http://schemas.openxmlformats.org/officeDocument/2006/relationships" xmlns:m="http://schemas.openxmlformats.org/officeDocument/2006/math" xmlns:v="urn:schemas-microsoft-com:vml" xmlns:wp14="http://schemas.microsoft.com/office/word/2010/wordprocessingDrawing" xmlns:wp="http://schemas.openxmlformats.org/drawingml/2006/wordprocessingDrawing" xmlns:w10="urn:schemas-microsoft-com:office:word" xmlns:w="http://schemas.openxmlformats.org/wordprocessingml/2006/main" xmlns:w14="http://schemas.microsoft.com/office/word/2010/wordml" xmlns:w15="http://schemas.microsoft.com/office/word/2012/wordml" xmlns:wpg="http://schemas.microsoft.com/office/word/2010/wordprocessingGroup" xmlns:wpi="http://schemas.microsoft.com/office/word/2010/wordprocessingInk" xmlns:wne="http://schemas.microsoft.com/office/word/2006/wordml" xmlns:wps="http://schemas.microsoft.com/office/word/2010/wordprocessingShape">
+<w:ftr xmlns:wpc="http://schemas.microsoft.com/office/word/2010/wordprocessingCanvas" xmlns:cx="http://schemas.microsoft.com/office/drawing/2014/chartex" xmlns:cx1="http://schemas.microsoft.com/office/drawing/2015/9/8/chartex" xmlns:cx2="http://schemas.microsoft.com/office/drawing/2015/10/21/chartex" xmlns:cx3="http://schemas.microsoft.com/office/drawing/2016/5/9/chartex" xmlns:cx4="http://schemas.microsoft.com/office/drawing/2016/5/10/chartex" xmlns:cx5="http://schemas.microsoft.com/office/drawing/2016/5/11/chartex" xmlns:cx6="http://schemas.microsoft.com/office/drawing/2016/5/12/chartex" xmlns:cx7="http://schemas.microsoft.com/office/drawing/2016/5/13/chartex" xmlns:cx8="http://schemas.microsoft.com/office/drawing/2016/5/14/chartex" xmlns:mc="http://schemas.openxmlformats.org/markup-compatibility/2006" xmlns:aink="http://schemas.microsoft.com/office/drawing/2016/ink" xmlns:am3d="http://schemas.microsoft.com/office/drawing/2017/model3d" xmlns:o="urn:schemas-microsoft-com:office:office" xmlns:oel="http://schemas.microsoft.com/office/2019/extlst" xmlns:r="http://schemas.openxmlformats.org/officeDocument/2006/relationships" xmlns:m="http://schemas.openxmlformats.org/officeDocument/2006/math" xmlns:v="urn:schemas-microsoft-com:vml" xmlns:wp14="http://schemas.microsoft.com/office/word/2010/wordprocessingDrawing" xmlns:wp="http://schemas.openxmlformats.org/drawingml/2006/wordprocessingDrawing" xmlns:w10="urn:schemas-microsoft-com:office:word" xmlns:w="http://schemas.openxmlformats.org/wordprocessingml/2006/main" xmlns:w14="http://schemas.microsoft.com/office/word/2010/wordml" xmlns:w15="http://schemas.microsoft.com/office/word/2012/wordml" xmlns:w16cex="http://schemas.microsoft.com/office/word/2018/wordml/cex" xmlns:w16cid="http://schemas.microsoft.com/office/word/2016/wordml/cid" xmlns:w16="http://schemas.microsoft.com/office/word/2018/wordml" xmlns:w16du="http://schemas.microsoft.com/office/word/2023/wordml/word16du" xmlns:w16sdtdh="http://schemas.microsoft.com/office/word/2020/wordml/sdtdatahash" xmlns:w16sdtfl="http://schemas.microsoft.com/office/word/2024/wordml/sdtformatlock" xmlns:w16se="http://schemas.microsoft.com/office/word/2015/wordml/symex" xmlns:wpg="http://schemas.microsoft.com/office/word/2010/wordprocessingGroup" xmlns:wpi="http://schemas.microsoft.com/office/word/2010/wordprocessingInk" xmlns:wne="http://schemas.microsoft.com/office/word/2006/wordml" xmlns:wps="http://schemas.microsoft.com/office/word/2010/wordprocessingShape" mc:Ignorable="w14 w15 w16se w16cid w16 w16cex w16sdtdh w16sdtfl w16du wp14">
   <w:p>
     <w:pPr>
       <w:jc w:val="center"/>
@@ -5170,9 +5712,46 @@
         <w:szCs w:val="16"/>
       </w:rPr>
       <w:t xml:space="preserve">Page </w:t>
+    </w:r>
+    <w:r>
+      <w:rPr>
+        <w:color w:val="5C6B7A"/>
+        <w:sz w:val="16"/>
+        <w:szCs w:val="16"/>
+      </w:rPr>
       <w:fldChar w:fldCharType="begin"/>
-      <w:instrText xml:space="preserve">PAGE</w:instrText>
+    </w:r>
+    <w:r>
+      <w:rPr>
+        <w:color w:val="5C6B7A"/>
+        <w:sz w:val="16"/>
+        <w:szCs w:val="16"/>
+      </w:rPr>
+      <w:instrText>PAGE</w:instrText>
+    </w:r>
+    <w:r>
+      <w:rPr>
+        <w:color w:val="5C6B7A"/>
+        <w:sz w:val="16"/>
+        <w:szCs w:val="16"/>
+      </w:rPr>
       <w:fldChar w:fldCharType="separate"/>
+    </w:r>
+    <w:r>
+      <w:rPr>
+        <w:noProof/>
+        <w:color w:val="5C6B7A"/>
+        <w:sz w:val="16"/>
+        <w:szCs w:val="16"/>
+      </w:rPr>
+      <w:t>2</w:t>
+    </w:r>
+    <w:r>
+      <w:rPr>
+        <w:color w:val="5C6B7A"/>
+        <w:sz w:val="16"/>
+        <w:szCs w:val="16"/>
+      </w:rPr>
       <w:fldChar w:fldCharType="end"/>
     </w:r>
   </w:p>
@@ -5180,24 +5759,15 @@
 </file>
 
 <file path=word/footer2.xml><?xml version="1.0" encoding="utf-8"?>
-<w:ftr xmlns:wpc="http://schemas.microsoft.com/office/word/2010/wordprocessingCanvas" xmlns:mc="http://schemas.openxmlformats.org/markup-compatibility/2006" xmlns:o="urn:schemas-microsoft-com:office:office" xmlns:r="http://schemas.openxmlformats.org/officeDocument/2006/relationships" xmlns:m="http://schemas.openxmlformats.org/officeDocument/2006/math" xmlns:v="urn:schemas-microsoft-com:vml" xmlns:wp14="http://schemas.microsoft.com/office/word/2010/wordprocessingDrawing" xmlns:wp="http://schemas.openxmlformats.org/drawingml/2006/wordprocessingDrawing" xmlns:w10="urn:schemas-microsoft-com:office:word" xmlns:w="http://schemas.openxmlformats.org/wordprocessingml/2006/main" xmlns:w14="http://schemas.microsoft.com/office/word/2010/wordml" xmlns:w15="http://schemas.microsoft.com/office/word/2012/wordml" xmlns:wpg="http://schemas.microsoft.com/office/word/2010/wordprocessingGroup" xmlns:wpi="http://schemas.microsoft.com/office/word/2010/wordprocessingInk" xmlns:wne="http://schemas.microsoft.com/office/word/2006/wordml" xmlns:wps="http://schemas.microsoft.com/office/word/2010/wordprocessingShape">
+<w:ftr xmlns:wpc="http://schemas.microsoft.com/office/word/2010/wordprocessingCanvas" xmlns:cx="http://schemas.microsoft.com/office/drawing/2014/chartex" xmlns:cx1="http://schemas.microsoft.com/office/drawing/2015/9/8/chartex" xmlns:cx2="http://schemas.microsoft.com/office/drawing/2015/10/21/chartex" xmlns:cx3="http://schemas.microsoft.com/office/drawing/2016/5/9/chartex" xmlns:cx4="http://schemas.microsoft.com/office/drawing/2016/5/10/chartex" xmlns:cx5="http://schemas.microsoft.com/office/drawing/2016/5/11/chartex" xmlns:cx6="http://schemas.microsoft.com/office/drawing/2016/5/12/chartex" xmlns:cx7="http://schemas.microsoft.com/office/drawing/2016/5/13/chartex" xmlns:cx8="http://schemas.microsoft.com/office/drawing/2016/5/14/chartex" xmlns:mc="http://schemas.openxmlformats.org/markup-compatibility/2006" xmlns:aink="http://schemas.microsoft.com/office/drawing/2016/ink" xmlns:am3d="http://schemas.microsoft.com/office/drawing/2017/model3d" xmlns:o="urn:schemas-microsoft-com:office:office" xmlns:oel="http://schemas.microsoft.com/office/2019/extlst" xmlns:r="http://schemas.openxmlformats.org/officeDocument/2006/relationships" xmlns:m="http://schemas.openxmlformats.org/officeDocument/2006/math" xmlns:v="urn:schemas-microsoft-com:vml" xmlns:wp14="http://schemas.microsoft.com/office/word/2010/wordprocessingDrawing" xmlns:wp="http://schemas.openxmlformats.org/drawingml/2006/wordprocessingDrawing" xmlns:w10="urn:schemas-microsoft-com:office:word" xmlns:w="http://schemas.openxmlformats.org/wordprocessingml/2006/main" xmlns:w14="http://schemas.microsoft.com/office/word/2010/wordml" xmlns:w15="http://schemas.microsoft.com/office/word/2012/wordml" xmlns:w16cex="http://schemas.microsoft.com/office/word/2018/wordml/cex" xmlns:w16cid="http://schemas.microsoft.com/office/word/2016/wordml/cid" xmlns:w16="http://schemas.microsoft.com/office/word/2018/wordml" xmlns:w16du="http://schemas.microsoft.com/office/word/2023/wordml/word16du" xmlns:w16sdtdh="http://schemas.microsoft.com/office/word/2020/wordml/sdtdatahash" xmlns:w16sdtfl="http://schemas.microsoft.com/office/word/2024/wordml/sdtformatlock" xmlns:w16se="http://schemas.microsoft.com/office/word/2015/wordml/symex" xmlns:wpg="http://schemas.microsoft.com/office/word/2010/wordprocessingGroup" xmlns:wpi="http://schemas.microsoft.com/office/word/2010/wordprocessingInk" xmlns:wne="http://schemas.microsoft.com/office/word/2006/wordml" xmlns:wps="http://schemas.microsoft.com/office/word/2010/wordprocessingShape" mc:Ignorable="w14 w15 w16se w16cid w16 w16cex w16sdtdh w16sdtfl w16du wp14">
   <w:p/>
 </w:ftr>
 </file>
 
 <file path=word/footnotes.xml><?xml version="1.0" encoding="utf-8"?>
-<w:footnotes xmlns:wpc="http://schemas.microsoft.com/office/word/2010/wordprocessingCanvas" xmlns:mc="http://schemas.openxmlformats.org/markup-compatibility/2006" xmlns:o="urn:schemas-microsoft-com:office:office" xmlns:r="http://schemas.openxmlformats.org/officeDocument/2006/relationships" xmlns:m="http://schemas.openxmlformats.org/officeDocument/2006/math" xmlns:v="urn:schemas-microsoft-com:vml" xmlns:wp14="http://schemas.microsoft.com/office/word/2010/wordprocessingDrawing" xmlns:wp="http://schemas.openxmlformats.org/drawingml/2006/wordprocessingDrawing" xmlns:w10="urn:schemas-microsoft-com:office:word" xmlns:w="http://schemas.openxmlformats.org/wordprocessingml/2006/main" xmlns:w14="http://schemas.microsoft.com/office/word/2010/wordml" xmlns:w15="http://schemas.microsoft.com/office/word/2012/wordml" xmlns:wpg="http://schemas.microsoft.com/office/word/2010/wordprocessingGroup" xmlns:wpi="http://schemas.microsoft.com/office/word/2010/wordprocessingInk" xmlns:wne="http://schemas.microsoft.com/office/word/2006/wordml" xmlns:wps="http://schemas.microsoft.com/office/word/2010/wordprocessingShape" mc:Ignorable="w14 w15 wp14">
+<w:footnotes xmlns:wpc="http://schemas.microsoft.com/office/word/2010/wordprocessingCanvas" xmlns:cx="http://schemas.microsoft.com/office/drawing/2014/chartex" xmlns:cx1="http://schemas.microsoft.com/office/drawing/2015/9/8/chartex" xmlns:cx2="http://schemas.microsoft.com/office/drawing/2015/10/21/chartex" xmlns:cx3="http://schemas.microsoft.com/office/drawing/2016/5/9/chartex" xmlns:cx4="http://schemas.microsoft.com/office/drawing/2016/5/10/chartex" xmlns:cx5="http://schemas.microsoft.com/office/drawing/2016/5/11/chartex" xmlns:cx6="http://schemas.microsoft.com/office/drawing/2016/5/12/chartex" xmlns:cx7="http://schemas.microsoft.com/office/drawing/2016/5/13/chartex" xmlns:cx8="http://schemas.microsoft.com/office/drawing/2016/5/14/chartex" xmlns:mc="http://schemas.openxmlformats.org/markup-compatibility/2006" xmlns:aink="http://schemas.microsoft.com/office/drawing/2016/ink" xmlns:am3d="http://schemas.microsoft.com/office/drawing/2017/model3d" xmlns:o="urn:schemas-microsoft-com:office:office" xmlns:oel="http://schemas.microsoft.com/office/2019/extlst" xmlns:r="http://schemas.openxmlformats.org/officeDocument/2006/relationships" xmlns:m="http://schemas.openxmlformats.org/officeDocument/2006/math" xmlns:v="urn:schemas-microsoft-com:vml" xmlns:wp14="http://schemas.microsoft.com/office/word/2010/wordprocessingDrawing" xmlns:wp="http://schemas.openxmlformats.org/drawingml/2006/wordprocessingDrawing" xmlns:w10="urn:schemas-microsoft-com:office:word" xmlns:w="http://schemas.openxmlformats.org/wordprocessingml/2006/main" xmlns:w14="http://schemas.microsoft.com/office/word/2010/wordml" xmlns:w15="http://schemas.microsoft.com/office/word/2012/wordml" xmlns:w16cex="http://schemas.microsoft.com/office/word/2018/wordml/cex" xmlns:w16cid="http://schemas.microsoft.com/office/word/2016/wordml/cid" xmlns:w16="http://schemas.microsoft.com/office/word/2018/wordml" xmlns:w16du="http://schemas.microsoft.com/office/word/2023/wordml/word16du" xmlns:w16sdtdh="http://schemas.microsoft.com/office/word/2020/wordml/sdtdatahash" xmlns:w16sdtfl="http://schemas.microsoft.com/office/word/2024/wordml/sdtformatlock" xmlns:w16se="http://schemas.microsoft.com/office/word/2015/wordml/symex" xmlns:wpg="http://schemas.microsoft.com/office/word/2010/wordprocessingGroup" xmlns:wpi="http://schemas.microsoft.com/office/word/2010/wordprocessingInk" xmlns:wne="http://schemas.microsoft.com/office/word/2006/wordml" xmlns:wps="http://schemas.microsoft.com/office/word/2010/wordprocessingShape" mc:Ignorable="w14 w15 w16se w16cid w16 w16cex w16sdtdh w16sdtfl w16du wp14">
   <w:footnote w:type="separator" w:id="-1">
     <w:p>
-      <w:pPr>
-        <w:spacing w:after="0" w:line="240" w:lineRule="auto"/>
-      </w:pPr>
-      <w:r>
-        <w:rPr>
-          <w:rStyle w:val="FootnoteReference"/>
-        </w:rPr>
-        <w:footnoteRef/>
-      </w:r>
       <w:r>
         <w:separator/>
       </w:r>
@@ -5205,15 +5775,6 @@
   </w:footnote>
   <w:footnote w:type="continuationSeparator" w:id="0">
     <w:p>
-      <w:pPr>
-        <w:spacing w:after="0" w:line="240" w:lineRule="auto"/>
-      </w:pPr>
-      <w:r>
-        <w:rPr>
-          <w:rStyle w:val="FootnoteReference"/>
-        </w:rPr>
-        <w:footnoteRef/>
-      </w:r>
       <w:r>
         <w:continuationSeparator/>
       </w:r>
@@ -5223,34 +5784,103 @@
 </file>
 
 <file path=word/header1.xml><?xml version="1.0" encoding="utf-8"?>
-<w:hdr xmlns:wpc="http://schemas.microsoft.com/office/word/2010/wordprocessingCanvas" xmlns:mc="http://schemas.openxmlformats.org/markup-compatibility/2006" xmlns:o="urn:schemas-microsoft-com:office:office" xmlns:r="http://schemas.openxmlformats.org/officeDocument/2006/relationships" xmlns:m="http://schemas.openxmlformats.org/officeDocument/2006/math" xmlns:v="urn:schemas-microsoft-com:vml" xmlns:wp14="http://schemas.microsoft.com/office/word/2010/wordprocessingDrawing" xmlns:wp="http://schemas.openxmlformats.org/drawingml/2006/wordprocessingDrawing" xmlns:w10="urn:schemas-microsoft-com:office:word" xmlns:w="http://schemas.openxmlformats.org/wordprocessingml/2006/main" xmlns:w14="http://schemas.microsoft.com/office/word/2010/wordml" xmlns:w15="http://schemas.microsoft.com/office/word/2012/wordml" xmlns:wpg="http://schemas.microsoft.com/office/word/2010/wordprocessingGroup" xmlns:wpi="http://schemas.microsoft.com/office/word/2010/wordprocessingInk" xmlns:wne="http://schemas.microsoft.com/office/word/2006/wordml" xmlns:wps="http://schemas.microsoft.com/office/word/2010/wordprocessingShape" xmlns:cx="http://schemas.microsoft.com/office/drawing/2014/chartex" xmlns:cx1="http://schemas.microsoft.com/office/drawing/2015/9/8/chartex" xmlns:cx2="http://schemas.microsoft.com/office/drawing/2015/10/21/chartex" xmlns:cx3="http://schemas.microsoft.com/office/drawing/2016/5/9/chartex" xmlns:cx4="http://schemas.microsoft.com/office/drawing/2016/5/10/chartex" xmlns:cx5="http://schemas.microsoft.com/office/drawing/2016/5/11/chartex" xmlns:cx6="http://schemas.microsoft.com/office/drawing/2016/5/12/chartex" xmlns:cx7="http://schemas.microsoft.com/office/drawing/2016/5/13/chartex" xmlns:cx8="http://schemas.microsoft.com/office/drawing/2016/5/14/chartex" xmlns:w16cid="http://schemas.microsoft.com/office/word/2016/wordml/cid" xmlns:w16se="http://schemas.microsoft.com/office/word/2015/wordml/symex">
+<w:hdr xmlns:wpc="http://schemas.microsoft.com/office/word/2010/wordprocessingCanvas" xmlns:cx="http://schemas.microsoft.com/office/drawing/2014/chartex" xmlns:cx1="http://schemas.microsoft.com/office/drawing/2015/9/8/chartex" xmlns:cx2="http://schemas.microsoft.com/office/drawing/2015/10/21/chartex" xmlns:cx3="http://schemas.microsoft.com/office/drawing/2016/5/9/chartex" xmlns:cx4="http://schemas.microsoft.com/office/drawing/2016/5/10/chartex" xmlns:cx5="http://schemas.microsoft.com/office/drawing/2016/5/11/chartex" xmlns:cx6="http://schemas.microsoft.com/office/drawing/2016/5/12/chartex" xmlns:cx7="http://schemas.microsoft.com/office/drawing/2016/5/13/chartex" xmlns:cx8="http://schemas.microsoft.com/office/drawing/2016/5/14/chartex" xmlns:mc="http://schemas.openxmlformats.org/markup-compatibility/2006" xmlns:aink="http://schemas.microsoft.com/office/drawing/2016/ink" xmlns:am3d="http://schemas.microsoft.com/office/drawing/2017/model3d" xmlns:o="urn:schemas-microsoft-com:office:office" xmlns:oel="http://schemas.microsoft.com/office/2019/extlst" xmlns:r="http://schemas.openxmlformats.org/officeDocument/2006/relationships" xmlns:m="http://schemas.openxmlformats.org/officeDocument/2006/math" xmlns:v="urn:schemas-microsoft-com:vml" xmlns:wp14="http://schemas.microsoft.com/office/word/2010/wordprocessingDrawing" xmlns:wp="http://schemas.openxmlformats.org/drawingml/2006/wordprocessingDrawing" xmlns:w10="urn:schemas-microsoft-com:office:word" xmlns:w="http://schemas.openxmlformats.org/wordprocessingml/2006/main" xmlns:w14="http://schemas.microsoft.com/office/word/2010/wordml" xmlns:w15="http://schemas.microsoft.com/office/word/2012/wordml" xmlns:w16cex="http://schemas.microsoft.com/office/word/2018/wordml/cex" xmlns:w16cid="http://schemas.microsoft.com/office/word/2016/wordml/cid" xmlns:w16="http://schemas.microsoft.com/office/word/2018/wordml" xmlns:w16du="http://schemas.microsoft.com/office/word/2023/wordml/word16du" xmlns:w16sdtdh="http://schemas.microsoft.com/office/word/2020/wordml/sdtdatahash" xmlns:w16sdtfl="http://schemas.microsoft.com/office/word/2024/wordml/sdtformatlock" xmlns:w16se="http://schemas.microsoft.com/office/word/2015/wordml/symex" xmlns:wpg="http://schemas.microsoft.com/office/word/2010/wordprocessingGroup" xmlns:wpi="http://schemas.microsoft.com/office/word/2010/wordprocessingInk" xmlns:wne="http://schemas.microsoft.com/office/word/2006/wordml" xmlns:wps="http://schemas.microsoft.com/office/word/2010/wordprocessingShape" mc:Ignorable="w14 w15 w16se w16cid w16 w16cex w16sdtdh w16sdtfl w16du wp14">
   <w:p>
     <w:pPr>
       <w:jc w:val="right"/>
     </w:pPr>
+    <w:proofErr w:type="gramStart"/>
     <w:r>
       <w:rPr>
         <w:color w:val="5C6B7A"/>
         <w:sz w:val="16"/>
         <w:szCs w:val="16"/>
       </w:rPr>
-      <w:t xml:space="preserve">MANSAK  ·  Spot crowd problems before they happen</w:t>
+      <w:t>MANSAK  ·</w:t>
+    </w:r>
+    <w:proofErr w:type="gramEnd"/>
+    <w:r>
+      <w:rPr>
+        <w:color w:val="5C6B7A"/>
+        <w:sz w:val="16"/>
+        <w:szCs w:val="16"/>
+      </w:rPr>
+      <w:t xml:space="preserve">  Spot crowd problems before they happen</w:t>
     </w:r>
   </w:p>
 </w:hdr>
 </file>
 
 <file path=word/header2.xml><?xml version="1.0" encoding="utf-8"?>
-<w:hdr xmlns:wpc="http://schemas.microsoft.com/office/word/2010/wordprocessingCanvas" xmlns:mc="http://schemas.openxmlformats.org/markup-compatibility/2006" xmlns:o="urn:schemas-microsoft-com:office:office" xmlns:r="http://schemas.openxmlformats.org/officeDocument/2006/relationships" xmlns:m="http://schemas.openxmlformats.org/officeDocument/2006/math" xmlns:v="urn:schemas-microsoft-com:vml" xmlns:wp14="http://schemas.microsoft.com/office/word/2010/wordprocessingDrawing" xmlns:wp="http://schemas.openxmlformats.org/drawingml/2006/wordprocessingDrawing" xmlns:w10="urn:schemas-microsoft-com:office:word" xmlns:w="http://schemas.openxmlformats.org/wordprocessingml/2006/main" xmlns:w14="http://schemas.microsoft.com/office/word/2010/wordml" xmlns:w15="http://schemas.microsoft.com/office/word/2012/wordml" xmlns:wpg="http://schemas.microsoft.com/office/word/2010/wordprocessingGroup" xmlns:wpi="http://schemas.microsoft.com/office/word/2010/wordprocessingInk" xmlns:wne="http://schemas.microsoft.com/office/word/2006/wordml" xmlns:wps="http://schemas.microsoft.com/office/word/2010/wordprocessingShape" xmlns:cx="http://schemas.microsoft.com/office/drawing/2014/chartex" xmlns:cx1="http://schemas.microsoft.com/office/drawing/2015/9/8/chartex" xmlns:cx2="http://schemas.microsoft.com/office/drawing/2015/10/21/chartex" xmlns:cx3="http://schemas.microsoft.com/office/drawing/2016/5/9/chartex" xmlns:cx4="http://schemas.microsoft.com/office/drawing/2016/5/10/chartex" xmlns:cx5="http://schemas.microsoft.com/office/drawing/2016/5/11/chartex" xmlns:cx6="http://schemas.microsoft.com/office/drawing/2016/5/12/chartex" xmlns:cx7="http://schemas.microsoft.com/office/drawing/2016/5/13/chartex" xmlns:cx8="http://schemas.microsoft.com/office/drawing/2016/5/14/chartex" xmlns:w16cid="http://schemas.microsoft.com/office/word/2016/wordml/cid" xmlns:w16se="http://schemas.microsoft.com/office/word/2015/wordml/symex">
+<w:hdr xmlns:wpc="http://schemas.microsoft.com/office/word/2010/wordprocessingCanvas" xmlns:cx="http://schemas.microsoft.com/office/drawing/2014/chartex" xmlns:cx1="http://schemas.microsoft.com/office/drawing/2015/9/8/chartex" xmlns:cx2="http://schemas.microsoft.com/office/drawing/2015/10/21/chartex" xmlns:cx3="http://schemas.microsoft.com/office/drawing/2016/5/9/chartex" xmlns:cx4="http://schemas.microsoft.com/office/drawing/2016/5/10/chartex" xmlns:cx5="http://schemas.microsoft.com/office/drawing/2016/5/11/chartex" xmlns:cx6="http://schemas.microsoft.com/office/drawing/2016/5/12/chartex" xmlns:cx7="http://schemas.microsoft.com/office/drawing/2016/5/13/chartex" xmlns:cx8="http://schemas.microsoft.com/office/drawing/2016/5/14/chartex" xmlns:mc="http://schemas.openxmlformats.org/markup-compatibility/2006" xmlns:aink="http://schemas.microsoft.com/office/drawing/2016/ink" xmlns:am3d="http://schemas.microsoft.com/office/drawing/2017/model3d" xmlns:o="urn:schemas-microsoft-com:office:office" xmlns:oel="http://schemas.microsoft.com/office/2019/extlst" xmlns:r="http://schemas.openxmlformats.org/officeDocument/2006/relationships" xmlns:m="http://schemas.openxmlformats.org/officeDocument/2006/math" xmlns:v="urn:schemas-microsoft-com:vml" xmlns:wp14="http://schemas.microsoft.com/office/word/2010/wordprocessingDrawing" xmlns:wp="http://schemas.openxmlformats.org/drawingml/2006/wordprocessingDrawing" xmlns:w10="urn:schemas-microsoft-com:office:word" xmlns:w="http://schemas.openxmlformats.org/wordprocessingml/2006/main" xmlns:w14="http://schemas.microsoft.com/office/word/2010/wordml" xmlns:w15="http://schemas.microsoft.com/office/word/2012/wordml" xmlns:w16cex="http://schemas.microsoft.com/office/word/2018/wordml/cex" xmlns:w16cid="http://schemas.microsoft.com/office/word/2016/wordml/cid" xmlns:w16="http://schemas.microsoft.com/office/word/2018/wordml" xmlns:w16du="http://schemas.microsoft.com/office/word/2023/wordml/word16du" xmlns:w16sdtdh="http://schemas.microsoft.com/office/word/2020/wordml/sdtdatahash" xmlns:w16sdtfl="http://schemas.microsoft.com/office/word/2024/wordml/sdtformatlock" xmlns:w16se="http://schemas.microsoft.com/office/word/2015/wordml/symex" xmlns:wpg="http://schemas.microsoft.com/office/word/2010/wordprocessingGroup" xmlns:wpi="http://schemas.microsoft.com/office/word/2010/wordprocessingInk" xmlns:wne="http://schemas.microsoft.com/office/word/2006/wordml" xmlns:wps="http://schemas.microsoft.com/office/word/2010/wordprocessingShape" mc:Ignorable="w14 w15 w16se w16cid w16 w16cex w16sdtdh w16sdtfl w16du wp14">
   <w:p/>
 </w:hdr>
 </file>
 
 <file path=word/numbering.xml><?xml version="1.0" encoding="utf-8"?>
-<w:numbering xmlns:wpc="http://schemas.microsoft.com/office/word/2010/wordprocessingCanvas" xmlns:mc="http://schemas.openxmlformats.org/markup-compatibility/2006" xmlns:o="urn:schemas-microsoft-com:office:office" xmlns:r="http://schemas.openxmlformats.org/officeDocument/2006/relationships" xmlns:m="http://schemas.openxmlformats.org/officeDocument/2006/math" xmlns:v="urn:schemas-microsoft-com:vml" xmlns:wp14="http://schemas.microsoft.com/office/word/2010/wordprocessingDrawing" xmlns:wp="http://schemas.openxmlformats.org/drawingml/2006/wordprocessingDrawing" xmlns:w10="urn:schemas-microsoft-com:office:word" xmlns:w="http://schemas.openxmlformats.org/wordprocessingml/2006/main" xmlns:w14="http://schemas.microsoft.com/office/word/2010/wordml" xmlns:w15="http://schemas.microsoft.com/office/word/2012/wordml" xmlns:wpg="http://schemas.microsoft.com/office/word/2010/wordprocessingGroup" xmlns:wpi="http://schemas.microsoft.com/office/word/2010/wordprocessingInk" xmlns:wne="http://schemas.microsoft.com/office/word/2006/wordml" xmlns:wps="http://schemas.microsoft.com/office/word/2010/wordprocessingShape" mc:Ignorable="w14 w15 wp14">
+<w:numbering xmlns:wpc="http://schemas.microsoft.com/office/word/2010/wordprocessingCanvas" xmlns:cx="http://schemas.microsoft.com/office/drawing/2014/chartex" xmlns:cx1="http://schemas.microsoft.com/office/drawing/2015/9/8/chartex" xmlns:cx2="http://schemas.microsoft.com/office/drawing/2015/10/21/chartex" xmlns:cx3="http://schemas.microsoft.com/office/drawing/2016/5/9/chartex" xmlns:cx4="http://schemas.microsoft.com/office/drawing/2016/5/10/chartex" xmlns:cx5="http://schemas.microsoft.com/office/drawing/2016/5/11/chartex" xmlns:cx6="http://schemas.microsoft.com/office/drawing/2016/5/12/chartex" xmlns:cx7="http://schemas.microsoft.com/office/drawing/2016/5/13/chartex" xmlns:cx8="http://schemas.microsoft.com/office/drawing/2016/5/14/chartex" xmlns:mc="http://schemas.openxmlformats.org/markup-compatibility/2006" xmlns:aink="http://schemas.microsoft.com/office/drawing/2016/ink" xmlns:am3d="http://schemas.microsoft.com/office/drawing/2017/model3d" xmlns:o="urn:schemas-microsoft-com:office:office" xmlns:oel="http://schemas.microsoft.com/office/2019/extlst" xmlns:r="http://schemas.openxmlformats.org/officeDocument/2006/relationships" xmlns:m="http://schemas.openxmlformats.org/officeDocument/2006/math" xmlns:v="urn:schemas-microsoft-com:vml" xmlns:wp14="http://schemas.microsoft.com/office/word/2010/wordprocessingDrawing" xmlns:wp="http://schemas.openxmlformats.org/drawingml/2006/wordprocessingDrawing" xmlns:w10="urn:schemas-microsoft-com:office:word" xmlns:w="http://schemas.openxmlformats.org/wordprocessingml/2006/main" xmlns:w14="http://schemas.microsoft.com/office/word/2010/wordml" xmlns:w15="http://schemas.microsoft.com/office/word/2012/wordml" xmlns:w16cex="http://schemas.microsoft.com/office/word/2018/wordml/cex" xmlns:w16cid="http://schemas.microsoft.com/office/word/2016/wordml/cid" xmlns:w16="http://schemas.microsoft.com/office/word/2018/wordml" xmlns:w16du="http://schemas.microsoft.com/office/word/2023/wordml/word16du" xmlns:w16sdtdh="http://schemas.microsoft.com/office/word/2020/wordml/sdtdatahash" xmlns:w16sdtfl="http://schemas.microsoft.com/office/word/2024/wordml/sdtformatlock" xmlns:w16se="http://schemas.microsoft.com/office/word/2015/wordml/symex" xmlns:wpg="http://schemas.microsoft.com/office/word/2010/wordprocessingGroup" xmlns:wpi="http://schemas.microsoft.com/office/word/2010/wordprocessingInk" xmlns:wne="http://schemas.microsoft.com/office/word/2006/wordml" xmlns:wps="http://schemas.microsoft.com/office/word/2010/wordprocessingShape" mc:Ignorable="w14 w15 w16se w16cid w16 w16cex w16sdtdh w16sdtfl w16du wp14">
+  <w:abstractNum w:abstractNumId="0" w15:restartNumberingAfterBreak="0">
+    <w:nsid w:val="1CA22725"/>
+    <w:multiLevelType w:val="hybridMultilevel"/>
+    <w:tmpl w:val="C3C4D54C"/>
+    <w:lvl w:ilvl="0" w:tplc="457AD4D6">
+      <w:start w:val="1"/>
+      <w:numFmt w:val="bullet"/>
+      <w:lvlText w:val="•"/>
+      <w:lvlJc w:val="left"/>
+      <w:pPr>
+        <w:ind w:left="540" w:hanging="300"/>
+      </w:pPr>
+      <w:rPr>
+        <w:color w:val="3E6A9E"/>
+      </w:rPr>
+    </w:lvl>
+    <w:lvl w:ilvl="1" w:tplc="9A90F5D6">
+      <w:numFmt w:val="decimal"/>
+      <w:lvlText w:val=""/>
+      <w:lvlJc w:val="left"/>
+    </w:lvl>
+    <w:lvl w:ilvl="2" w:tplc="CAA84B8A">
+      <w:numFmt w:val="decimal"/>
+      <w:lvlText w:val=""/>
+      <w:lvlJc w:val="left"/>
+    </w:lvl>
+    <w:lvl w:ilvl="3" w:tplc="590A6158">
+      <w:numFmt w:val="decimal"/>
+      <w:lvlText w:val=""/>
+      <w:lvlJc w:val="left"/>
+    </w:lvl>
+    <w:lvl w:ilvl="4" w:tplc="F8325768">
+      <w:numFmt w:val="decimal"/>
+      <w:lvlText w:val=""/>
+      <w:lvlJc w:val="left"/>
+    </w:lvl>
+    <w:lvl w:ilvl="5" w:tplc="C0168596">
+      <w:numFmt w:val="decimal"/>
+      <w:lvlText w:val=""/>
+      <w:lvlJc w:val="left"/>
+    </w:lvl>
+    <w:lvl w:ilvl="6" w:tplc="6F4C1E4E">
+      <w:numFmt w:val="decimal"/>
+      <w:lvlText w:val=""/>
+      <w:lvlJc w:val="left"/>
+    </w:lvl>
+    <w:lvl w:ilvl="7" w:tplc="F83CA2EA">
+      <w:numFmt w:val="decimal"/>
+      <w:lvlText w:val=""/>
+      <w:lvlJc w:val="left"/>
+    </w:lvl>
+    <w:lvl w:ilvl="8" w:tplc="6BF4D902">
+      <w:numFmt w:val="decimal"/>
+      <w:lvlText w:val=""/>
+      <w:lvlJc w:val="left"/>
+    </w:lvl>
+  </w:abstractNum>
   <w:abstractNum w:abstractNumId="1" w15:restartNumberingAfterBreak="0">
+    <w:nsid w:val="44C86F29"/>
     <w:multiLevelType w:val="hybridMultilevel"/>
-    <w:lvl w:ilvl="0" w:tentative="1">
+    <w:tmpl w:val="B5201C14"/>
+    <w:lvl w:ilvl="0" w:tplc="A3D2192C" w:tentative="1">
       <w:start w:val="1"/>
       <w:numFmt w:val="bullet"/>
       <w:lvlText w:val="●"/>
@@ -5259,7 +5889,7 @@
         <w:ind w:left="720" w:hanging="360"/>
       </w:pPr>
     </w:lvl>
-    <w:lvl w:ilvl="1" w:tentative="1">
+    <w:lvl w:ilvl="1" w:tplc="26BC5C0E" w:tentative="1">
       <w:start w:val="1"/>
       <w:numFmt w:val="bullet"/>
       <w:lvlText w:val="○"/>
@@ -5268,7 +5898,7 @@
         <w:ind w:left="1440" w:hanging="360"/>
       </w:pPr>
     </w:lvl>
-    <w:lvl w:ilvl="2" w:tentative="1">
+    <w:lvl w:ilvl="2" w:tplc="F3BE7128" w:tentative="1">
       <w:start w:val="1"/>
       <w:numFmt w:val="bullet"/>
       <w:lvlText w:val="■"/>
@@ -5277,7 +5907,7 @@
         <w:ind w:left="2160" w:hanging="360"/>
       </w:pPr>
     </w:lvl>
-    <w:lvl w:ilvl="3" w:tentative="1">
+    <w:lvl w:ilvl="3" w:tplc="70D28112" w:tentative="1">
       <w:start w:val="1"/>
       <w:numFmt w:val="bullet"/>
       <w:lvlText w:val="●"/>
@@ -5286,7 +5916,7 @@
         <w:ind w:left="2880" w:hanging="360"/>
       </w:pPr>
     </w:lvl>
-    <w:lvl w:ilvl="4" w:tentative="1">
+    <w:lvl w:ilvl="4" w:tplc="04A0AE06" w:tentative="1">
       <w:start w:val="1"/>
       <w:numFmt w:val="bullet"/>
       <w:lvlText w:val="○"/>
@@ -5295,7 +5925,7 @@
         <w:ind w:left="3600" w:hanging="360"/>
       </w:pPr>
     </w:lvl>
-    <w:lvl w:ilvl="5" w:tentative="1">
+    <w:lvl w:ilvl="5" w:tplc="ABE4F8AA" w:tentative="1">
       <w:start w:val="1"/>
       <w:numFmt w:val="bullet"/>
       <w:lvlText w:val="■"/>
@@ -5304,7 +5934,7 @@
         <w:ind w:left="4320" w:hanging="360"/>
       </w:pPr>
     </w:lvl>
-    <w:lvl w:ilvl="6" w:tentative="1">
+    <w:lvl w:ilvl="6" w:tplc="2D28B804" w:tentative="1">
       <w:start w:val="1"/>
       <w:numFmt w:val="bullet"/>
       <w:lvlText w:val="●"/>
@@ -5313,7 +5943,7 @@
         <w:ind w:left="5040" w:hanging="360"/>
       </w:pPr>
     </w:lvl>
-    <w:lvl w:ilvl="7" w:tentative="1">
+    <w:lvl w:ilvl="7" w:tplc="E352564E" w:tentative="1">
       <w:start w:val="1"/>
       <w:numFmt w:val="bullet"/>
       <w:lvlText w:val="●"/>
@@ -5322,7 +5952,7 @@
         <w:ind w:left="5760" w:hanging="360"/>
       </w:pPr>
     </w:lvl>
-    <w:lvl w:ilvl="8" w:tentative="1">
+    <w:lvl w:ilvl="8" w:tplc="5C3AA1FA" w:tentative="1">
       <w:start w:val="1"/>
       <w:numFmt w:val="bullet"/>
       <w:lvlText w:val="●"/>
@@ -5333,23 +5963,10 @@
     </w:lvl>
   </w:abstractNum>
   <w:abstractNum w:abstractNumId="2" w15:restartNumberingAfterBreak="0">
+    <w:nsid w:val="495A4B64"/>
     <w:multiLevelType w:val="hybridMultilevel"/>
-    <w:lvl w:ilvl="0" w:tentative="1">
-      <w:start w:val="1"/>
-      <w:numFmt w:val="bullet"/>
-      <w:lvlText w:val="•"/>
-      <w:lvlJc w:val="left"/>
-      <w:pPr>
-        <w:ind w:left="540" w:hanging="300"/>
-      </w:pPr>
-      <w:rPr>
-        <w:color w:val="3E6A9E"/>
-      </w:rPr>
-    </w:lvl>
-  </w:abstractNum>
-  <w:abstractNum w:abstractNumId="3" w15:restartNumberingAfterBreak="0">
-    <w:multiLevelType w:val="hybridMultilevel"/>
-    <w:lvl w:ilvl="0" w:tentative="1">
+    <w:tmpl w:val="1362DB98"/>
+    <w:lvl w:ilvl="0" w:tplc="EA8CA5BA">
       <w:start w:val="1"/>
       <w:numFmt w:val="decimal"/>
       <w:lvlText w:val="%1."/>
@@ -5363,21 +5980,61 @@
         <w:color w:val="3E6A9E"/>
       </w:rPr>
     </w:lvl>
+    <w:lvl w:ilvl="1" w:tplc="60EE1D80">
+      <w:numFmt w:val="decimal"/>
+      <w:lvlText w:val=""/>
+      <w:lvlJc w:val="left"/>
+    </w:lvl>
+    <w:lvl w:ilvl="2" w:tplc="41DAC382">
+      <w:numFmt w:val="decimal"/>
+      <w:lvlText w:val=""/>
+      <w:lvlJc w:val="left"/>
+    </w:lvl>
+    <w:lvl w:ilvl="3" w:tplc="08A03F4A">
+      <w:numFmt w:val="decimal"/>
+      <w:lvlText w:val=""/>
+      <w:lvlJc w:val="left"/>
+    </w:lvl>
+    <w:lvl w:ilvl="4" w:tplc="7804BF12">
+      <w:numFmt w:val="decimal"/>
+      <w:lvlText w:val=""/>
+      <w:lvlJc w:val="left"/>
+    </w:lvl>
+    <w:lvl w:ilvl="5" w:tplc="A906BDB2">
+      <w:numFmt w:val="decimal"/>
+      <w:lvlText w:val=""/>
+      <w:lvlJc w:val="left"/>
+    </w:lvl>
+    <w:lvl w:ilvl="6" w:tplc="F998F08A">
+      <w:numFmt w:val="decimal"/>
+      <w:lvlText w:val=""/>
+      <w:lvlJc w:val="left"/>
+    </w:lvl>
+    <w:lvl w:ilvl="7" w:tplc="85DE2BBE">
+      <w:numFmt w:val="decimal"/>
+      <w:lvlText w:val=""/>
+      <w:lvlJc w:val="left"/>
+    </w:lvl>
+    <w:lvl w:ilvl="8" w:tplc="691E0FCA">
+      <w:numFmt w:val="decimal"/>
+      <w:lvlText w:val=""/>
+      <w:lvlJc w:val="left"/>
+    </w:lvl>
   </w:abstractNum>
-  <w:num w:numId="1">
+  <w:num w:numId="1" w16cid:durableId="939607823">
     <w:abstractNumId w:val="1"/>
     <w:lvlOverride w:ilvl="0">
       <w:startOverride w:val="1"/>
     </w:lvlOverride>
   </w:num>
-  <w:num w:numId="2">
-    <w:abstractNumId w:val="2"/>
+  <w:num w:numId="2" w16cid:durableId="111830013">
+    <w:abstractNumId w:val="0"/>
     <w:lvlOverride w:ilvl="0">
       <w:startOverride w:val="1"/>
     </w:lvlOverride>
   </w:num>
-  <w:num w:numId="3">
-    <w:abstractNumId w:val="3"/>
+  <w:num w:numId="3" w16cid:durableId="1667319214">
+    <w:abstractNumId w:val="2"/>
     <w:lvlOverride w:ilvl="0">
       <w:startOverride w:val="1"/>
     </w:lvlOverride>
@@ -5386,37 +6043,454 @@
 </file>
 
 <file path=word/styles.xml><?xml version="1.0" encoding="utf-8"?>
-<w:styles xmlns:mc="http://schemas.openxmlformats.org/markup-compatibility/2006" xmlns:r="http://schemas.openxmlformats.org/officeDocument/2006/relationships" xmlns:w="http://schemas.openxmlformats.org/wordprocessingml/2006/main" xmlns:w14="http://schemas.microsoft.com/office/word/2010/wordml" xmlns:w15="http://schemas.microsoft.com/office/word/2012/wordml" mc:Ignorable="w14 w15">
+<w:styles xmlns:mc="http://schemas.openxmlformats.org/markup-compatibility/2006" xmlns:r="http://schemas.openxmlformats.org/officeDocument/2006/relationships" xmlns:w="http://schemas.openxmlformats.org/wordprocessingml/2006/main" xmlns:w14="http://schemas.microsoft.com/office/word/2010/wordml" xmlns:w15="http://schemas.microsoft.com/office/word/2012/wordml" xmlns:w16cex="http://schemas.microsoft.com/office/word/2018/wordml/cex" xmlns:w16cid="http://schemas.microsoft.com/office/word/2016/wordml/cid" xmlns:w16="http://schemas.microsoft.com/office/word/2018/wordml" xmlns:w16du="http://schemas.microsoft.com/office/word/2023/wordml/word16du" xmlns:w16sdtdh="http://schemas.microsoft.com/office/word/2020/wordml/sdtdatahash" xmlns:w16sdtfl="http://schemas.microsoft.com/office/word/2024/wordml/sdtformatlock" xmlns:w16se="http://schemas.microsoft.com/office/word/2015/wordml/symex" mc:Ignorable="w14 w15 w16se w16cid w16 w16cex w16sdtdh w16sdtfl w16du">
   <w:docDefaults>
     <w:rPrDefault>
       <w:rPr>
-        <w:rFonts w:ascii="Arial" w:cs="Arial" w:eastAsia="Arial" w:hAnsi="Arial"/>
+        <w:rFonts w:ascii="Arial" w:eastAsia="Arial" w:hAnsi="Arial" w:cs="Arial"/>
         <w:color w:val="222222"/>
         <w:sz w:val="21"/>
         <w:szCs w:val="21"/>
+        <w:lang w:val="en-US" w:eastAsia="en-US" w:bidi="ar-SA"/>
       </w:rPr>
     </w:rPrDefault>
     <w:pPrDefault/>
   </w:docDefaults>
-  <w:style w:type="paragraph" w:styleId="Normal" w:default="1">
+  <w:latentStyles w:defLockedState="0" w:defUIPriority="99" w:defSemiHidden="0" w:defUnhideWhenUsed="0" w:defQFormat="0" w:count="376">
+    <w:lsdException w:name="Normal" w:uiPriority="0" w:qFormat="1"/>
+    <w:lsdException w:name="heading 1" w:uiPriority="9" w:qFormat="1"/>
+    <w:lsdException w:name="heading 2" w:semiHidden="1" w:uiPriority="9" w:unhideWhenUsed="1" w:qFormat="1"/>
+    <w:lsdException w:name="heading 3" w:semiHidden="1" w:uiPriority="9" w:unhideWhenUsed="1" w:qFormat="1"/>
+    <w:lsdException w:name="heading 4" w:semiHidden="1" w:uiPriority="9" w:unhideWhenUsed="1" w:qFormat="1"/>
+    <w:lsdException w:name="heading 5" w:semiHidden="1" w:uiPriority="9" w:unhideWhenUsed="1" w:qFormat="1"/>
+    <w:lsdException w:name="heading 6" w:semiHidden="1" w:uiPriority="9" w:unhideWhenUsed="1" w:qFormat="1"/>
+    <w:lsdException w:name="heading 7" w:semiHidden="1" w:uiPriority="9" w:unhideWhenUsed="1" w:qFormat="1"/>
+    <w:lsdException w:name="heading 8" w:semiHidden="1" w:uiPriority="9" w:unhideWhenUsed="1" w:qFormat="1"/>
+    <w:lsdException w:name="heading 9" w:semiHidden="1" w:uiPriority="9" w:unhideWhenUsed="1" w:qFormat="1"/>
+    <w:lsdException w:name="index 1" w:semiHidden="1" w:unhideWhenUsed="1"/>
+    <w:lsdException w:name="index 2" w:semiHidden="1" w:unhideWhenUsed="1"/>
+    <w:lsdException w:name="index 3" w:semiHidden="1" w:unhideWhenUsed="1"/>
+    <w:lsdException w:name="index 4" w:semiHidden="1" w:unhideWhenUsed="1"/>
+    <w:lsdException w:name="index 5" w:semiHidden="1" w:unhideWhenUsed="1"/>
+    <w:lsdException w:name="index 6" w:semiHidden="1" w:unhideWhenUsed="1"/>
+    <w:lsdException w:name="index 7" w:semiHidden="1" w:unhideWhenUsed="1"/>
+    <w:lsdException w:name="index 8" w:semiHidden="1" w:unhideWhenUsed="1"/>
+    <w:lsdException w:name="index 9" w:semiHidden="1" w:unhideWhenUsed="1"/>
+    <w:lsdException w:name="toc 1" w:semiHidden="1" w:uiPriority="39" w:unhideWhenUsed="1"/>
+    <w:lsdException w:name="toc 2" w:semiHidden="1" w:uiPriority="39" w:unhideWhenUsed="1"/>
+    <w:lsdException w:name="toc 3" w:semiHidden="1" w:uiPriority="39" w:unhideWhenUsed="1"/>
+    <w:lsdException w:name="toc 4" w:semiHidden="1" w:uiPriority="39" w:unhideWhenUsed="1"/>
+    <w:lsdException w:name="toc 5" w:semiHidden="1" w:uiPriority="39" w:unhideWhenUsed="1"/>
+    <w:lsdException w:name="toc 6" w:semiHidden="1" w:uiPriority="39" w:unhideWhenUsed="1"/>
+    <w:lsdException w:name="toc 7" w:semiHidden="1" w:uiPriority="39" w:unhideWhenUsed="1"/>
+    <w:lsdException w:name="toc 8" w:semiHidden="1" w:uiPriority="39" w:unhideWhenUsed="1"/>
+    <w:lsdException w:name="toc 9" w:semiHidden="1" w:uiPriority="39" w:unhideWhenUsed="1"/>
+    <w:lsdException w:name="Normal Indent" w:semiHidden="1" w:unhideWhenUsed="1"/>
+    <w:lsdException w:name="footnote text" w:semiHidden="1" w:unhideWhenUsed="1"/>
+    <w:lsdException w:name="annotation text" w:semiHidden="1" w:unhideWhenUsed="1"/>
+    <w:lsdException w:name="header" w:semiHidden="1" w:unhideWhenUsed="1"/>
+    <w:lsdException w:name="footer" w:semiHidden="1" w:unhideWhenUsed="1"/>
+    <w:lsdException w:name="index heading" w:semiHidden="1" w:unhideWhenUsed="1"/>
+    <w:lsdException w:name="caption" w:semiHidden="1" w:uiPriority="35" w:unhideWhenUsed="1" w:qFormat="1"/>
+    <w:lsdException w:name="table of figures" w:semiHidden="1" w:unhideWhenUsed="1"/>
+    <w:lsdException w:name="envelope address" w:semiHidden="1" w:unhideWhenUsed="1"/>
+    <w:lsdException w:name="envelope return" w:semiHidden="1" w:unhideWhenUsed="1"/>
+    <w:lsdException w:name="footnote reference" w:semiHidden="1" w:unhideWhenUsed="1"/>
+    <w:lsdException w:name="annotation reference" w:semiHidden="1" w:unhideWhenUsed="1"/>
+    <w:lsdException w:name="line number" w:semiHidden="1" w:unhideWhenUsed="1"/>
+    <w:lsdException w:name="page number" w:semiHidden="1" w:unhideWhenUsed="1"/>
+    <w:lsdException w:name="endnote reference" w:semiHidden="1" w:unhideWhenUsed="1"/>
+    <w:lsdException w:name="endnote text" w:semiHidden="1" w:unhideWhenUsed="1"/>
+    <w:lsdException w:name="table of authorities" w:semiHidden="1" w:unhideWhenUsed="1"/>
+    <w:lsdException w:name="macro" w:semiHidden="1" w:unhideWhenUsed="1"/>
+    <w:lsdException w:name="toa heading" w:semiHidden="1" w:unhideWhenUsed="1"/>
+    <w:lsdException w:name="List" w:semiHidden="1" w:unhideWhenUsed="1"/>
+    <w:lsdException w:name="List Bullet" w:semiHidden="1" w:unhideWhenUsed="1"/>
+    <w:lsdException w:name="List Number" w:semiHidden="1" w:unhideWhenUsed="1"/>
+    <w:lsdException w:name="List 2" w:semiHidden="1" w:unhideWhenUsed="1"/>
+    <w:lsdException w:name="List 3" w:semiHidden="1" w:unhideWhenUsed="1"/>
+    <w:lsdException w:name="List 4" w:semiHidden="1" w:unhideWhenUsed="1"/>
+    <w:lsdException w:name="List 5" w:semiHidden="1" w:unhideWhenUsed="1"/>
+    <w:lsdException w:name="List Bullet 2" w:semiHidden="1" w:unhideWhenUsed="1"/>
+    <w:lsdException w:name="List Bullet 3" w:semiHidden="1" w:unhideWhenUsed="1"/>
+    <w:lsdException w:name="List Bullet 4" w:semiHidden="1" w:unhideWhenUsed="1"/>
+    <w:lsdException w:name="List Bullet 5" w:semiHidden="1" w:unhideWhenUsed="1"/>
+    <w:lsdException w:name="List Number 2" w:semiHidden="1" w:unhideWhenUsed="1"/>
+    <w:lsdException w:name="List Number 3" w:semiHidden="1" w:unhideWhenUsed="1"/>
+    <w:lsdException w:name="List Number 4" w:semiHidden="1" w:unhideWhenUsed="1"/>
+    <w:lsdException w:name="List Number 5" w:semiHidden="1" w:unhideWhenUsed="1"/>
+    <w:lsdException w:name="Title" w:uiPriority="10" w:qFormat="1"/>
+    <w:lsdException w:name="Closing" w:semiHidden="1" w:unhideWhenUsed="1"/>
+    <w:lsdException w:name="Signature" w:semiHidden="1" w:unhideWhenUsed="1"/>
+    <w:lsdException w:name="Default Paragraph Font" w:semiHidden="1" w:uiPriority="1" w:unhideWhenUsed="1"/>
+    <w:lsdException w:name="Body Text" w:semiHidden="1" w:unhideWhenUsed="1"/>
+    <w:lsdException w:name="Body Text Indent" w:semiHidden="1" w:unhideWhenUsed="1"/>
+    <w:lsdException w:name="List Continue" w:semiHidden="1" w:unhideWhenUsed="1"/>
+    <w:lsdException w:name="List Continue 2" w:semiHidden="1" w:unhideWhenUsed="1"/>
+    <w:lsdException w:name="List Continue 3" w:semiHidden="1" w:unhideWhenUsed="1"/>
+    <w:lsdException w:name="List Continue 4" w:semiHidden="1" w:unhideWhenUsed="1"/>
+    <w:lsdException w:name="List Continue 5" w:semiHidden="1" w:unhideWhenUsed="1"/>
+    <w:lsdException w:name="Message Header" w:semiHidden="1" w:unhideWhenUsed="1"/>
+    <w:lsdException w:name="Subtitle" w:uiPriority="11" w:qFormat="1"/>
+    <w:lsdException w:name="Salutation" w:semiHidden="1" w:unhideWhenUsed="1"/>
+    <w:lsdException w:name="Date" w:semiHidden="1" w:unhideWhenUsed="1"/>
+    <w:lsdException w:name="Body Text First Indent" w:semiHidden="1" w:unhideWhenUsed="1"/>
+    <w:lsdException w:name="Body Text First Indent 2" w:semiHidden="1" w:unhideWhenUsed="1"/>
+    <w:lsdException w:name="Note Heading" w:semiHidden="1" w:unhideWhenUsed="1"/>
+    <w:lsdException w:name="Body Text 2" w:semiHidden="1" w:unhideWhenUsed="1"/>
+    <w:lsdException w:name="Body Text 3" w:semiHidden="1" w:unhideWhenUsed="1"/>
+    <w:lsdException w:name="Body Text Indent 2" w:semiHidden="1" w:unhideWhenUsed="1"/>
+    <w:lsdException w:name="Body Text Indent 3" w:semiHidden="1" w:unhideWhenUsed="1"/>
+    <w:lsdException w:name="Block Text" w:semiHidden="1" w:unhideWhenUsed="1"/>
+    <w:lsdException w:name="Hyperlink" w:semiHidden="1" w:unhideWhenUsed="1"/>
+    <w:lsdException w:name="FollowedHyperlink" w:semiHidden="1" w:unhideWhenUsed="1"/>
+    <w:lsdException w:name="Strong" w:uiPriority="22" w:qFormat="1"/>
+    <w:lsdException w:name="Emphasis" w:uiPriority="20" w:qFormat="1"/>
+    <w:lsdException w:name="Document Map" w:semiHidden="1" w:unhideWhenUsed="1"/>
+    <w:lsdException w:name="Plain Text" w:semiHidden="1" w:unhideWhenUsed="1"/>
+    <w:lsdException w:name="E-mail Signature" w:semiHidden="1" w:unhideWhenUsed="1"/>
+    <w:lsdException w:name="HTML Top of Form" w:semiHidden="1" w:unhideWhenUsed="1"/>
+    <w:lsdException w:name="HTML Bottom of Form" w:semiHidden="1" w:unhideWhenUsed="1"/>
+    <w:lsdException w:name="Normal (Web)" w:semiHidden="1" w:unhideWhenUsed="1"/>
+    <w:lsdException w:name="HTML Acronym" w:semiHidden="1" w:unhideWhenUsed="1"/>
+    <w:lsdException w:name="HTML Address" w:semiHidden="1" w:unhideWhenUsed="1"/>
+    <w:lsdException w:name="HTML Cite" w:semiHidden="1" w:unhideWhenUsed="1"/>
+    <w:lsdException w:name="HTML Code" w:semiHidden="1" w:unhideWhenUsed="1"/>
+    <w:lsdException w:name="HTML Definition" w:semiHidden="1" w:unhideWhenUsed="1"/>
+    <w:lsdException w:name="HTML Keyboard" w:semiHidden="1" w:unhideWhenUsed="1"/>
+    <w:lsdException w:name="HTML Preformatted" w:semiHidden="1" w:unhideWhenUsed="1"/>
+    <w:lsdException w:name="HTML Sample" w:semiHidden="1" w:unhideWhenUsed="1"/>
+    <w:lsdException w:name="HTML Typewriter" w:semiHidden="1" w:unhideWhenUsed="1"/>
+    <w:lsdException w:name="HTML Variable" w:semiHidden="1" w:unhideWhenUsed="1"/>
+    <w:lsdException w:name="Normal Table" w:semiHidden="1" w:unhideWhenUsed="1"/>
+    <w:lsdException w:name="annotation subject" w:semiHidden="1" w:unhideWhenUsed="1"/>
+    <w:lsdException w:name="No List" w:semiHidden="1" w:unhideWhenUsed="1"/>
+    <w:lsdException w:name="Outline List 1" w:semiHidden="1" w:unhideWhenUsed="1"/>
+    <w:lsdException w:name="Outline List 2" w:semiHidden="1" w:unhideWhenUsed="1"/>
+    <w:lsdException w:name="Outline List 3" w:semiHidden="1" w:unhideWhenUsed="1"/>
+    <w:lsdException w:name="Table Simple 1" w:semiHidden="1" w:unhideWhenUsed="1"/>
+    <w:lsdException w:name="Table Simple 2" w:semiHidden="1" w:unhideWhenUsed="1"/>
+    <w:lsdException w:name="Table Simple 3" w:semiHidden="1" w:unhideWhenUsed="1"/>
+    <w:lsdException w:name="Table Classic 1" w:semiHidden="1" w:unhideWhenUsed="1"/>
+    <w:lsdException w:name="Table Classic 2" w:semiHidden="1" w:unhideWhenUsed="1"/>
+    <w:lsdException w:name="Table Classic 3" w:semiHidden="1" w:unhideWhenUsed="1"/>
+    <w:lsdException w:name="Table Classic 4" w:semiHidden="1" w:unhideWhenUsed="1"/>
+    <w:lsdException w:name="Table Colorful 1" w:semiHidden="1" w:unhideWhenUsed="1"/>
+    <w:lsdException w:name="Table Colorful 2" w:semiHidden="1" w:unhideWhenUsed="1"/>
+    <w:lsdException w:name="Table Colorful 3" w:semiHidden="1" w:unhideWhenUsed="1"/>
+    <w:lsdException w:name="Table Columns 1" w:semiHidden="1" w:unhideWhenUsed="1"/>
+    <w:lsdException w:name="Table Columns 2" w:semiHidden="1" w:unhideWhenUsed="1"/>
+    <w:lsdException w:name="Table Columns 3" w:semiHidden="1" w:unhideWhenUsed="1"/>
+    <w:lsdException w:name="Table Columns 4" w:semiHidden="1" w:unhideWhenUsed="1"/>
+    <w:lsdException w:name="Table Columns 5" w:semiHidden="1" w:unhideWhenUsed="1"/>
+    <w:lsdException w:name="Table Grid 1" w:semiHidden="1" w:unhideWhenUsed="1"/>
+    <w:lsdException w:name="Table Grid 2" w:semiHidden="1" w:unhideWhenUsed="1"/>
+    <w:lsdException w:name="Table Grid 3" w:semiHidden="1" w:unhideWhenUsed="1"/>
+    <w:lsdException w:name="Table Grid 4" w:semiHidden="1" w:unhideWhenUsed="1"/>
+    <w:lsdException w:name="Table Grid 5" w:semiHidden="1" w:unhideWhenUsed="1"/>
+    <w:lsdException w:name="Table Grid 6" w:semiHidden="1" w:unhideWhenUsed="1"/>
+    <w:lsdException w:name="Table Grid 7" w:semiHidden="1" w:unhideWhenUsed="1"/>
+    <w:lsdException w:name="Table Grid 8" w:semiHidden="1" w:unhideWhenUsed="1"/>
+    <w:lsdException w:name="Table List 1" w:semiHidden="1" w:unhideWhenUsed="1"/>
+    <w:lsdException w:name="Table List 2" w:semiHidden="1" w:unhideWhenUsed="1"/>
+    <w:lsdException w:name="Table List 3" w:semiHidden="1" w:unhideWhenUsed="1"/>
+    <w:lsdException w:name="Table List 4" w:semiHidden="1" w:unhideWhenUsed="1"/>
+    <w:lsdException w:name="Table List 5" w:semiHidden="1" w:unhideWhenUsed="1"/>
+    <w:lsdException w:name="Table List 6" w:semiHidden="1" w:unhideWhenUsed="1"/>
+    <w:lsdException w:name="Table List 7" w:semiHidden="1" w:unhideWhenUsed="1"/>
+    <w:lsdException w:name="Table List 8" w:semiHidden="1" w:unhideWhenUsed="1"/>
+    <w:lsdException w:name="Table 3D effects 1" w:semiHidden="1" w:unhideWhenUsed="1"/>
+    <w:lsdException w:name="Table 3D effects 2" w:semiHidden="1" w:unhideWhenUsed="1"/>
+    <w:lsdException w:name="Table 3D effects 3" w:semiHidden="1" w:unhideWhenUsed="1"/>
+    <w:lsdException w:name="Table Contemporary" w:semiHidden="1" w:unhideWhenUsed="1"/>
+    <w:lsdException w:name="Table Elegant" w:semiHidden="1" w:unhideWhenUsed="1"/>
+    <w:lsdException w:name="Table Professional" w:semiHidden="1" w:unhideWhenUsed="1"/>
+    <w:lsdException w:name="Table Subtle 1" w:semiHidden="1" w:unhideWhenUsed="1"/>
+    <w:lsdException w:name="Table Subtle 2" w:semiHidden="1" w:unhideWhenUsed="1"/>
+    <w:lsdException w:name="Table Web 1" w:semiHidden="1" w:unhideWhenUsed="1"/>
+    <w:lsdException w:name="Table Web 2" w:semiHidden="1" w:unhideWhenUsed="1"/>
+    <w:lsdException w:name="Table Web 3" w:semiHidden="1" w:unhideWhenUsed="1"/>
+    <w:lsdException w:name="Balloon Text" w:semiHidden="1" w:unhideWhenUsed="1"/>
+    <w:lsdException w:name="Table Grid" w:uiPriority="39"/>
+    <w:lsdException w:name="Table Theme" w:semiHidden="1" w:unhideWhenUsed="1"/>
+    <w:lsdException w:name="Placeholder Text" w:semiHidden="1"/>
+    <w:lsdException w:name="No Spacing" w:uiPriority="1" w:qFormat="1"/>
+    <w:lsdException w:name="Light Shading" w:uiPriority="60"/>
+    <w:lsdException w:name="Light List" w:uiPriority="61"/>
+    <w:lsdException w:name="Light Grid" w:uiPriority="62"/>
+    <w:lsdException w:name="Medium Shading 1" w:uiPriority="63"/>
+    <w:lsdException w:name="Medium Shading 2" w:uiPriority="64"/>
+    <w:lsdException w:name="Medium List 1" w:uiPriority="65"/>
+    <w:lsdException w:name="Medium List 2" w:uiPriority="66"/>
+    <w:lsdException w:name="Medium Grid 1" w:uiPriority="67"/>
+    <w:lsdException w:name="Medium Grid 2" w:uiPriority="68"/>
+    <w:lsdException w:name="Medium Grid 3" w:uiPriority="69"/>
+    <w:lsdException w:name="Dark List" w:uiPriority="70"/>
+    <w:lsdException w:name="Colorful Shading" w:uiPriority="71"/>
+    <w:lsdException w:name="Colorful List" w:uiPriority="72"/>
+    <w:lsdException w:name="Colorful Grid" w:uiPriority="73"/>
+    <w:lsdException w:name="Light Shading Accent 1" w:uiPriority="60"/>
+    <w:lsdException w:name="Light List Accent 1" w:uiPriority="61"/>
+    <w:lsdException w:name="Light Grid Accent 1" w:uiPriority="62"/>
+    <w:lsdException w:name="Medium Shading 1 Accent 1" w:uiPriority="63"/>
+    <w:lsdException w:name="Medium Shading 2 Accent 1" w:uiPriority="64"/>
+    <w:lsdException w:name="Medium List 1 Accent 1" w:uiPriority="65"/>
+    <w:lsdException w:name="Revision" w:semiHidden="1"/>
+    <w:lsdException w:name="List Paragraph" w:uiPriority="34" w:qFormat="1"/>
+    <w:lsdException w:name="Quote" w:uiPriority="29" w:qFormat="1"/>
+    <w:lsdException w:name="Intense Quote" w:uiPriority="30" w:qFormat="1"/>
+    <w:lsdException w:name="Medium List 2 Accent 1" w:uiPriority="66"/>
+    <w:lsdException w:name="Medium Grid 1 Accent 1" w:uiPriority="67"/>
+    <w:lsdException w:name="Medium Grid 2 Accent 1" w:uiPriority="68"/>
+    <w:lsdException w:name="Medium Grid 3 Accent 1" w:uiPriority="69"/>
+    <w:lsdException w:name="Dark List Accent 1" w:uiPriority="70"/>
+    <w:lsdException w:name="Colorful Shading Accent 1" w:uiPriority="71"/>
+    <w:lsdException w:name="Colorful List Accent 1" w:uiPriority="72"/>
+    <w:lsdException w:name="Colorful Grid Accent 1" w:uiPriority="73"/>
+    <w:lsdException w:name="Light Shading Accent 2" w:uiPriority="60"/>
+    <w:lsdException w:name="Light List Accent 2" w:uiPriority="61"/>
+    <w:lsdException w:name="Light Grid Accent 2" w:uiPriority="62"/>
+    <w:lsdException w:name="Medium Shading 1 Accent 2" w:uiPriority="63"/>
+    <w:lsdException w:name="Medium Shading 2 Accent 2" w:uiPriority="64"/>
+    <w:lsdException w:name="Medium List 1 Accent 2" w:uiPriority="65"/>
+    <w:lsdException w:name="Medium List 2 Accent 2" w:uiPriority="66"/>
+    <w:lsdException w:name="Medium Grid 1 Accent 2" w:uiPriority="67"/>
+    <w:lsdException w:name="Medium Grid 2 Accent 2" w:uiPriority="68"/>
+    <w:lsdException w:name="Medium Grid 3 Accent 2" w:uiPriority="69"/>
+    <w:lsdException w:name="Dark List Accent 2" w:uiPriority="70"/>
+    <w:lsdException w:name="Colorful Shading Accent 2" w:uiPriority="71"/>
+    <w:lsdException w:name="Colorful List Accent 2" w:uiPriority="72"/>
+    <w:lsdException w:name="Colorful Grid Accent 2" w:uiPriority="73"/>
+    <w:lsdException w:name="Light Shading Accent 3" w:uiPriority="60"/>
+    <w:lsdException w:name="Light List Accent 3" w:uiPriority="61"/>
+    <w:lsdException w:name="Light Grid Accent 3" w:uiPriority="62"/>
+    <w:lsdException w:name="Medium Shading 1 Accent 3" w:uiPriority="63"/>
+    <w:lsdException w:name="Medium Shading 2 Accent 3" w:uiPriority="64"/>
+    <w:lsdException w:name="Medium List 1 Accent 3" w:uiPriority="65"/>
+    <w:lsdException w:name="Medium List 2 Accent 3" w:uiPriority="66"/>
+    <w:lsdException w:name="Medium Grid 1 Accent 3" w:uiPriority="67"/>
+    <w:lsdException w:name="Medium Grid 2 Accent 3" w:uiPriority="68"/>
+    <w:lsdException w:name="Medium Grid 3 Accent 3" w:uiPriority="69"/>
+    <w:lsdException w:name="Dark List Accent 3" w:uiPriority="70"/>
+    <w:lsdException w:name="Colorful Shading Accent 3" w:uiPriority="71"/>
+    <w:lsdException w:name="Colorful List Accent 3" w:uiPriority="72"/>
+    <w:lsdException w:name="Colorful Grid Accent 3" w:uiPriority="73"/>
+    <w:lsdException w:name="Light Shading Accent 4" w:uiPriority="60"/>
+    <w:lsdException w:name="Light List Accent 4" w:uiPriority="61"/>
+    <w:lsdException w:name="Light Grid Accent 4" w:uiPriority="62"/>
+    <w:lsdException w:name="Medium Shading 1 Accent 4" w:uiPriority="63"/>
+    <w:lsdException w:name="Medium Shading 2 Accent 4" w:uiPriority="64"/>
+    <w:lsdException w:name="Medium List 1 Accent 4" w:uiPriority="65"/>
+    <w:lsdException w:name="Medium List 2 Accent 4" w:uiPriority="66"/>
+    <w:lsdException w:name="Medium Grid 1 Accent 4" w:uiPriority="67"/>
+    <w:lsdException w:name="Medium Grid 2 Accent 4" w:uiPriority="68"/>
+    <w:lsdException w:name="Medium Grid 3 Accent 4" w:uiPriority="69"/>
+    <w:lsdException w:name="Dark List Accent 4" w:uiPriority="70"/>
+    <w:lsdException w:name="Colorful Shading Accent 4" w:uiPriority="71"/>
+    <w:lsdException w:name="Colorful List Accent 4" w:uiPriority="72"/>
+    <w:lsdException w:name="Colorful Grid Accent 4" w:uiPriority="73"/>
+    <w:lsdException w:name="Light Shading Accent 5" w:uiPriority="60"/>
+    <w:lsdException w:name="Light List Accent 5" w:uiPriority="61"/>
+    <w:lsdException w:name="Light Grid Accent 5" w:uiPriority="62"/>
+    <w:lsdException w:name="Medium Shading 1 Accent 5" w:uiPriority="63"/>
+    <w:lsdException w:name="Medium Shading 2 Accent 5" w:uiPriority="64"/>
+    <w:lsdException w:name="Medium List 1 Accent 5" w:uiPriority="65"/>
+    <w:lsdException w:name="Medium List 2 Accent 5" w:uiPriority="66"/>
+    <w:lsdException w:name="Medium Grid 1 Accent 5" w:uiPriority="67"/>
+    <w:lsdException w:name="Medium Grid 2 Accent 5" w:uiPriority="68"/>
+    <w:lsdException w:name="Medium Grid 3 Accent 5" w:uiPriority="69"/>
+    <w:lsdException w:name="Dark List Accent 5" w:uiPriority="70"/>
+    <w:lsdException w:name="Colorful Shading Accent 5" w:uiPriority="71"/>
+    <w:lsdException w:name="Colorful List Accent 5" w:uiPriority="72"/>
+    <w:lsdException w:name="Colorful Grid Accent 5" w:uiPriority="73"/>
+    <w:lsdException w:name="Light Shading Accent 6" w:uiPriority="60"/>
+    <w:lsdException w:name="Light List Accent 6" w:uiPriority="61"/>
+    <w:lsdException w:name="Light Grid Accent 6" w:uiPriority="62"/>
+    <w:lsdException w:name="Medium Shading 1 Accent 6" w:uiPriority="63"/>
+    <w:lsdException w:name="Medium Shading 2 Accent 6" w:uiPriority="64"/>
+    <w:lsdException w:name="Medium List 1 Accent 6" w:uiPriority="65"/>
+    <w:lsdException w:name="Medium List 2 Accent 6" w:uiPriority="66"/>
+    <w:lsdException w:name="Medium Grid 1 Accent 6" w:uiPriority="67"/>
+    <w:lsdException w:name="Medium Grid 2 Accent 6" w:uiPriority="68"/>
+    <w:lsdException w:name="Medium Grid 3 Accent 6" w:uiPriority="69"/>
+    <w:lsdException w:name="Dark List Accent 6" w:uiPriority="70"/>
+    <w:lsdException w:name="Colorful Shading Accent 6" w:uiPriority="71"/>
+    <w:lsdException w:name="Colorful List Accent 6" w:uiPriority="72"/>
+    <w:lsdException w:name="Colorful Grid Accent 6" w:uiPriority="73"/>
+    <w:lsdException w:name="Subtle Emphasis" w:uiPriority="19" w:qFormat="1"/>
+    <w:lsdException w:name="Intense Emphasis" w:uiPriority="21" w:qFormat="1"/>
+    <w:lsdException w:name="Subtle Reference" w:uiPriority="31" w:qFormat="1"/>
+    <w:lsdException w:name="Intense Reference" w:uiPriority="32" w:qFormat="1"/>
+    <w:lsdException w:name="Book Title" w:uiPriority="33" w:qFormat="1"/>
+    <w:lsdException w:name="Bibliography" w:semiHidden="1" w:uiPriority="37" w:unhideWhenUsed="1"/>
+    <w:lsdException w:name="TOC Heading" w:semiHidden="1" w:uiPriority="39" w:unhideWhenUsed="1" w:qFormat="1"/>
+    <w:lsdException w:name="Plain Table 1" w:uiPriority="41"/>
+    <w:lsdException w:name="Plain Table 2" w:uiPriority="42"/>
+    <w:lsdException w:name="Plain Table 3" w:uiPriority="43"/>
+    <w:lsdException w:name="Plain Table 4" w:uiPriority="44"/>
+    <w:lsdException w:name="Plain Table 5" w:uiPriority="45"/>
+    <w:lsdException w:name="Grid Table Light" w:uiPriority="40"/>
+    <w:lsdException w:name="Grid Table 1 Light" w:uiPriority="46"/>
+    <w:lsdException w:name="Grid Table 2" w:uiPriority="47"/>
+    <w:lsdException w:name="Grid Table 3" w:uiPriority="48"/>
+    <w:lsdException w:name="Grid Table 4" w:uiPriority="49"/>
+    <w:lsdException w:name="Grid Table 5 Dark" w:uiPriority="50"/>
+    <w:lsdException w:name="Grid Table 6 Colorful" w:uiPriority="51"/>
+    <w:lsdException w:name="Grid Table 7 Colorful" w:uiPriority="52"/>
+    <w:lsdException w:name="Grid Table 1 Light Accent 1" w:uiPriority="46"/>
+    <w:lsdException w:name="Grid Table 2 Accent 1" w:uiPriority="47"/>
+    <w:lsdException w:name="Grid Table 3 Accent 1" w:uiPriority="48"/>
+    <w:lsdException w:name="Grid Table 4 Accent 1" w:uiPriority="49"/>
+    <w:lsdException w:name="Grid Table 5 Dark Accent 1" w:uiPriority="50"/>
+    <w:lsdException w:name="Grid Table 6 Colorful Accent 1" w:uiPriority="51"/>
+    <w:lsdException w:name="Grid Table 7 Colorful Accent 1" w:uiPriority="52"/>
+    <w:lsdException w:name="Grid Table 1 Light Accent 2" w:uiPriority="46"/>
+    <w:lsdException w:name="Grid Table 2 Accent 2" w:uiPriority="47"/>
+    <w:lsdException w:name="Grid Table 3 Accent 2" w:uiPriority="48"/>
+    <w:lsdException w:name="Grid Table 4 Accent 2" w:uiPriority="49"/>
+    <w:lsdException w:name="Grid Table 5 Dark Accent 2" w:uiPriority="50"/>
+    <w:lsdException w:name="Grid Table 6 Colorful Accent 2" w:uiPriority="51"/>
+    <w:lsdException w:name="Grid Table 7 Colorful Accent 2" w:uiPriority="52"/>
+    <w:lsdException w:name="Grid Table 1 Light Accent 3" w:uiPriority="46"/>
+    <w:lsdException w:name="Grid Table 2 Accent 3" w:uiPriority="47"/>
+    <w:lsdException w:name="Grid Table 3 Accent 3" w:uiPriority="48"/>
+    <w:lsdException w:name="Grid Table 4 Accent 3" w:uiPriority="49"/>
+    <w:lsdException w:name="Grid Table 5 Dark Accent 3" w:uiPriority="50"/>
+    <w:lsdException w:name="Grid Table 6 Colorful Accent 3" w:uiPriority="51"/>
+    <w:lsdException w:name="Grid Table 7 Colorful Accent 3" w:uiPriority="52"/>
+    <w:lsdException w:name="Grid Table 1 Light Accent 4" w:uiPriority="46"/>
+    <w:lsdException w:name="Grid Table 2 Accent 4" w:uiPriority="47"/>
+    <w:lsdException w:name="Grid Table 3 Accent 4" w:uiPriority="48"/>
+    <w:lsdException w:name="Grid Table 4 Accent 4" w:uiPriority="49"/>
+    <w:lsdException w:name="Grid Table 5 Dark Accent 4" w:uiPriority="50"/>
+    <w:lsdException w:name="Grid Table 6 Colorful Accent 4" w:uiPriority="51"/>
+    <w:lsdException w:name="Grid Table 7 Colorful Accent 4" w:uiPriority="52"/>
+    <w:lsdException w:name="Grid Table 1 Light Accent 5" w:uiPriority="46"/>
+    <w:lsdException w:name="Grid Table 2 Accent 5" w:uiPriority="47"/>
+    <w:lsdException w:name="Grid Table 3 Accent 5" w:uiPriority="48"/>
+    <w:lsdException w:name="Grid Table 4 Accent 5" w:uiPriority="49"/>
+    <w:lsdException w:name="Grid Table 5 Dark Accent 5" w:uiPriority="50"/>
+    <w:lsdException w:name="Grid Table 6 Colorful Accent 5" w:uiPriority="51"/>
+    <w:lsdException w:name="Grid Table 7 Colorful Accent 5" w:uiPriority="52"/>
+    <w:lsdException w:name="Grid Table 1 Light Accent 6" w:uiPriority="46"/>
+    <w:lsdException w:name="Grid Table 2 Accent 6" w:uiPriority="47"/>
+    <w:lsdException w:name="Grid Table 3 Accent 6" w:uiPriority="48"/>
+    <w:lsdException w:name="Grid Table 4 Accent 6" w:uiPriority="49"/>
+    <w:lsdException w:name="Grid Table 5 Dark Accent 6" w:uiPriority="50"/>
+    <w:lsdException w:name="Grid Table 6 Colorful Accent 6" w:uiPriority="51"/>
+    <w:lsdException w:name="Grid Table 7 Colorful Accent 6" w:uiPriority="52"/>
+    <w:lsdException w:name="List Table 1 Light" w:uiPriority="46"/>
+    <w:lsdException w:name="List Table 2" w:uiPriority="47"/>
+    <w:lsdException w:name="List Table 3" w:uiPriority="48"/>
+    <w:lsdException w:name="List Table 4" w:uiPriority="49"/>
+    <w:lsdException w:name="List Table 5 Dark" w:uiPriority="50"/>
+    <w:lsdException w:name="List Table 6 Colorful" w:uiPriority="51"/>
+    <w:lsdException w:name="List Table 7 Colorful" w:uiPriority="52"/>
+    <w:lsdException w:name="List Table 1 Light Accent 1" w:uiPriority="46"/>
+    <w:lsdException w:name="List Table 2 Accent 1" w:uiPriority="47"/>
+    <w:lsdException w:name="List Table 3 Accent 1" w:uiPriority="48"/>
+    <w:lsdException w:name="List Table 4 Accent 1" w:uiPriority="49"/>
+    <w:lsdException w:name="List Table 5 Dark Accent 1" w:uiPriority="50"/>
+    <w:lsdException w:name="List Table 6 Colorful Accent 1" w:uiPriority="51"/>
+    <w:lsdException w:name="List Table 7 Colorful Accent 1" w:uiPriority="52"/>
+    <w:lsdException w:name="List Table 1 Light Accent 2" w:uiPriority="46"/>
+    <w:lsdException w:name="List Table 2 Accent 2" w:uiPriority="47"/>
+    <w:lsdException w:name="List Table 3 Accent 2" w:uiPriority="48"/>
+    <w:lsdException w:name="List Table 4 Accent 2" w:uiPriority="49"/>
+    <w:lsdException w:name="List Table 5 Dark Accent 2" w:uiPriority="50"/>
+    <w:lsdException w:name="List Table 6 Colorful Accent 2" w:uiPriority="51"/>
+    <w:lsdException w:name="List Table 7 Colorful Accent 2" w:uiPriority="52"/>
+    <w:lsdException w:name="List Table 1 Light Accent 3" w:uiPriority="46"/>
+    <w:lsdException w:name="List Table 2 Accent 3" w:uiPriority="47"/>
+    <w:lsdException w:name="List Table 3 Accent 3" w:uiPriority="48"/>
+    <w:lsdException w:name="List Table 4 Accent 3" w:uiPriority="49"/>
+    <w:lsdException w:name="List Table 5 Dark Accent 3" w:uiPriority="50"/>
+    <w:lsdException w:name="List Table 6 Colorful Accent 3" w:uiPriority="51"/>
+    <w:lsdException w:name="List Table 7 Colorful Accent 3" w:uiPriority="52"/>
+    <w:lsdException w:name="List Table 1 Light Accent 4" w:uiPriority="46"/>
+    <w:lsdException w:name="List Table 2 Accent 4" w:uiPriority="47"/>
+    <w:lsdException w:name="List Table 3 Accent 4" w:uiPriority="48"/>
+    <w:lsdException w:name="List Table 4 Accent 4" w:uiPriority="49"/>
+    <w:lsdException w:name="List Table 5 Dark Accent 4" w:uiPriority="50"/>
+    <w:lsdException w:name="List Table 6 Colorful Accent 4" w:uiPriority="51"/>
+    <w:lsdException w:name="List Table 7 Colorful Accent 4" w:uiPriority="52"/>
+    <w:lsdException w:name="List Table 1 Light Accent 5" w:uiPriority="46"/>
+    <w:lsdException w:name="List Table 2 Accent 5" w:uiPriority="47"/>
+    <w:lsdException w:name="List Table 3 Accent 5" w:uiPriority="48"/>
+    <w:lsdException w:name="List Table 4 Accent 5" w:uiPriority="49"/>
+    <w:lsdException w:name="List Table 5 Dark Accent 5" w:uiPriority="50"/>
+    <w:lsdException w:name="List Table 6 Colorful Accent 5" w:uiPriority="51"/>
+    <w:lsdException w:name="List Table 7 Colorful Accent 5" w:uiPriority="52"/>
+    <w:lsdException w:name="List Table 1 Light Accent 6" w:uiPriority="46"/>
+    <w:lsdException w:name="List Table 2 Accent 6" w:uiPriority="47"/>
+    <w:lsdException w:name="List Table 3 Accent 6" w:uiPriority="48"/>
+    <w:lsdException w:name="List Table 4 Accent 6" w:uiPriority="49"/>
+    <w:lsdException w:name="List Table 5 Dark Accent 6" w:uiPriority="50"/>
+    <w:lsdException w:name="List Table 6 Colorful Accent 6" w:uiPriority="51"/>
+    <w:lsdException w:name="List Table 7 Colorful Accent 6" w:uiPriority="52"/>
+    <w:lsdException w:name="Mention" w:semiHidden="1" w:unhideWhenUsed="1"/>
+    <w:lsdException w:name="Smart Hyperlink" w:semiHidden="1" w:unhideWhenUsed="1"/>
+    <w:lsdException w:name="Hashtag" w:semiHidden="1" w:unhideWhenUsed="1"/>
+    <w:lsdException w:name="Unresolved Mention" w:semiHidden="1" w:unhideWhenUsed="1"/>
+    <w:lsdException w:name="Smart Link" w:semiHidden="1" w:unhideWhenUsed="1"/>
+  </w:latentStyles>
+  <w:style w:type="paragraph" w:default="1" w:styleId="Normal">
     <w:name w:val="Normal"/>
     <w:qFormat/>
   </w:style>
-  <w:style w:type="paragraph" w:styleId="Title">
-    <w:name w:val="Title"/>
+  <w:style w:type="paragraph" w:styleId="Heading1">
+    <w:name w:val="heading 1"/>
     <w:basedOn w:val="Normal"/>
     <w:next w:val="Normal"/>
+    <w:uiPriority w:val="9"/>
     <w:qFormat/>
+    <w:pPr>
+      <w:keepNext/>
+      <w:pBdr>
+        <w:bottom w:val="single" w:sz="6" w:space="4" w:color="3E6A9E"/>
+      </w:pBdr>
+      <w:spacing w:before="360" w:after="160"/>
+      <w:outlineLvl w:val="0"/>
+    </w:pPr>
     <w:rPr>
-      <w:sz w:val="56"/>
-      <w:szCs w:val="56"/>
+      <w:b/>
+      <w:bCs/>
+      <w:color w:val="1F2D3D"/>
+      <w:sz w:val="34"/>
+      <w:szCs w:val="34"/>
+    </w:rPr>
+  </w:style>
+  <w:style w:type="paragraph" w:styleId="Heading2">
+    <w:name w:val="heading 2"/>
+    <w:basedOn w:val="Normal"/>
+    <w:next w:val="Normal"/>
+    <w:uiPriority w:val="9"/>
+    <w:unhideWhenUsed/>
+    <w:qFormat/>
+    <w:pPr>
+      <w:keepNext/>
+      <w:spacing w:before="260" w:after="100"/>
+      <w:outlineLvl w:val="1"/>
+    </w:pPr>
+    <w:rPr>
+      <w:b/>
+      <w:bCs/>
+      <w:color w:val="3E6A9E"/>
+      <w:sz w:val="25"/>
+      <w:szCs w:val="25"/>
     </w:rPr>
   </w:style>
   <w:style w:type="paragraph" w:styleId="Heading3">
-    <w:name w:val="Heading 3"/>
+    <w:name w:val="heading 3"/>
     <w:basedOn w:val="Normal"/>
     <w:next w:val="Normal"/>
+    <w:uiPriority w:val="9"/>
+    <w:semiHidden/>
+    <w:unhideWhenUsed/>
     <w:qFormat/>
+    <w:pPr>
+      <w:outlineLvl w:val="2"/>
+    </w:pPr>
     <w:rPr>
       <w:color w:val="1F4D78"/>
       <w:sz w:val="24"/>
@@ -5424,10 +6498,16 @@
     </w:rPr>
   </w:style>
   <w:style w:type="paragraph" w:styleId="Heading4">
-    <w:name w:val="Heading 4"/>
+    <w:name w:val="heading 4"/>
     <w:basedOn w:val="Normal"/>
     <w:next w:val="Normal"/>
+    <w:uiPriority w:val="9"/>
+    <w:semiHidden/>
+    <w:unhideWhenUsed/>
     <w:qFormat/>
+    <w:pPr>
+      <w:outlineLvl w:val="3"/>
+    </w:pPr>
     <w:rPr>
       <w:i/>
       <w:iCs/>
@@ -5435,25 +6515,75 @@
     </w:rPr>
   </w:style>
   <w:style w:type="paragraph" w:styleId="Heading5">
-    <w:name w:val="Heading 5"/>
+    <w:name w:val="heading 5"/>
     <w:basedOn w:val="Normal"/>
     <w:next w:val="Normal"/>
+    <w:uiPriority w:val="9"/>
+    <w:semiHidden/>
+    <w:unhideWhenUsed/>
     <w:qFormat/>
+    <w:pPr>
+      <w:outlineLvl w:val="4"/>
+    </w:pPr>
     <w:rPr>
       <w:color w:val="2E74B5"/>
     </w:rPr>
   </w:style>
   <w:style w:type="paragraph" w:styleId="Heading6">
-    <w:name w:val="Heading 6"/>
+    <w:name w:val="heading 6"/>
     <w:basedOn w:val="Normal"/>
     <w:next w:val="Normal"/>
+    <w:uiPriority w:val="9"/>
+    <w:semiHidden/>
+    <w:unhideWhenUsed/>
     <w:qFormat/>
+    <w:pPr>
+      <w:outlineLvl w:val="5"/>
+    </w:pPr>
     <w:rPr>
       <w:color w:val="1F4D78"/>
     </w:rPr>
   </w:style>
-  <w:style w:type="paragraph" w:styleId="Strong">
-    <w:name w:val="Strong"/>
+  <w:style w:type="character" w:default="1" w:styleId="DefaultParagraphFont">
+    <w:name w:val="Default Paragraph Font"/>
+    <w:uiPriority w:val="1"/>
+    <w:semiHidden/>
+    <w:unhideWhenUsed/>
+  </w:style>
+  <w:style w:type="table" w:default="1" w:styleId="TableNormal">
+    <w:name w:val="Normal Table"/>
+    <w:uiPriority w:val="99"/>
+    <w:semiHidden/>
+    <w:unhideWhenUsed/>
+    <w:tblPr>
+      <w:tblInd w:w="0" w:type="dxa"/>
+      <w:tblCellMar>
+        <w:top w:w="0" w:type="dxa"/>
+        <w:left w:w="108" w:type="dxa"/>
+        <w:bottom w:w="0" w:type="dxa"/>
+        <w:right w:w="108" w:type="dxa"/>
+      </w:tblCellMar>
+    </w:tblPr>
+  </w:style>
+  <w:style w:type="numbering" w:default="1" w:styleId="NoList">
+    <w:name w:val="No List"/>
+    <w:uiPriority w:val="99"/>
+    <w:semiHidden/>
+    <w:unhideWhenUsed/>
+  </w:style>
+  <w:style w:type="paragraph" w:styleId="Title">
+    <w:name w:val="Title"/>
+    <w:basedOn w:val="Normal"/>
+    <w:next w:val="Normal"/>
+    <w:uiPriority w:val="10"/>
+    <w:qFormat/>
+    <w:rPr>
+      <w:sz w:val="56"/>
+      <w:szCs w:val="56"/>
+    </w:rPr>
+  </w:style>
+  <w:style w:type="paragraph" w:customStyle="1" w:styleId="Strong1">
+    <w:name w:val="Strong1"/>
     <w:basedOn w:val="Normal"/>
     <w:next w:val="Normal"/>
     <w:qFormat/>
@@ -5469,7 +6599,6 @@
   </w:style>
   <w:style w:type="character" w:styleId="Hyperlink">
     <w:name w:val="Hyperlink"/>
-    <w:basedOn w:val="DefaultParagraphFont"/>
     <w:uiPriority w:val="99"/>
     <w:unhideWhenUsed/>
     <w:rPr>
@@ -5479,7 +6608,6 @@
   </w:style>
   <w:style w:type="character" w:styleId="FootnoteReference">
     <w:name w:val="footnote reference"/>
-    <w:basedOn w:val="DefaultParagraphFont"/>
     <w:uiPriority w:val="99"/>
     <w:semiHidden/>
     <w:unhideWhenUsed/>
@@ -5494,17 +6622,13 @@
     <w:uiPriority w:val="99"/>
     <w:semiHidden/>
     <w:unhideWhenUsed/>
-    <w:pPr>
-      <w:spacing w:after="0" w:line="240" w:lineRule="auto"/>
-    </w:pPr>
     <w:rPr>
       <w:sz w:val="20"/>
       <w:szCs w:val="20"/>
     </w:rPr>
   </w:style>
-  <w:style w:type="character" w:styleId="FootnoteTextChar">
+  <w:style w:type="character" w:customStyle="1" w:styleId="FootnoteTextChar">
     <w:name w:val="Footnote Text Char"/>
-    <w:basedOn w:val="DefaultParagraphFont"/>
     <w:link w:val="FootnoteText"/>
     <w:uiPriority w:val="99"/>
     <w:semiHidden/>
@@ -5516,7 +6640,6 @@
   </w:style>
   <w:style w:type="character" w:styleId="EndnoteReference">
     <w:name w:val="endnote reference"/>
-    <w:basedOn w:val="DefaultParagraphFont"/>
     <w:uiPriority w:val="99"/>
     <w:semiHidden/>
     <w:unhideWhenUsed/>
@@ -5531,17 +6654,13 @@
     <w:uiPriority w:val="99"/>
     <w:semiHidden/>
     <w:unhideWhenUsed/>
-    <w:pPr>
-      <w:spacing w:after="0" w:line="240" w:lineRule="auto"/>
-    </w:pPr>
     <w:rPr>
       <w:sz w:val="20"/>
       <w:szCs w:val="20"/>
     </w:rPr>
   </w:style>
-  <w:style w:type="character" w:styleId="EndnoteTextChar">
+  <w:style w:type="character" w:customStyle="1" w:styleId="EndnoteTextChar">
     <w:name w:val="Endnote Text Char"/>
-    <w:basedOn w:val="DefaultParagraphFont"/>
     <w:link w:val="EndnoteText"/>
     <w:uiPriority w:val="99"/>
     <w:semiHidden/>
@@ -5549,47 +6668,6 @@
     <w:rPr>
       <w:sz w:val="20"/>
       <w:szCs w:val="20"/>
-    </w:rPr>
-  </w:style>
-  <w:style w:type="paragraph" w:styleId="Heading1">
-    <w:name w:val="Heading 1"/>
-    <w:basedOn w:val="Normal"/>
-    <w:next w:val="Normal"/>
-    <w:qFormat/>
-    <w:pPr>
-      <w:keepNext/>
-      <w:pBdr>
-        <w:bottom w:val="single" w:color="3E6A9E" w:sz="6" w:space="4"/>
-      </w:pBdr>
-      <w:spacing w:after="160" w:before="360"/>
-      <w:outlineLvl w:val="0"/>
-    </w:pPr>
-    <w:rPr>
-      <w:rFonts w:ascii="Arial" w:cs="Arial" w:eastAsia="Arial" w:hAnsi="Arial"/>
-      <w:b/>
-      <w:bCs/>
-      <w:color w:val="1F2D3D"/>
-      <w:sz w:val="34"/>
-      <w:szCs w:val="34"/>
-    </w:rPr>
-  </w:style>
-  <w:style w:type="paragraph" w:styleId="Heading2">
-    <w:name w:val="Heading 2"/>
-    <w:basedOn w:val="Normal"/>
-    <w:next w:val="Normal"/>
-    <w:qFormat/>
-    <w:pPr>
-      <w:keepNext/>
-      <w:spacing w:after="100" w:before="260"/>
-      <w:outlineLvl w:val="1"/>
-    </w:pPr>
-    <w:rPr>
-      <w:rFonts w:ascii="Arial" w:cs="Arial" w:eastAsia="Arial" w:hAnsi="Arial"/>
-      <w:b/>
-      <w:bCs/>
-      <w:color w:val="3E6A9E"/>
-      <w:sz w:val="25"/>
-      <w:szCs w:val="25"/>
     </w:rPr>
   </w:style>
 </w:styles>
@@ -5747,7 +6825,7 @@
         <a:solidFill>
           <a:schemeClr val="phClr"/>
         </a:solidFill>
-        <a:gradFill rotWithShape="true">
+        <a:gradFill rotWithShape="1">
           <a:gsLst>
             <a:gs pos="0">
               <a:schemeClr val="phClr">
@@ -5771,9 +6849,9 @@
               </a:schemeClr>
             </a:gs>
           </a:gsLst>
-          <a:lin ang="5400000" scaled="false"/>
+          <a:lin ang="5400000" scaled="0"/>
         </a:gradFill>
-        <a:gradFill rotWithShape="true">
+        <a:gradFill rotWithShape="1">
           <a:gsLst>
             <a:gs pos="0">
               <a:schemeClr val="phClr">
@@ -5797,7 +6875,7 @@
               </a:schemeClr>
             </a:gs>
           </a:gsLst>
-          <a:lin ang="5400000" scaled="false"/>
+          <a:lin ang="5400000" scaled="0"/>
         </a:gradFill>
       </a:fillStyleLst>
       <a:lnStyleLst>
@@ -5832,7 +6910,7 @@
         </a:effectStyle>
         <a:effectStyle>
           <a:effectLst>
-            <a:outerShdw blurRad="57150" dist="19050" dir="5400000" algn="ctr" rotWithShape="false">
+            <a:outerShdw blurRad="57150" dist="19050" dir="5400000" algn="ctr" rotWithShape="0">
               <a:srgbClr val="000000">
                 <a:alpha val="63000"/>
               </a:srgbClr>
@@ -5850,7 +6928,7 @@
             <a:satMod val="170000"/>
           </a:schemeClr>
         </a:solidFill>
-        <a:gradFill rotWithShape="true">
+        <a:gradFill rotWithShape="1">
           <a:gsLst>
             <a:gs pos="0">
               <a:schemeClr val="phClr">
@@ -5875,7 +6953,7 @@
               </a:schemeClr>
             </a:gs>
           </a:gsLst>
-          <a:lin ang="5400000" scaled="false"/>
+          <a:lin ang="5400000" scaled="0"/>
         </a:gradFill>
       </a:bgFillStyleLst>
     </a:fmtScheme>
